--- a/docs/MDPAR-H_EIC_Pathfinder_DeepRAP_2026_PartB_submission-template-compliant.docx
+++ b/docs/MDPAR-H_EIC_Pathfinder_DeepRAP_2026_PartB_submission-template-compliant.docx
@@ -110,19 +110,7 @@
         <w:rPr>
           <w:rFonts w:cs="Times New Roman"/>
         </w:rPr>
-        <w:t xml:space="preserve">Cognitive AI systems can differ </w:t>
-      </w:r>
-      <w:r>
-        <w:rPr>
-          <w:rFonts w:cs="Times New Roman"/>
-        </w:rPr>
-        <w:t>radically in model family, semantic representation, language, modality, internal state and implementation while still appearing to perform comparable acts of reasoning, abstraction and planning. The unresolved question is whether any non-trivial part of th</w:t>
-      </w:r>
-      <w:r>
-        <w:rPr>
-          <w:rFonts w:cs="Times New Roman"/>
-        </w:rPr>
-        <w:t>ose cognitive trajectories can be represented as a sufficiently general structure that remains comparable across heterogeneous systems without requiring a shared global semantic ontology. MDPAR-H addresses that question experimentally.</w:t>
+        <w:t>Cognitive AI systems can differ radically in model family, semantic representation, language, modality, internal state and implementation while still appearing to perform comparable acts of reasoning, abstraction and planning. The unresolved question is whether any non-trivial part of those cognitive trajectories can be represented as a sufficiently general structure that remains comparable across heterogeneous systems without requiring a shared global semantic ontology. MDPAR-H addresses that question experimentally.</w:t>
       </w:r>
     </w:p>
     <w:p>
@@ -137,13 +125,7 @@
         <w:rPr>
           <w:rFonts w:cs="Times New Roman"/>
         </w:rPr>
-        <w:t>Th</w:t>
-      </w:r>
-      <w:r>
-        <w:rPr>
-          <w:rFonts w:cs="Times New Roman"/>
-        </w:rPr>
-        <w:t>ere exists an inferential structure sufficiently general to admit structurally comparable representations across heterogeneous domains, profiles and modalities without requiring those domains to share a global semantic ontology.</w:t>
+        <w:t>There exists an inferential structure sufficiently general to admit structurally comparable representations across heterogeneous domains, profiles and modalities without requiring those domains to share a global semantic ontology.</w:t>
       </w:r>
     </w:p>
     <w:p>
@@ -151,37 +133,21 @@
         <w:rPr>
           <w:rFonts w:cs="Times New Roman"/>
         </w:rPr>
-        <w:t>The project starts from a s</w:t>
-      </w:r>
-      <w:r>
-        <w:rPr>
-          <w:rFonts w:cs="Times New Roman"/>
-        </w:rPr>
-        <w:t>ubstantially matured but deliberately non-confirmatory baseline. MDPAR v2.2.0 is the definitive pre-existing experimental instrument. Its SCC formalism represents discrete inferential trajectories, correspondence, property transport, recurrence and structu</w:t>
-      </w:r>
-      <w:r>
-        <w:rPr>
-          <w:rFonts w:cs="Times New Roman"/>
-        </w:rPr>
-        <w:t>ral comparison; the architecture separates semantic observation, structural calculation, longitudinal continuity, routing, certification and operational authority; and the v2.2.0 Swagger surface exposes an end-to-end assessment contract with canonical mach</w:t>
-      </w:r>
-      <w:r>
-        <w:rPr>
-          <w:rFonts w:cs="Times New Roman"/>
-        </w:rPr>
-        <w:t>ine-readable output, provenance and derived reporting. The baseline is therefore not a single preliminary result but an evidential stack: formal properties defined inside SCC; executable realisation of those properties and responsibility boundaries in MDPA</w:t>
-      </w:r>
-      <w:r>
-        <w:rPr>
-          <w:rFonts w:cs="Times New Roman"/>
-        </w:rPr>
-        <w:t>R; stratified C0-C12 DEVELOPMENT evidence; and an operational service surface. None of these layers establishes maximal external structural universality. The funded question begins at the next boundary: how far the regularities survive as independence from</w:t>
-      </w:r>
-      <w:r>
-        <w:rPr>
-          <w:rFonts w:cs="Times New Roman"/>
-        </w:rPr>
-        <w:t xml:space="preserve"> MDPAR increases through prospective controls, independently engineered cognitive systems and, finally, multimodal physical coupling.</w:t>
+        <w:t xml:space="preserve">The project starts from a substantially matured but deliberately non-confirmatory baseline. MDPAR v2.2.0 is the definitive pre-existing experimental instrument. Its SCC formalism represents discrete inferential trajectories, correspondence, property transport, recurrence and structural comparison; the architecture separates semantic observation, structural calculation, longitudinal continuity, routing, certification and operational authority; and the v2.2.0 Swagger surface exposes an end-to-end assessment contract with canonical machine-readable output, provenance and derived reporting. The baseline is therefore not a single preliminary result but an evidential stack: formal properties defined inside SCC; executable </w:t>
+      </w:r>
+      <w:proofErr w:type="spellStart"/>
+      <w:r>
+        <w:rPr>
+          <w:rFonts w:cs="Times New Roman"/>
+        </w:rPr>
+        <w:t>realisation</w:t>
+      </w:r>
+      <w:proofErr w:type="spellEnd"/>
+      <w:r>
+        <w:rPr>
+          <w:rFonts w:cs="Times New Roman"/>
+        </w:rPr>
+        <w:t xml:space="preserve"> of those properties and responsibility boundaries in MDPAR; stratified C0-C12 DEVELOPMENT evidence; and an operational service surface. None of these layers establishes maximal external structural universality. The funded question begins at the next boundary: how far the regularities survive as independence from MDPAR increases through prospective controls, independently engineered cognitive systems and, finally, multimodal physical coupling.</w:t>
       </w:r>
     </w:p>
     <w:p>
@@ -189,19 +155,21 @@
         <w:rPr>
           <w:rFonts w:cs="Times New Roman"/>
         </w:rPr>
-        <w:t>A central discipline is to keep four objects separate: the SCC formalism, the MDPAR experimental architecture, the operati</w:t>
-      </w:r>
-      <w:r>
-        <w:rPr>
-          <w:rFonts w:cs="Times New Roman"/>
-        </w:rPr>
-        <w:t>onal product surface, and the universality hypothesis. Formal closure does not imply empirical generalisation; an executable product does not imply scientific confirmation; and high task performance does not substitute for structural invariance. MDPAR-H wi</w:t>
-      </w:r>
-      <w:r>
-        <w:rPr>
-          <w:rFonts w:cs="Times New Roman"/>
-        </w:rPr>
-        <w:t>ll preserve this separation throughout evaluation and communication.</w:t>
+        <w:t xml:space="preserve">A central discipline is to keep four objects separate: the SCC formalism, the MDPAR experimental architecture, the operational product surface, and the universality hypothesis. Formal closure does not imply empirical </w:t>
+      </w:r>
+      <w:proofErr w:type="spellStart"/>
+      <w:r>
+        <w:rPr>
+          <w:rFonts w:cs="Times New Roman"/>
+        </w:rPr>
+        <w:t>generalisation</w:t>
+      </w:r>
+      <w:proofErr w:type="spellEnd"/>
+      <w:r>
+        <w:rPr>
+          <w:rFonts w:cs="Times New Roman"/>
+        </w:rPr>
+        <w:t>; an executable product does not imply scientific confirmation; and high task performance does not substitute for structural invariance. MDPAR-H will preserve this separation throughout evaluation and communication.</w:t>
       </w:r>
     </w:p>
     <w:p>
@@ -228,13 +196,21 @@
         <w:rPr>
           <w:rFonts w:cs="Times New Roman"/>
         </w:rPr>
-        <w:t>). Its scientific documentation, doctora</w:t>
-      </w:r>
-      <w:r>
-        <w:rPr>
-          <w:rFonts w:cs="Times New Roman"/>
-        </w:rPr>
-        <w:t>l formalisation manuscript, C0-C12 evidence catalogue, benchmark specifications, reproducibility procedures and executable falsification commands are maintained in MDPAR-docs (</w:t>
+        <w:t xml:space="preserve">). Its scientific documentation, doctoral </w:t>
+      </w:r>
+      <w:proofErr w:type="spellStart"/>
+      <w:r>
+        <w:rPr>
+          <w:rFonts w:cs="Times New Roman"/>
+        </w:rPr>
+        <w:t>formalisation</w:t>
+      </w:r>
+      <w:proofErr w:type="spellEnd"/>
+      <w:r>
+        <w:rPr>
+          <w:rFonts w:cs="Times New Roman"/>
+        </w:rPr>
+        <w:t xml:space="preserve"> manuscript, C0-C12 evidence catalogue, benchmark specifications, reproducibility procedures and executable falsification commands are maintained in MDPAR-docs (</w:t>
       </w:r>
       <w:r>
         <w:rPr>
@@ -246,19 +222,7 @@
         <w:rPr>
           <w:rFonts w:cs="Times New Roman"/>
         </w:rPr>
-        <w:t>). These resources are Background evidence, not project-generated re</w:t>
-      </w:r>
-      <w:r>
-        <w:rPr>
-          <w:rFonts w:cs="Times New Roman"/>
-        </w:rPr>
-        <w:t>sults. Their role is to establish provenance, timestamped maturity and a reproducible boundary between work completed before submission and the prospective research funded by MDPAR-H; evaluation of the proposal does not depend on external inspection of the</w:t>
-      </w:r>
-      <w:r>
-        <w:rPr>
-          <w:rFonts w:cs="Times New Roman"/>
-        </w:rPr>
-        <w:t xml:space="preserve"> repository.</w:t>
+        <w:t>). These resources are Background evidence, not project-generated results. Their role is to establish provenance, timestamped maturity and a reproducible boundary between work completed before submission and the prospective research funded by MDPAR-H; evaluation of the proposal does not depend on external inspection of the repository.</w:t>
       </w:r>
     </w:p>
     <w:p>
@@ -279,19 +243,7 @@
         <w:rPr>
           <w:rFonts w:cs="Times New Roman"/>
         </w:rPr>
-        <w:t>Over 36 months, MDPAR-H will determine whether candidate structural invariants of inference can be formally specified, prospectively measured and independently reproduced across increasingly heterogeneous cognitive systems. T</w:t>
-      </w:r>
-      <w:r>
-        <w:rPr>
-          <w:rFonts w:cs="Times New Roman"/>
-        </w:rPr>
-        <w:t>he project progresses from adversarial symbolic testing, to independent cross-system interoperability, and finally to multimodal and embodied cognition. Each stage increases the independence and difficulty of the claim while preserving scientifically usefu</w:t>
-      </w:r>
-      <w:r>
-        <w:rPr>
-          <w:rFonts w:cs="Times New Roman"/>
-        </w:rPr>
-        <w:t>l outcomes if a later stage narrows or falsifies it.</w:t>
+        <w:t>Over 36 months, MDPAR-H will determine whether candidate structural invariants of inference can be formally specified, prospectively measured and independently reproduced across increasingly heterogeneous cognitive systems. The project progresses from adversarial symbolic testing, to independent cross-system interoperability, and finally to multimodal and embodied cognition. Each stage increases the independence and difficulty of the claim while preserving scientifically useful outcomes if a later stage narrows or falsifies it.</w:t>
       </w:r>
     </w:p>
     <w:p>
@@ -306,25 +258,7 @@
         <w:rPr>
           <w:rFonts w:cs="Times New Roman"/>
         </w:rPr>
-        <w:t>Freeze a falsifiable formal and metrological specification of the MDPAR Hypothesis. By Month 12, convert the mature v2.2.0 SCC/trajectory machinery into a prospective test specification covering occ</w:t>
-      </w:r>
-      <w:r>
-        <w:rPr>
-          <w:rFonts w:cs="Times New Roman"/>
-        </w:rPr>
-        <w:t>urrence identity, ordering, typed relations, admissible transformations, candidate invariants, exact equivalence versus partial similarity, provenance, semantic-leakage constraints, adapter-minimality criteria and explicit falsification conditions. Existin</w:t>
-      </w:r>
-      <w:r>
-        <w:rPr>
-          <w:rFonts w:cs="Times New Roman"/>
-        </w:rPr>
-        <w:t>g definitions may be refined during DEVELOPMENT, but confirmatory criteria will be version-frozen before held-out exposure. Success is verified by a versioned formal specification, executable conformance tests, preregistered endpoints and independent repro</w:t>
-      </w:r>
-      <w:r>
-        <w:rPr>
-          <w:rFonts w:cs="Times New Roman"/>
-        </w:rPr>
-        <w:t>ducibility of the measurement procedure.</w:t>
+        <w:t>Freeze a falsifiable formal and metrological specification of the MDPAR Hypothesis. By Month 12, convert the mature v2.2.0 SCC/trajectory machinery into a prospective test specification covering occurrence identity, ordering, typed relations, admissible transformations, candidate invariants, exact equivalence versus partial similarity, provenance, semantic-leakage constraints, adapter-minimality criteria and explicit falsification conditions. Existing definitions may be refined during DEVELOPMENT, but confirmatory criteria will be version-frozen before held-out exposure. Success is verified by a versioned formal specification, executable conformance tests, preregistered endpoints and independent reproducibility of the measurement procedure.</w:t>
       </w:r>
     </w:p>
     <w:p>
@@ -339,19 +273,7 @@
         <w:rPr>
           <w:rFonts w:cs="Times New Roman"/>
         </w:rPr>
-        <w:t>Determine the empirical domain of structural invariance in the symbolic plane. During Year 1, subject the frozen specification to large-scale cross-domain, cross-language, cross-model and cross-representation s</w:t>
-      </w:r>
-      <w:r>
-        <w:rPr>
-          <w:rFonts w:cs="Times New Roman"/>
-        </w:rPr>
-        <w:t>tress testing with positive controls, designed negative controls, transformations and ablations. The experiments will test whether properties survive changes in semantics, notation, observer, capacity, routing and representation while measuring semantic bu</w:t>
-      </w:r>
-      <w:r>
-        <w:rPr>
-          <w:rFonts w:cs="Times New Roman"/>
-        </w:rPr>
-        <w:t xml:space="preserve">rden and detecting hidden ontology reconstruction. Success is not universal preservation: the </w:t>
+        <w:t xml:space="preserve">Determine the empirical domain of structural invariance in the symbolic plane. During Year 1, subject the frozen specification to large-scale cross-domain, cross-language, cross-model and cross-representation stress testing with positive controls, designed negative controls, transformations and ablations. The experiments will test whether properties survive changes in semantics, notation, observer, capacity, routing and representation while measuring semantic burden and detecting hidden ontology reconstruction. Success is not universal preservation: the </w:t>
       </w:r>
       <w:r>
         <w:rPr>
@@ -373,19 +295,7 @@
         <w:rPr>
           <w:rFonts w:cs="Times New Roman"/>
         </w:rPr>
-        <w:t>Test cross-system cognitive interoperability among independently developed systems. During Year 2, evaluate reasoners, planners and symbolic or neuro-symbolic systems that were not designed around MDPAR and that retain their own native representations</w:t>
-      </w:r>
-      <w:r>
-        <w:rPr>
-          <w:rFonts w:cs="Times New Roman"/>
-        </w:rPr>
-        <w:t xml:space="preserve"> and control assumptions. Native execution will precede projection into MDPAR-compatible observables. Cross-system adapters will be treated as experimental objects whose complexity, semantic burden and ontology import are measured. This is the principal in</w:t>
-      </w:r>
-      <w:r>
-        <w:rPr>
-          <w:rFonts w:cs="Times New Roman"/>
-        </w:rPr>
-        <w:t>dependence test: it determines whether regularities delimited in Year 1 belong only to MDPAR encoding or can be recovered across heterogeneous cognitive architectures.</w:t>
+        <w:t>Test cross-system cognitive interoperability among independently developed systems. During Year 2, evaluate reasoners, planners and symbolic or neuro-symbolic systems that were not designed around MDPAR and that retain their own native representations and control assumptions. Native execution will precede projection into MDPAR-compatible observables. Cross-system adapters will be treated as experimental objects whose complexity, semantic burden and ontology import are measured. This is the principal independence test: it determines whether regularities delimited in Year 1 belong only to MDPAR encoding or can be recovered across heterogeneous cognitive architectures.</w:t>
       </w:r>
     </w:p>
     <w:p>
@@ -400,25 +310,21 @@
         <w:rPr>
           <w:rFonts w:cs="Times New Roman"/>
         </w:rPr>
-        <w:t xml:space="preserve">Test structural invariance under multimodal and embodied cognition. During Year 3, </w:t>
-      </w:r>
-      <w:r>
-        <w:rPr>
-          <w:rFonts w:cs="Times New Roman"/>
-        </w:rPr>
-        <w:t>extend the falsification programme to systems in which perception, state estimation, planning, action and feedback are coupled to multimodal or physical environments. In collaboration with an embodied-AI/robotics partner, test partial observability, sensor</w:t>
-      </w:r>
-      <w:r>
-        <w:rPr>
-          <w:rFonts w:cs="Times New Roman"/>
-        </w:rPr>
-        <w:t xml:space="preserve"> disagreement, delays, replanning, actuator constraints, outages, fallback and recovery. The objective is not to show that MDPAR can command a robot, but to determine which structural properties, if any, remain identifiable once cognition is temporally and</w:t>
-      </w:r>
-      <w:r>
-        <w:rPr>
-          <w:rFonts w:cs="Times New Roman"/>
-        </w:rPr>
-        <w:t xml:space="preserve"> physically situated.</w:t>
+        <w:t xml:space="preserve">Test structural invariance under multimodal and embodied cognition. During Year 3, extend the falsification </w:t>
+      </w:r>
+      <w:proofErr w:type="spellStart"/>
+      <w:r>
+        <w:rPr>
+          <w:rFonts w:cs="Times New Roman"/>
+        </w:rPr>
+        <w:t>programme</w:t>
+      </w:r>
+      <w:proofErr w:type="spellEnd"/>
+      <w:r>
+        <w:rPr>
+          <w:rFonts w:cs="Times New Roman"/>
+        </w:rPr>
+        <w:t xml:space="preserve"> to systems in which perception, state estimation, planning, action and feedback are coupled to multimodal or physical environments. In collaboration with an embodied-AI/robotics partner, test partial observability, sensor disagreement, delays, replanning, actuator constraints, outages, fallback and recovery. The objective is not to show that MDPAR can command a robot, but to determine which structural properties, if any, remain identifiable once cognition is temporally and physically situated.</w:t>
       </w:r>
     </w:p>
     <w:p>
@@ -433,19 +339,7 @@
         <w:rPr>
           <w:rFonts w:cs="Times New Roman"/>
         </w:rPr>
-        <w:t xml:space="preserve">Integrate and validate the surviving mechanisms in a trustworthy cognitive-AI demonstrator at TRL4. O5 spans Years 2-3. The demonstrator will expose reasoning, abstraction, planning, provenance, uncertainty, structural state and </w:t>
-      </w:r>
-      <w:r>
-        <w:rPr>
-          <w:rFonts w:cs="Times New Roman"/>
-        </w:rPr>
-        <w:t>action authority as auditable components, first with heterogeneous symbolic systems and then with multimodal/embodied components. TRL4 success and hypothesis support will remain separate endpoints: a useful demonstrator may survive even if the strongest un</w:t>
-      </w:r>
-      <w:r>
-        <w:rPr>
-          <w:rFonts w:cs="Times New Roman"/>
-        </w:rPr>
-        <w:t>iversality claim is delimited or falsified.</w:t>
+        <w:t>Integrate and validate the surviving mechanisms in a trustworthy cognitive-AI demonstrator at TRL4. O5 spans Years 2-3. The demonstrator will expose reasoning, abstraction, planning, provenance, uncertainty, structural state and action authority as auditable components, first with heterogeneous symbolic systems and then with multimodal/embodied components. TRL4 success and hypothesis support will remain separate endpoints: a useful demonstrator may survive even if the strongest universality claim is delimited or falsified.</w:t>
       </w:r>
     </w:p>
     <w:p>
@@ -458,7 +352,23 @@
           <w:rFonts w:cs="Times New Roman"/>
           <w:b/>
         </w:rPr>
-        <w:t>Relevance to the DeepRAP Challenge</w:t>
+        <w:t xml:space="preserve">Relevance to the </w:t>
+      </w:r>
+      <w:proofErr w:type="spellStart"/>
+      <w:r>
+        <w:rPr>
+          <w:rFonts w:cs="Times New Roman"/>
+          <w:b/>
+        </w:rPr>
+        <w:t>DeepRAP</w:t>
+      </w:r>
+      <w:proofErr w:type="spellEnd"/>
+      <w:r>
+        <w:rPr>
+          <w:rFonts w:cs="Times New Roman"/>
+          <w:b/>
+        </w:rPr>
+        <w:t xml:space="preserve"> Challenge</w:t>
       </w:r>
     </w:p>
     <w:p>
@@ -466,19 +376,21 @@
         <w:rPr>
           <w:rFonts w:cs="Times New Roman"/>
         </w:rPr>
-        <w:t xml:space="preserve">MDPAR-H directly addresses DeepRAP's objective of moving beyond current purely neural or purely symbolic approaches toward trustworthy cognitive AI with stronger </w:t>
-      </w:r>
-      <w:r>
-        <w:rPr>
-          <w:rFonts w:cs="Times New Roman"/>
-        </w:rPr>
-        <w:t>Reasoning, Abstraction and Planning capabilities. Its scientific contribution is not another stand-alone foundation model. It tests whether a model-independent structural layer can make heterogeneous cognitive processes comparable, inspectable and governab</w:t>
-      </w:r>
-      <w:r>
-        <w:rPr>
-          <w:rFonts w:cs="Times New Roman"/>
-        </w:rPr>
-        <w:t>le while leaving semantic competence to neural, symbolic or hybrid systems.</w:t>
+        <w:t xml:space="preserve">MDPAR-H directly addresses </w:t>
+      </w:r>
+      <w:proofErr w:type="spellStart"/>
+      <w:r>
+        <w:rPr>
+          <w:rFonts w:cs="Times New Roman"/>
+        </w:rPr>
+        <w:t>DeepRAP's</w:t>
+      </w:r>
+      <w:proofErr w:type="spellEnd"/>
+      <w:r>
+        <w:rPr>
+          <w:rFonts w:cs="Times New Roman"/>
+        </w:rPr>
+        <w:t xml:space="preserve"> objective of moving beyond current purely neural or purely symbolic approaches toward trustworthy cognitive AI with stronger Reasoning, Abstraction and Planning capabilities. Its scientific contribution is not another stand-alone foundation model. It tests whether a model-independent structural layer can make heterogeneous cognitive processes comparable, inspectable and governable while leaving semantic competence to neural, symbolic or hybrid systems.</w:t>
       </w:r>
     </w:p>
     <w:p>
@@ -486,19 +398,35 @@
         <w:rPr>
           <w:rFonts w:cs="Times New Roman"/>
         </w:rPr>
-        <w:t>The project is primarily a Multi-Capability (MC) project. Deep Abstraction is the principal scientific axis because the hypothesis concerns transfer and comparability of high-level</w:t>
-      </w:r>
-      <w:r>
-        <w:rPr>
-          <w:rFonts w:cs="Times New Roman"/>
-        </w:rPr>
-        <w:t xml:space="preserve"> inferential structure across domains, representations and modalities. Deep Reasoning is co-primary because the object under study is inferential trajectory structure, including uncertainty, provenance, compatibility and explanation. Deep Planning becomes </w:t>
-      </w:r>
-      <w:r>
-        <w:rPr>
-          <w:rFonts w:cs="Times New Roman"/>
-        </w:rPr>
-        <w:t>progressively central through longitudinal continuity, routing, contingency, replanning, timing and the Year-3 embodiment programme. The project therefore tests, rather than presumes, that one structural substrate can span the three DeepRAP capabilities.</w:t>
+        <w:t xml:space="preserve">The project is primarily a Multi-Capability (MC) project. Deep Abstraction is the principal scientific axis because the hypothesis concerns transfer and comparability of high-level inferential structure across domains, representations and modalities. Deep Reasoning is co-primary because the object under study is inferential trajectory structure, including uncertainty, provenance, compatibility and explanation. Deep Planning becomes progressively central through longitudinal continuity, routing, contingency, replanning, timing and the Year-3 embodiment </w:t>
+      </w:r>
+      <w:proofErr w:type="spellStart"/>
+      <w:r>
+        <w:rPr>
+          <w:rFonts w:cs="Times New Roman"/>
+        </w:rPr>
+        <w:t>programme</w:t>
+      </w:r>
+      <w:proofErr w:type="spellEnd"/>
+      <w:r>
+        <w:rPr>
+          <w:rFonts w:cs="Times New Roman"/>
+        </w:rPr>
+        <w:t xml:space="preserve">. The project therefore tests, rather than presumes, that one structural substrate can span the three </w:t>
+      </w:r>
+      <w:proofErr w:type="spellStart"/>
+      <w:r>
+        <w:rPr>
+          <w:rFonts w:cs="Times New Roman"/>
+        </w:rPr>
+        <w:t>DeepRAP</w:t>
+      </w:r>
+      <w:proofErr w:type="spellEnd"/>
+      <w:r>
+        <w:rPr>
+          <w:rFonts w:cs="Times New Roman"/>
+        </w:rPr>
+        <w:t xml:space="preserve"> capabilities.</w:t>
       </w:r>
     </w:p>
     <w:p>
@@ -506,25 +434,21 @@
         <w:rPr>
           <w:rFonts w:cs="Times New Roman"/>
         </w:rPr>
-        <w:t>T</w:t>
-      </w:r>
-      <w:r>
-        <w:rPr>
-          <w:rFonts w:cs="Times New Roman"/>
-        </w:rPr>
-        <w:t>he technological approach is centred on Cognitive Architectures (CA) and Formal Methods Integration (FMI), with Novel Interdisciplinary Frameworks (NIF) and Trustworthiness Mechanisms (TM) as strong secondary dimensions. Multimodal Integration (MMI) become</w:t>
-      </w:r>
-      <w:r>
-        <w:rPr>
-          <w:rFonts w:cs="Times New Roman"/>
-        </w:rPr>
-        <w:t>s a principal experimental dimension in Year 3. MDPAR-H is compatible with neuro-symbolic systems, but its breakthrough claim is not simply neural-symbolic combination: it is the possible separation of semantic capability from structural ownership, longitu</w:t>
-      </w:r>
-      <w:r>
-        <w:rPr>
-          <w:rFonts w:cs="Times New Roman"/>
-        </w:rPr>
-        <w:t>dinal continuity and operational authority while retaining measurable inferential regularities.</w:t>
+        <w:t xml:space="preserve">The technological approach is </w:t>
+      </w:r>
+      <w:proofErr w:type="spellStart"/>
+      <w:r>
+        <w:rPr>
+          <w:rFonts w:cs="Times New Roman"/>
+        </w:rPr>
+        <w:t>centred</w:t>
+      </w:r>
+      <w:proofErr w:type="spellEnd"/>
+      <w:r>
+        <w:rPr>
+          <w:rFonts w:cs="Times New Roman"/>
+        </w:rPr>
+        <w:t xml:space="preserve"> on Cognitive Architectures (CA) and Formal Methods Integration (FMI), with Novel Interdisciplinary Frameworks (NIF) and Trustworthiness Mechanisms (TM) as strong secondary dimensions. Multimodal Integration (MMI) becomes a principal experimental dimension in Year 3. MDPAR-H is compatible with neuro-symbolic systems, but its breakthrough claim is not simply neural-symbolic combination: it is the possible separation of semantic capability from structural ownership, longitudinal continuity and operational authority while retaining measurable inferential regularities.</w:t>
       </w:r>
     </w:p>
     <w:p>
@@ -532,19 +456,21 @@
         <w:rPr>
           <w:rFonts w:cs="Times New Roman"/>
         </w:rPr>
-        <w:t>The project also addresses the expected outcomes of the Challenge: methods and metrics for evaluating reasoning and trustworthiness; explicit provenance, uncert</w:t>
-      </w:r>
-      <w:r>
-        <w:rPr>
-          <w:rFonts w:cs="Times New Roman"/>
-        </w:rPr>
-        <w:t>ainty, failure and authority semantics; constrained-compute experiments across local and frontier cognition; FAIR evidence packages; interoperability protocols; and a TRL4 laboratory demonstrator. The pre-existing v2.2.0 instrument already provides a concr</w:t>
-      </w:r>
-      <w:r>
-        <w:rPr>
-          <w:rFonts w:cs="Times New Roman"/>
-        </w:rPr>
-        <w:t>ete integration baseline, while the funded work is reserved for prospective validation, independent replication, cross-system generalisation and embodiment.</w:t>
+        <w:t xml:space="preserve">The project also addresses the expected outcomes of the Challenge: methods and metrics for evaluating reasoning and trustworthiness; explicit provenance, uncertainty, failure and authority semantics; constrained-compute experiments across local and frontier cognition; FAIR evidence packages; interoperability protocols; and a TRL4 laboratory demonstrator. The pre-existing v2.2.0 instrument already provides a concrete integration baseline, while the funded work is reserved for prospective validation, independent replication, cross-system </w:t>
+      </w:r>
+      <w:proofErr w:type="spellStart"/>
+      <w:r>
+        <w:rPr>
+          <w:rFonts w:cs="Times New Roman"/>
+        </w:rPr>
+        <w:t>generalisation</w:t>
+      </w:r>
+      <w:proofErr w:type="spellEnd"/>
+      <w:r>
+        <w:rPr>
+          <w:rFonts w:cs="Times New Roman"/>
+        </w:rPr>
+        <w:t xml:space="preserve"> and embodiment.</w:t>
       </w:r>
     </w:p>
     <w:p>
@@ -565,19 +491,21 @@
         <w:rPr>
           <w:rFonts w:cs="Times New Roman"/>
         </w:rPr>
-        <w:t>MDPAR-H is designed to be difficult to substitute scientificall</w:t>
-      </w:r>
-      <w:r>
-        <w:rPr>
-          <w:rFonts w:cs="Times New Roman"/>
-        </w:rPr>
-        <w:t>y but easy to integrate technically. Its distinctive portfolio role is to contribute a falsifiable structural hypothesis, metrology and interoperability layer whose strongest tests require cognitive systems developed independently by other DeepRAP projects</w:t>
-      </w:r>
-      <w:r>
-        <w:rPr>
-          <w:rFonts w:cs="Times New Roman"/>
-        </w:rPr>
-        <w:t>. Portfolio heterogeneity is therefore not merely collaborative context; it is experimental leverage.</w:t>
+        <w:t xml:space="preserve">MDPAR-H is designed to be difficult to substitute scientifically but easy to integrate technically. Its distinctive portfolio role is to contribute a falsifiable structural hypothesis, metrology and interoperability layer whose strongest tests require cognitive systems developed independently by other </w:t>
+      </w:r>
+      <w:proofErr w:type="spellStart"/>
+      <w:r>
+        <w:rPr>
+          <w:rFonts w:cs="Times New Roman"/>
+        </w:rPr>
+        <w:t>DeepRAP</w:t>
+      </w:r>
+      <w:proofErr w:type="spellEnd"/>
+      <w:r>
+        <w:rPr>
+          <w:rFonts w:cs="Times New Roman"/>
+        </w:rPr>
+        <w:t xml:space="preserve"> projects. Portfolio heterogeneity is therefore not merely collaborative context; it is experimental leverage.</w:t>
       </w:r>
     </w:p>
     <w:p>
@@ -592,19 +520,35 @@
         <w:rPr>
           <w:rFonts w:cs="Times New Roman"/>
         </w:rPr>
-        <w:t xml:space="preserve"> MDPAR-H deliberately avoids treating internally engineered heterogeneity as sufficient evidence of generality. If the</w:t>
-      </w:r>
-      <w:r>
-        <w:rPr>
-          <w:rFonts w:cs="Times New Roman"/>
-        </w:rPr>
-        <w:t xml:space="preserve"> applicant controlled every validation architecture, representation and embodiment stack, apparent cross-system invariance could remain an artefact of common design assumptions. Independently developed DeepRAP systems are therefore not merely convenient re</w:t>
-      </w:r>
-      <w:r>
-        <w:rPr>
-          <w:rFonts w:cs="Times New Roman"/>
-        </w:rPr>
-        <w:t>sources: they are a methodological control against MDPAR-specific encoding. Portfolio dependence is converted into experimental independence, while fallbacks preserve executability if any particular collaboration does not materialise.</w:t>
+        <w:t xml:space="preserve"> MDPAR-H deliberately avoids treating internally engineered heterogeneity as sufficient evidence of generality. If the applicant controlled every validation architecture, representation and embodiment stack, apparent cross-system invariance could remain an artefact of common design assumptions. Independently developed </w:t>
+      </w:r>
+      <w:proofErr w:type="spellStart"/>
+      <w:r>
+        <w:rPr>
+          <w:rFonts w:cs="Times New Roman"/>
+        </w:rPr>
+        <w:t>DeepRAP</w:t>
+      </w:r>
+      <w:proofErr w:type="spellEnd"/>
+      <w:r>
+        <w:rPr>
+          <w:rFonts w:cs="Times New Roman"/>
+        </w:rPr>
+        <w:t xml:space="preserve"> systems are therefore not merely convenient resources: they are a methodological control against MDPAR-specific encoding. Portfolio dependence is converted into experimental independence, while fallbacks preserve executability if any particular collaboration does not </w:t>
+      </w:r>
+      <w:proofErr w:type="spellStart"/>
+      <w:r>
+        <w:rPr>
+          <w:rFonts w:cs="Times New Roman"/>
+        </w:rPr>
+        <w:t>materialise</w:t>
+      </w:r>
+      <w:proofErr w:type="spellEnd"/>
+      <w:r>
+        <w:rPr>
+          <w:rFonts w:cs="Times New Roman"/>
+        </w:rPr>
+        <w:t>.</w:t>
       </w:r>
     </w:p>
     <w:tbl>
@@ -664,14 +608,7 @@
                 <w:rFonts w:cs="Times New Roman"/>
                 <w:b/>
               </w:rPr>
-              <w:t>Primary focu</w:t>
-            </w:r>
-            <w:r>
-              <w:rPr>
-                <w:rFonts w:cs="Times New Roman"/>
-                <w:b/>
-              </w:rPr>
-              <w:t>s</w:t>
+              <w:t>Primary focus</w:t>
             </w:r>
           </w:p>
         </w:tc>
@@ -777,7 +714,21 @@
               <w:rPr>
                 <w:rFonts w:cs="Times New Roman"/>
               </w:rPr>
-              <w:t>DA tests transferable structure; DR tests inferential trajectories; DP enters through continuity, timing, contingency and embodiment.</w:t>
+              <w:t xml:space="preserve">DA </w:t>
+            </w:r>
+            <w:proofErr w:type="gramStart"/>
+            <w:r>
+              <w:rPr>
+                <w:rFonts w:cs="Times New Roman"/>
+              </w:rPr>
+              <w:t>tests</w:t>
+            </w:r>
+            <w:proofErr w:type="gramEnd"/>
+            <w:r>
+              <w:rPr>
+                <w:rFonts w:cs="Times New Roman"/>
+              </w:rPr>
+              <w:t xml:space="preserve"> transferable structure; DR tests inferential trajectories; DP enters through continuity, timing, contingency and embodiment.</w:t>
             </w:r>
           </w:p>
         </w:tc>
@@ -831,13 +782,7 @@
               <w:rPr>
                 <w:rFonts w:cs="Times New Roman"/>
               </w:rPr>
-              <w:t xml:space="preserve">NIF; TM; </w:t>
-            </w:r>
-            <w:r>
-              <w:rPr>
-                <w:rFonts w:cs="Times New Roman"/>
-              </w:rPr>
-              <w:t>MMI</w:t>
+              <w:t>NIF; TM; MMI</w:t>
             </w:r>
           </w:p>
         </w:tc>
@@ -923,13 +868,7 @@
               <w:rPr>
                 <w:rFonts w:cs="Times New Roman"/>
               </w:rPr>
-              <w:t xml:space="preserve">The hypothesis is cross-domain; the final laboratory demonstrator </w:t>
-            </w:r>
-            <w:r>
-              <w:rPr>
-                <w:rFonts w:cs="Times New Roman"/>
-              </w:rPr>
-              <w:t>provides a concrete use case selected with the consortium/robotics partner.</w:t>
+              <w:t>The hypothesis is cross-domain; the final laboratory demonstrator provides a concrete use case selected with the consortium/robotics partner.</w:t>
             </w:r>
           </w:p>
         </w:tc>
@@ -1011,14 +950,23 @@
           <w:rFonts w:cs="Times New Roman"/>
           <w:i/>
         </w:rPr>
-        <w:t>* Application-domain clas</w:t>
-      </w:r>
+        <w:t xml:space="preserve">* Application-domain classification will be </w:t>
+      </w:r>
+      <w:proofErr w:type="spellStart"/>
       <w:r>
         <w:rPr>
           <w:rFonts w:cs="Times New Roman"/>
           <w:i/>
         </w:rPr>
-        <w:t>sification will be finalised against the selected demonstrator and consortium composition; it will not be used to redefine the scientific hypothesis.</w:t>
+        <w:t>finalised</w:t>
+      </w:r>
+      <w:proofErr w:type="spellEnd"/>
+      <w:r>
+        <w:rPr>
+          <w:rFonts w:cs="Times New Roman"/>
+          <w:i/>
+        </w:rPr>
+        <w:t xml:space="preserve"> against the selected demonstrator and consortium composition; it will not be used to redefine the scientific hypothesis.</w:t>
       </w:r>
     </w:p>
     <w:p>
@@ -1033,19 +981,35 @@
         <w:rPr>
           <w:rFonts w:cs="Times New Roman"/>
         </w:rPr>
-        <w:t>Other DeepRAP projects can use MDPAR-H structural schemas, provenance conventions, be</w:t>
-      </w:r>
-      <w:r>
-        <w:rPr>
-          <w:rFonts w:cs="Times New Roman"/>
-        </w:rPr>
-        <w:t>nchmark tasks, match/non-match metrics, adapter-burden measures and interoperability protocols. Conversely, their independently engineered systems provide precisely the external evidence needed to test whether an observed invariant generalises beyond MDPAR</w:t>
-      </w:r>
-      <w:r>
-        <w:rPr>
-          <w:rFonts w:cs="Times New Roman"/>
-        </w:rPr>
-        <w:t>.</w:t>
+        <w:t xml:space="preserve">Other </w:t>
+      </w:r>
+      <w:proofErr w:type="spellStart"/>
+      <w:r>
+        <w:rPr>
+          <w:rFonts w:cs="Times New Roman"/>
+        </w:rPr>
+        <w:t>DeepRAP</w:t>
+      </w:r>
+      <w:proofErr w:type="spellEnd"/>
+      <w:r>
+        <w:rPr>
+          <w:rFonts w:cs="Times New Roman"/>
+        </w:rPr>
+        <w:t xml:space="preserve"> projects can use MDPAR-H structural schemas, provenance conventions, benchmark tasks, match/non-match metrics, adapter-burden measures and interoperability protocols. Conversely, their independently engineered systems provide precisely the external evidence needed to test whether an observed invariant </w:t>
+      </w:r>
+      <w:proofErr w:type="spellStart"/>
+      <w:r>
+        <w:rPr>
+          <w:rFonts w:cs="Times New Roman"/>
+        </w:rPr>
+        <w:t>generalises</w:t>
+      </w:r>
+      <w:proofErr w:type="spellEnd"/>
+      <w:r>
+        <w:rPr>
+          <w:rFonts w:cs="Times New Roman"/>
+        </w:rPr>
+        <w:t xml:space="preserve"> beyond MDPAR.</w:t>
       </w:r>
     </w:p>
     <w:p>
@@ -1060,13 +1024,7 @@
         <w:rPr>
           <w:rFonts w:cs="Times New Roman"/>
         </w:rPr>
-        <w:t>The project will contribute benchmark specifications, test protocols, structural schemas, evaluation software, reproducibility assets, selected datasets and APIs suitable for cross-project validation, subject to the project's Open Scien</w:t>
-      </w:r>
-      <w:r>
-        <w:rPr>
-          <w:rFonts w:cs="Times New Roman"/>
-        </w:rPr>
-        <w:t>ce and IP strategy. The existing Swagger contract provides a concrete starting point for service-level integration without making the proprietary runtime itself the scientific result.</w:t>
+        <w:t>The project will contribute benchmark specifications, test protocols, structural schemas, evaluation software, reproducibility assets, selected datasets and APIs suitable for cross-project validation, subject to the project's Open Science and IP strategy. The existing Swagger contract provides a concrete starting point for service-level integration without making the proprietary runtime itself the scientific result.</w:t>
       </w:r>
     </w:p>
     <w:p>
@@ -1081,13 +1039,7 @@
         <w:rPr>
           <w:rFonts w:cs="Times New Roman"/>
         </w:rPr>
-        <w:t>MDPAR-H will seek joint benchmark development,</w:t>
-      </w:r>
-      <w:r>
-        <w:rPr>
-          <w:rFonts w:cs="Times New Roman"/>
-        </w:rPr>
-        <w:t xml:space="preserve"> cross-project validation and common pilots in which independently developed systems are compared without imposing a common global semantic ontology. The more heterogeneous the external systems, the stronger the test of the hypothesis.</w:t>
+        <w:t>MDPAR-H will seek joint benchmark development, cross-project validation and common pilots in which independently developed systems are compared without imposing a common global semantic ontology. The more heterogeneous the external systems, the stronger the test of the hypothesis.</w:t>
       </w:r>
     </w:p>
     <w:p>
@@ -1129,19 +1081,21 @@
         <w:rPr>
           <w:rFonts w:cs="Times New Roman"/>
         </w:rPr>
-        <w:t>MDPAR-H does not claim novelty for external reasoning structures, knowledge/inference separation, graph representations, cognitive architectures, model routing, provenance, runtime verification, memory, pla</w:t>
-      </w:r>
-      <w:r>
-        <w:rPr>
-          <w:rFonts w:cs="Times New Roman"/>
-        </w:rPr>
-        <w:t>nning or execution authority individually. Each has substantial prior art. The novelty claim is deliberately conjunctive: whether a persistent and calculable inferential object can be structurally owned outside the semantic models that realise it, compared</w:t>
-      </w:r>
-      <w:r>
-        <w:rPr>
-          <w:rFonts w:cs="Times New Roman"/>
-        </w:rPr>
-        <w:t xml:space="preserve"> across heterogeneous systems without requiring a shared global semantic ontology, and remain operationally authoritative across model, compute, time and eventually embodiment.</w:t>
+        <w:t xml:space="preserve">MDPAR-H does not claim novelty for external reasoning structures, knowledge/inference separation, graph representations, cognitive architectures, model routing, provenance, runtime verification, memory, planning or execution authority individually. Each has substantial prior art. The novelty claim is deliberately conjunctive: whether a persistent and calculable inferential object can be structurally owned outside the semantic models that </w:t>
+      </w:r>
+      <w:proofErr w:type="spellStart"/>
+      <w:r>
+        <w:rPr>
+          <w:rFonts w:cs="Times New Roman"/>
+        </w:rPr>
+        <w:t>realise</w:t>
+      </w:r>
+      <w:proofErr w:type="spellEnd"/>
+      <w:r>
+        <w:rPr>
+          <w:rFonts w:cs="Times New Roman"/>
+        </w:rPr>
+        <w:t xml:space="preserve"> it, compared across heterogeneous systems without requiring a shared global semantic ontology, and remain operationally authoritative across model, compute, time and eventually embodiment.</w:t>
       </w:r>
     </w:p>
     <w:p>
@@ -1149,25 +1103,35 @@
         <w:rPr>
           <w:rFonts w:cs="Times New Roman"/>
         </w:rPr>
-        <w:t>Classical work already shows that relational structure can support cross-domain</w:t>
-      </w:r>
-      <w:r>
-        <w:rPr>
-          <w:rFonts w:cs="Times New Roman"/>
-        </w:rPr>
-        <w:t xml:space="preserve"> comparison. Structure-Mapping Theory maps relations rather than object attributes and separates mapping rules from domain content [1]. CommonKADS and reusable Problem-Solving Methods separate domain knowledge, tasks and inference methods to promote reuse </w:t>
-      </w:r>
-      <w:r>
-        <w:rPr>
-          <w:rFonts w:cs="Times New Roman"/>
-        </w:rPr>
-        <w:t>[2,3]. Cognitive architectures seek common computational organisations of mind [4]. These are direct intellectual predecessors. Their typical reuse or comparison, however, is defined inside an agreed representation, task ontology, architecture or method vo</w:t>
-      </w:r>
-      <w:r>
-        <w:rPr>
-          <w:rFonts w:cs="Times New Roman"/>
-        </w:rPr>
-        <w:t>cabulary. MDPAR-H instead asks whether selected inferential properties remain comparable when independently engineered systems do not share one global semantic ontology.</w:t>
+        <w:t xml:space="preserve">Classical work already shows that relational structure can support cross-domain comparison. Structure-Mapping Theory maps relations rather than object attributes and separates mapping rules from domain content [1]. </w:t>
+      </w:r>
+      <w:proofErr w:type="spellStart"/>
+      <w:r>
+        <w:rPr>
+          <w:rFonts w:cs="Times New Roman"/>
+        </w:rPr>
+        <w:t>CommonKADS</w:t>
+      </w:r>
+      <w:proofErr w:type="spellEnd"/>
+      <w:r>
+        <w:rPr>
+          <w:rFonts w:cs="Times New Roman"/>
+        </w:rPr>
+        <w:t xml:space="preserve"> and reusable Problem-Solving Methods separate domain knowledge, tasks and inference methods to promote reuse [2,3]. Cognitive architectures seek common computational </w:t>
+      </w:r>
+      <w:proofErr w:type="spellStart"/>
+      <w:r>
+        <w:rPr>
+          <w:rFonts w:cs="Times New Roman"/>
+        </w:rPr>
+        <w:t>organisations</w:t>
+      </w:r>
+      <w:proofErr w:type="spellEnd"/>
+      <w:r>
+        <w:rPr>
+          <w:rFonts w:cs="Times New Roman"/>
+        </w:rPr>
+        <w:t xml:space="preserve"> of mind [4]. These are direct intellectual predecessors. Their typical reuse or comparison, however, is defined inside an agreed representation, task ontology, architecture or method vocabulary. MDPAR-H instead asks whether selected inferential properties remain comparable when independently engineered systems do not share one global semantic ontology.</w:t>
       </w:r>
     </w:p>
     <w:p>
@@ -1176,25 +1140,7 @@
           <w:rFonts w:cs="Times New Roman"/>
         </w:rPr>
         <w:lastRenderedPageBreak/>
-        <w:t>Representation standards and knowledge graphs provide a second strong baseline. AMR re</w:t>
-      </w:r>
-      <w:r>
-        <w:rPr>
-          <w:rFonts w:cs="Times New Roman"/>
-        </w:rPr>
-        <w:t>presents sentence meaning as a structured semantic graph [5]; Universal Dependencies pursues cross-linguistically consistent annotation through a shared inventory [6]; knowledge graphs encode entities, relations and ontological/background knowledge [7]. Th</w:t>
-      </w:r>
-      <w:r>
-        <w:rPr>
-          <w:rFonts w:cs="Times New Roman"/>
-        </w:rPr>
-        <w:t>ese approaches demonstrate the power of common representational schemes. MDPAR-H asks whether useful structural comparability can be obtained with a thinner shared commitment: domain/language semantics remain an observer and provenance responsibility, whil</w:t>
-      </w:r>
-      <w:r>
-        <w:rPr>
-          <w:rFonts w:cs="Times New Roman"/>
-        </w:rPr>
-        <w:t>e the structural core is prohibited from silently absorbing domain-specific ontology. If adapters must reconstruct most semantics to recover a match, the ontology-light claim is weakened or falsified.</w:t>
+        <w:t>Representation standards and knowledge graphs provide a second strong baseline. AMR represents sentence meaning as a structured semantic graph [5]; Universal Dependencies pursues cross-linguistically consistent annotation through a shared inventory [6]; knowledge graphs encode entities, relations and ontological/background knowledge [7]. These approaches demonstrate the power of common representational schemes. MDPAR-H asks whether useful structural comparability can be obtained with a thinner shared commitment: domain/language semantics remain an observer and provenance responsibility, while the structural core is prohibited from silently absorbing domain-specific ontology. If adapters must reconstruct most semantics to recover a match, the ontology-light claim is weakened or falsified.</w:t>
       </w:r>
     </w:p>
     <w:p>
@@ -1202,31 +1148,49 @@
         <w:rPr>
           <w:rFonts w:cs="Times New Roman"/>
         </w:rPr>
-        <w:t>Contemporary neural and neuro-symbolic work narrows the</w:t>
-      </w:r>
-      <w:r>
-        <w:rPr>
-          <w:rFonts w:cs="Times New Roman"/>
-        </w:rPr>
-        <w:t xml:space="preserve"> gap further. Neuro-symbolic AI integrates learning and symbolic reasoning to improve interpretability, robustness and generalisation [8]. Tree of Thoughts and Graph of Thoughts externalise LLM-generated intermediate reasoning into search trees or graphs [</w:t>
-      </w:r>
-      <w:r>
-        <w:rPr>
-          <w:rFonts w:cs="Times New Roman"/>
-        </w:rPr>
-        <w:t>9,10], while ReAct interleaves reasoning traces and actions [11]. Recent work proposes reusable reasoning prototypes in formal languages [12] and investigates transferable algorithmic primitives in latent activation space [13]. These results support the po</w:t>
-      </w:r>
-      <w:r>
-        <w:rPr>
-          <w:rFonts w:cs="Times New Roman"/>
-        </w:rPr>
-        <w:t>ssibility of reusable reasoning structure, but either remain tied to specified formal languages or measure structure inside model representations. Neither establishes a persistent external inferential object that owns continuity and authority across indepe</w:t>
-      </w:r>
-      <w:r>
-        <w:rPr>
-          <w:rFonts w:cs="Times New Roman"/>
-        </w:rPr>
-        <w:t>ndently engineered cognitive systems.</w:t>
+        <w:t xml:space="preserve">Contemporary neural and neuro-symbolic work narrows the gap further. Neuro-symbolic AI integrates learning and symbolic reasoning to improve interpretability, robustness and </w:t>
+      </w:r>
+      <w:proofErr w:type="spellStart"/>
+      <w:r>
+        <w:rPr>
+          <w:rFonts w:cs="Times New Roman"/>
+        </w:rPr>
+        <w:t>generalisation</w:t>
+      </w:r>
+      <w:proofErr w:type="spellEnd"/>
+      <w:r>
+        <w:rPr>
+          <w:rFonts w:cs="Times New Roman"/>
+        </w:rPr>
+        <w:t xml:space="preserve"> [8]. Tree of Thoughts and Graph of Thoughts </w:t>
+      </w:r>
+      <w:proofErr w:type="spellStart"/>
+      <w:r>
+        <w:rPr>
+          <w:rFonts w:cs="Times New Roman"/>
+        </w:rPr>
+        <w:t>externalise</w:t>
+      </w:r>
+      <w:proofErr w:type="spellEnd"/>
+      <w:r>
+        <w:rPr>
+          <w:rFonts w:cs="Times New Roman"/>
+        </w:rPr>
+        <w:t xml:space="preserve"> LLM-generated intermediate reasoning into search trees or graphs [9,10], while </w:t>
+      </w:r>
+      <w:proofErr w:type="spellStart"/>
+      <w:r>
+        <w:rPr>
+          <w:rFonts w:cs="Times New Roman"/>
+        </w:rPr>
+        <w:t>ReAct</w:t>
+      </w:r>
+      <w:proofErr w:type="spellEnd"/>
+      <w:r>
+        <w:rPr>
+          <w:rFonts w:cs="Times New Roman"/>
+        </w:rPr>
+        <w:t xml:space="preserve"> interleaves reasoning traces and actions [11]. Recent work proposes reusable reasoning prototypes in formal languages [12] and investigates transferable algorithmic primitives in latent activation space [13]. These results support the possibility of reusable reasoning structure, but either remain tied to specified formal languages or measure structure inside model representations. Neither establishes a persistent external inferential object that owns continuity and authority across independently engineered cognitive systems.</w:t>
       </w:r>
     </w:p>
     <w:p>
@@ -1234,19 +1198,7 @@
         <w:rPr>
           <w:rFonts w:cs="Times New Roman"/>
         </w:rPr>
-        <w:t>Runtime verification can monitor executions and enforce contracts [14], while LLM cascades can route requests among heterogeneous models for efficiency [15]. MDPAR-H does not claim either mechanism as new. Its proposed</w:t>
-      </w:r>
-      <w:r>
-        <w:rPr>
-          <w:rFonts w:cs="Times New Roman"/>
-        </w:rPr>
-        <w:t xml:space="preserve"> step beyond them is to bind structural comparison, verification, routing, longitudinal epistemic state and action authority to the same explicit trajectory object while keeping semantic competence, structural ownership and operational authority separable </w:t>
-      </w:r>
-      <w:r>
-        <w:rPr>
-          <w:rFonts w:cs="Times New Roman"/>
-        </w:rPr>
-        <w:t>roles.</w:t>
+        <w:t>Runtime verification can monitor executions and enforce contracts [14], while LLM cascades can route requests among heterogeneous models for efficiency [15]. MDPAR-H does not claim either mechanism as new. Its proposed step beyond them is to bind structural comparison, verification, routing, longitudinal epistemic state and action authority to the same explicit trajectory object while keeping semantic competence, structural ownership and operational authority separable roles.</w:t>
       </w:r>
     </w:p>
     <w:p>
@@ -1267,25 +1219,21 @@
         <w:rPr>
           <w:rFonts w:cs="Times New Roman"/>
         </w:rPr>
-        <w:t>MDPAR v2.2.0 closes an important ambiguity that existed in earlier versions of the proposal. Four epistemic objects are now explicitly separable: (1) SCC as a formal language for discrete trajectories,</w:t>
-      </w:r>
-      <w:r>
-        <w:rPr>
-          <w:rFonts w:cs="Times New Roman"/>
-        </w:rPr>
-        <w:t xml:space="preserve"> correspondence and invariant transport; (2) MDPAR as the experimental architecture that measures and governs that structure; (3) the Swagger assessment surface as an operational product contract that accepts evidence, produces a canonical analysis and der</w:t>
-      </w:r>
-      <w:r>
-        <w:rPr>
-          <w:rFonts w:cs="Times New Roman"/>
-        </w:rPr>
-        <w:t>ives human-readable reports; and (4) the MDPAR Hypothesis as the still-open claim that non-trivial structural regularities generalise beyond the MDPAR ecosystem. The project funds the transition from the first three pre-existing objects to independent evid</w:t>
-      </w:r>
-      <w:r>
-        <w:rPr>
-          <w:rFonts w:cs="Times New Roman"/>
-        </w:rPr>
-        <w:t>ence about the fourth.</w:t>
+        <w:t xml:space="preserve">MDPAR v2.2.0 closes an important ambiguity that existed in earlier versions of the proposal. Four epistemic objects are now explicitly separable: (1) SCC as a formal language for discrete trajectories, correspondence and invariant transport; (2) MDPAR as the experimental architecture that measures and governs that structure; (3) the Swagger assessment surface as an operational product contract that accepts evidence, produces a canonical analysis and derives human-readable reports; and (4) the MDPAR Hypothesis as the still-open claim that non-trivial structural regularities </w:t>
+      </w:r>
+      <w:proofErr w:type="spellStart"/>
+      <w:r>
+        <w:rPr>
+          <w:rFonts w:cs="Times New Roman"/>
+        </w:rPr>
+        <w:t>generalise</w:t>
+      </w:r>
+      <w:proofErr w:type="spellEnd"/>
+      <w:r>
+        <w:rPr>
+          <w:rFonts w:cs="Times New Roman"/>
+        </w:rPr>
+        <w:t xml:space="preserve"> beyond the MDPAR ecosystem. The project funds the transition from the first three pre-existing objects to independent evidence about the fourth.</w:t>
       </w:r>
     </w:p>
     <w:p>
@@ -1293,19 +1241,7 @@
         <w:rPr>
           <w:rFonts w:cs="Times New Roman"/>
         </w:rPr>
-        <w:t>This separation also sharpens the novelty boundary. MDPAR-H is not asking whether reasoning can be represented as a graph, whether a router can choose a model, or whether an LLM can expose a chain of thought-like trace. It asks wheth</w:t>
-      </w:r>
-      <w:r>
-        <w:rPr>
-          <w:rFonts w:cs="Times New Roman"/>
-        </w:rPr>
-        <w:t>er structure, continuity, provenance, certification and authority can remain externally inspectable and reusable when the semantic provider or native cognitive architecture changes, and whether the resulting comparison remains discriminative rather than co</w:t>
-      </w:r>
-      <w:r>
-        <w:rPr>
-          <w:rFonts w:cs="Times New Roman"/>
-        </w:rPr>
-        <w:t>llapsing into a permissive common encoding.</w:t>
+        <w:t>This separation also sharpens the novelty boundary. MDPAR-H is not asking whether reasoning can be represented as a graph, whether a router can choose a model, or whether an LLM can expose a chain of thought-like trace. It asks whether structure, continuity, provenance, certification and authority can remain externally inspectable and reusable when the semantic provider or native cognitive architecture changes, and whether the resulting comparison remains discriminative rather than collapsing into a permissive common encoding.</w:t>
       </w:r>
     </w:p>
     <w:p>
@@ -1313,19 +1249,49 @@
         <w:rPr>
           <w:rFonts w:cs="Times New Roman"/>
         </w:rPr>
-        <w:t>The resulting research question is stronger than model interoperability alone. It asks whether semantic capability, inferential structure, longitudinal continuity, provenance, routing, certification and operation</w:t>
-      </w:r>
-      <w:r>
-        <w:rPr>
-          <w:rFonts w:cs="Times New Roman"/>
-        </w:rPr>
-        <w:t>al authority are necessarily properties of one cognitive provider or can be assigned to different components while preserving a recognisable inferential process. In MDPAR v2.2.0 those responsibilities are already functionally separated. DeepRAP tests the p</w:t>
-      </w:r>
-      <w:r>
-        <w:rPr>
-          <w:rFonts w:cs="Times New Roman"/>
-        </w:rPr>
-        <w:t>ortability of that separation beyond the architecture that first realised it.</w:t>
+        <w:t xml:space="preserve">The resulting research question is stronger than model interoperability alone. It asks whether semantic capability, inferential structure, longitudinal continuity, provenance, routing, certification and operational authority are necessarily properties of one cognitive provider or can be assigned to different components while preserving a </w:t>
+      </w:r>
+      <w:proofErr w:type="spellStart"/>
+      <w:r>
+        <w:rPr>
+          <w:rFonts w:cs="Times New Roman"/>
+        </w:rPr>
+        <w:t>recognisable</w:t>
+      </w:r>
+      <w:proofErr w:type="spellEnd"/>
+      <w:r>
+        <w:rPr>
+          <w:rFonts w:cs="Times New Roman"/>
+        </w:rPr>
+        <w:t xml:space="preserve"> inferential process. In MDPAR v2.2.0 those responsibilities are already functionally separated. </w:t>
+      </w:r>
+      <w:proofErr w:type="spellStart"/>
+      <w:r>
+        <w:rPr>
+          <w:rFonts w:cs="Times New Roman"/>
+        </w:rPr>
+        <w:t>DeepRAP</w:t>
+      </w:r>
+      <w:proofErr w:type="spellEnd"/>
+      <w:r>
+        <w:rPr>
+          <w:rFonts w:cs="Times New Roman"/>
+        </w:rPr>
+        <w:t xml:space="preserve"> tests the portability of that separation beyond the architecture that first </w:t>
+      </w:r>
+      <w:proofErr w:type="spellStart"/>
+      <w:r>
+        <w:rPr>
+          <w:rFonts w:cs="Times New Roman"/>
+        </w:rPr>
+        <w:t>realised</w:t>
+      </w:r>
+      <w:proofErr w:type="spellEnd"/>
+      <w:r>
+        <w:rPr>
+          <w:rFonts w:cs="Times New Roman"/>
+        </w:rPr>
+        <w:t xml:space="preserve"> it.</w:t>
       </w:r>
     </w:p>
     <w:p>
@@ -1353,25 +1319,21 @@
         <w:rPr>
           <w:rFonts w:cs="Times New Roman"/>
         </w:rPr>
-        <w:t>External calculable inferential structure with discriminative invariants. MDPAR v2.2.0 already provides an explicit occurrence-based tr</w:t>
-      </w:r>
-      <w:r>
-        <w:rPr>
-          <w:rFonts w:cs="Times New Roman"/>
-        </w:rPr>
-        <w:t xml:space="preserve">ajectory projected onto the SCC, with typed relations, ordering, radial/orbital descriptors, recurrence/closure semantics, correspondence, exact structural comparison and transformation machinery. The breakthrough to be established is not the existence of </w:t>
-      </w:r>
-      <w:r>
-        <w:rPr>
-          <w:rFonts w:cs="Times New Roman"/>
-        </w:rPr>
-        <w:t>this formal object but whether non-trivial properties extracted from it remain reproducible under controlled semantic, representational and system changes. Crucially, failure to recover exact identity where it should not exist is evidence of discrimination</w:t>
-      </w:r>
-      <w:r>
-        <w:rPr>
-          <w:rFonts w:cs="Times New Roman"/>
-        </w:rPr>
-        <w:t>, not a defect to be normalised away.</w:t>
+        <w:t xml:space="preserve">External calculable inferential structure with discriminative invariants. MDPAR v2.2.0 already provides an explicit occurrence-based trajectory projected onto the SCC, with typed relations, ordering, radial/orbital descriptors, recurrence/closure semantics, correspondence, exact structural comparison and transformation machinery. The breakthrough to be established is not the existence of this formal object but whether non-trivial properties extracted from it remain reproducible under controlled semantic, representational and system changes. Crucially, failure to recover exact identity where it should not exist is evidence of discrimination, not a defect to be </w:t>
+      </w:r>
+      <w:proofErr w:type="spellStart"/>
+      <w:r>
+        <w:rPr>
+          <w:rFonts w:cs="Times New Roman"/>
+        </w:rPr>
+        <w:t>normalised</w:t>
+      </w:r>
+      <w:proofErr w:type="spellEnd"/>
+      <w:r>
+        <w:rPr>
+          <w:rFonts w:cs="Times New Roman"/>
+        </w:rPr>
+        <w:t xml:space="preserve"> away.</w:t>
       </w:r>
     </w:p>
     <w:p>
@@ -1386,19 +1348,21 @@
         <w:rPr>
           <w:rFonts w:cs="Times New Roman"/>
         </w:rPr>
-        <w:t>Ontology-light comparability with explicit anti-leakage boundaries. The v2.2.0 architecture keeps domain/profile semantics outside the structural core, treats language as provenance rather than an SCC coordinate,</w:t>
-      </w:r>
-      <w:r>
-        <w:rPr>
-          <w:rFonts w:cs="Times New Roman"/>
-        </w:rPr>
-        <w:t xml:space="preserve"> and separates neural observation from structural authority. MDPAR-H turns that design rule into an empirical criterion: independently realised semantics must be projectable with bounded adapter complexity, bounded semantic burden and audited ontology impo</w:t>
-      </w:r>
-      <w:r>
-        <w:rPr>
-          <w:rFonts w:cs="Times New Roman"/>
-        </w:rPr>
-        <w:t>rt. If cross-system adapters recreate a hidden common ontology, BT2 fails even if task interoperability is high.</w:t>
+        <w:t xml:space="preserve">Ontology-light comparability with explicit anti-leakage boundaries. The v2.2.0 architecture keeps domain/profile semantics outside the structural core, treats language as provenance rather than an SCC coordinate, and separates neural observation from structural authority. MDPAR-H turns that design rule into an empirical criterion: independently </w:t>
+      </w:r>
+      <w:proofErr w:type="spellStart"/>
+      <w:r>
+        <w:rPr>
+          <w:rFonts w:cs="Times New Roman"/>
+        </w:rPr>
+        <w:t>realised</w:t>
+      </w:r>
+      <w:proofErr w:type="spellEnd"/>
+      <w:r>
+        <w:rPr>
+          <w:rFonts w:cs="Times New Roman"/>
+        </w:rPr>
+        <w:t xml:space="preserve"> semantics must be projectable with bounded adapter complexity, bounded semantic burden and audited ontology import. If cross-system adapters recreate a hidden common ontology, BT2 fails even if task interoperability is high.</w:t>
       </w:r>
     </w:p>
     <w:p>
@@ -1406,32 +1370,28 @@
         <w:rPr>
           <w:rFonts w:cs="Times New Roman"/>
         </w:rPr>
-        <w:t>BT3 - Persistent cognitive ownership and authority outside the semantic provider. MDPAR v2.2.0 demonstrates architecturally that semantic capab</w:t>
-      </w:r>
-      <w:r>
-        <w:rPr>
-          <w:rFonts w:cs="Times New Roman"/>
-        </w:rPr>
-        <w:t xml:space="preserve">ility and cognitive ownership need not be identical responsibilities: a provider may observe, interpret or propose without thereby owning the trajectory, structural memory, routing policy, </w:t>
+        <w:t xml:space="preserve">BT3 - Persistent cognitive ownership and authority outside the semantic provider. MDPAR v2.2.0 demonstrates architecturally that semantic capability and cognitive ownership need not be identical responsibilities: a provider may observe, interpret or propose without thereby owning the trajectory, structural memory, routing policy, </w:t>
       </w:r>
       <w:r>
         <w:rPr>
           <w:rFonts w:cs="Times New Roman"/>
         </w:rPr>
         <w:lastRenderedPageBreak/>
-        <w:t>provenance, epistemic status or global action authority. The Pathfi</w:t>
-      </w:r>
-      <w:r>
-        <w:rPr>
-          <w:rFonts w:cs="Times New Roman"/>
-        </w:rPr>
-        <w:t>nder breakthrough to be established is portability of that separation across independently engineered systems. If supported, model capacity and system capacity become distinct engineering variables: semantic capability may be substituted, combined, degrade</w:t>
-      </w:r>
-      <w:r>
-        <w:rPr>
-          <w:rFonts w:cs="Times New Roman"/>
-        </w:rPr>
-        <w:t>d or recovered while the surrounding cognitive process remains organisation-controlled and longitudinally identifiable. If external systems require provider-owned state or authority to preserve function, the claim is correspondingly narrowed.</w:t>
+        <w:t xml:space="preserve">provenance, epistemic status or global action authority. The Pathfinder breakthrough to be established is portability of that separation across independently engineered systems. If supported, model capacity and system capacity become distinct engineering variables: semantic capability may be substituted, combined, degraded or recovered while the surrounding cognitive process remains </w:t>
+      </w:r>
+      <w:proofErr w:type="spellStart"/>
+      <w:r>
+        <w:rPr>
+          <w:rFonts w:cs="Times New Roman"/>
+        </w:rPr>
+        <w:t>organisation</w:t>
+      </w:r>
+      <w:proofErr w:type="spellEnd"/>
+      <w:r>
+        <w:rPr>
+          <w:rFonts w:cs="Times New Roman"/>
+        </w:rPr>
+        <w:t>-controlled and longitudinally identifiable. If external systems require provider-owned state or authority to preserve function, the claim is correspondingly narrowed.</w:t>
       </w:r>
     </w:p>
     <w:p>
@@ -1446,25 +1406,7 @@
         <w:rPr>
           <w:rFonts w:cs="Times New Roman"/>
         </w:rPr>
-        <w:t>Structu</w:t>
-      </w:r>
-      <w:r>
-        <w:rPr>
-          <w:rFonts w:cs="Times New Roman"/>
-        </w:rPr>
-        <w:t>ral invariance across situated and embodied cognition. The current system contains an explicit embodiment boundary and integrated tests of degradation, fallback, debt, recovery and temporal authority, but it does not establish physical embodiment or multim</w:t>
-      </w:r>
-      <w:r>
-        <w:rPr>
-          <w:rFonts w:cs="Times New Roman"/>
-        </w:rPr>
-        <w:t>odal universality. Year 3 deliberately attacks the hypothesis where symbolic regularities are most likely to break: perception, state estimation, planning, action and feedback become physically coupled. Failure will delimit the hypothesis rather than be co</w:t>
-      </w:r>
-      <w:r>
-        <w:rPr>
-          <w:rFonts w:cs="Times New Roman"/>
-        </w:rPr>
-        <w:t>nverted into task-success evidence.</w:t>
+        <w:t>Structural invariance across situated and embodied cognition. The current system contains an explicit embodiment boundary and integrated tests of degradation, fallback, debt, recovery and temporal authority, but it does not establish physical embodiment or multimodal universality. Year 3 deliberately attacks the hypothesis where symbolic regularities are most likely to break: perception, state estimation, planning, action and feedback become physically coupled. Failure will delimit the hypothesis rather than be converted into task-success evidence.</w:t>
       </w:r>
     </w:p>
     <w:p>
@@ -1535,7 +1477,23 @@
                 <w:rFonts w:cs="Times New Roman"/>
                 <w:b/>
               </w:rPr>
-              <w:t>Evidence already present in MDPAR v2.2.0 (DEVELOPMENT)</w:t>
+              <w:t xml:space="preserve">Evidence already </w:t>
+            </w:r>
+            <w:proofErr w:type="gramStart"/>
+            <w:r>
+              <w:rPr>
+                <w:rFonts w:cs="Times New Roman"/>
+                <w:b/>
+              </w:rPr>
+              <w:t>present</w:t>
+            </w:r>
+            <w:proofErr w:type="gramEnd"/>
+            <w:r>
+              <w:rPr>
+                <w:rFonts w:cs="Times New Roman"/>
+                <w:b/>
+              </w:rPr>
+              <w:t xml:space="preserve"> in MDPAR v2.2.0 (DEVELOPMENT)</w:t>
             </w:r>
           </w:p>
         </w:tc>
@@ -1591,13 +1549,7 @@
               <w:rPr>
                 <w:rFonts w:cs="Times New Roman"/>
               </w:rPr>
-              <w:t xml:space="preserve">C0: 19/19 </w:t>
-            </w:r>
-            <w:r>
-              <w:rPr>
-                <w:rFonts w:cs="Times New Roman"/>
-              </w:rPr>
-              <w:t>contractual checks. C3: 9/9 Structural Calculus cases and 16/16 Directional Continuity steps exact with 0 neural calls for the formal result. C4 preserves measurable correspondence/transport while exact target identity remains 0.</w:t>
+              <w:t>C0: 19/19 contractual checks. C3: 9/9 Structural Calculus cases and 16/16 Directional Continuity steps exact with 0 neural calls for the formal result. C4 preserves measurable correspondence/transport while exact target identity remains 0.</w:t>
             </w:r>
           </w:p>
         </w:tc>
@@ -1613,13 +1565,21 @@
               <w:rPr>
                 <w:rFonts w:cs="Times New Roman"/>
               </w:rPr>
-              <w:t>Which candidate invariants</w:t>
-            </w:r>
-            <w:r>
-              <w:rPr>
-                <w:rFonts w:cs="Times New Roman"/>
-              </w:rPr>
-              <w:t xml:space="preserve"> generalise across domains, languages, models and independent native representations; which are properties only of the MDPAR encoding.</w:t>
+              <w:t xml:space="preserve">Which candidate invariants </w:t>
+            </w:r>
+            <w:proofErr w:type="spellStart"/>
+            <w:r>
+              <w:rPr>
+                <w:rFonts w:cs="Times New Roman"/>
+              </w:rPr>
+              <w:t>generalise</w:t>
+            </w:r>
+            <w:proofErr w:type="spellEnd"/>
+            <w:r>
+              <w:rPr>
+                <w:rFonts w:cs="Times New Roman"/>
+              </w:rPr>
+              <w:t xml:space="preserve"> across domains, languages, models and independent native representations; which are properties only of the MDPAR encoding.</w:t>
             </w:r>
           </w:p>
         </w:tc>
@@ -1657,13 +1617,7 @@
               <w:rPr>
                 <w:rFonts w:cs="Times New Roman"/>
               </w:rPr>
-              <w:t>C1-C2 expose observer-specific error, ambiguity and grounding failure inst</w:t>
-            </w:r>
-            <w:r>
-              <w:rPr>
-                <w:rFonts w:cs="Times New Roman"/>
-              </w:rPr>
-              <w:t>ead of converting them into structural success. C7 is deterministic/CLOSED and exposes reproducible policy-gold boundaries. C8: 10/10 status, 3/3 OPEN valid, routing authority MDPAR_ONLY, with ownership discrepancy retained.</w:t>
+              <w:t>C1-C2 expose observer-specific error, ambiguity and grounding failure instead of converting them into structural success. C7 is deterministic/CLOSED and exposes reproducible policy-gold boundaries. C8: 10/10 status, 3/3 OPEN valid, routing authority MDPAR_ONLY, with ownership discrepancy retained.</w:t>
             </w:r>
           </w:p>
         </w:tc>
@@ -1679,13 +1633,7 @@
               <w:rPr>
                 <w:rFonts w:cs="Times New Roman"/>
               </w:rPr>
-              <w:t xml:space="preserve">Whether </w:t>
-            </w:r>
-            <w:r>
-              <w:rPr>
-                <w:rFonts w:cs="Times New Roman"/>
-              </w:rPr>
-              <w:t>independently engineered systems can be projected with bounded semantic burden and without reconstructing a de facto shared ontology.</w:t>
+              <w:t>Whether independently engineered systems can be projected with bounded semantic burden and without reconstructing a de facto shared ontology.</w:t>
             </w:r>
           </w:p>
         </w:tc>
@@ -1723,13 +1671,7 @@
               <w:rPr>
                 <w:rFonts w:cs="Times New Roman"/>
               </w:rPr>
-              <w:t>C6: 77/77 segments, 784 requests, 1 HIGH and explicit unresolved-at-end stat</w:t>
-            </w:r>
-            <w:r>
-              <w:rPr>
-                <w:rFonts w:cs="Times New Roman"/>
-              </w:rPr>
-              <w:t>es. C9: adaptive acquisition reduces reasoning (-42.3%) and wall time (-25.3%) while total tokens increase (+27.1%), showing governed rather than monotonic compute. C10: 11/11 temporal contracts exact.</w:t>
+              <w:t>C6: 77/77 segments, 784 requests, 1 HIGH and explicit unresolved-at-end states. C9: adaptive acquisition reduces reasoning (-42.3%) and wall time (-25.3%) while total tokens increase (+27.1%), showing governed rather than monotonic compute. C10: 11/11 temporal contracts exact.</w:t>
             </w:r>
           </w:p>
         </w:tc>
@@ -1745,13 +1687,7 @@
               <w:rPr>
                 <w:rFonts w:cs="Times New Roman"/>
               </w:rPr>
-              <w:t>Whether structural, epistemic and operational authorit</w:t>
-            </w:r>
-            <w:r>
-              <w:rPr>
-                <w:rFonts w:cs="Times New Roman"/>
-              </w:rPr>
-              <w:t>y remains provider-independent across systems with different internal representations, timing and control assumptions.</w:t>
+              <w:t>Whether structural, epistemic and operational authority remains provider-independent across systems with different internal representations, timing and control assumptions.</w:t>
             </w:r>
           </w:p>
         </w:tc>
@@ -1789,13 +1725,21 @@
               <w:rPr>
                 <w:rFonts w:cs="Times New Roman"/>
               </w:rPr>
-              <w:t>C11 preserves CLOSED continuity, creates/reissues 3/3 cognitive debts, makes 0 local OPEN attempts when the loc</w:t>
-            </w:r>
-            <w:r>
-              <w:rPr>
-                <w:rFonts w:cs="Times New Roman"/>
-              </w:rPr>
-              <w:t>al profile is uncertified, and records 0 stale authorisations / 0 committed rewrites. C12 capstone PASS recovers 3/3 debt with 0 stale / 0 rewrites.</w:t>
+              <w:t xml:space="preserve">C11 preserves CLOSED continuity, creates/reissues 3/3 cognitive debts, makes 0 local OPEN attempts when the local profile is uncertified, and records 0 stale </w:t>
+            </w:r>
+            <w:proofErr w:type="spellStart"/>
+            <w:r>
+              <w:rPr>
+                <w:rFonts w:cs="Times New Roman"/>
+              </w:rPr>
+              <w:t>authorisations</w:t>
+            </w:r>
+            <w:proofErr w:type="spellEnd"/>
+            <w:r>
+              <w:rPr>
+                <w:rFonts w:cs="Times New Roman"/>
+              </w:rPr>
+              <w:t xml:space="preserve"> / 0 committed rewrites. C12 capstone PASS recovers 3/3 debt with 0 stale / 0 rewrites.</w:t>
             </w:r>
           </w:p>
         </w:tc>
@@ -1811,13 +1755,7 @@
               <w:rPr>
                 <w:rFonts w:cs="Times New Roman"/>
               </w:rPr>
-              <w:t>Whether these properties survive true multimodal observation, partial observability, sensor disagreement, p</w:t>
-            </w:r>
-            <w:r>
-              <w:rPr>
-                <w:rFonts w:cs="Times New Roman"/>
-              </w:rPr>
-              <w:t>hysical action constraints and closed-loop consequences.</w:t>
+              <w:t>Whether these properties survive true multimodal observation, partial observability, sensor disagreement, physical action constraints and closed-loop consequences.</w:t>
             </w:r>
           </w:p>
         </w:tc>
@@ -1855,13 +1793,7 @@
               <w:rPr>
                 <w:rFonts w:cs="Times New Roman"/>
               </w:rPr>
-              <w:t>The v2.2.0 Swagger probe executes evidence -&gt; canonical analysis -&gt; derived report with explicit provenance and a deterministic-core/neural-boundary contract. One vertical run ob</w:t>
-            </w:r>
-            <w:r>
-              <w:rPr>
-                <w:rFonts w:cs="Times New Roman"/>
-              </w:rPr>
-              <w:t>served OPEN variation rather than exact reproducibility.</w:t>
+              <w:t>The v2.2.0 Swagger probe executes evidence -&gt; canonical analysis -&gt; derived report with explicit provenance and a deterministic-core/neural-boundary contract. One vertical run observed OPEN variation rather than exact reproducibility.</w:t>
             </w:r>
           </w:p>
         </w:tc>
@@ -1877,7 +1809,21 @@
               <w:rPr>
                 <w:rFonts w:cs="Times New Roman"/>
               </w:rPr>
-              <w:t>Whether the service contract and metrology remain valid across independent systems and repeated external workloads; n=1 product operation is not domain-generalisation evidence.</w:t>
+              <w:t>Whether the service contract and metrology remain valid across independent systems and repeated external workloads; n=1 product operation is not domain-</w:t>
+            </w:r>
+            <w:proofErr w:type="spellStart"/>
+            <w:r>
+              <w:rPr>
+                <w:rFonts w:cs="Times New Roman"/>
+              </w:rPr>
+              <w:t>generalisation</w:t>
+            </w:r>
+            <w:proofErr w:type="spellEnd"/>
+            <w:r>
+              <w:rPr>
+                <w:rFonts w:cs="Times New Roman"/>
+              </w:rPr>
+              <w:t xml:space="preserve"> evidence.</w:t>
             </w:r>
           </w:p>
         </w:tc>
@@ -1889,25 +1835,21 @@
           <w:rFonts w:cs="Times New Roman"/>
         </w:rPr>
         <w:lastRenderedPageBreak/>
-        <w:t>The v2.2.0 evidence i</w:t>
-      </w:r>
-      <w:r>
-        <w:rPr>
-          <w:rFonts w:cs="Times New Roman"/>
-        </w:rPr>
-        <w:t>s intentionally not presented as a sequence of perfect scores. Qwen can become UNEVALUABLE under stricter grounding rather than being assigned a misleading zero; C4 can preserve transport while exact identity remains absent; C7-C8 retain reproducible polic</w:t>
-      </w:r>
-      <w:r>
-        <w:rPr>
-          <w:rFonts w:cs="Times New Roman"/>
-        </w:rPr>
-        <w:t>y/gold mismatches; C9 can reduce reasoning and wall time while increasing total token work; and the Swagger probe records stochastic OPEN variation. These negative and boundary results are central to the Pathfinder case because they show that the instrumen</w:t>
-      </w:r>
-      <w:r>
-        <w:rPr>
-          <w:rFonts w:cs="Times New Roman"/>
-        </w:rPr>
-        <w:t>t can preserve failure semantics instead of tuning the representation until every case appears supportive.</w:t>
+        <w:t xml:space="preserve">The v2.2.0 evidence is intentionally not presented as a sequence of perfect scores. </w:t>
+      </w:r>
+      <w:proofErr w:type="spellStart"/>
+      <w:r>
+        <w:rPr>
+          <w:rFonts w:cs="Times New Roman"/>
+        </w:rPr>
+        <w:t>Qwen</w:t>
+      </w:r>
+      <w:proofErr w:type="spellEnd"/>
+      <w:r>
+        <w:rPr>
+          <w:rFonts w:cs="Times New Roman"/>
+        </w:rPr>
+        <w:t xml:space="preserve"> can become UNEVALUABLE under stricter grounding rather than being assigned a misleading zero; C4 can preserve transport while exact identity remains absent; C7-C8 retain reproducible policy/gold mismatches; C9 can reduce reasoning and wall time while increasing total token work; and the Swagger probe records stochastic OPEN variation. These negative and boundary results are central to the Pathfinder case because they show that the instrument can preserve failure semantics instead of tuning the representation until every case appears supportive.</w:t>
       </w:r>
     </w:p>
     <w:p>
@@ -1915,25 +1857,35 @@
         <w:rPr>
           <w:rFonts w:cs="Times New Roman"/>
         </w:rPr>
-        <w:t>Evidence is therefore classified by the kind of proposition being justified rather than compressed into one confidence score. Formal theorems and def</w:t>
-      </w:r>
-      <w:r>
-        <w:rPr>
-          <w:rFonts w:cs="Times New Roman"/>
-        </w:rPr>
-        <w:t>initions establish what follows inside the SCC representation; executable conformance establishes whether software realises the specified contracts; internal campaigns test those mechanisms under controlled perturbation; operational probes test whether the</w:t>
-      </w:r>
-      <w:r>
-        <w:rPr>
-          <w:rFonts w:cs="Times New Roman"/>
-        </w:rPr>
-        <w:t xml:space="preserve"> same separation survives an end-to-end evidence workflow; and external validity asks for the maximal class of independent systems, domains and modalities over which the properties remain informative. DeepRAP is primarily the transition from the first four</w:t>
-      </w:r>
-      <w:r>
-        <w:rPr>
-          <w:rFonts w:cs="Times New Roman"/>
-        </w:rPr>
-        <w:t xml:space="preserve"> layers to the fifth. Statistical inference is used for population-level preservation and transfer; it does not replace exact formal comparison where the endpoint is mathematical or deterministic.</w:t>
+        <w:t xml:space="preserve">Evidence is therefore classified by the kind of proposition being justified rather than compressed into one confidence score. Formal theorems and definitions establish what follows inside the SCC representation; executable conformance establishes whether software </w:t>
+      </w:r>
+      <w:proofErr w:type="spellStart"/>
+      <w:r>
+        <w:rPr>
+          <w:rFonts w:cs="Times New Roman"/>
+        </w:rPr>
+        <w:t>realises</w:t>
+      </w:r>
+      <w:proofErr w:type="spellEnd"/>
+      <w:r>
+        <w:rPr>
+          <w:rFonts w:cs="Times New Roman"/>
+        </w:rPr>
+        <w:t xml:space="preserve"> the specified contracts; internal campaigns test those mechanisms under controlled perturbation; operational probes test whether the same separation survives an end-to-end evidence workflow; and external validity asks for the maximal class of independent systems, domains and modalities over which the properties remain informative. </w:t>
+      </w:r>
+      <w:proofErr w:type="spellStart"/>
+      <w:r>
+        <w:rPr>
+          <w:rFonts w:cs="Times New Roman"/>
+        </w:rPr>
+        <w:t>DeepRAP</w:t>
+      </w:r>
+      <w:proofErr w:type="spellEnd"/>
+      <w:r>
+        <w:rPr>
+          <w:rFonts w:cs="Times New Roman"/>
+        </w:rPr>
+        <w:t xml:space="preserve"> is primarily the transition from the first four layers to the fifth. Statistical inference is used for population-level preservation and transfer; it does not replace exact formal comparison where the endpoint is mathematical or deterministic.</w:t>
       </w:r>
     </w:p>
     <w:p>
@@ -1941,19 +1893,7 @@
         <w:rPr>
           <w:rFonts w:cs="Times New Roman"/>
         </w:rPr>
-        <w:t xml:space="preserve">The operational Swagger surface is an enabling </w:t>
-      </w:r>
-      <w:r>
-        <w:rPr>
-          <w:rFonts w:cs="Times New Roman"/>
-        </w:rPr>
-        <w:t>baseline, not a fifth scientific breakthrough. It demonstrates that the architecture can be exposed as a coherent service with a canonical machine-readable assessment, provenance, hashes, explicit authority limits and reports derived from—not authoritative</w:t>
-      </w:r>
-      <w:r>
-        <w:rPr>
-          <w:rFonts w:cs="Times New Roman"/>
-        </w:rPr>
-        <w:t xml:space="preserve"> over—the canonical analysis. It therefore reduces implementation risk for future portfolio integration while leaving the scientific independence test fully open.</w:t>
+        <w:t>The operational Swagger surface is an enabling baseline, not a fifth scientific breakthrough. It demonstrates that the architecture can be exposed as a coherent service with a canonical machine-readable assessment, provenance, hashes, explicit authority limits and reports derived from—not authoritative over—the canonical analysis. It therefore reduces implementation risk for future portfolio integration while leaving the scientific independence test fully open.</w:t>
       </w:r>
     </w:p>
     <w:p>
@@ -1974,25 +1914,21 @@
         <w:rPr>
           <w:rFonts w:cs="Times New Roman"/>
         </w:rPr>
-        <w:t>The project's ambition is architectural rather than addi</w:t>
-      </w:r>
-      <w:r>
-        <w:rPr>
-          <w:rFonts w:cs="Times New Roman"/>
-        </w:rPr>
-        <w:t>tive. Current systems can reason inside neural models, execute symbolic inference, encode common representations, externalise model-generated thought graphs, combine neural and symbolic components, route requests among models and monitor executions. MDPAR-</w:t>
-      </w:r>
-      <w:r>
-        <w:rPr>
-          <w:rFonts w:cs="Times New Roman"/>
-        </w:rPr>
-        <w:t>H tests whether a further layer is possible: an external inferential structure whose calculable properties remain discriminatively comparable across heterogeneous systems without first forcing them into one global semantic ontology, while continuity, prove</w:t>
-      </w:r>
-      <w:r>
-        <w:rPr>
-          <w:rFonts w:cs="Times New Roman"/>
-        </w:rPr>
-        <w:t>nance and authority remain inspectable outside the semantic provider.</w:t>
+        <w:t xml:space="preserve">The project's ambition is architectural rather than additive. Current systems can reason inside neural models, execute symbolic inference, encode common representations, </w:t>
+      </w:r>
+      <w:proofErr w:type="spellStart"/>
+      <w:r>
+        <w:rPr>
+          <w:rFonts w:cs="Times New Roman"/>
+        </w:rPr>
+        <w:t>externalise</w:t>
+      </w:r>
+      <w:proofErr w:type="spellEnd"/>
+      <w:r>
+        <w:rPr>
+          <w:rFonts w:cs="Times New Roman"/>
+        </w:rPr>
+        <w:t xml:space="preserve"> model-generated thought graphs, combine neural and symbolic components, route requests among models and monitor executions. MDPAR-H tests whether a further layer is possible: an external inferential structure whose calculable properties remain discriminatively comparable across heterogeneous systems without first forcing them into one global semantic ontology, while continuity, provenance and authority remain inspectable outside the semantic provider.</w:t>
       </w:r>
     </w:p>
     <w:p>
@@ -2000,19 +1936,7 @@
         <w:rPr>
           <w:rFonts w:cs="Times New Roman"/>
         </w:rPr>
-        <w:t>Three outcomes remain scientifically legitimate. Strong support would identify a class of invariants independently reproducible across heterogeneous symbolic systems and at least partial</w:t>
-      </w:r>
-      <w:r>
-        <w:rPr>
-          <w:rFonts w:cs="Times New Roman"/>
-        </w:rPr>
-        <w:t>ly preserved under embodiment. Partial support would establish narrower domains of validity or different invariant classes for symbolic and situated cognition. Falsification would show that apparent invariance depends on MDPAR-specific encoding, hidden sem</w:t>
-      </w:r>
-      <w:r>
-        <w:rPr>
-          <w:rFonts w:cs="Times New Roman"/>
-        </w:rPr>
-        <w:t>antic reconstruction, model family or modality. Each outcome yields useful formal boundaries, counterexamples, benchmarks and metrology.</w:t>
+        <w:t>Three outcomes remain scientifically legitimate. Strong support would identify a class of invariants independently reproducible across heterogeneous symbolic systems and at least partially preserved under embodiment. Partial support would establish narrower domains of validity or different invariant classes for symbolic and situated cognition. Falsification would show that apparent invariance depends on MDPAR-specific encoding, hidden semantic reconstruction, model family or modality. Each outcome yields useful formal boundaries, counterexamples, benchmarks and metrology.</w:t>
       </w:r>
     </w:p>
     <w:p>
@@ -2020,19 +1944,21 @@
         <w:rPr>
           <w:rFonts w:cs="Times New Roman"/>
         </w:rPr>
-        <w:t>If the strongest outcome is obtained, the implication is substantial: part of the organisation of reasoning would not n</w:t>
-      </w:r>
-      <w:r>
-        <w:rPr>
-          <w:rFonts w:cs="Times New Roman"/>
-        </w:rPr>
-        <w:t>eed to be reconstructed inside every model, domain or cognitive system but could become reusable, auditable cognitive infrastructure. The decisive step, however, is not another internal demonstration. It is the Year-2 independence test and the Year-3 embod</w:t>
-      </w:r>
-      <w:r>
-        <w:rPr>
-          <w:rFonts w:cs="Times New Roman"/>
-        </w:rPr>
-        <w:t>ied attack on the hypothesis. This is precisely the high-risk/high-gain transition that MDPAR-H asks Pathfinder to fund.</w:t>
+        <w:t xml:space="preserve">If the strongest outcome is obtained, the implication is substantial: part of the </w:t>
+      </w:r>
+      <w:proofErr w:type="spellStart"/>
+      <w:r>
+        <w:rPr>
+          <w:rFonts w:cs="Times New Roman"/>
+        </w:rPr>
+        <w:t>organisation</w:t>
+      </w:r>
+      <w:proofErr w:type="spellEnd"/>
+      <w:r>
+        <w:rPr>
+          <w:rFonts w:cs="Times New Roman"/>
+        </w:rPr>
+        <w:t xml:space="preserve"> of reasoning would not need to be reconstructed inside every model, domain or cognitive system but could become reusable, auditable cognitive infrastructure. The decisive step, however, is not another internal demonstration. It is the Year-2 independence test and the Year-3 embodied attack on the hypothesis. This is precisely the high-risk/high-gain transition that MDPAR-H asks Pathfinder to fund.</w:t>
       </w:r>
     </w:p>
     <w:p>
@@ -2053,13 +1979,21 @@
         <w:rPr>
           <w:rFonts w:cs="Times New Roman"/>
         </w:rPr>
-        <w:t>[1] Gentner, D. (1983). Structure-mapping: A theoretical framework for analogy. Cognitive Science, 7(2)</w:t>
-      </w:r>
-      <w:r>
-        <w:rPr>
-          <w:rFonts w:cs="Times New Roman"/>
-        </w:rPr>
-        <w:t>, 155-170. doi:10.1207/s15516709cog0702_3.</w:t>
+        <w:t xml:space="preserve">[1] </w:t>
+      </w:r>
+      <w:proofErr w:type="spellStart"/>
+      <w:r>
+        <w:rPr>
+          <w:rFonts w:cs="Times New Roman"/>
+        </w:rPr>
+        <w:t>Gentner</w:t>
+      </w:r>
+      <w:proofErr w:type="spellEnd"/>
+      <w:r>
+        <w:rPr>
+          <w:rFonts w:cs="Times New Roman"/>
+        </w:rPr>
+        <w:t>, D. (1983). Structure-mapping: A theoretical framework for analogy. Cognitive Science, 7(2), 155-170. doi:10.1207/s15516709cog0702_3.</w:t>
       </w:r>
     </w:p>
     <w:p>
@@ -2067,7 +2001,63 @@
         <w:rPr>
           <w:rFonts w:cs="Times New Roman"/>
         </w:rPr>
-        <w:t>[2] Schreiber, G., Akkermans, H., Anjewierden, A., de Hoog, R., Shadbolt, N., Van de Velde, W., &amp; Wielinga, B. (2000). Knowledge Engineering and Management: The CommonKADS Methodology. MIT Press.</w:t>
+        <w:t xml:space="preserve">[2] Schreiber, G., </w:t>
+      </w:r>
+      <w:proofErr w:type="spellStart"/>
+      <w:r>
+        <w:rPr>
+          <w:rFonts w:cs="Times New Roman"/>
+        </w:rPr>
+        <w:t>Akkermans</w:t>
+      </w:r>
+      <w:proofErr w:type="spellEnd"/>
+      <w:r>
+        <w:rPr>
+          <w:rFonts w:cs="Times New Roman"/>
+        </w:rPr>
+        <w:t xml:space="preserve">, H., </w:t>
+      </w:r>
+      <w:proofErr w:type="spellStart"/>
+      <w:r>
+        <w:rPr>
+          <w:rFonts w:cs="Times New Roman"/>
+        </w:rPr>
+        <w:t>Anjewierden</w:t>
+      </w:r>
+      <w:proofErr w:type="spellEnd"/>
+      <w:r>
+        <w:rPr>
+          <w:rFonts w:cs="Times New Roman"/>
+        </w:rPr>
+        <w:t xml:space="preserve">, A., de Hoog, R., Shadbolt, N., Van de Velde, W., &amp; </w:t>
+      </w:r>
+      <w:proofErr w:type="spellStart"/>
+      <w:r>
+        <w:rPr>
+          <w:rFonts w:cs="Times New Roman"/>
+        </w:rPr>
+        <w:t>Wielinga</w:t>
+      </w:r>
+      <w:proofErr w:type="spellEnd"/>
+      <w:r>
+        <w:rPr>
+          <w:rFonts w:cs="Times New Roman"/>
+        </w:rPr>
+        <w:t xml:space="preserve">, B. (2000). Knowledge Engineering and Management: The </w:t>
+      </w:r>
+      <w:proofErr w:type="spellStart"/>
+      <w:r>
+        <w:rPr>
+          <w:rFonts w:cs="Times New Roman"/>
+        </w:rPr>
+        <w:t>CommonKADS</w:t>
+      </w:r>
+      <w:proofErr w:type="spellEnd"/>
+      <w:r>
+        <w:rPr>
+          <w:rFonts w:cs="Times New Roman"/>
+        </w:rPr>
+        <w:t xml:space="preserve"> Methodology. MIT Press.</w:t>
       </w:r>
     </w:p>
     <w:p>
@@ -2077,11 +2067,19 @@
         </w:rPr>
         <w:t xml:space="preserve">[3] Motta, E., &amp; </w:t>
       </w:r>
-      <w:r>
-        <w:rPr>
-          <w:rFonts w:cs="Times New Roman"/>
-        </w:rPr>
-        <w:t>Zdrahal, Z. (1998). A library of problem-solving components based on the integration of the search paradigm with task and method ontologies. International Journal of Human-Computer Studies, 49(4), 437-470. doi:10.1006/ijhc.1998.0214.</w:t>
+      <w:proofErr w:type="spellStart"/>
+      <w:r>
+        <w:rPr>
+          <w:rFonts w:cs="Times New Roman"/>
+        </w:rPr>
+        <w:t>Zdrahal</w:t>
+      </w:r>
+      <w:proofErr w:type="spellEnd"/>
+      <w:r>
+        <w:rPr>
+          <w:rFonts w:cs="Times New Roman"/>
+        </w:rPr>
+        <w:t>, Z. (1998). A library of problem-solving components based on the integration of the search paradigm with task and method ontologies. International Journal of Human-Computer Studies, 49(4), 437-470. doi:10.1006/ijhc.1998.0214.</w:t>
       </w:r>
     </w:p>
     <w:p>
@@ -2089,13 +2087,35 @@
         <w:rPr>
           <w:rFonts w:cs="Times New Roman"/>
         </w:rPr>
-        <w:t>[4] Laird, J. E., Lebi</w:t>
-      </w:r>
-      <w:r>
-        <w:rPr>
-          <w:rFonts w:cs="Times New Roman"/>
-        </w:rPr>
-        <w:t>ere, C., &amp; Rosenbloom, P. S. (2017). A Standard Model of the Mind: Toward a Common Computational Framework across Artificial Intelligence, Cognitive Science, Neuroscience, and Robotics. AI Magazine, 38(4), 13-26. doi:10.1609/aimag.v38i4.2744.</w:t>
+        <w:t xml:space="preserve">[4] Laird, J. E., </w:t>
+      </w:r>
+      <w:proofErr w:type="spellStart"/>
+      <w:r>
+        <w:rPr>
+          <w:rFonts w:cs="Times New Roman"/>
+        </w:rPr>
+        <w:t>Lebiere</w:t>
+      </w:r>
+      <w:proofErr w:type="spellEnd"/>
+      <w:r>
+        <w:rPr>
+          <w:rFonts w:cs="Times New Roman"/>
+        </w:rPr>
+        <w:t>, C., &amp; Rosenbloom, P. S. (2017). A Standard Model of the Mind: Toward a Common Computational Framework across Artificial Intelligence, Cognitive Science, Neuroscience, and Robotics. AI Magazine, 38(4), 13-26. doi:10.1609/</w:t>
+      </w:r>
+      <w:proofErr w:type="gramStart"/>
+      <w:r>
+        <w:rPr>
+          <w:rFonts w:cs="Times New Roman"/>
+        </w:rPr>
+        <w:t>aimag.v</w:t>
+      </w:r>
+      <w:proofErr w:type="gramEnd"/>
+      <w:r>
+        <w:rPr>
+          <w:rFonts w:cs="Times New Roman"/>
+        </w:rPr>
+        <w:t>38i4.2744.</w:t>
       </w:r>
     </w:p>
     <w:p>
@@ -2103,13 +2123,35 @@
         <w:rPr>
           <w:rFonts w:cs="Times New Roman"/>
         </w:rPr>
-        <w:t>[5] Banarescu</w:t>
-      </w:r>
-      <w:r>
-        <w:rPr>
-          <w:rFonts w:cs="Times New Roman"/>
-        </w:rPr>
-        <w:t>, L., et al. (2013). Abstract Meaning Representation for Sembanking. Proceedings of the 7th Linguistic Annotation Workshop and Interoperability with Discourse, 178-186.</w:t>
+        <w:t xml:space="preserve">[5] </w:t>
+      </w:r>
+      <w:proofErr w:type="spellStart"/>
+      <w:r>
+        <w:rPr>
+          <w:rFonts w:cs="Times New Roman"/>
+        </w:rPr>
+        <w:t>Banarescu</w:t>
+      </w:r>
+      <w:proofErr w:type="spellEnd"/>
+      <w:r>
+        <w:rPr>
+          <w:rFonts w:cs="Times New Roman"/>
+        </w:rPr>
+        <w:t xml:space="preserve">, L., et al. (2013). Abstract Meaning Representation for </w:t>
+      </w:r>
+      <w:proofErr w:type="spellStart"/>
+      <w:r>
+        <w:rPr>
+          <w:rFonts w:cs="Times New Roman"/>
+        </w:rPr>
+        <w:t>Sembanking</w:t>
+      </w:r>
+      <w:proofErr w:type="spellEnd"/>
+      <w:r>
+        <w:rPr>
+          <w:rFonts w:cs="Times New Roman"/>
+        </w:rPr>
+        <w:t>. Proceedings of the 7th Linguistic Annotation Workshop and Interoperability with Discourse, 178-186.</w:t>
       </w:r>
     </w:p>
     <w:p>
@@ -2117,13 +2159,21 @@
         <w:rPr>
           <w:rFonts w:cs="Times New Roman"/>
         </w:rPr>
-        <w:t>[6] Nivre, J., et al. (2016). Universal Dependencies v1: A Multilingual Treebank Collec</w:t>
-      </w:r>
-      <w:r>
-        <w:rPr>
-          <w:rFonts w:cs="Times New Roman"/>
-        </w:rPr>
-        <w:t>tion. Proceedings of LREC 2016, 1659-1666.</w:t>
+        <w:t xml:space="preserve">[6] </w:t>
+      </w:r>
+      <w:proofErr w:type="spellStart"/>
+      <w:r>
+        <w:rPr>
+          <w:rFonts w:cs="Times New Roman"/>
+        </w:rPr>
+        <w:t>Nivre</w:t>
+      </w:r>
+      <w:proofErr w:type="spellEnd"/>
+      <w:r>
+        <w:rPr>
+          <w:rFonts w:cs="Times New Roman"/>
+        </w:rPr>
+        <w:t>, J., et al. (2016). Universal Dependencies v1: A Multilingual Treebank Collection. Proceedings of LREC 2016, 1659-1666.</w:t>
       </w:r>
     </w:p>
     <w:p>
@@ -2141,19 +2191,89 @@
           <w:lang w:val="es-ES"/>
         </w:rPr>
         <w:lastRenderedPageBreak/>
-        <w:t xml:space="preserve">[8] Marra, G., Dumancic, S., Manhaeve, R., &amp; De Raedt, L. (2024). </w:t>
-      </w:r>
-      <w:r>
-        <w:rPr>
-          <w:rFonts w:cs="Times New Roman"/>
-        </w:rPr>
-        <w:t>From statistical relational to neuro</w:t>
-      </w:r>
-      <w:r>
-        <w:rPr>
-          <w:rFonts w:cs="Times New Roman"/>
-        </w:rPr>
-        <w:t>symbolic artificial intelligence: A survey. Artificial Intelligence, 328, 104062. doi:10.1016/j.artint.2023.104062.</w:t>
+        <w:t xml:space="preserve">[8] Marra, G., </w:t>
+      </w:r>
+      <w:proofErr w:type="spellStart"/>
+      <w:r>
+        <w:rPr>
+          <w:rFonts w:cs="Times New Roman"/>
+          <w:lang w:val="es-ES"/>
+        </w:rPr>
+        <w:t>Dumancic</w:t>
+      </w:r>
+      <w:proofErr w:type="spellEnd"/>
+      <w:r>
+        <w:rPr>
+          <w:rFonts w:cs="Times New Roman"/>
+          <w:lang w:val="es-ES"/>
+        </w:rPr>
+        <w:t xml:space="preserve">, S., </w:t>
+      </w:r>
+      <w:proofErr w:type="spellStart"/>
+      <w:r>
+        <w:rPr>
+          <w:rFonts w:cs="Times New Roman"/>
+          <w:lang w:val="es-ES"/>
+        </w:rPr>
+        <w:t>Manhaeve</w:t>
+      </w:r>
+      <w:proofErr w:type="spellEnd"/>
+      <w:r>
+        <w:rPr>
+          <w:rFonts w:cs="Times New Roman"/>
+          <w:lang w:val="es-ES"/>
+        </w:rPr>
+        <w:t xml:space="preserve">, R., &amp; De </w:t>
+      </w:r>
+      <w:proofErr w:type="spellStart"/>
+      <w:r>
+        <w:rPr>
+          <w:rFonts w:cs="Times New Roman"/>
+          <w:lang w:val="es-ES"/>
+        </w:rPr>
+        <w:t>Raedt</w:t>
+      </w:r>
+      <w:proofErr w:type="spellEnd"/>
+      <w:r>
+        <w:rPr>
+          <w:rFonts w:cs="Times New Roman"/>
+          <w:lang w:val="es-ES"/>
+        </w:rPr>
+        <w:t xml:space="preserve">, L. (2024). </w:t>
+      </w:r>
+      <w:r>
+        <w:rPr>
+          <w:rFonts w:cs="Times New Roman"/>
+        </w:rPr>
+        <w:t xml:space="preserve">From statistical relational to </w:t>
+      </w:r>
+      <w:proofErr w:type="spellStart"/>
+      <w:r>
+        <w:rPr>
+          <w:rFonts w:cs="Times New Roman"/>
+        </w:rPr>
+        <w:t>neurosymbolic</w:t>
+      </w:r>
+      <w:proofErr w:type="spellEnd"/>
+      <w:r>
+        <w:rPr>
+          <w:rFonts w:cs="Times New Roman"/>
+        </w:rPr>
+        <w:t xml:space="preserve"> artificial intelligence: A survey. Artificial Intelligence, 328, 104062. </w:t>
+      </w:r>
+      <w:proofErr w:type="gramStart"/>
+      <w:r>
+        <w:rPr>
+          <w:rFonts w:cs="Times New Roman"/>
+        </w:rPr>
+        <w:t>doi:10.1016/j.artint</w:t>
+      </w:r>
+      <w:proofErr w:type="gramEnd"/>
+      <w:r>
+        <w:rPr>
+          <w:rFonts w:cs="Times New Roman"/>
+        </w:rPr>
+        <w:t>.2023.104062.</w:t>
       </w:r>
     </w:p>
     <w:p>
@@ -2169,13 +2289,35 @@
         <w:rPr>
           <w:rFonts w:cs="Times New Roman"/>
         </w:rPr>
-        <w:t>[10] Besta, M., et al</w:t>
-      </w:r>
-      <w:r>
-        <w:rPr>
-          <w:rFonts w:cs="Times New Roman"/>
-        </w:rPr>
-        <w:t>. (2024). Graph of Thoughts: Solving Elaborate Problems with Large Language Models. Proceedings of AAAI, 38(16), 17682-17690. doi:10.1609/aaai.v38i16.29720.</w:t>
+        <w:t xml:space="preserve">[10] </w:t>
+      </w:r>
+      <w:proofErr w:type="spellStart"/>
+      <w:r>
+        <w:rPr>
+          <w:rFonts w:cs="Times New Roman"/>
+        </w:rPr>
+        <w:t>Besta</w:t>
+      </w:r>
+      <w:proofErr w:type="spellEnd"/>
+      <w:r>
+        <w:rPr>
+          <w:rFonts w:cs="Times New Roman"/>
+        </w:rPr>
+        <w:t>, M., et al. (2024). Graph of Thoughts: Solving Elaborate Problems with Large Language Models. Proceedings of AAAI, 38(16), 17682-17690. doi:10.1609/</w:t>
+      </w:r>
+      <w:proofErr w:type="gramStart"/>
+      <w:r>
+        <w:rPr>
+          <w:rFonts w:cs="Times New Roman"/>
+        </w:rPr>
+        <w:t>aaai.v</w:t>
+      </w:r>
+      <w:proofErr w:type="gramEnd"/>
+      <w:r>
+        <w:rPr>
+          <w:rFonts w:cs="Times New Roman"/>
+        </w:rPr>
+        <w:t>38i16.29720.</w:t>
       </w:r>
     </w:p>
     <w:p>
@@ -2183,13 +2325,21 @@
         <w:rPr>
           <w:rFonts w:cs="Times New Roman"/>
         </w:rPr>
-        <w:t>[11] Yao, S., et al. (2023). ReAct: Synergizing Reasoning and Acting in Language Models. Internatio</w:t>
-      </w:r>
-      <w:r>
-        <w:rPr>
-          <w:rFonts w:cs="Times New Roman"/>
-        </w:rPr>
-        <w:t>nal Conference on Learning Representations (ICLR 2023).</w:t>
+        <w:t xml:space="preserve">[11] Yao, S., et al. (2023). </w:t>
+      </w:r>
+      <w:proofErr w:type="spellStart"/>
+      <w:r>
+        <w:rPr>
+          <w:rFonts w:cs="Times New Roman"/>
+        </w:rPr>
+        <w:t>ReAct</w:t>
+      </w:r>
+      <w:proofErr w:type="spellEnd"/>
+      <w:r>
+        <w:rPr>
+          <w:rFonts w:cs="Times New Roman"/>
+        </w:rPr>
+        <w:t>: Synergizing Reasoning and Acting in Language Models. International Conference on Learning Representations (ICLR 2023).</w:t>
       </w:r>
     </w:p>
     <w:p>
@@ -2197,7 +2347,21 @@
         <w:rPr>
           <w:rFonts w:cs="Times New Roman"/>
         </w:rPr>
-        <w:t>[12] He, F., et al. (2025). ProtoReasoning: Prototypes as the Foundation for Generalizable Reasoning in LLMs. arXiv:2506.15211.</w:t>
+        <w:t xml:space="preserve">[12] He, F., et al. (2025). </w:t>
+      </w:r>
+      <w:proofErr w:type="spellStart"/>
+      <w:r>
+        <w:rPr>
+          <w:rFonts w:cs="Times New Roman"/>
+        </w:rPr>
+        <w:t>ProtoReasoning</w:t>
+      </w:r>
+      <w:proofErr w:type="spellEnd"/>
+      <w:r>
+        <w:rPr>
+          <w:rFonts w:cs="Times New Roman"/>
+        </w:rPr>
+        <w:t>: Prototypes as the Foundation for Generalizable Reasoning in LLMs. arXiv:2506.15211.</w:t>
       </w:r>
     </w:p>
     <w:p>
@@ -2205,13 +2369,21 @@
         <w:rPr>
           <w:rFonts w:cs="Times New Roman"/>
         </w:rPr>
-        <w:t xml:space="preserve">[13] Lippl, S., et al. (2025). Algorithmic Primitives and Compositional </w:t>
-      </w:r>
-      <w:r>
-        <w:rPr>
-          <w:rFonts w:cs="Times New Roman"/>
-        </w:rPr>
-        <w:t>Geometry of Reasoning in Language Models. arXiv:2510.15987.</w:t>
+        <w:t xml:space="preserve">[13] </w:t>
+      </w:r>
+      <w:proofErr w:type="spellStart"/>
+      <w:r>
+        <w:rPr>
+          <w:rFonts w:cs="Times New Roman"/>
+        </w:rPr>
+        <w:t>Lippl</w:t>
+      </w:r>
+      <w:proofErr w:type="spellEnd"/>
+      <w:r>
+        <w:rPr>
+          <w:rFonts w:cs="Times New Roman"/>
+        </w:rPr>
+        <w:t>, S., et al. (2025). Algorithmic Primitives and Compositional Geometry of Reasoning in Language Models. arXiv:2510.15987.</w:t>
       </w:r>
     </w:p>
     <w:p>
@@ -2219,7 +2391,49 @@
         <w:rPr>
           <w:rFonts w:cs="Times New Roman"/>
         </w:rPr>
-        <w:t>[14] Leucker, M., &amp; Schallhart, C. (2009). A brief account of runtime verification. Journal of Logic and Algebraic Programming, 78(5), 293-303. doi:10.1016/j.jlap.2008.08.004.</w:t>
+        <w:t xml:space="preserve">[14] </w:t>
+      </w:r>
+      <w:proofErr w:type="spellStart"/>
+      <w:r>
+        <w:rPr>
+          <w:rFonts w:cs="Times New Roman"/>
+        </w:rPr>
+        <w:t>Leucker</w:t>
+      </w:r>
+      <w:proofErr w:type="spellEnd"/>
+      <w:r>
+        <w:rPr>
+          <w:rFonts w:cs="Times New Roman"/>
+        </w:rPr>
+        <w:t xml:space="preserve">, M., &amp; </w:t>
+      </w:r>
+      <w:proofErr w:type="spellStart"/>
+      <w:r>
+        <w:rPr>
+          <w:rFonts w:cs="Times New Roman"/>
+        </w:rPr>
+        <w:t>Schallhart</w:t>
+      </w:r>
+      <w:proofErr w:type="spellEnd"/>
+      <w:r>
+        <w:rPr>
+          <w:rFonts w:cs="Times New Roman"/>
+        </w:rPr>
+        <w:t xml:space="preserve">, C. (2009). A brief account of runtime verification. Journal of Logic and Algebraic Programming, 78(5), 293-303. </w:t>
+      </w:r>
+      <w:proofErr w:type="gramStart"/>
+      <w:r>
+        <w:rPr>
+          <w:rFonts w:cs="Times New Roman"/>
+        </w:rPr>
+        <w:t>doi:10.1016/j.jlap</w:t>
+      </w:r>
+      <w:proofErr w:type="gramEnd"/>
+      <w:r>
+        <w:rPr>
+          <w:rFonts w:cs="Times New Roman"/>
+        </w:rPr>
+        <w:t>.2008.08.004.</w:t>
       </w:r>
     </w:p>
     <w:p>
@@ -2227,13 +2441,35 @@
         <w:rPr>
           <w:rFonts w:cs="Times New Roman"/>
         </w:rPr>
-        <w:t>[15] Chen, L., Zahar</w:t>
-      </w:r>
-      <w:r>
-        <w:rPr>
-          <w:rFonts w:cs="Times New Roman"/>
-        </w:rPr>
-        <w:t>ia, M., &amp; Zou, J. (2023). FrugalGPT: How to Use Large Language Models While Reducing Cost and Improving Performance. arXiv:2305.05176.</w:t>
+        <w:t xml:space="preserve">[15] Chen, L., </w:t>
+      </w:r>
+      <w:proofErr w:type="spellStart"/>
+      <w:r>
+        <w:rPr>
+          <w:rFonts w:cs="Times New Roman"/>
+        </w:rPr>
+        <w:t>Zaharia</w:t>
+      </w:r>
+      <w:proofErr w:type="spellEnd"/>
+      <w:r>
+        <w:rPr>
+          <w:rFonts w:cs="Times New Roman"/>
+        </w:rPr>
+        <w:t xml:space="preserve">, M., &amp; Zou, J. (2023). </w:t>
+      </w:r>
+      <w:proofErr w:type="spellStart"/>
+      <w:r>
+        <w:rPr>
+          <w:rFonts w:cs="Times New Roman"/>
+        </w:rPr>
+        <w:t>FrugalGPT</w:t>
+      </w:r>
+      <w:proofErr w:type="spellEnd"/>
+      <w:r>
+        <w:rPr>
+          <w:rFonts w:cs="Times New Roman"/>
+        </w:rPr>
+        <w:t>: How to Use Large Language Models While Reducing Cost and Improving Performance. arXiv:2305.05176.</w:t>
       </w:r>
     </w:p>
     <w:p>
@@ -2275,31 +2511,77 @@
         <w:rPr>
           <w:rFonts w:cs="Times New Roman"/>
         </w:rPr>
-        <w:t>MDPAR-H is designed as a staged falsi</w:t>
-      </w:r>
-      <w:r>
-        <w:rPr>
-          <w:rFonts w:cs="Times New Roman"/>
-        </w:rPr>
-        <w:t xml:space="preserve">fication programme rather than a demonstration programme. It separates five evidential questions that must not be collapsed: whether a structural proposition follows from the adopted formalism; whether an implemented mechanism realises that proposition as </w:t>
-      </w:r>
-      <w:r>
-        <w:rPr>
-          <w:rFonts w:cs="Times New Roman"/>
-        </w:rPr>
-        <w:t>specified; whether the mechanism survives controlled internal perturbation; whether the property generalises empirically beyond the representation/model/domain in which it was first observed; and whether it survives independently engineered architectures a</w:t>
-      </w:r>
-      <w:r>
-        <w:rPr>
-          <w:rFonts w:cs="Times New Roman"/>
-        </w:rPr>
-        <w:t>nd physical coupling. The first questions are not made probabilistic merely because the later questions require statistical evidence. MDPAR v2.2.0, C0-C12 and the Swagger product surface provide Background formalisation, instrumentation, internal DEVELOPME</w:t>
-      </w:r>
-      <w:r>
-        <w:rPr>
-          <w:rFonts w:cs="Times New Roman"/>
-        </w:rPr>
-        <w:t>NT evidence and operational feasibility. They are not prospective confirmation of the maximal external domain claimed by the MDPAR Hypothesis.</w:t>
+        <w:t xml:space="preserve">MDPAR-H is designed as a staged falsification </w:t>
+      </w:r>
+      <w:proofErr w:type="spellStart"/>
+      <w:r>
+        <w:rPr>
+          <w:rFonts w:cs="Times New Roman"/>
+        </w:rPr>
+        <w:t>programme</w:t>
+      </w:r>
+      <w:proofErr w:type="spellEnd"/>
+      <w:r>
+        <w:rPr>
+          <w:rFonts w:cs="Times New Roman"/>
+        </w:rPr>
+        <w:t xml:space="preserve"> rather than a demonstration </w:t>
+      </w:r>
+      <w:proofErr w:type="spellStart"/>
+      <w:r>
+        <w:rPr>
+          <w:rFonts w:cs="Times New Roman"/>
+        </w:rPr>
+        <w:t>programme</w:t>
+      </w:r>
+      <w:proofErr w:type="spellEnd"/>
+      <w:r>
+        <w:rPr>
+          <w:rFonts w:cs="Times New Roman"/>
+        </w:rPr>
+        <w:t xml:space="preserve">. It separates five evidential questions that must not be collapsed: whether a structural proposition follows from the adopted formalism; whether an implemented mechanism </w:t>
+      </w:r>
+      <w:proofErr w:type="spellStart"/>
+      <w:r>
+        <w:rPr>
+          <w:rFonts w:cs="Times New Roman"/>
+        </w:rPr>
+        <w:t>realises</w:t>
+      </w:r>
+      <w:proofErr w:type="spellEnd"/>
+      <w:r>
+        <w:rPr>
+          <w:rFonts w:cs="Times New Roman"/>
+        </w:rPr>
+        <w:t xml:space="preserve"> that proposition as specified; whether the mechanism survives controlled internal perturbation; whether the property </w:t>
+      </w:r>
+      <w:proofErr w:type="spellStart"/>
+      <w:r>
+        <w:rPr>
+          <w:rFonts w:cs="Times New Roman"/>
+        </w:rPr>
+        <w:t>generalises</w:t>
+      </w:r>
+      <w:proofErr w:type="spellEnd"/>
+      <w:r>
+        <w:rPr>
+          <w:rFonts w:cs="Times New Roman"/>
+        </w:rPr>
+        <w:t xml:space="preserve"> empirically beyond the representation/model/domain in which it was first observed; and whether it survives independently engineered architectures and physical coupling. The first questions are not made probabilistic merely because the later questions require statistical evidence. MDPAR v2.2.0, C0-C12 and the Swagger product surface provide Background </w:t>
+      </w:r>
+      <w:proofErr w:type="spellStart"/>
+      <w:r>
+        <w:rPr>
+          <w:rFonts w:cs="Times New Roman"/>
+        </w:rPr>
+        <w:t>formalisation</w:t>
+      </w:r>
+      <w:proofErr w:type="spellEnd"/>
+      <w:r>
+        <w:rPr>
+          <w:rFonts w:cs="Times New Roman"/>
+        </w:rPr>
+        <w:t>, instrumentation, internal DEVELOPMENT evidence and operational feasibility. They are not prospective confirmation of the maximal external domain claimed by the MDPAR Hypothesis.</w:t>
       </w:r>
     </w:p>
     <w:p>
@@ -2307,25 +2589,7 @@
         <w:rPr>
           <w:rFonts w:cs="Times New Roman"/>
         </w:rPr>
-        <w:t>The working assumptions are deliberately testable. A1: candidate structural properties can be defined independent</w:t>
-      </w:r>
-      <w:r>
-        <w:rPr>
-          <w:rFonts w:cs="Times New Roman"/>
-        </w:rPr>
-        <w:t>ly of task accuracy. A2: semantic observations from heterogeneous systems can be projected into a common structural description without importing most of their domain ontology. A3: exact equivalence, weaker correspondence and incompatibility can be operati</w:t>
-      </w:r>
-      <w:r>
-        <w:rPr>
-          <w:rFonts w:cs="Times New Roman"/>
-        </w:rPr>
-        <w:t>onally distinguished. A4: longitudinal structural, epistemic and execution authority can remain inspectable outside the semantic provider. A5: provider/model substitution can occur without silently transferring ownership of the surrounding cognitive state.</w:t>
-      </w:r>
-      <w:r>
-        <w:rPr>
-          <w:rFonts w:cs="Times New Roman"/>
-        </w:rPr>
-        <w:t xml:space="preserve"> A6: at least a subset of properties identified in symbolic cognition may remain meaningful under multimodal and physical coupling. Failure of A2, A4, A5 or A6 directly delimits the hypothesis.</w:t>
+        <w:t>The working assumptions are deliberately testable. A1: candidate structural properties can be defined independently of task accuracy. A2: semantic observations from heterogeneous systems can be projected into a common structural description without importing most of their domain ontology. A3: exact equivalence, weaker correspondence and incompatibility can be operationally distinguished. A4: longitudinal structural, epistemic and execution authority can remain inspectable outside the semantic provider. A5: provider/model substitution can occur without silently transferring ownership of the surrounding cognitive state. A6: at least a subset of properties identified in symbolic cognition may remain meaningful under multimodal and physical coupling. Failure of A2, A4, A5 or A6 directly delimits the hypothesis.</w:t>
       </w:r>
     </w:p>
     <w:p>
@@ -2346,25 +2610,7 @@
         <w:rPr>
           <w:rFonts w:cs="Times New Roman"/>
         </w:rPr>
-        <w:t>The proje</w:t>
-      </w:r>
-      <w:r>
-        <w:rPr>
-          <w:rFonts w:cs="Times New Roman"/>
-        </w:rPr>
-        <w:t>ct extends the evidence doctrine already developed in MDPAR into a prospective lifecycle: DEVELOPMENT -&gt; CONFIRMATORY -&gt; FROZEN. During DEVELOPMENT, instruments, candidate invariants, adapters and diagnostics may be refined. Before confirmatory exposure, t</w:t>
-      </w:r>
-      <w:r>
-        <w:rPr>
-          <w:rFonts w:cs="Times New Roman"/>
-        </w:rPr>
-        <w:t>he applicable hypothesis, invariant set, admissible transformations, endpoints, comparison rules, datasets/task generators, model settings, repetitions, failure taxonomy and analysis plan will be preregistered and version-frozen. CONFIRMATORY runs will the</w:t>
-      </w:r>
-      <w:r>
-        <w:rPr>
-          <w:rFonts w:cs="Times New Roman"/>
-        </w:rPr>
-        <w:t>n be executed without adapting the rule to observed outcomes. FROZEN packages retain supportive, negative, mixed and non-estimable results with immutable provenance.</w:t>
+        <w:t>The project extends the evidence doctrine already developed in MDPAR into a prospective lifecycle: DEVELOPMENT -&gt; CONFIRMATORY -&gt; FROZEN. During DEVELOPMENT, instruments, candidate invariants, adapters and diagnostics may be refined. Before confirmatory exposure, the applicable hypothesis, invariant set, admissible transformations, endpoints, comparison rules, datasets/task generators, model settings, repetitions, failure taxonomy and analysis plan will be preregistered and version-frozen. CONFIRMATORY runs will then be executed without adapting the rule to observed outcomes. FROZEN packages retain supportive, negative, mixed and non-estimable results with immutable provenance.</w:t>
       </w:r>
     </w:p>
     <w:p>
@@ -2372,19 +2618,21 @@
         <w:rPr>
           <w:rFonts w:cs="Times New Roman"/>
         </w:rPr>
-        <w:t>A parallel claim-status scale will prevent category inflation: IMPLEMENTED means present i</w:t>
-      </w:r>
-      <w:r>
-        <w:rPr>
-          <w:rFonts w:cs="Times New Roman"/>
-        </w:rPr>
-        <w:t>n software; VERIFIED means checked against specification; OBSERVED means measured experimentally; REPLICATED means independently reproduced; GENERALISED WITHIN TESTED SUPPORT means preservation has been demonstrated only over an explicitly declared support</w:t>
-      </w:r>
-      <w:r>
-        <w:rPr>
-          <w:rFonts w:cs="Times New Roman"/>
-        </w:rPr>
-        <w:t xml:space="preserve"> matrix; and NOT ESTABLISHED is used for extrapolation beyond that matrix. No internal v2.2.0 result will be retrospectively promoted to independent replication or generalisation.</w:t>
+        <w:t xml:space="preserve">A parallel claim-status scale will prevent category inflation: IMPLEMENTED means present in software; VERIFIED means checked against specification; OBSERVED means measured experimentally; REPLICATED means independently reproduced; GENERALISED WITHIN TESTED SUPPORT means preservation has been demonstrated only over an explicitly declared support matrix; and NOT ESTABLISHED is used for extrapolation beyond that matrix. No internal v2.2.0 result will be retrospectively promoted to independent replication or </w:t>
+      </w:r>
+      <w:proofErr w:type="spellStart"/>
+      <w:r>
+        <w:rPr>
+          <w:rFonts w:cs="Times New Roman"/>
+        </w:rPr>
+        <w:t>generalisation</w:t>
+      </w:r>
+      <w:proofErr w:type="spellEnd"/>
+      <w:r>
+        <w:rPr>
+          <w:rFonts w:cs="Times New Roman"/>
+        </w:rPr>
+        <w:t>.</w:t>
       </w:r>
     </w:p>
     <w:p>
@@ -2392,19 +2640,7 @@
         <w:rPr>
           <w:rFonts w:cs="Times New Roman"/>
         </w:rPr>
-        <w:t xml:space="preserve">A held-out design is central to avoiding circular validation. </w:t>
-      </w:r>
-      <w:r>
-        <w:rPr>
-          <w:rFonts w:cs="Times New Roman"/>
-        </w:rPr>
-        <w:t xml:space="preserve">Domain-language-model combinations, transformation families and, where feasible, complete task families will be reserved from metrological development and disclosed only after freeze. Confirmatory data will not be used to redefine SCC state meaning, relax </w:t>
-      </w:r>
-      <w:r>
-        <w:rPr>
-          <w:rFonts w:cs="Times New Roman"/>
-        </w:rPr>
-        <w:t>equivalence criteria or lower adapter-minimality thresholds. If a definition changes after exposure, the affected result remains historical evidence and the revised definition begins a new prospective cycle.</w:t>
+        <w:t>A held-out design is central to avoiding circular validation. Domain-language-model combinations, transformation families and, where feasible, complete task families will be reserved from metrological development and disclosed only after freeze. Confirmatory data will not be used to redefine SCC state meaning, relax equivalence criteria or lower adapter-minimality thresholds. If a definition changes after exposure, the affected result remains historical evidence and the revised definition begins a new prospective cycle.</w:t>
       </w:r>
     </w:p>
     <w:p>
@@ -2426,31 +2662,7 @@
         <w:rPr>
           <w:rFonts w:cs="Times New Roman"/>
         </w:rPr>
-        <w:t xml:space="preserve">C0-C12 </w:t>
-      </w:r>
-      <w:r>
-        <w:rPr>
-          <w:rFonts w:cs="Times New Roman"/>
-        </w:rPr>
-        <w:t>will be used to design the prospective experiment, not counted as its confirmatory answer. The campaign is scientifically valuable precisely because it already exposes failure modes that future tests must preserve: observer false positives and loss of spec</w:t>
-      </w:r>
-      <w:r>
-        <w:rPr>
-          <w:rFonts w:cs="Times New Roman"/>
-        </w:rPr>
-        <w:t>ificity (C1); grounding failure and UNEVALUABLE outcomes (C2); deterministic formal calculation distinct from neural observation (C3); correspondence without exact identity (C4); conditional accuracy with explicit coverage (C5); longitudinal unresolved sta</w:t>
-      </w:r>
-      <w:r>
-        <w:rPr>
-          <w:rFonts w:cs="Times New Roman"/>
-        </w:rPr>
-        <w:t>tes and invalid OPEN claims (C6); deterministic policy/gold boundaries (C7-C8); non-monotonic compute economics (C9); temporal authority (C10); and certification-sensitive degradation/recovery without stale authority (C11-C12). These phenomena become presp</w:t>
-      </w:r>
-      <w:r>
-        <w:rPr>
-          <w:rFonts w:cs="Times New Roman"/>
-        </w:rPr>
-        <w:t>ecified controls, not post-hoc explanations.</w:t>
+        <w:t>C0-C12 will be used to design the prospective experiment, not counted as its confirmatory answer. The campaign is scientifically valuable precisely because it already exposes failure modes that future tests must preserve: observer false positives and loss of specificity (C1); grounding failure and UNEVALUABLE outcomes (C2); deterministic formal calculation distinct from neural observation (C3); correspondence without exact identity (C4); conditional accuracy with explicit coverage (C5); longitudinal unresolved states and invalid OPEN claims (C6); deterministic policy/gold boundaries (C7-C8); non-monotonic compute economics (C9); temporal authority (C10); and certification-sensitive degradation/recovery without stale authority (C11-C12). These phenomena become prespecified controls, not post-hoc explanations.</w:t>
       </w:r>
     </w:p>
     <w:p>
@@ -2458,19 +2670,21 @@
         <w:rPr>
           <w:rFonts w:cs="Times New Roman"/>
         </w:rPr>
-        <w:t>The Swagger probe adds a complementary methodological lesson. The operational pipeline can preserve a canonical deterministic core while OPEN semantic observations vary. In the pre-project vertical probe, OPEN s</w:t>
-      </w:r>
-      <w:r>
-        <w:rPr>
-          <w:rFonts w:cs="Times New Roman"/>
-        </w:rPr>
-        <w:t>tability was VARIATION_OBSERVED rather than exact. MDPAR-H will therefore quantify observer stochasticity prospectively and will never retry neural calls until a convenient structural projection appears. Human-readable reports will remain derived realisati</w:t>
-      </w:r>
-      <w:r>
-        <w:rPr>
-          <w:rFonts w:cs="Times New Roman"/>
-        </w:rPr>
-        <w:t>ons; the canonical evidence state, not presentation fluency, is the analysis authority.</w:t>
+        <w:t xml:space="preserve">The Swagger probe adds a complementary methodological lesson. The operational pipeline can preserve a canonical deterministic core while OPEN semantic observations vary. In the pre-project vertical probe, OPEN stability was VARIATION_OBSERVED rather than exact. MDPAR-H will therefore quantify observer stochasticity prospectively and will never retry neural calls until a convenient structural projection appears. Human-readable reports will remain derived </w:t>
+      </w:r>
+      <w:proofErr w:type="spellStart"/>
+      <w:r>
+        <w:rPr>
+          <w:rFonts w:cs="Times New Roman"/>
+        </w:rPr>
+        <w:t>realisations</w:t>
+      </w:r>
+      <w:proofErr w:type="spellEnd"/>
+      <w:r>
+        <w:rPr>
+          <w:rFonts w:cs="Times New Roman"/>
+        </w:rPr>
+        <w:t>; the canonical evidence state, not presentation fluency, is the analysis authority.</w:t>
       </w:r>
     </w:p>
     <w:p>
@@ -2491,19 +2705,21 @@
         <w:rPr>
           <w:rFonts w:cs="Times New Roman"/>
         </w:rPr>
-        <w:t xml:space="preserve">Year 1 operationalises O1-O2. The mature SCC/trajectory formalism will first be converted into a versioned </w:t>
-      </w:r>
-      <w:r>
-        <w:rPr>
-          <w:rFonts w:cs="Times New Roman"/>
-        </w:rPr>
-        <w:t>confirmatory specification. Occurrence identity, order, SCC projection, typed relations, recurrence/closure, exact equivalence, weaker correspondence, admissible transformations, provenance and structural-semantic boundaries will be linked to executable co</w:t>
-      </w:r>
-      <w:r>
-        <w:rPr>
-          <w:rFonts w:cs="Times New Roman"/>
-        </w:rPr>
-        <w:t>nformance tests. Candidate invariants will be classified by claim strength so that coarse preservation cannot be reported as exact identity and semantic task success cannot substitute for structural preservation.</w:t>
+        <w:t xml:space="preserve">Year 1 </w:t>
+      </w:r>
+      <w:proofErr w:type="spellStart"/>
+      <w:r>
+        <w:rPr>
+          <w:rFonts w:cs="Times New Roman"/>
+        </w:rPr>
+        <w:t>operationalises</w:t>
+      </w:r>
+      <w:proofErr w:type="spellEnd"/>
+      <w:r>
+        <w:rPr>
+          <w:rFonts w:cs="Times New Roman"/>
+        </w:rPr>
+        <w:t xml:space="preserve"> O1-O2. The mature SCC/trajectory formalism will first be converted into a versioned confirmatory specification. Occurrence identity, order, SCC projection, typed relations, recurrence/closure, exact equivalence, weaker correspondence, admissible transformations, provenance and structural-semantic boundaries will be linked to executable conformance tests. Candidate invariants will be classified by claim strength so that coarse preservation cannot be reported as exact identity and semantic task success cannot substitute for structural preservation.</w:t>
       </w:r>
     </w:p>
     <w:p>
@@ -2511,25 +2727,21 @@
         <w:rPr>
           <w:rFonts w:cs="Times New Roman"/>
         </w:rPr>
-        <w:t>The symbolic campaign will cross domains, l</w:t>
-      </w:r>
-      <w:r>
-        <w:rPr>
-          <w:rFonts w:cs="Times New Roman"/>
-        </w:rPr>
-        <w:t>anguages, model families, provider classes, capacities, representation formats, routing policies and controlled transformations. Positive controls will verify recovery of structure known by construction to be preserved. Negative controls will include cases</w:t>
-      </w:r>
-      <w:r>
-        <w:rPr>
-          <w:rFonts w:cs="Times New Roman"/>
-        </w:rPr>
-        <w:t xml:space="preserve"> with similar semantics or identical final answers but deliberately incompatible dependency/order/relation structure. Adversarial perturbations will alter lexicalisation, notation, observation order, information availability, representation or semantic obs</w:t>
-      </w:r>
-      <w:r>
-        <w:rPr>
-          <w:rFonts w:cs="Times New Roman"/>
-        </w:rPr>
-        <w:t>erver while selectively preserving/breaking formal properties. This dual sensitivity/specificity design is essential: a universal-looking metric that accepts both intended matches and intended non-matches will be rejected as non-discriminative.</w:t>
+        <w:t xml:space="preserve">The symbolic campaign will cross domains, languages, model families, provider classes, capacities, representation formats, routing policies and controlled transformations. Positive controls will verify recovery of structure known by construction to be preserved. Negative controls will include cases with similar semantics or identical final answers but deliberately incompatible dependency/order/relation structure. Adversarial perturbations will alter </w:t>
+      </w:r>
+      <w:proofErr w:type="spellStart"/>
+      <w:r>
+        <w:rPr>
+          <w:rFonts w:cs="Times New Roman"/>
+        </w:rPr>
+        <w:t>lexicalisation</w:t>
+      </w:r>
+      <w:proofErr w:type="spellEnd"/>
+      <w:r>
+        <w:rPr>
+          <w:rFonts w:cs="Times New Roman"/>
+        </w:rPr>
+        <w:t>, notation, observation order, information availability, representation or semantic observer while selectively preserving/breaking formal properties. This dual sensitivity/specificity design is essential: a universal-looking metric that accepts both intended matches and intended non-matches will be rejected as non-discriminative.</w:t>
       </w:r>
     </w:p>
     <w:p>
@@ -2537,25 +2749,21 @@
         <w:rPr>
           <w:rFonts w:cs="Times New Roman"/>
         </w:rPr>
-        <w:t>Attribution</w:t>
-      </w:r>
-      <w:r>
-        <w:rPr>
-          <w:rFonts w:cs="Times New Roman"/>
-        </w:rPr>
-        <w:t xml:space="preserve"> will rely on prospectively specified contrasts and ablations rather than aggregate performance alone. Contrasts will include external structural continuity versus model-context continuity; exact equivalence versus coarse graph descriptors; fixed versus ad</w:t>
-      </w:r>
-      <w:r>
-        <w:rPr>
-          <w:rFonts w:cs="Times New Roman"/>
-        </w:rPr>
-        <w:t xml:space="preserve">aptive cognition acquisition; shared-ontology baselines versus ontology-light projection; semantic observer changes with structural rules fixed; and structural component removal/substitution. The aim is to attribute observed effects to structure, observer </w:t>
-      </w:r>
-      <w:r>
-        <w:rPr>
-          <w:rFonts w:cs="Times New Roman"/>
-        </w:rPr>
-        <w:t>quality, routing, provider stochasticity, scheduling or backend behaviour rather than collapse them into one score.</w:t>
+        <w:t xml:space="preserve">Attribution will rely on prospectively specified contrasts and ablations rather than aggregate performance alone. Contrasts will include external structural continuity versus model-context continuity; exact equivalence versus coarse graph descriptors; fixed versus adaptive cognition acquisition; shared-ontology baselines versus ontology-light projection; semantic observer changes with structural rules fixed; and structural component removal/substitution. The aim is to attribute observed effects to structure, observer quality, routing, provider stochasticity, scheduling or backend </w:t>
+      </w:r>
+      <w:proofErr w:type="spellStart"/>
+      <w:r>
+        <w:rPr>
+          <w:rFonts w:cs="Times New Roman"/>
+        </w:rPr>
+        <w:t>behaviour</w:t>
+      </w:r>
+      <w:proofErr w:type="spellEnd"/>
+      <w:r>
+        <w:rPr>
+          <w:rFonts w:cs="Times New Roman"/>
+        </w:rPr>
+        <w:t xml:space="preserve"> rather than collapse them into one score.</w:t>
       </w:r>
     </w:p>
     <w:p>
@@ -2576,19 +2784,7 @@
         <w:rPr>
           <w:rFonts w:cs="Times New Roman"/>
         </w:rPr>
-        <w:t>MDPAR-H will preserve explicit outcome semantics. Structural preservation/violation</w:t>
-      </w:r>
-      <w:r>
-        <w:rPr>
-          <w:rFonts w:cs="Times New Roman"/>
-        </w:rPr>
-        <w:t>, exact equivalence, partial correspondence, UNKNOWN, NOT_ESTIMABLE, UNEVALUABLE, grounding failure, provider/transport failure, adapter failure, runtime failure, certification failure, protocol violation and invariant violation will remain distinct states</w:t>
-      </w:r>
-      <w:r>
-        <w:rPr>
-          <w:rFonts w:cs="Times New Roman"/>
-        </w:rPr>
-        <w:t>. Missing or non-comparable evidence will not be converted into zero or a neutral score. Repetition will be used only when stochasticity/repeatability is itself part of the prespecified question.</w:t>
+        <w:t>MDPAR-H will preserve explicit outcome semantics. Structural preservation/violation, exact equivalence, partial correspondence, UNKNOWN, NOT_ESTIMABLE, UNEVALUABLE, grounding failure, provider/transport failure, adapter failure, runtime failure, certification failure, protocol violation and invariant violation will remain distinct states. Missing or non-comparable evidence will not be converted into zero or a neutral score. Repetition will be used only when stochasticity/repeatability is itself part of the prespecified question.</w:t>
       </w:r>
     </w:p>
     <w:p>
@@ -2596,31 +2792,35 @@
         <w:rPr>
           <w:rFonts w:cs="Times New Roman"/>
         </w:rPr>
-        <w:t>Formal endpoints and empirical generalisation endpoints will</w:t>
-      </w:r>
-      <w:r>
-        <w:rPr>
-          <w:rFonts w:cs="Times New Roman"/>
-        </w:rPr>
-        <w:t xml:space="preserve"> be analysed separately. Exact validity for an individual structure is determined by the formal comparison rule; statistical inference does not replace that rule. Across experimental populations, preservation rates, false-match rates, discriminability, rep</w:t>
-      </w:r>
-      <w:r>
-        <w:rPr>
-          <w:rFonts w:cs="Times New Roman"/>
-        </w:rPr>
-        <w:t>eatability, adapter burden, coverage, latency and computational-resource measures will be reported with uncertainty intervals and effect sizes. Paired designs will be used for controlled variants; hierarchical or mixed-effects models will be used for obser</w:t>
-      </w:r>
-      <w:r>
-        <w:rPr>
-          <w:rFonts w:cs="Times New Roman"/>
-        </w:rPr>
-        <w:t>vations nested across tasks, domains, languages, models/providers or laboratories. Multiplicity will be controlled for confirmatory invariant families, and sample sizes will be justified prospectively by target precision and/or power for the relevant empir</w:t>
-      </w:r>
-      <w:r>
-        <w:rPr>
-          <w:rFonts w:cs="Times New Roman"/>
-        </w:rPr>
-        <w:t>ical endpoint.</w:t>
+        <w:t xml:space="preserve">Formal endpoints and empirical </w:t>
+      </w:r>
+      <w:proofErr w:type="spellStart"/>
+      <w:r>
+        <w:rPr>
+          <w:rFonts w:cs="Times New Roman"/>
+        </w:rPr>
+        <w:t>generalisation</w:t>
+      </w:r>
+      <w:proofErr w:type="spellEnd"/>
+      <w:r>
+        <w:rPr>
+          <w:rFonts w:cs="Times New Roman"/>
+        </w:rPr>
+        <w:t xml:space="preserve"> endpoints will be </w:t>
+      </w:r>
+      <w:proofErr w:type="spellStart"/>
+      <w:r>
+        <w:rPr>
+          <w:rFonts w:cs="Times New Roman"/>
+        </w:rPr>
+        <w:t>analysed</w:t>
+      </w:r>
+      <w:proofErr w:type="spellEnd"/>
+      <w:r>
+        <w:rPr>
+          <w:rFonts w:cs="Times New Roman"/>
+        </w:rPr>
+        <w:t xml:space="preserve"> separately. Exact validity for an individual structure is determined by the formal comparison rule; statistical inference does not replace that rule. Across experimental populations, preservation rates, false-match rates, discriminability, repeatability, adapter burden, coverage, latency and computational-resource measures will be reported with uncertainty intervals and effect sizes. Paired designs will be used for controlled variants; hierarchical or mixed-effects models will be used for observations nested across tasks, domains, languages, models/providers or laboratories. Multiplicity will be controlled for confirmatory invariant families, and sample sizes will be justified prospectively by target precision and/or power for the relevant empirical endpoint.</w:t>
       </w:r>
     </w:p>
     <w:p>
@@ -2628,19 +2828,21 @@
         <w:rPr>
           <w:rFonts w:cs="Times New Roman"/>
         </w:rPr>
-        <w:t>The existing Capability x Scientific Axis x Economic Ledger doctrine will be retained but kept subordinate to scientific validity. Capability identifies the mechanism under test; scientific axes distinguish formal performance, attribution an</w:t>
-      </w:r>
-      <w:r>
-        <w:rPr>
-          <w:rFonts w:cs="Times New Roman"/>
-        </w:rPr>
-        <w:t>d generalisation; the operational ledger separates compute/cost (C), time (T), infrastructure (I), maintenance (M) and capability/quality (Q). The v2.2.0 C9 result demonstrates why this separation matters: reasoning and wall time can decrease while total t</w:t>
-      </w:r>
-      <w:r>
-        <w:rPr>
-          <w:rFonts w:cs="Times New Roman"/>
-        </w:rPr>
-        <w:t>oken work increases. Resource claims will therefore be accepted only when the required capability, authority and safety floor is preserved.</w:t>
+        <w:t xml:space="preserve">The existing Capability x Scientific Axis x Economic Ledger doctrine will be retained but kept subordinate to scientific validity. Capability identifies the mechanism under test; scientific axes distinguish formal performance, attribution and </w:t>
+      </w:r>
+      <w:proofErr w:type="spellStart"/>
+      <w:r>
+        <w:rPr>
+          <w:rFonts w:cs="Times New Roman"/>
+        </w:rPr>
+        <w:t>generalisation</w:t>
+      </w:r>
+      <w:proofErr w:type="spellEnd"/>
+      <w:r>
+        <w:rPr>
+          <w:rFonts w:cs="Times New Roman"/>
+        </w:rPr>
+        <w:t>; the operational ledger separates compute/cost (C), time (T), infrastructure (I), maintenance (M) and capability/quality (Q). The v2.2.0 C9 result demonstrates why this separation matters: reasoning and wall time can decrease while total token work increases. Resource claims will therefore be accepted only when the required capability, authority and safety floor is preserved.</w:t>
       </w:r>
     </w:p>
     <w:p>
@@ -2662,25 +2864,21 @@
         <w:rPr>
           <w:rFonts w:cs="Times New Roman"/>
         </w:rPr>
-        <w:t xml:space="preserve">Year 2 operationalises O3 and is the principal </w:t>
-      </w:r>
-      <w:r>
-        <w:rPr>
-          <w:rFonts w:cs="Times New Roman"/>
-        </w:rPr>
-        <w:t>independence test. Target systems will be independently engineered reasoners, planners and symbolic/neuro-symbolic systems that possess their own native representations and can operate without MDPAR. They will not be redesigned to conform to SCC. Observabl</w:t>
-      </w:r>
-      <w:r>
-        <w:rPr>
-          <w:rFonts w:cs="Times New Roman"/>
-        </w:rPr>
-        <w:t xml:space="preserve">e states, decisions, traces or formal artefacts will be exposed through minimal interfaces and projected only after native execution. A property found only among components designed jointly with MDPAR remains compatible with architectural self-similarity, </w:t>
-      </w:r>
-      <w:r>
-        <w:rPr>
-          <w:rFonts w:cs="Times New Roman"/>
-        </w:rPr>
-        <w:t>not provider-independent invariance.</w:t>
+        <w:t xml:space="preserve">Year 2 </w:t>
+      </w:r>
+      <w:proofErr w:type="spellStart"/>
+      <w:r>
+        <w:rPr>
+          <w:rFonts w:cs="Times New Roman"/>
+        </w:rPr>
+        <w:t>operationalises</w:t>
+      </w:r>
+      <w:proofErr w:type="spellEnd"/>
+      <w:r>
+        <w:rPr>
+          <w:rFonts w:cs="Times New Roman"/>
+        </w:rPr>
+        <w:t xml:space="preserve"> O3 and is the principal independence test. Target systems will be independently engineered reasoners, planners and symbolic/neuro-symbolic systems that possess their own native representations and can operate without MDPAR. They will not be redesigned to conform to SCC. Observable states, decisions, traces or formal artefacts will be exposed through minimal interfaces and projected only after native execution. A property found only among components designed jointly with MDPAR remains compatible with architectural self-similarity, not provider-independent invariance.</w:t>
       </w:r>
     </w:p>
     <w:p>
@@ -2688,19 +2886,7 @@
         <w:rPr>
           <w:rFonts w:cs="Times New Roman"/>
         </w:rPr>
-        <w:t>Cross-system adapters become experimental objects rather than invisible engineering glue. For each integration the project will quantify interface size, mapping complexity, domain-specific rules/vocabulary, semantic bur</w:t>
-      </w:r>
-      <w:r>
-        <w:rPr>
-          <w:rFonts w:cs="Times New Roman"/>
-        </w:rPr>
-        <w:t>den and ontology import. Adapter-minimality thresholds will be fixed prospectively for each system class. Where feasible, adapter construction and structural scoring will be separated across partners, and at least one independent replication will be perfor</w:t>
-      </w:r>
-      <w:r>
-        <w:rPr>
-          <w:rFonts w:cs="Times New Roman"/>
-        </w:rPr>
-        <w:t>med without involvement of the original MDPAR implementation team in the scoring step.</w:t>
+        <w:t>Cross-system adapters become experimental objects rather than invisible engineering glue. For each integration the project will quantify interface size, mapping complexity, domain-specific rules/vocabulary, semantic burden and ontology import. Adapter-minimality thresholds will be fixed prospectively for each system class. Where feasible, adapter construction and structural scoring will be separated across partners, and at least one independent replication will be performed without involvement of the original MDPAR implementation team in the scoring step.</w:t>
       </w:r>
     </w:p>
     <w:p>
@@ -2708,19 +2894,21 @@
         <w:rPr>
           <w:rFonts w:cs="Times New Roman"/>
         </w:rPr>
-        <w:t>Shared benchmark tasks will contain expected matches and expected non-matches. Success therefore requires both recovery and rejection: systems that reach the same answer</w:t>
-      </w:r>
-      <w:r>
-        <w:rPr>
-          <w:rFonts w:cs="Times New Roman"/>
-        </w:rPr>
-        <w:t xml:space="preserve"> through structurally incompatible trajectories must not be declared invariant. DeepRAP portfolio systems are particularly valuable because they provide heterogeneous external architectures not selected or designed by MDPAR-H. Portfolio interoperability th</w:t>
-      </w:r>
-      <w:r>
-        <w:rPr>
-          <w:rFonts w:cs="Times New Roman"/>
-        </w:rPr>
-        <w:t>us doubles as adversarial hypothesis testing.</w:t>
+        <w:t xml:space="preserve">Shared benchmark tasks will contain expected matches and expected non-matches. Success therefore requires both recovery and rejection: systems that reach the same answer through structurally incompatible trajectories must not be declared invariant. </w:t>
+      </w:r>
+      <w:proofErr w:type="spellStart"/>
+      <w:r>
+        <w:rPr>
+          <w:rFonts w:cs="Times New Roman"/>
+        </w:rPr>
+        <w:t>DeepRAP</w:t>
+      </w:r>
+      <w:proofErr w:type="spellEnd"/>
+      <w:r>
+        <w:rPr>
+          <w:rFonts w:cs="Times New Roman"/>
+        </w:rPr>
+        <w:t xml:space="preserve"> portfolio systems are particularly valuable because they provide heterogeneous external architectures not selected or designed by MDPAR-H. Portfolio interoperability thus doubles as adversarial hypothesis testing.</w:t>
       </w:r>
     </w:p>
     <w:p>
@@ -2741,19 +2929,21 @@
         <w:rPr>
           <w:rFonts w:cs="Times New Roman"/>
         </w:rPr>
-        <w:t>Year 3 operationalises O4 by introducing physical and temporal causality. The loop will couple perception -&gt; state estimation -&gt; semantic/structural interpretation</w:t>
-      </w:r>
-      <w:r>
-        <w:rPr>
-          <w:rFonts w:cs="Times New Roman"/>
-        </w:rPr>
-        <w:t xml:space="preserve"> -&gt; planning -&gt; action commitment -&gt; physical consequence -&gt; new perception. Tests progress from controlled simulation to laboratory embodiment so that world coupling can be separated from task difficulty. The embodied-AI/robotics partner will provide an i</w:t>
-      </w:r>
-      <w:r>
-        <w:rPr>
-          <w:rFonts w:cs="Times New Roman"/>
-        </w:rPr>
-        <w:t>ndependently engineered perception-action stack; success will not be defined as MDPAR merely issuing commands.</w:t>
+        <w:t xml:space="preserve">Year 3 </w:t>
+      </w:r>
+      <w:proofErr w:type="spellStart"/>
+      <w:r>
+        <w:rPr>
+          <w:rFonts w:cs="Times New Roman"/>
+        </w:rPr>
+        <w:t>operationalises</w:t>
+      </w:r>
+      <w:proofErr w:type="spellEnd"/>
+      <w:r>
+        <w:rPr>
+          <w:rFonts w:cs="Times New Roman"/>
+        </w:rPr>
+        <w:t xml:space="preserve"> O4 by introducing physical and temporal causality. The loop will couple perception -&gt; state estimation -&gt; semantic/structural interpretation -&gt; planning -&gt; action commitment -&gt; physical consequence -&gt; new perception. Tests progress from controlled simulation to laboratory embodiment so that world coupling can be separated from task difficulty. The embodied-AI/robotics partner will provide an independently engineered perception-action stack; success will not be defined as MDPAR merely issuing commands.</w:t>
       </w:r>
     </w:p>
     <w:p>
@@ -2761,25 +2951,7 @@
         <w:rPr>
           <w:rFonts w:cs="Times New Roman"/>
         </w:rPr>
-        <w:t>Controlled perturbations will include partial observability, occlusion, sensor noise/disagreement, delayed or lost observations, replanning, dead</w:t>
-      </w:r>
-      <w:r>
-        <w:rPr>
-          <w:rFonts w:cs="Times New Roman"/>
-        </w:rPr>
-        <w:t>lines, actuator constraints/failure, environment and goal changes, model substitution, frontier loss/recovery and fallback to constrained local cognition. The analysis will compare symbolic, simulated embodied and physical embodied trajectory classes and d</w:t>
-      </w:r>
-      <w:r>
-        <w:rPr>
-          <w:rFonts w:cs="Times New Roman"/>
-        </w:rPr>
-        <w:t>etermine which Year-1/Year-2 properties remain preserved, weaken into another class, or cease to be identifiable. Temporal authority remains prospective: information arriving after a committed action may update future state but cannot retroactively rewrite</w:t>
-      </w:r>
-      <w:r>
-        <w:rPr>
-          <w:rFonts w:cs="Times New Roman"/>
-        </w:rPr>
-        <w:t xml:space="preserve"> the authority state that governed that action.</w:t>
+        <w:t>Controlled perturbations will include partial observability, occlusion, sensor noise/disagreement, delayed or lost observations, replanning, deadlines, actuator constraints/failure, environment and goal changes, model substitution, frontier loss/recovery and fallback to constrained local cognition. The analysis will compare symbolic, simulated embodied and physical embodied trajectory classes and determine which Year-1/Year-2 properties remain preserved, weaken into another class, or cease to be identifiable. Temporal authority remains prospective: information arriving after a committed action may update future state but cannot retroactively rewrite the authority state that governed that action.</w:t>
       </w:r>
     </w:p>
     <w:p>
@@ -2787,13 +2959,7 @@
         <w:rPr>
           <w:rFonts w:cs="Times New Roman"/>
         </w:rPr>
-        <w:t>A failure of embodied invariance will not be mitigated by redefining task success as support for the hypothesis. It will delimit the result to symbolic/partially situated cognition or identify structural noti</w:t>
-      </w:r>
-      <w:r>
-        <w:rPr>
-          <w:rFonts w:cs="Times New Roman"/>
-        </w:rPr>
-        <w:t>ons requiring reformulation. This is intentionally the highest-risk stage.</w:t>
+        <w:t>A failure of embodied invariance will not be mitigated by redefining task success as support for the hypothesis. It will delimit the result to symbolic/partially situated cognition or identify structural notions requiring reformulation. This is intentionally the highest-risk stage.</w:t>
       </w:r>
     </w:p>
     <w:p>
@@ -2814,25 +2980,7 @@
         <w:rPr>
           <w:rFonts w:cs="Times New Roman"/>
         </w:rPr>
-        <w:t xml:space="preserve">O5 integrates only the mechanisms that survive the relevant scientific gates into a laboratory cognitive-AI </w:t>
-      </w:r>
-      <w:r>
-        <w:rPr>
-          <w:rFonts w:cs="Times New Roman"/>
-        </w:rPr>
-        <w:t>demonstrator. Year 2 will produce an integrated symbolic demonstrator exposing reasoning, abstraction, planning, provenance, uncertainty, structural state and authority; Year 3 will extend it with multimodal and embodied components. The TRL4 capability flo</w:t>
-      </w:r>
-      <w:r>
-        <w:rPr>
-          <w:rFonts w:cs="Times New Roman"/>
-        </w:rPr>
-        <w:t xml:space="preserve">or will require competent task performance together with valid structural state, explicit uncertainty, authority integrity, reproducibility and safe handling of predefined faults. High task success cannot compensate for stale authority, hidden uncertainty </w:t>
-      </w:r>
-      <w:r>
-        <w:rPr>
-          <w:rFonts w:cs="Times New Roman"/>
-        </w:rPr>
-        <w:t>or violated structural contracts. Conversely, the demonstrator may remain technologically useful if the strongest universality claim is narrowed or falsified.</w:t>
+        <w:t>O5 integrates only the mechanisms that survive the relevant scientific gates into a laboratory cognitive-AI demonstrator. Year 2 will produce an integrated symbolic demonstrator exposing reasoning, abstraction, planning, provenance, uncertainty, structural state and authority; Year 3 will extend it with multimodal and embodied components. The TRL4 capability floor will require competent task performance together with valid structural state, explicit uncertainty, authority integrity, reproducibility and safe handling of predefined faults. High task success cannot compensate for stale authority, hidden uncertainty or violated structural contracts. Conversely, the demonstrator may remain technologically useful if the strongest universality claim is narrowed or falsified.</w:t>
       </w:r>
     </w:p>
     <w:p>
@@ -2853,25 +3001,7 @@
         <w:rPr>
           <w:rFonts w:cs="Times New Roman"/>
         </w:rPr>
-        <w:t>Technical robustness will be built into ea</w:t>
-      </w:r>
-      <w:r>
-        <w:rPr>
-          <w:rFonts w:cs="Times New Roman"/>
-        </w:rPr>
-        <w:t>ch evidence package rather than assessed only at the final demonstrator. Confirmatory packages will bind source/binary or interface version, MDPAR/adapter version, model/provider identity and settings, corpus/generator version, task configuration, hardware</w:t>
-      </w:r>
-      <w:r>
-        <w:rPr>
-          <w:rFonts w:cs="Times New Roman"/>
-        </w:rPr>
-        <w:t>/runtime profile, analysis code, timestamps and retained outputs through machine-readable manifests and cryptographic hashes. Deterministic and neural boundaries will be recorded separately; retry semantics, transport errors, grounding failures and certifi</w:t>
-      </w:r>
-      <w:r>
-        <w:rPr>
-          <w:rFonts w:cs="Times New Roman"/>
-        </w:rPr>
-        <w:t>cation state will be explicit.</w:t>
+        <w:t>Technical robustness will be built into each evidence package rather than assessed only at the final demonstrator. Confirmatory packages will bind source/binary or interface version, MDPAR/adapter version, model/provider identity and settings, corpus/generator version, task configuration, hardware/runtime profile, analysis code, timestamps and retained outputs through machine-readable manifests and cryptographic hashes. Deterministic and neural boundaries will be recorded separately; retry semantics, transport errors, grounding failures and certification state will be explicit.</w:t>
       </w:r>
     </w:p>
     <w:p>
@@ -2879,19 +3009,35 @@
         <w:rPr>
           <w:rFonts w:cs="Times New Roman"/>
         </w:rPr>
-        <w:t>The pre-existing v2.2.0 operational contract provides a useful integration pattern: a canonical machine-readable analysis is the source of truth, while reports are derived realisations with no authority to rewrite canonical f</w:t>
-      </w:r>
-      <w:r>
-        <w:rPr>
-          <w:rFonts w:cs="Times New Roman"/>
-        </w:rPr>
-        <w:t>indings. MDPAR-H will generalise this provenance discipline to external systems. Reproducibility claims will state their exact level: deterministic re-execution where possible, stochastic replication where necessary, and controlled verification arrangement</w:t>
-      </w:r>
-      <w:r>
-        <w:rPr>
-          <w:rFonts w:cs="Times New Roman"/>
-        </w:rPr>
-        <w:t>s where Background IP prevents unrestricted end-to-end execution. No output will be described as independently reproducible beyond what access actually permits.</w:t>
+        <w:t xml:space="preserve">The pre-existing v2.2.0 operational contract provides a useful integration pattern: a canonical machine-readable analysis is the source of truth, while reports are derived </w:t>
+      </w:r>
+      <w:proofErr w:type="spellStart"/>
+      <w:r>
+        <w:rPr>
+          <w:rFonts w:cs="Times New Roman"/>
+        </w:rPr>
+        <w:t>realisations</w:t>
+      </w:r>
+      <w:proofErr w:type="spellEnd"/>
+      <w:r>
+        <w:rPr>
+          <w:rFonts w:cs="Times New Roman"/>
+        </w:rPr>
+        <w:t xml:space="preserve"> with no authority to rewrite canonical findings. MDPAR-H will </w:t>
+      </w:r>
+      <w:proofErr w:type="spellStart"/>
+      <w:r>
+        <w:rPr>
+          <w:rFonts w:cs="Times New Roman"/>
+        </w:rPr>
+        <w:t>generalise</w:t>
+      </w:r>
+      <w:proofErr w:type="spellEnd"/>
+      <w:r>
+        <w:rPr>
+          <w:rFonts w:cs="Times New Roman"/>
+        </w:rPr>
+        <w:t xml:space="preserve"> this provenance discipline to external systems. Reproducibility claims will state their exact level: deterministic re-execution where possible, stochastic replication where necessary, and controlled verification arrangements where Background IP prevents unrestricted end-to-end execution. No output will be described as independently reproducible beyond what access actually permits.</w:t>
       </w:r>
     </w:p>
     <w:p>
@@ -2913,31 +3059,21 @@
         <w:rPr>
           <w:rFonts w:cs="Times New Roman"/>
         </w:rPr>
-        <w:t>The methodology requires substantive integration of cognitive sci</w:t>
-      </w:r>
-      <w:r>
-        <w:rPr>
-          <w:rFonts w:cs="Times New Roman"/>
-        </w:rPr>
-        <w:t>ence/experimental psychology, formal methods and knowledge representation, experimental AI/computer science, quantitative measurement, and embodied AI/robotics. Cognitive science defines the inferential construct and guards against equating task success wi</w:t>
-      </w:r>
-      <w:r>
-        <w:rPr>
-          <w:rFonts w:cs="Times New Roman"/>
-        </w:rPr>
-        <w:t>th the target phenomenon; formal methods make identity, transformation, validity and falsification explicit; experimental AI supplies heterogeneous observers/reasoners/planners, ablations and compute-aware evaluation; quantitative methodology estimates emp</w:t>
-      </w:r>
-      <w:r>
-        <w:rPr>
-          <w:rFonts w:cs="Times New Roman"/>
-        </w:rPr>
-        <w:t>irical generalisation without replacing formal validity; and robotics introduces partial observability, real-time action and irreversible world consequences. These disciplines are coupled by the same evidential object rather than contributing parallel work</w:t>
-      </w:r>
-      <w:r>
-        <w:rPr>
-          <w:rFonts w:cs="Times New Roman"/>
-        </w:rPr>
-        <w:t>streams.</w:t>
+        <w:t xml:space="preserve">The methodology requires substantive integration of cognitive science/experimental psychology, formal methods and knowledge representation, experimental AI/computer science, quantitative measurement, and embodied AI/robotics. Cognitive science defines the inferential construct and guards against equating task success with the target phenomenon; formal methods make identity, transformation, validity and falsification explicit; experimental AI supplies heterogeneous observers/reasoners/planners, ablations and compute-aware evaluation; quantitative methodology estimates empirical </w:t>
+      </w:r>
+      <w:proofErr w:type="spellStart"/>
+      <w:r>
+        <w:rPr>
+          <w:rFonts w:cs="Times New Roman"/>
+        </w:rPr>
+        <w:t>generalisation</w:t>
+      </w:r>
+      <w:proofErr w:type="spellEnd"/>
+      <w:r>
+        <w:rPr>
+          <w:rFonts w:cs="Times New Roman"/>
+        </w:rPr>
+        <w:t xml:space="preserve"> without replacing formal validity; and robotics introduces partial observability, real-time action and irreversible world consequences. These disciplines are coupled by the same evidential object rather than contributing parallel workstreams.</w:t>
       </w:r>
     </w:p>
     <w:p>
@@ -2965,31 +3101,21 @@
         <w:rPr>
           <w:rFonts w:cs="Times New Roman"/>
         </w:rPr>
-        <w:t xml:space="preserve">Encoding artefact: apparent invariants may be properties of MDPAR representation; addressed through held-out combinations, alternative representations, ablations and independent Year-2 </w:t>
-      </w:r>
-      <w:r>
-        <w:rPr>
-          <w:rFonts w:cs="Times New Roman"/>
-        </w:rPr>
-        <w:t>systems. R2 - Semantic leakage: adapters may reconstruct a hidden ontology; measured through mapping complexity, semantic burden and ontology import. R3 - Weak discrimination: a permissive metric may accept too many structures; attacked with constructed no</w:t>
-      </w:r>
-      <w:r>
-        <w:rPr>
-          <w:rFonts w:cs="Times New Roman"/>
-        </w:rPr>
-        <w:t>n-matches and false-match endpoints. R4 - Stochastic observer instability: already observed at the product boundary; quantified prospectively without retry-to-success. R5 - Certification drift: provider availability may be confused with authorised capabili</w:t>
-      </w:r>
-      <w:r>
-        <w:rPr>
-          <w:rFonts w:cs="Times New Roman"/>
-        </w:rPr>
-        <w:t>ty; certification is versioned and tested separately from availability. R6 - Symbolic-only invariance: properties may disappear under perception/action coupling; Year 3 is designed to expose that boundary. R7 - Integration success mistaken for scientific c</w:t>
-      </w:r>
-      <w:r>
-        <w:rPr>
-          <w:rFonts w:cs="Times New Roman"/>
-        </w:rPr>
-        <w:t>onfirmation: task/TRL endpoints and hypothesis endpoints are reported separately.</w:t>
+        <w:t xml:space="preserve">Encoding artefact: apparent invariants may be properties of MDPAR representation; addressed through held-out combinations, alternative representations, ablations and independent Year-2 systems. R2 - Semantic leakage: adapters may reconstruct a hidden ontology; measured through mapping complexity, semantic burden and ontology import. R3 - Weak discrimination: a permissive metric may accept too many structures; attacked with constructed non-matches and false-match endpoints. R4 - Stochastic observer instability: already observed at the product boundary; quantified prospectively without retry-to-success. R5 - Certification drift: provider availability may be confused with </w:t>
+      </w:r>
+      <w:proofErr w:type="spellStart"/>
+      <w:r>
+        <w:rPr>
+          <w:rFonts w:cs="Times New Roman"/>
+        </w:rPr>
+        <w:t>authorised</w:t>
+      </w:r>
+      <w:proofErr w:type="spellEnd"/>
+      <w:r>
+        <w:rPr>
+          <w:rFonts w:cs="Times New Roman"/>
+        </w:rPr>
+        <w:t xml:space="preserve"> capability; certification is versioned and tested separately from availability. R6 - Symbolic-only invariance: properties may disappear under perception/action coupling; Year 3 is designed to expose that boundary. R7 - Integration success mistaken for scientific confirmation: task/TRL endpoints and hypothesis endpoints are reported separately.</w:t>
       </w:r>
     </w:p>
     <w:p>
@@ -3010,19 +3136,21 @@
         <w:rPr>
           <w:rFonts w:cs="Times New Roman"/>
         </w:rPr>
-        <w:t>No sex- or gender-dependent mechanism is hypothesised for the core structural-invariance experiments, whose units of analysis</w:t>
-      </w:r>
-      <w:r>
-        <w:rPr>
-          <w:rFonts w:cs="Times New Roman"/>
-        </w:rPr>
-        <w:t xml:space="preserve"> are artificial cognitive systems, representations and trajectories. Sex/gender will therefore not be introduced as an artificial covariate into O1-O4. Its relevance will be reassessed prospectively before any human-participant or substantively human-facin</w:t>
-      </w:r>
-      <w:r>
-        <w:rPr>
-          <w:rFonts w:cs="Times New Roman"/>
-        </w:rPr>
-        <w:t>g demonstrator study. If such a study is included, relevant sampling, language/perception, interaction and outcome considerations will be specified before data collection and reported transparently.</w:t>
+        <w:t xml:space="preserve">No sex- or gender-dependent mechanism is </w:t>
+      </w:r>
+      <w:proofErr w:type="spellStart"/>
+      <w:r>
+        <w:rPr>
+          <w:rFonts w:cs="Times New Roman"/>
+        </w:rPr>
+        <w:t>hypothesised</w:t>
+      </w:r>
+      <w:proofErr w:type="spellEnd"/>
+      <w:r>
+        <w:rPr>
+          <w:rFonts w:cs="Times New Roman"/>
+        </w:rPr>
+        <w:t xml:space="preserve"> for the core structural-invariance experiments, whose units of analysis are artificial cognitive systems, representations and trajectories. Sex/gender will therefore not be introduced as an artificial covariate into O1-O4. Its relevance will be reassessed prospectively before any human-participant or substantively human-facing demonstrator study. If such a study is included, relevant sampling, language/perception, interaction and outcome considerations will be specified before data collection and reported transparently.</w:t>
       </w:r>
     </w:p>
     <w:p>
@@ -3043,25 +3171,7 @@
         <w:rPr>
           <w:rFonts w:cs="Times New Roman"/>
         </w:rPr>
-        <w:t>Open Science w</w:t>
-      </w:r>
-      <w:r>
-        <w:rPr>
-          <w:rFonts w:cs="Times New Roman"/>
-        </w:rPr>
-        <w:t>ill be part of the experimental method. Confirmatory hypotheses and analysis plans will be preregistered where this does not disclose protectable implementation details; benchmark specifications, structural schemas, metric definitions, counterexamples/nega</w:t>
-      </w:r>
-      <w:r>
-        <w:rPr>
-          <w:rFonts w:cs="Times New Roman"/>
-        </w:rPr>
-        <w:t>tive results, non-sensitive task material, evaluation code and sufficient run-level metadata for independent scrutiny will be released as early as scientifically and legally appropriate. Project publications will be Open Access and project-generated output</w:t>
-      </w:r>
-      <w:r>
-        <w:rPr>
-          <w:rFonts w:cs="Times New Roman"/>
-        </w:rPr>
-        <w:t>s will use persistent identifiers, versioning and machine-readable provenance. A Data Management Plan will be delivered by Month 6 and updated throughout the project.</w:t>
+        <w:t>Open Science will be part of the experimental method. Confirmatory hypotheses and analysis plans will be preregistered where this does not disclose protectable implementation details; benchmark specifications, structural schemas, metric definitions, counterexamples/negative results, non-sensitive task material, evaluation code and sufficient run-level metadata for independent scrutiny will be released as early as scientifically and legally appropriate. Project publications will be Open Access and project-generated outputs will use persistent identifiers, versioning and machine-readable provenance. A Data Management Plan will be delivered by Month 6 and updated throughout the project.</w:t>
       </w:r>
     </w:p>
     <w:p>
@@ -3069,25 +3179,7 @@
         <w:rPr>
           <w:rFonts w:cs="Times New Roman"/>
         </w:rPr>
-        <w:t>The project begins with a persistent pre-project evidence boundary rather than creating r</w:t>
-      </w:r>
-      <w:r>
-        <w:rPr>
-          <w:rFonts w:cs="Times New Roman"/>
-        </w:rPr>
-        <w:t>eproducibility infrastructure after award. Zenodo DOI [ZENODO DOI] will identify the citable MDPAR-docs release, and [GITHUB URL] will expose the corresponding version-controlled scientific documentation, thesis manuscript, run catalogue and benchmark fals</w:t>
-      </w:r>
-      <w:r>
-        <w:rPr>
-          <w:rFonts w:cs="Times New Roman"/>
-        </w:rPr>
-        <w:t>ification commands. During the action, confirmatory freezes will receive new immutable release identifiers rather than overwriting the Background record. This allows reviewers, replicators and portfolio partners to distinguish pre-project provenance from f</w:t>
-      </w:r>
-      <w:r>
-        <w:rPr>
-          <w:rFonts w:cs="Times New Roman"/>
-        </w:rPr>
-        <w:t>unded Foreground and to reconstruct exactly which specification governed each result.</w:t>
+        <w:t>The project begins with a persistent pre-project evidence boundary rather than creating reproducibility infrastructure after award. Zenodo DOI will identify the citable MDPAR-docs release, and [GITHUB URL] will expose the corresponding version-controlled scientific documentation, thesis manuscript, run catalogue and benchmark falsification commands. During the action, confirmatory freezes will receive new immutable release identifiers rather than overwriting the Background record. This allows reviewers, replicators and portfolio partners to distinguish pre-project provenance from funded Foreground and to reconstruct exactly which specification governed each result.</w:t>
       </w:r>
     </w:p>
     <w:p>
@@ -3095,19 +3187,7 @@
         <w:rPr>
           <w:rFonts w:cs="Times New Roman"/>
         </w:rPr>
-        <w:t>MDPAR v2.2.0, including the pre-existing SCC/trajectory formalism, runtime/parser/engine/routing architecture, OPEN/CLOSED mechanisms, C0-C12 evidence infrastructure, Swa</w:t>
-      </w:r>
-      <w:r>
-        <w:rPr>
-          <w:rFonts w:cs="Times New Roman"/>
-        </w:rPr>
-        <w:t>gger service surface and associated know-how, is Background IP. MDPAR-H will distinguish this Background from project-generated scientific and technical results. Protecting the production implementation will not be used to overstate reproducibility or with</w:t>
-      </w:r>
-      <w:r>
-        <w:rPr>
-          <w:rFonts w:cs="Times New Roman"/>
-        </w:rPr>
-        <w:t>hold evidence required to test the scientific claims. Reusable project benchmarks, schemas, metrics and verification assets will receive explicit reuse terms compatible with their scientific purpose wherever possible.</w:t>
+        <w:t>MDPAR v2.2.0, including the pre-existing SCC/trajectory formalism, runtime/parser/engine/routing architecture, OPEN/CLOSED mechanisms, C0-C12 evidence infrastructure, Swagger service surface and associated know-how, is Background IP. MDPAR-H will distinguish this Background from project-generated scientific and technical results. Protecting the production implementation will not be used to overstate reproducibility or withhold evidence required to test the scientific claims. Reusable project benchmarks, schemas, metrics and verification assets will receive explicit reuse terms compatible with their scientific purpose wherever possible.</w:t>
       </w:r>
     </w:p>
     <w:p>
@@ -3128,19 +3208,35 @@
         <w:rPr>
           <w:rFonts w:cs="Times New Roman"/>
         </w:rPr>
-        <w:t>The work is pre</w:t>
-      </w:r>
-      <w:r>
-        <w:rPr>
-          <w:rFonts w:cs="Times New Roman"/>
-        </w:rPr>
-        <w:t>dominantly software, formal analysis, controlled computing and laboratory robotics; no significant environmental harm is expected. Compute use will be instrumented and minimised subject to capability and validity floors, rather than treated as an optimisat</w:t>
-      </w:r>
-      <w:r>
-        <w:rPr>
-          <w:rFonts w:cs="Times New Roman"/>
-        </w:rPr>
-        <w:t>ion target that can override scientific quality. Embodied work will follow institutional laboratory safety procedures and the project will avoid deployment claims beyond controlled TRL4 validation.</w:t>
+        <w:t xml:space="preserve">The work is predominantly software, formal analysis, controlled computing and laboratory robotics; no significant environmental harm is expected. Compute use will be instrumented and </w:t>
+      </w:r>
+      <w:proofErr w:type="spellStart"/>
+      <w:r>
+        <w:rPr>
+          <w:rFonts w:cs="Times New Roman"/>
+        </w:rPr>
+        <w:t>minimised</w:t>
+      </w:r>
+      <w:proofErr w:type="spellEnd"/>
+      <w:r>
+        <w:rPr>
+          <w:rFonts w:cs="Times New Roman"/>
+        </w:rPr>
+        <w:t xml:space="preserve"> subject to capability and validity floors, rather than treated as an </w:t>
+      </w:r>
+      <w:proofErr w:type="spellStart"/>
+      <w:r>
+        <w:rPr>
+          <w:rFonts w:cs="Times New Roman"/>
+        </w:rPr>
+        <w:t>optimisation</w:t>
+      </w:r>
+      <w:proofErr w:type="spellEnd"/>
+      <w:r>
+        <w:rPr>
+          <w:rFonts w:cs="Times New Roman"/>
+        </w:rPr>
+        <w:t xml:space="preserve"> target that can override scientific quality. Embodied work will follow institutional laboratory safety procedures and the project will avoid deployment claims beyond controlled TRL4 validation.</w:t>
       </w:r>
     </w:p>
     <w:p>
@@ -3197,14 +3293,7 @@
           <w:rFonts w:cs="Times New Roman"/>
           <w:b/>
         </w:rPr>
-        <w:t>Impact logic and unique con</w:t>
-      </w:r>
-      <w:r>
-        <w:rPr>
-          <w:rFonts w:cs="Times New Roman"/>
-          <w:b/>
-        </w:rPr>
-        <w:t>tribution</w:t>
+        <w:t>Impact logic and unique contribution</w:t>
       </w:r>
     </w:p>
     <w:p>
@@ -3212,31 +3301,21 @@
         <w:rPr>
           <w:rFonts w:cs="Times New Roman"/>
         </w:rPr>
-        <w:t>MDPAR-H's impact is conditional on evidence, not on the production of another stand-alone reasoning model. Its unique contribution is to determine whether a non-trivial part of cognitive organisation can be represented, compared and governed in a</w:t>
-      </w:r>
-      <w:r>
-        <w:rPr>
-          <w:rFonts w:cs="Times New Roman"/>
-        </w:rPr>
-        <w:t>n external structural layer while semantic competence remains supplied by heterogeneous models or systems. Strong support would open a new class of reusable cognitive infrastructure in which inferential state, provenance, uncertainty, continuity and operat</w:t>
-      </w:r>
-      <w:r>
-        <w:rPr>
-          <w:rFonts w:cs="Times New Roman"/>
-        </w:rPr>
-        <w:t xml:space="preserve">ional authority remain inspectable outside the semantic provider. Partial support would define the domains in which that separation is valid and useful. Falsification of the strongest claim would still yield formal boundaries, counterexamples, comparative </w:t>
-      </w:r>
-      <w:r>
-        <w:rPr>
-          <w:rFonts w:cs="Times New Roman"/>
-        </w:rPr>
-        <w:t>metrology and assurance assets that prevent unsupported assumptions from propagating into future cognitive-AI architectures. The impact pathway therefore survives scientific narrowing while its scale increases with the independence and breadth of the invar</w:t>
-      </w:r>
-      <w:r>
-        <w:rPr>
-          <w:rFonts w:cs="Times New Roman"/>
-        </w:rPr>
-        <w:t>iants that survive testing.</w:t>
+        <w:t xml:space="preserve">MDPAR-H's impact is conditional on evidence, not on the production of another stand-alone reasoning model. Its unique contribution is to determine whether a non-trivial part of cognitive </w:t>
+      </w:r>
+      <w:proofErr w:type="spellStart"/>
+      <w:r>
+        <w:rPr>
+          <w:rFonts w:cs="Times New Roman"/>
+        </w:rPr>
+        <w:t>organisation</w:t>
+      </w:r>
+      <w:proofErr w:type="spellEnd"/>
+      <w:r>
+        <w:rPr>
+          <w:rFonts w:cs="Times New Roman"/>
+        </w:rPr>
+        <w:t xml:space="preserve"> can be represented, compared and governed in an external structural layer while semantic competence remains supplied by heterogeneous models or systems. Strong support would open a new class of reusable cognitive infrastructure in which inferential state, provenance, uncertainty, continuity and operational authority remain inspectable outside the semantic provider. Partial support would define the domains in which that separation is valid and useful. Falsification of the strongest claim would still yield formal boundaries, counterexamples, comparative metrology and assurance assets that prevent unsupported assumptions from propagating into future cognitive-AI architectures. The impact pathway therefore survives scientific narrowing while its scale increases with the independence and breadth of the invariants that survive testing.</w:t>
       </w:r>
     </w:p>
     <w:p>
@@ -3244,19 +3323,7 @@
         <w:rPr>
           <w:rFonts w:cs="Times New Roman"/>
         </w:rPr>
-        <w:t>The deeper architectural consequence is a change in the unit to which cognitive capability is attributed. A language model or reasoner can supply high semantic capability without necessarily owning the process in which that capa</w:t>
-      </w:r>
-      <w:r>
-        <w:rPr>
-          <w:rFonts w:cs="Times New Roman"/>
-        </w:rPr>
-        <w:t>bility participates. If the separation survives Year-2 independence testing, model capacity and system capacity cease to be synonyms: system-level continuity can emerge from governed composition of heterogeneous capabilities over persistent structural stat</w:t>
-      </w:r>
-      <w:r>
-        <w:rPr>
-          <w:rFonts w:cs="Times New Roman"/>
-        </w:rPr>
-        <w:t>e. This is the basis for the project's interoperability, resilience, sovereignty and exploitation pathways; it is an architectural consequence to be externally delimited, not a claim that any provider can already be replaced without adaptation.</w:t>
+        <w:t>The deeper architectural consequence is a change in the unit to which cognitive capability is attributed. A language model or reasoner can supply high semantic capability without necessarily owning the process in which that capability participates. If the separation survives Year-2 independence testing, model capacity and system capacity cease to be synonyms: system-level continuity can emerge from governed composition of heterogeneous capabilities over persistent structural state. This is the basis for the project's interoperability, resilience, sovereignty and exploitation pathways; it is an architectural consequence to be externally delimited, not a claim that any provider can already be replaced without adaptation.</w:t>
       </w:r>
     </w:p>
     <w:p>
@@ -3269,14 +3336,7 @@
           <w:rFonts w:cs="Times New Roman"/>
           <w:b/>
         </w:rPr>
-        <w:t>Societal im</w:t>
-      </w:r>
-      <w:r>
-        <w:rPr>
-          <w:rFonts w:cs="Times New Roman"/>
-          <w:b/>
-        </w:rPr>
-        <w:t>pact - scalable access to auditable and contestable cognitive analysis</w:t>
+        <w:t>Societal impact - scalable access to auditable and contestable cognitive analysis</w:t>
       </w:r>
     </w:p>
     <w:p>
@@ -3284,31 +3344,35 @@
         <w:rPr>
           <w:rFonts w:cs="Times New Roman"/>
         </w:rPr>
-        <w:t>The potentially largest long-term impact is societal: lowering the cost of making complex AI-assisted reasoning inspectable and contestable without transferring professional or institut</w:t>
-      </w:r>
-      <w:r>
-        <w:rPr>
-          <w:rFonts w:cs="Times New Roman"/>
-        </w:rPr>
-        <w:t>ional authority to the AI. Evidence-intensive activities in legal and administrative work, scientific assessment, safety and incident investigation, compliance, financial analysis, medical-legal review, contracts and digital forensics all require reconstru</w:t>
-      </w:r>
-      <w:r>
-        <w:rPr>
-          <w:rFonts w:cs="Times New Roman"/>
-        </w:rPr>
-        <w:t>ction of what was observed, alleged, inferred, corroborated, missing, revised and authorised. MDPAR-H will test whether a common structural layer can preserve those distinctions across heterogeneous semantic systems. The intended effect is not automated ad</w:t>
-      </w:r>
-      <w:r>
-        <w:rPr>
-          <w:rFonts w:cs="Times New Roman"/>
-        </w:rPr>
-        <w:t>judication or expert replacement, but scalable analytical discipline: more cases and organisations could obtain explicit evidence-to-inference structure, provenance and uncertainty while the competent human or institution retains responsibility for conclus</w:t>
-      </w:r>
-      <w:r>
-        <w:rPr>
-          <w:rFonts w:cs="Times New Roman"/>
-        </w:rPr>
-        <w:t>ions and action.</w:t>
+        <w:t xml:space="preserve">The potentially largest long-term impact is societal: lowering the cost of making complex AI-assisted reasoning inspectable and contestable without transferring professional or institutional authority to the AI. Evidence-intensive activities in legal and administrative work, scientific assessment, safety and incident investigation, compliance, financial analysis, medical-legal review, contracts and digital forensics all require reconstruction of what was observed, alleged, inferred, corroborated, missing, revised and </w:t>
+      </w:r>
+      <w:proofErr w:type="spellStart"/>
+      <w:r>
+        <w:rPr>
+          <w:rFonts w:cs="Times New Roman"/>
+        </w:rPr>
+        <w:t>authorised</w:t>
+      </w:r>
+      <w:proofErr w:type="spellEnd"/>
+      <w:r>
+        <w:rPr>
+          <w:rFonts w:cs="Times New Roman"/>
+        </w:rPr>
+        <w:t xml:space="preserve">. MDPAR-H will test whether a common structural layer can preserve those distinctions across heterogeneous semantic systems. The intended effect is not automated adjudication or expert replacement, but scalable analytical discipline: more cases and </w:t>
+      </w:r>
+      <w:proofErr w:type="spellStart"/>
+      <w:r>
+        <w:rPr>
+          <w:rFonts w:cs="Times New Roman"/>
+        </w:rPr>
+        <w:t>organisations</w:t>
+      </w:r>
+      <w:proofErr w:type="spellEnd"/>
+      <w:r>
+        <w:rPr>
+          <w:rFonts w:cs="Times New Roman"/>
+        </w:rPr>
+        <w:t xml:space="preserve"> could obtain explicit evidence-to-inference structure, provenance and uncertainty while the competent human or institution retains responsibility for conclusions and action.</w:t>
       </w:r>
     </w:p>
     <w:p>
@@ -3316,31 +3380,7 @@
         <w:rPr>
           <w:rFonts w:cs="Times New Roman"/>
         </w:rPr>
-        <w:t>The pre-project v2.2.0 operational surface makes this pathway concrete without converting it into an impact claim. Its assessment contract separates submitted evidence, semantic observation, canonical structural analysis and derived report</w:t>
-      </w:r>
-      <w:r>
-        <w:rPr>
-          <w:rFonts w:cs="Times New Roman"/>
-        </w:rPr>
-        <w:t>ing; retains provenance and hashes; preserves UNKNOWN and unexamined surfaces; and prevents the report layer from rewriting canonical findings. A pre-project legal-document probe further showed that the same mechanism can distinguish direct statements, thi</w:t>
-      </w:r>
-      <w:r>
-        <w:rPr>
-          <w:rFonts w:cs="Times New Roman"/>
-        </w:rPr>
-        <w:t xml:space="preserve">rd-party information, inferential attribution and missing technical bridges while refusing to infer guilt, innocence or documentary authenticity. Such probes are feasibility evidence only. MDPAR-H will quantify, prospectively and across validated workflow </w:t>
-      </w:r>
-      <w:r>
-        <w:rPr>
-          <w:rFonts w:cs="Times New Roman"/>
-        </w:rPr>
-        <w:t>classes, whether this architecture reduces professional handling time or computational cost while preserving coverage, contestability and authority. Any economic estimate will be reported as measured, derived or scenario-based rather than extrapolated from</w:t>
-      </w:r>
-      <w:r>
-        <w:rPr>
-          <w:rFonts w:cs="Times New Roman"/>
-        </w:rPr>
-        <w:t xml:space="preserve"> a single operation.</w:t>
+        <w:t>The pre-project v2.2.0 operational surface makes this pathway concrete without converting it into an impact claim. Its assessment contract separates submitted evidence, semantic observation, canonical structural analysis and derived reporting; retains provenance and hashes; preserves UNKNOWN and unexamined surfaces; and prevents the report layer from rewriting canonical findings. A pre-project legal-document probe further showed that the same mechanism can distinguish direct statements, third-party information, inferential attribution and missing technical bridges while refusing to infer guilt, innocence or documentary authenticity. Such probes are feasibility evidence only. MDPAR-H will quantify, prospectively and across validated workflow classes, whether this architecture reduces professional handling time or computational cost while preserving coverage, contestability and authority. Any economic estimate will be reported as measured, derived or scenario-based rather than extrapolated from a single operation.</w:t>
       </w:r>
     </w:p>
     <w:p>
@@ -3348,19 +3388,7 @@
         <w:rPr>
           <w:rFonts w:cs="Times New Roman"/>
         </w:rPr>
-        <w:t>This extends trustworthiness beyond explanation as an accompanying narrative. MDPAR's stronger target is contestability: preserving enough of the evidence-to-observation-to-structure-to-authority path that a competent third party can r</w:t>
-      </w:r>
-      <w:r>
-        <w:rPr>
-          <w:rFonts w:cs="Times New Roman"/>
-        </w:rPr>
-        <w:t>econstruct what entered the analysis, what was observed, what was calculated or inferred, what remained UNKNOWN or unexamined, which component intervened and what authority it possessed. The architecture cannot guarantee factual truth, institutional fairne</w:t>
-      </w:r>
-      <w:r>
-        <w:rPr>
-          <w:rFonts w:cs="Times New Roman"/>
-        </w:rPr>
-        <w:t>ss or legal validity. It can make the conditions under which those questions must be answered explicit and technically inspectable.</w:t>
+        <w:t>This extends trustworthiness beyond explanation as an accompanying narrative. MDPAR's stronger target is contestability: preserving enough of the evidence-to-observation-to-structure-to-authority path that a competent third party can reconstruct what entered the analysis, what was observed, what was calculated or inferred, what remained UNKNOWN or unexamined, which component intervened and what authority it possessed. The architecture cannot guarantee factual truth, institutional fairness or legal validity. It can make the conditions under which those questions must be answered explicit and technically inspectable.</w:t>
       </w:r>
     </w:p>
     <w:p>
@@ -3391,19 +3419,7 @@
         <w:rPr>
           <w:rFonts w:cs="Times New Roman"/>
         </w:rPr>
-        <w:t xml:space="preserve"> The same separation changes the economic unit of analysis. The relevant question is not simply which model uses the fewest tokens, but which minimum sufficient capability should be assigned to each bounded cognitive responsibility while preserving quality</w:t>
-      </w:r>
-      <w:r>
-        <w:rPr>
-          <w:rFonts w:cs="Times New Roman"/>
-        </w:rPr>
-        <w:t xml:space="preserve"> and authority floors. Pre-project C9 evidence already shows why one-dimensional efficiency claims are unsafe: reductions in deep-reasoning use and wall time can coexist with increased total token work. MDPAR-H will therefore report compute, latency, inter</w:t>
-      </w:r>
-      <w:r>
-        <w:rPr>
-          <w:rFonts w:cs="Times New Roman"/>
-        </w:rPr>
-        <w:t>ruption, migration/substitution and quality/authority effects separately and will preserve the distinction between measured results, derived quantities and scenario-based economic implications.</w:t>
+        <w:t xml:space="preserve"> The same separation changes the economic unit of analysis. The relevant question is not simply which model uses the fewest tokens, but which minimum sufficient capability should be assigned to each bounded cognitive responsibility while preserving quality and authority floors. Pre-project C9 evidence already shows why one-dimensional efficiency claims are unsafe: reductions in deep-reasoning use and wall time can coexist with increased total token work. MDPAR-H will therefore report compute, latency, interruption, migration/substitution and quality/authority effects separately and will preserve the distinction between measured results, derived quantities and scenario-based economic implications.</w:t>
       </w:r>
     </w:p>
     <w:p>
@@ -3411,44 +3427,56 @@
         <w:rPr>
           <w:rFonts w:cs="Times New Roman"/>
         </w:rPr>
-        <w:t>The sovereignty contribution is architectural rather than rhet</w:t>
-      </w:r>
-      <w:r>
-        <w:rPr>
-          <w:rFonts w:cs="Times New Roman"/>
-        </w:rPr>
-        <w:t xml:space="preserve">orical. MDPAR-H tests whether semantic capability and cognitive ownership can be separated: a frontier model, local model, symbolic reasoner or planner may provide </w:t>
+        <w:t xml:space="preserve">The sovereignty contribution is architectural rather than rhetorical. MDPAR-H tests whether semantic capability and cognitive ownership can be separated: a frontier model, local model, symbolic reasoner or planner may provide </w:t>
       </w:r>
       <w:r>
         <w:rPr>
           <w:rFonts w:cs="Times New Roman"/>
         </w:rPr>
         <w:lastRenderedPageBreak/>
-        <w:t>observations or competence without necessarily owning longitudinal structural state, routing</w:t>
-      </w:r>
-      <w:r>
-        <w:rPr>
-          <w:rFonts w:cs="Times New Roman"/>
-        </w:rPr>
-        <w:t xml:space="preserve"> policy, provenance, epistemic status, certification or action authority. If Year-2 independence tests support this separation, European organisations could substitute, combine or degrade semantic providers according to availability, cost, policy, jurisdic</w:t>
-      </w:r>
-      <w:r>
-        <w:rPr>
-          <w:rFonts w:cs="Times New Roman"/>
-        </w:rPr>
-        <w:t>tion or data-governance requirements while retaining continuity and authority in an organisation-controlled cognitive layer. The v2.2.0 baseline provides only DEVELOPMENT evidence for this possibility: C9 distinguishes governed cognition acquisition from s</w:t>
-      </w:r>
-      <w:r>
-        <w:rPr>
-          <w:rFonts w:cs="Times New Roman"/>
-        </w:rPr>
-        <w:t>imple token minimisation, C10 separates validity from temporal authority, and C11-C12 preserve continuity and debt/recovery semantics through provider degradation. MDPAR-H will determine whether those properties remain portable across independently enginee</w:t>
-      </w:r>
-      <w:r>
-        <w:rPr>
-          <w:rFonts w:cs="Times New Roman"/>
-        </w:rPr>
-        <w:t>red systems and embodiment.</w:t>
+        <w:t xml:space="preserve">observations or competence without necessarily owning longitudinal structural state, routing policy, provenance, epistemic status, certification or action authority. If Year-2 independence tests support this separation, European </w:t>
+      </w:r>
+      <w:proofErr w:type="spellStart"/>
+      <w:r>
+        <w:rPr>
+          <w:rFonts w:cs="Times New Roman"/>
+        </w:rPr>
+        <w:t>organisations</w:t>
+      </w:r>
+      <w:proofErr w:type="spellEnd"/>
+      <w:r>
+        <w:rPr>
+          <w:rFonts w:cs="Times New Roman"/>
+        </w:rPr>
+        <w:t xml:space="preserve"> could substitute, combine or degrade semantic providers according to availability, cost, policy, jurisdiction or data-governance requirements while retaining continuity and authority in an </w:t>
+      </w:r>
+      <w:proofErr w:type="spellStart"/>
+      <w:r>
+        <w:rPr>
+          <w:rFonts w:cs="Times New Roman"/>
+        </w:rPr>
+        <w:t>organisation</w:t>
+      </w:r>
+      <w:proofErr w:type="spellEnd"/>
+      <w:r>
+        <w:rPr>
+          <w:rFonts w:cs="Times New Roman"/>
+        </w:rPr>
+        <w:t xml:space="preserve">-controlled cognitive layer. The v2.2.0 baseline provides only DEVELOPMENT evidence for this possibility: C9 distinguishes governed cognition acquisition from simple token </w:t>
+      </w:r>
+      <w:proofErr w:type="spellStart"/>
+      <w:r>
+        <w:rPr>
+          <w:rFonts w:cs="Times New Roman"/>
+        </w:rPr>
+        <w:t>minimisation</w:t>
+      </w:r>
+      <w:proofErr w:type="spellEnd"/>
+      <w:r>
+        <w:rPr>
+          <w:rFonts w:cs="Times New Roman"/>
+        </w:rPr>
+        <w:t>, C10 separates validity from temporal authority, and C11-C12 preserve continuity and debt/recovery semantics through provider degradation. MDPAR-H will determine whether those properties remain portable across independently engineered systems and embodiment.</w:t>
       </w:r>
     </w:p>
     <w:p>
@@ -3469,31 +3497,7 @@
         <w:rPr>
           <w:rFonts w:cs="Times New Roman"/>
         </w:rPr>
-        <w:t>Scientifically, MDPAR-H will establish, delimit or falsify a measurable class of structural invariants across cognitive systems and release a comparative metrology for reasoning, abs</w:t>
-      </w:r>
-      <w:r>
-        <w:rPr>
-          <w:rFonts w:cs="Times New Roman"/>
-        </w:rPr>
-        <w:t>traction and planning. Technologically, it will produce structural schemas, anti-leakage adapter criteria, provenance and authority conventions, cross-system benchmarks, evidence packages and a TRL4 demonstrator in which semantic capability, structural sta</w:t>
-      </w:r>
-      <w:r>
-        <w:rPr>
-          <w:rFonts w:cs="Times New Roman"/>
-        </w:rPr>
-        <w:t>te and operational authority are separately inspectable. Economically, it will test two distinct propositions: whether expensive cognition can be acquired selectively, and whether structural/control mechanisms can be reused across providers or products wit</w:t>
-      </w:r>
-      <w:r>
-        <w:rPr>
-          <w:rFonts w:cs="Times New Roman"/>
-        </w:rPr>
-        <w:t>hout sacrificing a predefined capability, authority or safety floor. The C-T-I-M-Q ledger will keep compute/cost, time, infrastructure, maintenance and capability/quality separate. This is essential because the v2.2.0 C9 evidence already shows that reasoni</w:t>
-      </w:r>
-      <w:r>
-        <w:rPr>
-          <w:rFonts w:cs="Times New Roman"/>
-        </w:rPr>
-        <w:t>ng and wall time may fall while total token work rises; MDPAR-H will therefore reject simplistic 'fewer tokens = greater efficiency' claims.</w:t>
+        <w:t>Scientifically, MDPAR-H will establish, delimit or falsify a measurable class of structural invariants across cognitive systems and release a comparative metrology for reasoning, abstraction and planning. Technologically, it will produce structural schemas, anti-leakage adapter criteria, provenance and authority conventions, cross-system benchmarks, evidence packages and a TRL4 demonstrator in which semantic capability, structural state and operational authority are separately inspectable. Economically, it will test two distinct propositions: whether expensive cognition can be acquired selectively, and whether structural/control mechanisms can be reused across providers or products without sacrificing a predefined capability, authority or safety floor. The C-T-I-M-Q ledger will keep compute/cost, time, infrastructure, maintenance and capability/quality separate. This is essential because the v2.2.0 C9 evidence already shows that reasoning and wall time may fall while total token work rises; MDPAR-H will therefore reject simplistic 'fewer tokens = greater efficiency' claims.</w:t>
       </w:r>
     </w:p>
     <w:p>
@@ -3506,7 +3510,23 @@
           <w:rFonts w:cs="Times New Roman"/>
           <w:b/>
         </w:rPr>
-        <w:t>Contribution to DeepRAP outcomes, target groups, scale and significance</w:t>
+        <w:t xml:space="preserve">Contribution to </w:t>
+      </w:r>
+      <w:proofErr w:type="spellStart"/>
+      <w:r>
+        <w:rPr>
+          <w:rFonts w:cs="Times New Roman"/>
+          <w:b/>
+        </w:rPr>
+        <w:t>DeepRAP</w:t>
+      </w:r>
+      <w:proofErr w:type="spellEnd"/>
+      <w:r>
+        <w:rPr>
+          <w:rFonts w:cs="Times New Roman"/>
+          <w:b/>
+        </w:rPr>
+        <w:t xml:space="preserve"> outcomes, target groups, scale and significance</w:t>
       </w:r>
     </w:p>
     <w:tbl>
@@ -3574,37 +3594,39 @@
                 <w:rFonts w:cs="Times New Roman"/>
                 <w:b/>
               </w:rPr>
-              <w:t xml:space="preserve">Direct </w:t>
-            </w:r>
+              <w:t>Direct project-enabled benefit</w:t>
+            </w:r>
+          </w:p>
+        </w:tc>
+        <w:tc>
+          <w:tcPr>
+            <w:tcW w:w="2948" w:type="dxa"/>
+            <w:tcMar>
+              <w:top w:w="25" w:type="dxa"/>
+              <w:left w:w="55" w:type="dxa"/>
+              <w:bottom w:w="25" w:type="dxa"/>
+              <w:right w:w="55" w:type="dxa"/>
+            </w:tcMar>
+          </w:tcPr>
+          <w:p>
+            <w:pPr>
+              <w:spacing w:after="0"/>
+            </w:pPr>
+            <w:proofErr w:type="spellStart"/>
             <w:r>
               <w:rPr>
                 <w:rFonts w:cs="Times New Roman"/>
                 <w:b/>
               </w:rPr>
-              <w:t>project-enabled benefit</w:t>
-            </w:r>
-          </w:p>
-        </w:tc>
-        <w:tc>
-          <w:tcPr>
-            <w:tcW w:w="2948" w:type="dxa"/>
-            <w:tcMar>
-              <w:top w:w="25" w:type="dxa"/>
-              <w:left w:w="55" w:type="dxa"/>
-              <w:bottom w:w="25" w:type="dxa"/>
-              <w:right w:w="55" w:type="dxa"/>
-            </w:tcMar>
-          </w:tcPr>
-          <w:p>
-            <w:pPr>
-              <w:spacing w:after="0"/>
-            </w:pPr>
+              <w:t>DeepRAP</w:t>
+            </w:r>
+            <w:proofErr w:type="spellEnd"/>
             <w:r>
               <w:rPr>
                 <w:rFonts w:cs="Times New Roman"/>
                 <w:b/>
               </w:rPr>
-              <w:t>DeepRAP contribution</w:t>
+              <w:t xml:space="preserve"> contribution</w:t>
             </w:r>
           </w:p>
         </w:tc>
@@ -3698,13 +3720,7 @@
               <w:rPr>
                 <w:rFonts w:cs="Times New Roman"/>
               </w:rPr>
-              <w:t>New reasoning/trustworthiness metrics; FAIR evidence; D</w:t>
-            </w:r>
-            <w:r>
-              <w:rPr>
-                <w:rFonts w:cs="Times New Roman"/>
-              </w:rPr>
-              <w:t>eep Abstraction/Reasoning.</w:t>
+              <w:t>New reasoning/trustworthiness metrics; FAIR evidence; Deep Abstraction/Reasoning.</w:t>
             </w:r>
           </w:p>
         </w:tc>
@@ -3749,11 +3765,19 @@
             <w:pPr>
               <w:spacing w:after="0"/>
             </w:pPr>
-            <w:r>
-              <w:rPr>
-                <w:rFonts w:cs="Times New Roman"/>
-              </w:rPr>
-              <w:t>DeepRAP projects and cognitive-system developers</w:t>
+            <w:proofErr w:type="spellStart"/>
+            <w:r>
+              <w:rPr>
+                <w:rFonts w:cs="Times New Roman"/>
+              </w:rPr>
+              <w:t>DeepRAP</w:t>
+            </w:r>
+            <w:proofErr w:type="spellEnd"/>
+            <w:r>
+              <w:rPr>
+                <w:rFonts w:cs="Times New Roman"/>
+              </w:rPr>
+              <w:t xml:space="preserve"> projects and cognitive-system developers</w:t>
             </w:r>
           </w:p>
         </w:tc>
@@ -3797,13 +3821,7 @@
               <w:rPr>
                 <w:rFonts w:cs="Times New Roman"/>
               </w:rPr>
-              <w:t xml:space="preserve">Benchmark </w:t>
-            </w:r>
-            <w:r>
-              <w:rPr>
-                <w:rFonts w:cs="Times New Roman"/>
-              </w:rPr>
-              <w:t>Development, Interoperability, Common Pilots and multi-agent integration where feasible.</w:t>
+              <w:t>Benchmark Development, Interoperability, Common Pilots and multi-agent integration where feasible.</w:t>
             </w:r>
           </w:p>
         </w:tc>
@@ -3918,13 +3936,7 @@
               <w:rPr>
                 <w:rFonts w:cs="Times New Roman"/>
               </w:rPr>
-              <w:t>Provenance/failure coverage;</w:t>
-            </w:r>
-            <w:r>
-              <w:rPr>
-                <w:rFonts w:cs="Times New Roman"/>
-              </w:rPr>
-              <w:t xml:space="preserve"> professional time and provider cost per validated workflow; workflow classes validated.</w:t>
+              <w:t>Provenance/failure coverage; professional time and provider cost per validated workflow; workflow classes validated.</w:t>
             </w:r>
           </w:p>
         </w:tc>
@@ -3973,13 +3985,21 @@
               <w:rPr>
                 <w:rFonts w:cs="Times New Roman"/>
               </w:rPr>
-              <w:t>Provider-substitutable stacks with organisation-owned continuity, routing and authority; selective f</w:t>
-            </w:r>
-            <w:r>
-              <w:rPr>
-                <w:rFonts w:cs="Times New Roman"/>
-              </w:rPr>
-              <w:t>rontier compute.</w:t>
+              <w:t xml:space="preserve">Provider-substitutable stacks with </w:t>
+            </w:r>
+            <w:proofErr w:type="spellStart"/>
+            <w:r>
+              <w:rPr>
+                <w:rFonts w:cs="Times New Roman"/>
+              </w:rPr>
+              <w:t>organisation</w:t>
+            </w:r>
+            <w:proofErr w:type="spellEnd"/>
+            <w:r>
+              <w:rPr>
+                <w:rFonts w:cs="Times New Roman"/>
+              </w:rPr>
+              <w:t>-owned continuity, routing and authority; selective frontier compute.</w:t>
             </w:r>
           </w:p>
         </w:tc>
@@ -4034,37 +4054,21 @@
         <w:rPr>
           <w:rFonts w:cs="Times New Roman"/>
         </w:rPr>
-        <w:t>Scale will be quantified primarily through</w:t>
-      </w:r>
-      <w:r>
-        <w:rPr>
-          <w:rFonts w:cs="Times New Roman"/>
-        </w:rPr>
-        <w:t xml:space="preserve"> validated technical reach rather than speculative market size: diversity and number of independent cognitive architectures, domains, languages, modalities and providers; external and DeepRAP integrations; benchmark reuse; adapter semantic burden; independ</w:t>
-      </w:r>
-      <w:r>
-        <w:rPr>
-          <w:rFonts w:cs="Times New Roman"/>
-        </w:rPr>
-        <w:t>ently reproduced frozen evidence packages; and, where meaningful, professional time, latency and computational resources per validated workflow. Significance will be assessed by the value and integrity of the capability obtained: discrimination between int</w:t>
-      </w:r>
-      <w:r>
-        <w:rPr>
-          <w:rFonts w:cs="Times New Roman"/>
-        </w:rPr>
-        <w:t>ended matches and non-matches, preservation of provenance and uncertainty, resistance to hidden ontology reconstruction, continuity under provider substitution, authority integrity under failure, and resource changes at an unchanged capability/safety floor</w:t>
-      </w:r>
-      <w:r>
-        <w:rPr>
-          <w:rFonts w:cs="Times New Roman"/>
-        </w:rPr>
-        <w:t>. Baselines will include native-system execution, shared-ontology or representation baselines where appropriate, and the frozen v2.2.0 DEVELOPMENT baseline. All project-level quantities will be labelled as measured, derived, scenario or future estimates, w</w:t>
-      </w:r>
-      <w:r>
-        <w:rPr>
-          <w:rFonts w:cs="Times New Roman"/>
-        </w:rPr>
-        <w:t>ith assumptions and uncertainty stated explicitly.</w:t>
+        <w:t xml:space="preserve">Scale will be quantified primarily through validated technical reach rather than speculative market size: diversity and number of independent cognitive architectures, domains, languages, modalities and providers; external and </w:t>
+      </w:r>
+      <w:proofErr w:type="spellStart"/>
+      <w:r>
+        <w:rPr>
+          <w:rFonts w:cs="Times New Roman"/>
+        </w:rPr>
+        <w:t>DeepRAP</w:t>
+      </w:r>
+      <w:proofErr w:type="spellEnd"/>
+      <w:r>
+        <w:rPr>
+          <w:rFonts w:cs="Times New Roman"/>
+        </w:rPr>
+        <w:t xml:space="preserve"> integrations; benchmark reuse; adapter semantic burden; independently reproduced frozen evidence packages; and, where meaningful, professional time, latency and computational resources per validated workflow. Significance will be assessed by the value and integrity of the capability obtained: discrimination between intended matches and non-matches, preservation of provenance and uncertainty, resistance to hidden ontology reconstruction, continuity under provider substitution, authority integrity under failure, and resource changes at an unchanged capability/safety floor. Baselines will include native-system execution, shared-ontology or representation baselines where appropriate, and the frozen v2.2.0 DEVELOPMENT baseline. All project-level quantities will be labelled as measured, derived, scenario or future estimates, with assumptions and uncertainty stated explicitly.</w:t>
       </w:r>
     </w:p>
     <w:p>
@@ -4086,31 +4090,49 @@
         <w:rPr>
           <w:rFonts w:cs="Times New Roman"/>
         </w:rPr>
-        <w:t xml:space="preserve">Beyond M36, the primary pathway is from validated structural science to reusable measurement infrastructure, portfolio interoperability and, only where </w:t>
-      </w:r>
-      <w:r>
-        <w:rPr>
-          <w:rFonts w:cs="Times New Roman"/>
-        </w:rPr>
-        <w:t>evidence warrants it, domain-specific services, assurance tooling and pre-normative standardisation. External barriers include failure of invariants to generalise; excessive adapter or semantic burden; limited access to native system observables; provider/</w:t>
-      </w:r>
-      <w:r>
-        <w:rPr>
-          <w:rFonts w:cs="Times New Roman"/>
-        </w:rPr>
-        <w:t xml:space="preserve">API volatility; standards fragmentation; regulatory and assurance acceptance; transfer failure from symbolic to embodied settings; cybersecurity and data-governance constraints; and market preference for simpler end-to-end systems. MDPAR-H addresses these </w:t>
-      </w:r>
-      <w:r>
-        <w:rPr>
-          <w:rFonts w:cs="Times New Roman"/>
-        </w:rPr>
-        <w:t>through minimal interfaces, explicit adapter-burden and ontology-import metrics, multi-provider/local execution, version-bound evidence, DeepRAP benchmark/interoperability activities, and strict separation between structural evidence primitives and any lat</w:t>
-      </w:r>
-      <w:r>
-        <w:rPr>
-          <w:rFonts w:cs="Times New Roman"/>
-        </w:rPr>
-        <w:t>er certification claim. A negative Year-3 embodiment result will not invalidate a supported symbolic interoperability pathway; it will delimit the exploitable scope.</w:t>
+        <w:t xml:space="preserve">Beyond M36, the primary pathway is from validated structural science to reusable measurement infrastructure, portfolio interoperability and, only where evidence warrants it, domain-specific services, assurance tooling and pre-normative </w:t>
+      </w:r>
+      <w:proofErr w:type="spellStart"/>
+      <w:r>
+        <w:rPr>
+          <w:rFonts w:cs="Times New Roman"/>
+        </w:rPr>
+        <w:t>standardisation</w:t>
+      </w:r>
+      <w:proofErr w:type="spellEnd"/>
+      <w:r>
+        <w:rPr>
+          <w:rFonts w:cs="Times New Roman"/>
+        </w:rPr>
+        <w:t xml:space="preserve">. External barriers include failure of invariants to </w:t>
+      </w:r>
+      <w:proofErr w:type="spellStart"/>
+      <w:r>
+        <w:rPr>
+          <w:rFonts w:cs="Times New Roman"/>
+        </w:rPr>
+        <w:t>generalise</w:t>
+      </w:r>
+      <w:proofErr w:type="spellEnd"/>
+      <w:r>
+        <w:rPr>
+          <w:rFonts w:cs="Times New Roman"/>
+        </w:rPr>
+        <w:t xml:space="preserve">; excessive adapter or semantic burden; limited access to native system observables; provider/API volatility; standards fragmentation; regulatory and assurance acceptance; transfer failure from symbolic to embodied settings; cybersecurity and data-governance constraints; and market preference for simpler end-to-end systems. MDPAR-H addresses these through minimal interfaces, explicit adapter-burden and ontology-import metrics, multi-provider/local execution, version-bound evidence, </w:t>
+      </w:r>
+      <w:proofErr w:type="spellStart"/>
+      <w:r>
+        <w:rPr>
+          <w:rFonts w:cs="Times New Roman"/>
+        </w:rPr>
+        <w:t>DeepRAP</w:t>
+      </w:r>
+      <w:proofErr w:type="spellEnd"/>
+      <w:r>
+        <w:rPr>
+          <w:rFonts w:cs="Times New Roman"/>
+        </w:rPr>
+        <w:t xml:space="preserve"> benchmark/interoperability activities, and strict separation between structural evidence primitives and any later certification claim. A negative Year-3 embodiment result will not invalidate a supported symbolic interoperability pathway; it will delimit the exploitable scope.</w:t>
       </w:r>
     </w:p>
     <w:p>
@@ -4118,31 +4140,35 @@
         <w:rPr>
           <w:rFonts w:cs="Times New Roman"/>
         </w:rPr>
-        <w:t>Potential negative impacts are part of the impact model. Structural analysis could be used</w:t>
-      </w:r>
-      <w:r>
-        <w:rPr>
-          <w:rFonts w:cs="Times New Roman"/>
-        </w:rPr>
-        <w:t xml:space="preserve"> to give a predetermined conclusion an appearance of objectivity, amplify automation bias, expose sensitive evidence, centralise cognitive infrastructure, or be mistaken for legal, medical, regulatory or safety authority. The mitigation is architectural an</w:t>
-      </w:r>
-      <w:r>
-        <w:rPr>
-          <w:rFonts w:cs="Times New Roman"/>
-        </w:rPr>
-        <w:t xml:space="preserve">d procedural: OPEN observations do not acquire factual authority merely by entering the system; uncertainty, missing evidence and unexamined surfaces remain explicit; provenance and negative evidence are retained; canonical findings cannot be rewritten by </w:t>
-      </w:r>
-      <w:r>
-        <w:rPr>
-          <w:rFonts w:cs="Times New Roman"/>
-        </w:rPr>
-        <w:t>a fluent report layer; access and sensitive-data handling are use-case controlled; and competent humans or institutions remain responsible for domain conclusions. Contestability - the ability to reconstruct and challenge the chain from evidence to inferenc</w:t>
-      </w:r>
-      <w:r>
-        <w:rPr>
-          <w:rFonts w:cs="Times New Roman"/>
-        </w:rPr>
-        <w:t>e and from inference to authorised action - is therefore both a trustworthiness requirement and a societal impact target.</w:t>
+        <w:t xml:space="preserve">Potential negative impacts are part of the impact model. Structural analysis could be used to give a predetermined conclusion an appearance of objectivity, amplify automation bias, expose sensitive evidence, </w:t>
+      </w:r>
+      <w:proofErr w:type="spellStart"/>
+      <w:r>
+        <w:rPr>
+          <w:rFonts w:cs="Times New Roman"/>
+        </w:rPr>
+        <w:t>centralise</w:t>
+      </w:r>
+      <w:proofErr w:type="spellEnd"/>
+      <w:r>
+        <w:rPr>
+          <w:rFonts w:cs="Times New Roman"/>
+        </w:rPr>
+        <w:t xml:space="preserve"> cognitive infrastructure, or be mistaken for legal, medical, regulatory or safety authority. The mitigation is architectural and procedural: OPEN observations do not acquire factual authority merely by entering the system; uncertainty, missing evidence and unexamined surfaces remain explicit; provenance and negative evidence are retained; canonical findings cannot be rewritten by a fluent report layer; access and sensitive-data handling are use-case controlled; and competent humans or institutions remain responsible for domain conclusions. Contestability - the ability to reconstruct and challenge the chain from evidence to inference and from inference to </w:t>
+      </w:r>
+      <w:proofErr w:type="spellStart"/>
+      <w:r>
+        <w:rPr>
+          <w:rFonts w:cs="Times New Roman"/>
+        </w:rPr>
+        <w:t>authorised</w:t>
+      </w:r>
+      <w:proofErr w:type="spellEnd"/>
+      <w:r>
+        <w:rPr>
+          <w:rFonts w:cs="Times New Roman"/>
+        </w:rPr>
+        <w:t xml:space="preserve"> action - is therefore both a trustworthiness requirement and a societal impact target.</w:t>
       </w:r>
     </w:p>
     <w:p>
@@ -4186,31 +4212,35 @@
         <w:rPr>
           <w:rFonts w:cs="Times New Roman"/>
         </w:rPr>
-        <w:t>MDPAR-H is designed so that exploitation follows the scientific gates rather</w:t>
-      </w:r>
-      <w:r>
-        <w:rPr>
-          <w:rFonts w:cs="Times New Roman"/>
-        </w:rPr>
-        <w:t xml:space="preserve"> than presupposing their outcome. The project will not commercialise the MDPAR Hypothesis; it will convert the mechanisms, interfaces, metrology and domain-of-validity evidence that survive falsification into exploitable assets. If cross-system independenc</w:t>
-      </w:r>
-      <w:r>
-        <w:rPr>
-          <w:rFonts w:cs="Times New Roman"/>
-        </w:rPr>
-        <w:t>e is established, the highest-value innovation is a cognitive control and measurement layer in which heterogeneous semantic providers can be integrated, substituted and audited while structural continuity, provenance, certification and operational authorit</w:t>
-      </w:r>
-      <w:r>
-        <w:rPr>
-          <w:rFonts w:cs="Times New Roman"/>
-        </w:rPr>
-        <w:t>y remain with the deploying organisation. If support is narrower, exploitation is restricted to the validated domain. If the strongest universality claim is falsified, benchmarks, failure taxonomies, comparative metrology, provenance/authority mechanisms a</w:t>
-      </w:r>
-      <w:r>
-        <w:rPr>
-          <w:rFonts w:cs="Times New Roman"/>
-        </w:rPr>
-        <w:t>nd assurance tooling remain independently exploitable.</w:t>
+        <w:t xml:space="preserve">MDPAR-H is designed so that exploitation follows the scientific gates rather than presupposing their outcome. The project will not </w:t>
+      </w:r>
+      <w:proofErr w:type="spellStart"/>
+      <w:r>
+        <w:rPr>
+          <w:rFonts w:cs="Times New Roman"/>
+        </w:rPr>
+        <w:t>commercialise</w:t>
+      </w:r>
+      <w:proofErr w:type="spellEnd"/>
+      <w:r>
+        <w:rPr>
+          <w:rFonts w:cs="Times New Roman"/>
+        </w:rPr>
+        <w:t xml:space="preserve"> the MDPAR Hypothesis; it will convert the mechanisms, interfaces, metrology and domain-of-validity evidence that survive falsification into exploitable assets. If cross-system independence is established, the highest-value innovation is a cognitive control and measurement layer in which heterogeneous semantic providers can be integrated, substituted and audited while structural continuity, provenance, certification and operational authority remain with the deploying </w:t>
+      </w:r>
+      <w:proofErr w:type="spellStart"/>
+      <w:r>
+        <w:rPr>
+          <w:rFonts w:cs="Times New Roman"/>
+        </w:rPr>
+        <w:t>organisation</w:t>
+      </w:r>
+      <w:proofErr w:type="spellEnd"/>
+      <w:r>
+        <w:rPr>
+          <w:rFonts w:cs="Times New Roman"/>
+        </w:rPr>
+        <w:t>. If support is narrower, exploitation is restricted to the validated domain. If the strongest universality claim is falsified, benchmarks, failure taxonomies, comparative metrology, provenance/authority mechanisms and assurance tooling remain independently exploitable.</w:t>
       </w:r>
     </w:p>
     <w:p>
@@ -4231,31 +4261,7 @@
         <w:rPr>
           <w:rFonts w:cs="Times New Roman"/>
         </w:rPr>
-        <w:t>Pre-existing MDPAR v2.2.0 will be declared as Background IP rather than as a project result. This Background includes the SCC/trajectory formalism and i</w:t>
-      </w:r>
-      <w:r>
-        <w:rPr>
-          <w:rFonts w:cs="Times New Roman"/>
-        </w:rPr>
-        <w:t>mplementation; runtime, parser, engine, routing and plugin architecture; OPEN/CLOSED and longitudinal mechanisms; C0-C12 evidence infrastructure; the v2.2.0 Swagger assessment surface and associated implementation know-how. Earlier v2.0.0/v2.1.0 states rem</w:t>
-      </w:r>
-      <w:r>
-        <w:rPr>
-          <w:rFonts w:cs="Times New Roman"/>
-        </w:rPr>
-        <w:t>ain historical experimental cuts, not the Background baseline submitted for MDPAR-H. Project-generated results may include prospectively validated invariant classes, metrology, benchmark/task generators, interoperability schemas, adapter protocols, assuran</w:t>
-      </w:r>
-      <w:r>
-        <w:rPr>
-          <w:rFonts w:cs="Times New Roman"/>
-        </w:rPr>
-        <w:t xml:space="preserve">ce methods, embodied mechanisms, software components and the TRL4 integration. Ownership will follow Horizon Europe rules and actual beneficiary contributions. The Consortium Agreement will identify Background required for implementation and exploitation, </w:t>
-      </w:r>
-      <w:r>
-        <w:rPr>
-          <w:rFonts w:cs="Times New Roman"/>
-        </w:rPr>
-        <w:t>define access rights, and ensure that cross-project validation does not imply transfer of proprietary source code or native internal representations. A living results-ownership and access-rights register will be maintained from project start.</w:t>
+        <w:t>Pre-existing MDPAR v2.2.0 will be declared as Background IP rather than as a project result. This Background includes the SCC/trajectory formalism and implementation; runtime, parser, engine, routing and plugin architecture; OPEN/CLOSED and longitudinal mechanisms; C0-C12 evidence infrastructure; the v2.2.0 Swagger assessment surface and associated implementation know-how. Earlier v2.0.0/v2.1.0 states remain historical experimental cuts, not the Background baseline submitted for MDPAR-H. Project-generated results may include prospectively validated invariant classes, metrology, benchmark/task generators, interoperability schemas, adapter protocols, assurance methods, embodied mechanisms, software components and the TRL4 integration. Ownership will follow Horizon Europe rules and actual beneficiary contributions. The Consortium Agreement will identify Background required for implementation and exploitation, define access rights, and ensure that cross-project validation does not imply transfer of proprietary source code or native internal representations. A living results-ownership and access-rights register will be maintained from project start.</w:t>
       </w:r>
     </w:p>
     <w:p>
@@ -4268,14 +4274,7 @@
           <w:rFonts w:cs="Times New Roman"/>
           <w:b/>
         </w:rPr>
-        <w:t>Protection st</w:t>
-      </w:r>
-      <w:r>
-        <w:rPr>
-          <w:rFonts w:cs="Times New Roman"/>
-          <w:b/>
-        </w:rPr>
-        <w:t>rategy: open science where needed, protected implementation where valuable</w:t>
+        <w:t>Protection strategy: open science where needed, protected implementation where valuable</w:t>
       </w:r>
     </w:p>
     <w:p>
@@ -4283,31 +4282,21 @@
         <w:rPr>
           <w:rFonts w:cs="Times New Roman"/>
         </w:rPr>
-        <w:t xml:space="preserve">The protection strategy is layered because scientific scrutiny and commercial differentiation concern different objects. Hypotheses, preregistered confirmatory criteria, </w:t>
-      </w:r>
-      <w:r>
-        <w:rPr>
-          <w:rFonts w:cs="Times New Roman"/>
-        </w:rPr>
-        <w:t>benchmark definitions, negative/boundary results and sufficient evidence for independent scrutiny will follow the Open Science and FAIR commitments in Section 1.3. The production implementation need not therefore become open source. Background and project-</w:t>
-      </w:r>
-      <w:r>
-        <w:rPr>
-          <w:rFonts w:cs="Times New Roman"/>
-        </w:rPr>
-        <w:t xml:space="preserve">generated software may be protected through copyright, controlled access, confidential know-how and contractual licensing; project-generated technical inventions will undergo novelty, inventorship, patentability and freedom-to-operate review before public </w:t>
-      </w:r>
-      <w:r>
-        <w:rPr>
-          <w:rFonts w:cs="Times New Roman"/>
-        </w:rPr>
-        <w:t>disclosure. Patent protection will be pursued only for concrete technical inventions where it improves exploitation and is compatible with disclosure obligations; no assumption is made that mathematical or scientific claims are patentable. Third-party soft</w:t>
-      </w:r>
-      <w:r>
-        <w:rPr>
-          <w:rFonts w:cs="Times New Roman"/>
-        </w:rPr>
-        <w:t>ware, models/APIs, datasets and robotics components will be licence- and dependency-audited before becoming exploitation-critical.</w:t>
+        <w:t xml:space="preserve">The protection strategy is layered because scientific scrutiny and commercial differentiation concern different objects. Hypotheses, preregistered confirmatory criteria, benchmark definitions, negative/boundary results and sufficient evidence for independent scrutiny will follow the Open Science and FAIR commitments in Section 1.3. The production implementation need not therefore become open source. Background and project-generated software may be protected through copyright, controlled access, confidential know-how and contractual licensing; project-generated technical inventions will undergo novelty, inventorship, patentability and freedom-to-operate review before public disclosure. Patent protection will be pursued only for concrete technical inventions where it improves exploitation and is compatible with disclosure obligations; no assumption is made that mathematical or scientific claims are patentable. Third-party software, models/APIs, datasets and robotics components will be </w:t>
+      </w:r>
+      <w:proofErr w:type="spellStart"/>
+      <w:r>
+        <w:rPr>
+          <w:rFonts w:cs="Times New Roman"/>
+        </w:rPr>
+        <w:t>licence</w:t>
+      </w:r>
+      <w:proofErr w:type="spellEnd"/>
+      <w:r>
+        <w:rPr>
+          <w:rFonts w:cs="Times New Roman"/>
+        </w:rPr>
+        <w:t>- and dependency-audited before becoming exploitation-critical.</w:t>
       </w:r>
     </w:p>
     <w:p>
@@ -4328,37 +4317,49 @@
         <w:rPr>
           <w:rFonts w:cs="Times New Roman"/>
         </w:rPr>
-        <w:t>The project will preserve business-model optionality until scientific scop</w:t>
-      </w:r>
-      <w:r>
-        <w:rPr>
-          <w:rFonts w:cs="Times New Roman"/>
-        </w:rPr>
-        <w:t>e and adopter evidence justify concentration. The nearest route is professional or institutional evidence assessment, where MDPAR augments a responsible expert and exposes the evidence-to-inference chain. A second route is enterprise/on-premise cognitive i</w:t>
-      </w:r>
-      <w:r>
-        <w:rPr>
-          <w:rFonts w:cs="Times New Roman"/>
-        </w:rPr>
-        <w:t>nfrastructure for organisations requiring organisation-owned continuity, sensitive-data control and provider-neutral operation. A third is runtime/API or SDK licensing to AI integrators through the canonical assessment and interoperability contracts. A fou</w:t>
-      </w:r>
-      <w:r>
-        <w:rPr>
-          <w:rFonts w:cs="Times New Roman"/>
-        </w:rPr>
-        <w:t>rth is assurance/evaluation tooling based on structural comparability, provenance, semantic leakage, certification, authority, degradation and reproducibility metrics. If Year-3 embodiment succeeds, a fifth route is embedded/OEM integration in autonomous o</w:t>
-      </w:r>
-      <w:r>
-        <w:rPr>
-          <w:rFonts w:cs="Times New Roman"/>
-        </w:rPr>
-        <w:t>r robotic systems. Revenue models may include professional services, enterprise licences, usage-based APIs, support/validation contracts and OEM licensing, but pricing and market claims will be tied to validated capability and deployment economics rather t</w:t>
-      </w:r>
-      <w:r>
-        <w:rPr>
-          <w:rFonts w:cs="Times New Roman"/>
-        </w:rPr>
-        <w:t>han to token resale or speculative universality.</w:t>
+        <w:t xml:space="preserve">The project will preserve business-model optionality until scientific scope and adopter evidence justify concentration. The nearest route is professional or institutional evidence assessment, where MDPAR augments a responsible expert and exposes the evidence-to-inference chain. A second route is enterprise/on-premise cognitive infrastructure for </w:t>
+      </w:r>
+      <w:proofErr w:type="spellStart"/>
+      <w:r>
+        <w:rPr>
+          <w:rFonts w:cs="Times New Roman"/>
+        </w:rPr>
+        <w:t>organisations</w:t>
+      </w:r>
+      <w:proofErr w:type="spellEnd"/>
+      <w:r>
+        <w:rPr>
+          <w:rFonts w:cs="Times New Roman"/>
+        </w:rPr>
+        <w:t xml:space="preserve"> requiring </w:t>
+      </w:r>
+      <w:proofErr w:type="spellStart"/>
+      <w:r>
+        <w:rPr>
+          <w:rFonts w:cs="Times New Roman"/>
+        </w:rPr>
+        <w:t>organisation</w:t>
+      </w:r>
+      <w:proofErr w:type="spellEnd"/>
+      <w:r>
+        <w:rPr>
+          <w:rFonts w:cs="Times New Roman"/>
+        </w:rPr>
+        <w:t xml:space="preserve">-owned continuity, sensitive-data control and provider-neutral operation. A third is runtime/API or SDK licensing to AI integrators through the canonical assessment and interoperability contracts. A fourth is assurance/evaluation tooling based on structural comparability, provenance, semantic leakage, certification, authority, degradation and reproducibility metrics. If Year-3 embodiment succeeds, a fifth route is embedded/OEM integration in autonomous or robotic systems. Revenue models may include professional services, enterprise </w:t>
+      </w:r>
+      <w:proofErr w:type="spellStart"/>
+      <w:r>
+        <w:rPr>
+          <w:rFonts w:cs="Times New Roman"/>
+        </w:rPr>
+        <w:t>licences</w:t>
+      </w:r>
+      <w:proofErr w:type="spellEnd"/>
+      <w:r>
+        <w:rPr>
+          <w:rFonts w:cs="Times New Roman"/>
+        </w:rPr>
+        <w:t>, usage-based APIs, support/validation contracts and OEM licensing, but pricing and market claims will be tied to validated capability and deployment economics rather than to token resale or speculative universality.</w:t>
       </w:r>
     </w:p>
     <w:p>
@@ -4538,13 +4539,7 @@
               <w:rPr>
                 <w:rFonts w:cs="Times New Roman"/>
               </w:rPr>
-              <w:t xml:space="preserve">Background IP; </w:t>
-            </w:r>
-            <w:r>
-              <w:rPr>
-                <w:rFonts w:cs="Times New Roman"/>
-              </w:rPr>
-              <w:t>copyright, controlled access and confidential know-how as applicable.</w:t>
+              <w:t>Background IP; copyright, controlled access and confidential know-how as applicable.</w:t>
             </w:r>
           </w:p>
         </w:tc>
@@ -4588,7 +4583,21 @@
               <w:rPr>
                 <w:rFonts w:cs="Times New Roman"/>
               </w:rPr>
-              <w:t>Documented access rights; FTO and third-party licence audit.</w:t>
+              <w:t xml:space="preserve">Documented access rights; FTO and third-party </w:t>
+            </w:r>
+            <w:proofErr w:type="spellStart"/>
+            <w:r>
+              <w:rPr>
+                <w:rFonts w:cs="Times New Roman"/>
+              </w:rPr>
+              <w:t>licence</w:t>
+            </w:r>
+            <w:proofErr w:type="spellEnd"/>
+            <w:r>
+              <w:rPr>
+                <w:rFonts w:cs="Times New Roman"/>
+              </w:rPr>
+              <w:t xml:space="preserve"> audit.</w:t>
             </w:r>
           </w:p>
         </w:tc>
@@ -4615,13 +4624,7 @@
               <w:rPr>
                 <w:rFonts w:cs="Times New Roman"/>
               </w:rPr>
-              <w:t xml:space="preserve">MDPAR-H scientific findings and </w:t>
-            </w:r>
-            <w:r>
-              <w:rPr>
-                <w:rFonts w:cs="Times New Roman"/>
-              </w:rPr>
-              <w:t>domain-of-</w:t>
+              <w:t>MDPAR-H scientific findings and domain-of-</w:t>
             </w:r>
             <w:r>
               <w:rPr>
@@ -4730,13 +4733,7 @@
               <w:rPr>
                 <w:rFonts w:cs="Times New Roman"/>
               </w:rPr>
-              <w:t>Structural specifications,</w:t>
-            </w:r>
-            <w:r>
-              <w:rPr>
-                <w:rFonts w:cs="Times New Roman"/>
-              </w:rPr>
-              <w:t xml:space="preserve"> invariants and reporting conventions</w:t>
+              <w:t>Structural specifications, invariants and reporting conventions</w:t>
             </w:r>
           </w:p>
         </w:tc>
@@ -4802,13 +4799,7 @@
               <w:rPr>
                 <w:rFonts w:cs="Times New Roman"/>
               </w:rPr>
-              <w:t>Cross-system discrimination, low semantic leakage, reproducib</w:t>
-            </w:r>
-            <w:r>
-              <w:rPr>
-                <w:rFonts w:cs="Times New Roman"/>
-              </w:rPr>
-              <w:t>ility.</w:t>
+              <w:t>Cross-system discrimination, low semantic leakage, reproducibility.</w:t>
             </w:r>
           </w:p>
         </w:tc>
@@ -4857,7 +4848,21 @@
               <w:rPr>
                 <w:rFonts w:cs="Times New Roman"/>
               </w:rPr>
-              <w:t>FAIR/open where legally possible; copyright/licence for reusable assets.</w:t>
+              <w:t>FAIR/open where legally possible; copyright/</w:t>
+            </w:r>
+            <w:proofErr w:type="spellStart"/>
+            <w:r>
+              <w:rPr>
+                <w:rFonts w:cs="Times New Roman"/>
+              </w:rPr>
+              <w:t>licence</w:t>
+            </w:r>
+            <w:proofErr w:type="spellEnd"/>
+            <w:r>
+              <w:rPr>
+                <w:rFonts w:cs="Times New Roman"/>
+              </w:rPr>
+              <w:t xml:space="preserve"> for reusable assets.</w:t>
             </w:r>
           </w:p>
         </w:tc>
@@ -4875,11 +4880,19 @@
             <w:pPr>
               <w:spacing w:after="0"/>
             </w:pPr>
-            <w:r>
-              <w:rPr>
-                <w:rFonts w:cs="Times New Roman"/>
-              </w:rPr>
-              <w:t>DeepRAP/TEF evaluation; assurance and certification-support tooling.</w:t>
+            <w:proofErr w:type="spellStart"/>
+            <w:r>
+              <w:rPr>
+                <w:rFonts w:cs="Times New Roman"/>
+              </w:rPr>
+              <w:t>DeepRAP</w:t>
+            </w:r>
+            <w:proofErr w:type="spellEnd"/>
+            <w:r>
+              <w:rPr>
+                <w:rFonts w:cs="Times New Roman"/>
+              </w:rPr>
+              <w:t>/TEF evaluation; assurance and certification-support tooling.</w:t>
             </w:r>
           </w:p>
         </w:tc>
@@ -4928,13 +4941,7 @@
               <w:rPr>
                 <w:rFonts w:cs="Times New Roman"/>
               </w:rPr>
-              <w:t>Adapters, APIs and integra</w:t>
-            </w:r>
-            <w:r>
-              <w:rPr>
-                <w:rFonts w:cs="Times New Roman"/>
-              </w:rPr>
-              <w:t>tion mechanisms</w:t>
+              <w:t>Adapters, APIs and integration mechanisms</w:t>
             </w:r>
           </w:p>
         </w:tc>
@@ -5027,13 +5034,7 @@
               <w:rPr>
                 <w:rFonts w:cs="Times New Roman"/>
               </w:rPr>
-              <w:t xml:space="preserve">Embodied </w:t>
-            </w:r>
-            <w:r>
-              <w:rPr>
-                <w:rFonts w:cs="Times New Roman"/>
-              </w:rPr>
-              <w:t>mechanisms and TRL4 demonstrator</w:t>
+              <w:t>Embodied mechanisms and TRL4 demonstrator</w:t>
             </w:r>
           </w:p>
         </w:tc>
@@ -5115,14 +5116,23 @@
           <w:rFonts w:cs="Times New Roman"/>
           <w:b/>
         </w:rPr>
-        <w:t>Interoperability and standardisat</w:t>
-      </w:r>
+        <w:t xml:space="preserve">Interoperability and </w:t>
+      </w:r>
+      <w:proofErr w:type="spellStart"/>
       <w:r>
         <w:rPr>
           <w:rFonts w:cs="Times New Roman"/>
           <w:b/>
         </w:rPr>
-        <w:t>ion as exploitation multipliers</w:t>
+        <w:t>standardisation</w:t>
+      </w:r>
+      <w:proofErr w:type="spellEnd"/>
+      <w:r>
+        <w:rPr>
+          <w:rFonts w:cs="Times New Roman"/>
+          <w:b/>
+        </w:rPr>
+        <w:t xml:space="preserve"> as exploitation multipliers</w:t>
       </w:r>
     </w:p>
     <w:p>
@@ -5130,31 +5140,21 @@
         <w:rPr>
           <w:rFonts w:cs="Times New Roman"/>
         </w:rPr>
-        <w:t>MDPAR-H will distinguish Open Science, open interfaces and open-source implementation: they are not equivalent. Where scientifically and commercially appropriate, the project will expose trajectory/provenance schemas, adapte</w:t>
-      </w:r>
-      <w:r>
-        <w:rPr>
-          <w:rFonts w:cs="Times New Roman"/>
-        </w:rPr>
-        <w:t>r declarations, failure semantics, authority-state conventions, benchmark-reporting protocols and service-level interoperability contracts while retaining differentiated implementation of the production cognitive layer. The pre-existing v2.2.0 Swagger desi</w:t>
-      </w:r>
-      <w:r>
-        <w:rPr>
-          <w:rFonts w:cs="Times New Roman"/>
-        </w:rPr>
-        <w:t xml:space="preserve">gn provides a concrete pattern: a small canonical service surface can expose assessment, runtime state and reports without exposing every internal capability as a public API. This supports an 'open protocol, differentiated implementation' pathway in which </w:t>
-      </w:r>
-      <w:r>
-        <w:rPr>
-          <w:rFonts w:cs="Times New Roman"/>
-        </w:rPr>
-        <w:t>DeepRAP interoperability expands external validation and uptake without making proprietary internals the scientific result. Mature interfaces and metrics will be prepared as pre-normative contributions to relevant standards, testing and experimentation fac</w:t>
-      </w:r>
-      <w:r>
-        <w:rPr>
-          <w:rFonts w:cs="Times New Roman"/>
-        </w:rPr>
-        <w:t>ilities and sector assurance communities; no output will be described as a standard, certificate or conformity assessment until the competent external process establishes it.</w:t>
+        <w:t xml:space="preserve">MDPAR-H will distinguish Open Science, open interfaces and open-source implementation: they are not equivalent. Where scientifically and commercially appropriate, the project will expose trajectory/provenance schemas, adapter declarations, failure semantics, authority-state conventions, benchmark-reporting protocols and service-level interoperability contracts while retaining differentiated implementation of the production cognitive layer. The pre-existing v2.2.0 Swagger design provides a concrete pattern: a small canonical service surface can expose assessment, runtime state and reports without exposing every internal capability as a public API. This supports an 'open protocol, differentiated implementation' pathway in which </w:t>
+      </w:r>
+      <w:proofErr w:type="spellStart"/>
+      <w:r>
+        <w:rPr>
+          <w:rFonts w:cs="Times New Roman"/>
+        </w:rPr>
+        <w:t>DeepRAP</w:t>
+      </w:r>
+      <w:proofErr w:type="spellEnd"/>
+      <w:r>
+        <w:rPr>
+          <w:rFonts w:cs="Times New Roman"/>
+        </w:rPr>
+        <w:t xml:space="preserve"> interoperability expands external validation and uptake without making proprietary internals the scientific result. Mature interfaces and metrics will be prepared as pre-normative contributions to relevant standards, testing and experimentation facilities and sector assurance communities; no output will be described as a standard, certificate or conformity assessment until the competent external process establishes it.</w:t>
       </w:r>
     </w:p>
     <w:p>
@@ -5175,31 +5175,49 @@
         <w:rPr>
           <w:rFonts w:cs="Times New Roman"/>
         </w:rPr>
-        <w:t>Regulatory and assurance st</w:t>
-      </w:r>
-      <w:r>
-        <w:rPr>
-          <w:rFonts w:cs="Times New Roman"/>
-        </w:rPr>
-        <w:t>rategy will be use-case specific and evidence-bounded. MDPAR-H can generate technical evidence primitives relevant to traceability, logging, provenance, explicit uncertainty, human oversight, failure disclosure, model/provider substitution and authority bo</w:t>
-      </w:r>
-      <w:r>
-        <w:rPr>
-          <w:rFonts w:cs="Times New Roman"/>
-        </w:rPr>
-        <w:t>undaries, but those primitives do not by themselves establish AI Act or sectoral compliance. For the selected demonstrator and priority exploitation routes, the consortium will map the system role, applicable obligations, safety/security requirements, data</w:t>
-      </w:r>
-      <w:r>
-        <w:rPr>
-          <w:rFonts w:cs="Times New Roman"/>
-        </w:rPr>
-        <w:t>-governance constraints and conformity/assurance needs, and engage DeepRAP trustworthiness/regulation activities and relevant testing actors. Exploitation will prioritise Member States and Associated Countries. Provider-neutral interfaces, local/on-premise</w:t>
-      </w:r>
-      <w:r>
-        <w:rPr>
-          <w:rFonts w:cs="Times New Roman"/>
-        </w:rPr>
-        <w:t xml:space="preserve"> options and organisation-owned structural state will be treated as product requirements where they strengthen European strategic autonomy and lawful deployment.</w:t>
+        <w:t xml:space="preserve">Regulatory and assurance strategy will be use-case specific and evidence-bounded. MDPAR-H can generate technical evidence primitives relevant to traceability, logging, provenance, explicit uncertainty, human oversight, failure disclosure, model/provider substitution and authority boundaries, but those primitives do not by themselves establish AI Act or sectoral compliance. For the selected demonstrator and priority exploitation routes, the consortium will map the system role, applicable obligations, safety/security requirements, data-governance constraints and conformity/assurance needs, and engage </w:t>
+      </w:r>
+      <w:proofErr w:type="spellStart"/>
+      <w:r>
+        <w:rPr>
+          <w:rFonts w:cs="Times New Roman"/>
+        </w:rPr>
+        <w:t>DeepRAP</w:t>
+      </w:r>
+      <w:proofErr w:type="spellEnd"/>
+      <w:r>
+        <w:rPr>
+          <w:rFonts w:cs="Times New Roman"/>
+        </w:rPr>
+        <w:t xml:space="preserve"> trustworthiness/regulation activities and relevant testing actors. Exploitation will </w:t>
+      </w:r>
+      <w:proofErr w:type="spellStart"/>
+      <w:r>
+        <w:rPr>
+          <w:rFonts w:cs="Times New Roman"/>
+        </w:rPr>
+        <w:t>prioritise</w:t>
+      </w:r>
+      <w:proofErr w:type="spellEnd"/>
+      <w:r>
+        <w:rPr>
+          <w:rFonts w:cs="Times New Roman"/>
+        </w:rPr>
+        <w:t xml:space="preserve"> Member States and Associated Countries. Provider-neutral interfaces, local/on-premise options and </w:t>
+      </w:r>
+      <w:proofErr w:type="spellStart"/>
+      <w:r>
+        <w:rPr>
+          <w:rFonts w:cs="Times New Roman"/>
+        </w:rPr>
+        <w:t>organisation</w:t>
+      </w:r>
+      <w:proofErr w:type="spellEnd"/>
+      <w:r>
+        <w:rPr>
+          <w:rFonts w:cs="Times New Roman"/>
+        </w:rPr>
+        <w:t>-owned structural state will be treated as product requirements where they strengthen European strategic autonomy and lawful deployment.</w:t>
       </w:r>
     </w:p>
     <w:p>
@@ -5220,37 +5238,21 @@
         <w:rPr>
           <w:rFonts w:cs="Times New Roman"/>
         </w:rPr>
-        <w:t>Exploitation decisions will be st</w:t>
-      </w:r>
-      <w:r>
-        <w:rPr>
-          <w:rFonts w:cs="Times New Roman"/>
-        </w:rPr>
-        <w:t>age-gated by evidence. By M12, MDPAR-H will deliver an initial Background/Foreground and access-rights map, protection/FTO screen, adopter/problem landscape and exploitation hypotheses constrained by the Year-1 symbolic domain of validity. By M24, independ</w:t>
-      </w:r>
-      <w:r>
-        <w:rPr>
-          <w:rFonts w:cs="Times New Roman"/>
-        </w:rPr>
-        <w:t>ent cross-system results will support go/narrow/stop decisions on transferable interfaces, adapters, assurance assets and provider-substitution claims, with measured integration burden and engagement of AI SMEs, integrators, professional-service organisati</w:t>
-      </w:r>
-      <w:r>
-        <w:rPr>
-          <w:rFonts w:cs="Times New Roman"/>
-        </w:rPr>
-        <w:t>ons, TEF/assurance actors, technology-transfer offices and prospective public/industrial adopters. By M30-M36, the TRL4 demonstrator, techno-economic evidence and stakeholder validation will determine the most credible route: direct beneficiary exploitatio</w:t>
-      </w:r>
-      <w:r>
-        <w:rPr>
-          <w:rFonts w:cs="Times New Roman"/>
-        </w:rPr>
-        <w:t xml:space="preserve">n, licensing, industrial partnership, technology transfer or a dedicated venture if justified. EIC Business Acceleration Services, Booster Grant opportunities and a later Fast Track route to the EIC Accelerator will be assessed only if maturity and market </w:t>
-      </w:r>
-      <w:r>
-        <w:rPr>
-          <w:rFonts w:cs="Times New Roman"/>
-        </w:rPr>
-        <w:t xml:space="preserve">evidence support them. The M36 </w:t>
+        <w:t xml:space="preserve">Exploitation decisions will be stage-gated by evidence. By M12, MDPAR-H will deliver an initial Background/Foreground and access-rights map, protection/FTO screen, adopter/problem landscape and exploitation hypotheses constrained by the Year-1 symbolic domain of validity. By M24, independent cross-system results will support go/narrow/stop decisions on transferable interfaces, adapters, assurance assets and provider-substitution claims, with measured integration burden and engagement of AI SMEs, integrators, professional-service </w:t>
+      </w:r>
+      <w:proofErr w:type="spellStart"/>
+      <w:r>
+        <w:rPr>
+          <w:rFonts w:cs="Times New Roman"/>
+        </w:rPr>
+        <w:t>organisations</w:t>
+      </w:r>
+      <w:proofErr w:type="spellEnd"/>
+      <w:r>
+        <w:rPr>
+          <w:rFonts w:cs="Times New Roman"/>
+        </w:rPr>
+        <w:t xml:space="preserve">, TEF/assurance actors, technology-transfer offices and prospective public/industrial adopters. By M30-M36, the TRL4 demonstrator, techno-economic evidence and stakeholder validation will determine the most credible route: direct beneficiary exploitation, licensing, industrial partnership, technology transfer or a dedicated venture if justified. EIC Business Acceleration Services, Booster Grant opportunities and a later Fast Track route to the EIC Accelerator will be assessed only if maturity and market evidence support them. The M36 </w:t>
       </w:r>
       <w:r>
         <w:rPr>
@@ -5278,14 +5280,7 @@
           <w:b/>
         </w:rPr>
         <w:tab/>
-        <w:t>Communication and Dissemi</w:t>
-      </w:r>
-      <w:r>
-        <w:rPr>
-          <w:rFonts w:cs="Times New Roman"/>
-          <w:b/>
-        </w:rPr>
-        <w:t>nation</w:t>
+        <w:t>Communication and Dissemination</w:t>
       </w:r>
     </w:p>
     <w:p>
@@ -5306,25 +5301,21 @@
         <w:rPr>
           <w:rFonts w:cs="Times New Roman"/>
         </w:rPr>
-        <w:t>MDPAR-H will communicate a test, not a predetermined result. Its public and scientific narrative will track progressively stronger evidence about where structural invariance holds, where it fails and why the bou</w:t>
-      </w:r>
-      <w:r>
-        <w:rPr>
-          <w:rFonts w:cs="Times New Roman"/>
-        </w:rPr>
-        <w:t>ndary matters. Dissemination will mirror the evidential architecture: claims remain traceable to versioned/frozen evidence; negative, censored and boundary results accompany supportive findings; and tested support is distinguished from untested generalisat</w:t>
-      </w:r>
-      <w:r>
-        <w:rPr>
-          <w:rFonts w:cs="Times New Roman"/>
-        </w:rPr>
-        <w:t>ion. Scientific dissemination enables scrutiny and reuse; communication explains relevance, limits and safeguards to stakeholders and citizens; exploitation is handled in Section 2.2. A detailed Plan for Dissemination and Exploitation including Communicati</w:t>
-      </w:r>
-      <w:r>
-        <w:rPr>
-          <w:rFonts w:cs="Times New Roman"/>
-        </w:rPr>
-        <w:t>on Activities will be delivered by M6 and updated as scientific gates, portfolio opportunities and exploitation priorities evolve.</w:t>
+        <w:t xml:space="preserve">MDPAR-H will communicate a test, not a predetermined result. Its public and scientific narrative will track progressively stronger evidence about where structural invariance holds, where it fails and why the boundary matters. Dissemination will mirror the evidential architecture: claims remain traceable to versioned/frozen evidence; negative, censored and boundary results accompany supportive findings; and tested support is distinguished from untested </w:t>
+      </w:r>
+      <w:proofErr w:type="spellStart"/>
+      <w:r>
+        <w:rPr>
+          <w:rFonts w:cs="Times New Roman"/>
+        </w:rPr>
+        <w:t>generalisation</w:t>
+      </w:r>
+      <w:proofErr w:type="spellEnd"/>
+      <w:r>
+        <w:rPr>
+          <w:rFonts w:cs="Times New Roman"/>
+        </w:rPr>
+        <w:t>. Scientific dissemination enables scrutiny and reuse; communication explains relevance, limits and safeguards to stakeholders and citizens; exploitation is handled in Section 2.2. A detailed Plan for Dissemination and Exploitation including Communication Activities will be delivered by M6 and updated as scientific gates, portfolio opportunities and exploitation priorities evolve.</w:t>
       </w:r>
     </w:p>
     <w:p>
@@ -5337,33 +5328,24 @@
           <w:rFonts w:cs="Times New Roman"/>
           <w:b/>
         </w:rPr>
-        <w:t>Scientific dissemination and evidence releases</w:t>
-      </w:r>
+        <w:t xml:space="preserve">Scientific dissemination and evidence </w:t>
+      </w:r>
+      <w:proofErr w:type="gramStart"/>
+      <w:r>
+        <w:rPr>
+          <w:rFonts w:cs="Times New Roman"/>
+          <w:b/>
+        </w:rPr>
+        <w:t>releases</w:t>
+      </w:r>
+      <w:proofErr w:type="gramEnd"/>
     </w:p>
     <w:p>
       <w:r>
         <w:rPr>
           <w:rFonts w:cs="Times New Roman"/>
         </w:rPr>
-        <w:t>Scientific dissemination will combine top-level peer-reviewed Open Access publ</w:t>
-      </w:r>
-      <w:r>
-        <w:rPr>
-          <w:rFonts w:cs="Times New Roman"/>
-        </w:rPr>
-        <w:t>ications with preregistrations, benchmark releases, technical reports, reproducibility packages and persistent repository records. Publication families will cover the formal specification and falsifiability framework; Year-1 symbolic invariance and anti-le</w:t>
-      </w:r>
-      <w:r>
-        <w:rPr>
-          <w:rFonts w:cs="Times New Roman"/>
-        </w:rPr>
-        <w:t>akage metrology; Year-2 independent cross-system interoperability; Year-3 multimodal/embodied validation; and cross-cutting trustworthiness, temporal authority, degradation/recovery and compute-allocation results. Null, falsifying and non-estimable outcome</w:t>
-      </w:r>
-      <w:r>
-        <w:rPr>
-          <w:rFonts w:cs="Times New Roman"/>
-        </w:rPr>
-        <w:t>s will be published as domain-boundary evidence rather than hidden or reframed as success.</w:t>
+        <w:t>Scientific dissemination will combine top-level peer-reviewed Open Access publications with preregistrations, benchmark releases, technical reports, reproducibility packages and persistent repository records. Publication families will cover the formal specification and falsifiability framework; Year-1 symbolic invariance and anti-leakage metrology; Year-2 independent cross-system interoperability; Year-3 multimodal/embodied validation; and cross-cutting trustworthiness, temporal authority, degradation/recovery and compute-allocation results. Null, falsifying and non-estimable outcomes will be published as domain-boundary evidence rather than hidden or reframed as success.</w:t>
       </w:r>
     </w:p>
     <w:p>
@@ -5371,19 +5353,7 @@
         <w:rPr>
           <w:rFonts w:cs="Times New Roman"/>
         </w:rPr>
-        <w:t>The Background repository and DOI also create a public provenance anchor for the scientific narrative before M1. Subsequent M12, M24 and M36 releases will cite rathe</w:t>
-      </w:r>
-      <w:r>
-        <w:rPr>
-          <w:rFonts w:cs="Times New Roman"/>
-        </w:rPr>
-        <w:t>r than overwrite that baseline, so the progression from pre-project DEVELOPMENT evidence to frozen confirmatory evidence remains externally reconstructable. Repository visibility is therefore part of the method: it supports priority, version identity, fals</w:t>
-      </w:r>
-      <w:r>
-        <w:rPr>
-          <w:rFonts w:cs="Times New Roman"/>
-        </w:rPr>
-        <w:t>ifiability and auditability without requiring disclosure of protectable production implementation.</w:t>
+        <w:t>The Background repository and DOI also create a public provenance anchor for the scientific narrative before M1. Subsequent M12, M24 and M36 releases will cite rather than overwrite that baseline, so the progression from pre-project DEVELOPMENT evidence to frozen confirmatory evidence remains externally reconstructable. Repository visibility is therefore part of the method: it supports priority, version identity, falsifiability and auditability without requiring disclosure of protectable production implementation.</w:t>
       </w:r>
     </w:p>
     <w:p>
@@ -5391,25 +5361,7 @@
         <w:rPr>
           <w:rFonts w:cs="Times New Roman"/>
         </w:rPr>
-        <w:t>Three frozen evidence releases will align with the scientific gates: M12 Symbolic Structural Domain; M24 Cross-System Independence; and M36 Embodied Domain o</w:t>
-      </w:r>
-      <w:r>
-        <w:rPr>
-          <w:rFonts w:cs="Times New Roman"/>
-        </w:rPr>
-        <w:t>f Validity. Each will combine the applicable paper/report, benchmark/protocol version, frozen result matrix, machine-readable metadata, counterexamples, reproducibility material and a concise visual summary. Living technical assets may remain in version-co</w:t>
-      </w:r>
-      <w:r>
-        <w:rPr>
-          <w:rFonts w:cs="Times New Roman"/>
-        </w:rPr>
-        <w:t xml:space="preserve">ntrolled repositories, while citable releases and evidence snapshots will be deposited in trusted repositories such as Zenodo. The final MDPAR-H Structural Invariance Atlas will map each tested invariant across systems, domains, languages, representations </w:t>
-      </w:r>
-      <w:r>
-        <w:rPr>
-          <w:rFonts w:cs="Times New Roman"/>
-        </w:rPr>
-        <w:t>and modalities, including preservation status, uncertainty, coverage, counterexamples, adapter burden and reproducibility level. It will explicitly avoid a single 'universality score' that could conceal heterogeneous failure modes.</w:t>
+        <w:t>Three frozen evidence releases will align with the scientific gates: M12 Symbolic Structural Domain; M24 Cross-System Independence; and M36 Embodied Domain of Validity. Each will combine the applicable paper/report, benchmark/protocol version, frozen result matrix, machine-readable metadata, counterexamples, reproducibility material and a concise visual summary. Living technical assets may remain in version-controlled repositories, while citable releases and evidence snapshots will be deposited in trusted repositories such as Zenodo. The final MDPAR-H Structural Invariance Atlas will map each tested invariant across systems, domains, languages, representations and modalities, including preservation status, uncertainty, coverage, counterexamples, adapter burden and reproducibility level. It will explicitly avoid a single 'universality score' that could conceal heterogeneous failure modes.</w:t>
       </w:r>
     </w:p>
     <w:p>
@@ -5422,14 +5374,7 @@
           <w:rFonts w:cs="Times New Roman"/>
           <w:b/>
         </w:rPr>
-        <w:t xml:space="preserve">Targeted </w:t>
-      </w:r>
-      <w:r>
-        <w:rPr>
-          <w:rFonts w:cs="Times New Roman"/>
-          <w:b/>
-        </w:rPr>
-        <w:t>stakeholder communication</w:t>
+        <w:t>Targeted stakeholder communication</w:t>
       </w:r>
     </w:p>
     <w:p>
@@ -5437,19 +5382,7 @@
         <w:rPr>
           <w:rFonts w:cs="Times New Roman"/>
         </w:rPr>
-        <w:t>Communication will be audience-specific but governed by one claim discipline across all channels: IMPLEMENTED means present in software; VERIFIED means checked against specification; OBSERVED means measured experimentally; REPLICA</w:t>
-      </w:r>
-      <w:r>
-        <w:rPr>
-          <w:rFonts w:cs="Times New Roman"/>
-        </w:rPr>
-        <w:t>TED means independently reproduced; GENERALISED WITHIN TESTED SUPPORT means preserved across the declared support matrix; and NOT ESTABLISHED denotes extrapolation beyond it. Public material will identify the tested support and known boundary conditions fo</w:t>
-      </w:r>
-      <w:r>
-        <w:rPr>
-          <w:rFonts w:cs="Times New Roman"/>
-        </w:rPr>
-        <w:t>r major claims. Product capability, scientific evidence and universality will never be presented as interchangeable categories.</w:t>
+        <w:t>Communication will be audience-specific but governed by one claim discipline across all channels: IMPLEMENTED means present in software; VERIFIED means checked against specification; OBSERVED means measured experimentally; REPLICATED means independently reproduced; GENERALISED WITHIN TESTED SUPPORT means preserved across the declared support matrix; and NOT ESTABLISHED denotes extrapolation beyond it. Public material will identify the tested support and known boundary conditions for major claims. Product capability, scientific evidence and universality will never be presented as interchangeable categories.</w:t>
       </w:r>
     </w:p>
     <w:tbl>
@@ -5570,7 +5503,21 @@
               <w:rPr>
                 <w:rFonts w:cs="Times New Roman"/>
               </w:rPr>
-              <w:t>Researchers and DeepRAP projects</w:t>
+              <w:t xml:space="preserve">Researchers and </w:t>
+            </w:r>
+            <w:proofErr w:type="spellStart"/>
+            <w:r>
+              <w:rPr>
+                <w:rFonts w:cs="Times New Roman"/>
+              </w:rPr>
+              <w:t>DeepRAP</w:t>
+            </w:r>
+            <w:proofErr w:type="spellEnd"/>
+            <w:r>
+              <w:rPr>
+                <w:rFonts w:cs="Times New Roman"/>
+              </w:rPr>
+              <w:t xml:space="preserve"> projects</w:t>
             </w:r>
           </w:p>
         </w:tc>
@@ -5592,13 +5539,7 @@
               <w:rPr>
                 <w:rFonts w:cs="Times New Roman"/>
               </w:rPr>
-              <w:t>Question: which inferential properties survive m</w:t>
-            </w:r>
-            <w:r>
-              <w:rPr>
-                <w:rFonts w:cs="Times New Roman"/>
-              </w:rPr>
-              <w:t>odel, representation, system and embodiment changes? Channels: OA papers, conferences, benchmark/evidence releases and cross-project validation.</w:t>
+              <w:t>Question: which inferential properties survive model, representation, system and embodiment changes? Channels: OA papers, conferences, benchmark/evidence releases and cross-project validation.</w:t>
             </w:r>
           </w:p>
         </w:tc>
@@ -5648,13 +5589,7 @@
               <w:rPr>
                 <w:rFonts w:cs="Times New Roman"/>
               </w:rPr>
-              <w:t>AI developers, SMEs, integr</w:t>
-            </w:r>
-            <w:r>
-              <w:rPr>
-                <w:rFonts w:cs="Times New Roman"/>
-              </w:rPr>
-              <w:t>ators and assurance actors</w:t>
+              <w:t>AI developers, SMEs, integrators and assurance actors</w:t>
             </w:r>
           </w:p>
         </w:tc>
@@ -5698,13 +5633,7 @@
               <w:rPr>
                 <w:rFonts w:cs="Times New Roman"/>
               </w:rPr>
-              <w:t xml:space="preserve">External </w:t>
-            </w:r>
-            <w:r>
-              <w:rPr>
-                <w:rFonts w:cs="Times New Roman"/>
-              </w:rPr>
-              <w:t>integrations; API/schema reuse; benchmark submissions; assurance pilots.</w:t>
+              <w:t>External integrations; API/schema reuse; benchmark submissions; assurance pilots.</w:t>
             </w:r>
           </w:p>
         </w:tc>
@@ -5755,13 +5684,7 @@
               <w:rPr>
                 <w:rFonts w:cs="Times New Roman"/>
               </w:rPr>
-              <w:t>Value: MDPAR does not replace professional authority; it can make evidence-to-inference chains more inspectable and contestable. Channels: domain works</w:t>
-            </w:r>
-            <w:r>
-              <w:rPr>
-                <w:rFonts w:cs="Times New Roman"/>
-              </w:rPr>
-              <w:t>hops, briefings and demonstrators.</w:t>
+              <w:t>Value: MDPAR does not replace professional authority; it can make evidence-to-inference chains more inspectable and contestable. Channels: domain workshops, briefings and demonstrators.</w:t>
             </w:r>
           </w:p>
         </w:tc>
@@ -5833,13 +5756,21 @@
               <w:rPr>
                 <w:rFonts w:cs="Times New Roman"/>
               </w:rPr>
-              <w:t>Question: can cognitive AI preserve provenance, explicit uncertainty, legitimate authority and provider</w:t>
-            </w:r>
-            <w:r>
-              <w:rPr>
-                <w:rFonts w:cs="Times New Roman"/>
-              </w:rPr>
-              <w:t>-substitutable continuity? Channels: policy/assurance briefs, standards/TEF dialogue, DeepRAP WG3.</w:t>
+              <w:t xml:space="preserve">Question: can cognitive AI preserve provenance, explicit uncertainty, legitimate authority and provider-substitutable continuity? Channels: policy/assurance briefs, standards/TEF dialogue, </w:t>
+            </w:r>
+            <w:proofErr w:type="spellStart"/>
+            <w:r>
+              <w:rPr>
+                <w:rFonts w:cs="Times New Roman"/>
+              </w:rPr>
+              <w:t>DeepRAP</w:t>
+            </w:r>
+            <w:proofErr w:type="spellEnd"/>
+            <w:r>
+              <w:rPr>
+                <w:rFonts w:cs="Times New Roman"/>
+              </w:rPr>
+              <w:t xml:space="preserve"> WG3.</w:t>
             </w:r>
           </w:p>
         </w:tc>
@@ -5911,13 +5842,7 @@
               <w:rPr>
                 <w:rFonts w:cs="Times New Roman"/>
               </w:rPr>
-              <w:t>Message: consequential AI-assisted reasoning should be</w:t>
-            </w:r>
-            <w:r>
-              <w:rPr>
-                <w:rFonts w:cs="Times New Roman"/>
-              </w:rPr>
-              <w:t xml:space="preserve"> inspectable and challengeable, while institutional authority remains external to the model. Channels: website, visual explainers, talks, short videos and portfolio communication.</w:t>
+              <w:t>Message: consequential AI-assisted reasoning should be inspectable and challengeable, while institutional authority remains external to the model. Channels: website, visual explainers, talks, short videos and portfolio communication.</w:t>
             </w:r>
           </w:p>
         </w:tc>
@@ -5950,19 +5875,21 @@
         <w:keepNext/>
         <w:spacing w:before="60" w:after="40"/>
       </w:pPr>
+      <w:proofErr w:type="spellStart"/>
       <w:r>
         <w:rPr>
           <w:rFonts w:cs="Times New Roman"/>
           <w:b/>
         </w:rPr>
-        <w:t>DeepRAP po</w:t>
-      </w:r>
+        <w:t>DeepRAP</w:t>
+      </w:r>
+      <w:proofErr w:type="spellEnd"/>
       <w:r>
         <w:rPr>
           <w:rFonts w:cs="Times New Roman"/>
           <w:b/>
         </w:rPr>
-        <w:t>rtfolio communication and policy feedback</w:t>
+        <w:t xml:space="preserve"> portfolio communication and policy feedback</w:t>
       </w:r>
     </w:p>
     <w:p>
@@ -5970,25 +5897,49 @@
         <w:rPr>
           <w:rFonts w:cs="Times New Roman"/>
         </w:rPr>
-        <w:t>The DeepRAP portfolio is both a dissemination multiplier and part of the scientific design. MDPAR-H will contribute benchmark specifications, structural/provenance schemas, adapter-burden measures, interoperability</w:t>
-      </w:r>
-      <w:r>
-        <w:rPr>
-          <w:rFonts w:cs="Times New Roman"/>
-        </w:rPr>
-        <w:t xml:space="preserve"> sessions, cross-project evidence releases, joint demonstrations, workshops and training material. Conversely, independently developed DeepRAP systems provide stronger external tests than additional internal MDPAR demonstrations. Year 2 will therefore prio</w:t>
-      </w:r>
-      <w:r>
-        <w:rPr>
-          <w:rFonts w:cs="Times New Roman"/>
-        </w:rPr>
-        <w:t>ritise cross-validation with systems not designed around SCC, while Year 3 will seek common multimodal/embodied pilots where scientifically appropriate. This positions MDPAR-H to contribute directly to Benchmark Development, Interoperability and Joint Pilo</w:t>
-      </w:r>
-      <w:r>
-        <w:rPr>
-          <w:rFonts w:cs="Times New Roman"/>
-        </w:rPr>
-        <w:t>t/Demonstration activities while using portfolio heterogeneity as falsification leverage.</w:t>
+        <w:t xml:space="preserve">The </w:t>
+      </w:r>
+      <w:proofErr w:type="spellStart"/>
+      <w:r>
+        <w:rPr>
+          <w:rFonts w:cs="Times New Roman"/>
+        </w:rPr>
+        <w:t>DeepRAP</w:t>
+      </w:r>
+      <w:proofErr w:type="spellEnd"/>
+      <w:r>
+        <w:rPr>
+          <w:rFonts w:cs="Times New Roman"/>
+        </w:rPr>
+        <w:t xml:space="preserve"> portfolio is both a dissemination multiplier and part of the scientific design. MDPAR-H will contribute benchmark specifications, structural/provenance schemas, adapter-burden measures, interoperability sessions, cross-project evidence releases, joint demonstrations, workshops and training material. Conversely, independently developed </w:t>
+      </w:r>
+      <w:proofErr w:type="spellStart"/>
+      <w:r>
+        <w:rPr>
+          <w:rFonts w:cs="Times New Roman"/>
+        </w:rPr>
+        <w:t>DeepRAP</w:t>
+      </w:r>
+      <w:proofErr w:type="spellEnd"/>
+      <w:r>
+        <w:rPr>
+          <w:rFonts w:cs="Times New Roman"/>
+        </w:rPr>
+        <w:t xml:space="preserve"> systems provide stronger external tests than additional internal MDPAR demonstrations. Year 2 will therefore </w:t>
+      </w:r>
+      <w:proofErr w:type="spellStart"/>
+      <w:r>
+        <w:rPr>
+          <w:rFonts w:cs="Times New Roman"/>
+        </w:rPr>
+        <w:t>prioritise</w:t>
+      </w:r>
+      <w:proofErr w:type="spellEnd"/>
+      <w:r>
+        <w:rPr>
+          <w:rFonts w:cs="Times New Roman"/>
+        </w:rPr>
+        <w:t xml:space="preserve"> cross-validation with systems not designed around SCC, while Year 3 will seek common multimodal/embodied pilots where scientifically appropriate. This positions MDPAR-H to contribute directly to Benchmark Development, Interoperability and Joint Pilot/Demonstration activities while using portfolio heterogeneity as falsification leverage.</w:t>
       </w:r>
     </w:p>
     <w:p>
@@ -5996,25 +5947,35 @@
         <w:rPr>
           <w:rFonts w:cs="Times New Roman"/>
         </w:rPr>
-        <w:t>Policy feedback will be evidence-led and limited to validated mechanisms. Short Policy &amp; Assurance Briefs will translate results into implications for structural prov</w:t>
-      </w:r>
-      <w:r>
-        <w:rPr>
-          <w:rFonts w:cs="Times New Roman"/>
-        </w:rPr>
-        <w:t>enance and contestability; explicit uncertainty and legitimate human/institutional authority; provider substitution and European cognitive sovereignty; cross-system interoperability; and reasoning/trustworthiness evaluation under constrained compute. These</w:t>
-      </w:r>
-      <w:r>
-        <w:rPr>
-          <w:rFonts w:cs="Times New Roman"/>
-        </w:rPr>
-        <w:t xml:space="preserve"> outputs may inform AI Act implementation practice, public-sector procurement, testing/assurance and pre-normative standardisation, but MDPAR-H will not equate structural auditability with legal compliance or certification. The sovereignty message is preci</w:t>
-      </w:r>
-      <w:r>
-        <w:rPr>
-          <w:rFonts w:cs="Times New Roman"/>
-        </w:rPr>
-        <w:t>se: European organisations should be able, where technically validated, to use heterogeneous semantic capabilities without surrendering longitudinal cognitive state, provenance or operational authority to a single model provider.</w:t>
+        <w:t xml:space="preserve">Policy feedback will be evidence-led and limited to validated mechanisms. Short Policy &amp; Assurance Briefs will translate results into implications for structural provenance and contestability; explicit uncertainty and legitimate human/institutional authority; provider substitution and European cognitive sovereignty; cross-system interoperability; and reasoning/trustworthiness evaluation under constrained compute. These outputs may inform AI Act implementation practice, public-sector procurement, testing/assurance and pre-normative </w:t>
+      </w:r>
+      <w:proofErr w:type="spellStart"/>
+      <w:r>
+        <w:rPr>
+          <w:rFonts w:cs="Times New Roman"/>
+        </w:rPr>
+        <w:t>standardisation</w:t>
+      </w:r>
+      <w:proofErr w:type="spellEnd"/>
+      <w:r>
+        <w:rPr>
+          <w:rFonts w:cs="Times New Roman"/>
+        </w:rPr>
+        <w:t xml:space="preserve">, but MDPAR-H will not equate structural auditability with legal compliance or certification. The sovereignty message is precise: European </w:t>
+      </w:r>
+      <w:proofErr w:type="spellStart"/>
+      <w:r>
+        <w:rPr>
+          <w:rFonts w:cs="Times New Roman"/>
+        </w:rPr>
+        <w:t>organisations</w:t>
+      </w:r>
+      <w:proofErr w:type="spellEnd"/>
+      <w:r>
+        <w:rPr>
+          <w:rFonts w:cs="Times New Roman"/>
+        </w:rPr>
+        <w:t xml:space="preserve"> should be able, where technically validated, to use heterogeneous semantic capabilities without surrendering longitudinal cognitive state, provenance or operational authority to a single model provider.</w:t>
       </w:r>
     </w:p>
     <w:p>
@@ -6027,14 +5988,7 @@
           <w:rFonts w:cs="Times New Roman"/>
           <w:b/>
         </w:rPr>
-        <w:t>Staged public narrative an</w:t>
-      </w:r>
-      <w:r>
-        <w:rPr>
-          <w:rFonts w:cs="Times New Roman"/>
-          <w:b/>
-        </w:rPr>
-        <w:t>d communication safeguards</w:t>
+        <w:t>Staged public narrative and communication safeguards</w:t>
       </w:r>
     </w:p>
     <w:p>
@@ -6042,19 +5996,21 @@
         <w:rPr>
           <w:rFonts w:cs="Times New Roman"/>
         </w:rPr>
-        <w:t xml:space="preserve">Communication will follow the three-year falsification logic. Year 1 asks 'Can structure survive controlled change?' and focuses on formal freeze, preregistration, discrimination and symbolic evidence. Year 2 asks 'Does the </w:t>
-      </w:r>
-      <w:r>
-        <w:rPr>
-          <w:rFonts w:cs="Times New Roman"/>
-        </w:rPr>
-        <w:t>structure belong only to MDPAR?' and centres independent systems, adapter burden, interoperability and replication. Year 3 asks 'Does it survive the world?' and uses multimodal and embodied experiments to show what changes when perception, partial observab</w:t>
-      </w:r>
-      <w:r>
-        <w:rPr>
-          <w:rFonts w:cs="Times New Roman"/>
-        </w:rPr>
-        <w:t>ility, timing, action and physical consequences enter the loop. The narrative is intentionally memorable while remaining scientifically reversible: a negative answer at any stage is a result, not a communication failure.</w:t>
+        <w:t xml:space="preserve">Communication will follow the three-year falsification logic. Year 1 asks 'Can structure survive controlled change?' and focuses on formal freeze, preregistration, discrimination and symbolic evidence. Year 2 asks 'Does the structure belong only to MDPAR?' and </w:t>
+      </w:r>
+      <w:proofErr w:type="spellStart"/>
+      <w:r>
+        <w:rPr>
+          <w:rFonts w:cs="Times New Roman"/>
+        </w:rPr>
+        <w:t>centres</w:t>
+      </w:r>
+      <w:proofErr w:type="spellEnd"/>
+      <w:r>
+        <w:rPr>
+          <w:rFonts w:cs="Times New Roman"/>
+        </w:rPr>
+        <w:t xml:space="preserve"> independent systems, adapter burden, interoperability and replication. Year 3 asks 'Does it survive the world?' and uses multimodal and embodied experiments to show what changes when perception, partial observability, timing, action and physical consequences enter the loop. The narrative is intentionally memorable while remaining scientifically reversible: a negative answer at any stage is a result, not a communication failure.</w:t>
       </w:r>
     </w:p>
     <w:p>
@@ -6062,31 +6018,21 @@
         <w:rPr>
           <w:rFonts w:cs="Times New Roman"/>
         </w:rPr>
-        <w:t>High-impact application examples wi</w:t>
-      </w:r>
-      <w:r>
-        <w:rPr>
-          <w:rFonts w:cs="Times New Roman"/>
-        </w:rPr>
-        <w:t>ll be communicated conservatively. Legal, medical, administrative, financial or safety examples will not be framed as automated adjudication, diagnosis, certification or institutional decision-making. MDPAR will be presented as an analytical instrument bou</w:t>
-      </w:r>
-      <w:r>
-        <w:rPr>
-          <w:rFonts w:cs="Times New Roman"/>
-        </w:rPr>
-        <w:t>nded by evidence coverage, observer uncertainty, certification state and external professional authority. Communication will avoid claims of universal reasoning, guilt/innocence determination, guaranteed compliance or autonomous professional replacement. W</w:t>
-      </w:r>
-      <w:r>
-        <w:rPr>
-          <w:rFonts w:cs="Times New Roman"/>
-        </w:rPr>
-        <w:t>here confidentiality, privacy or third-party rights apply, representative, synthetic or properly governed material will be used. The public-facing benefit is contestability: the chain from evidence to inference and authorised action can be reconstructed, i</w:t>
-      </w:r>
-      <w:r>
-        <w:rPr>
-          <w:rFonts w:cs="Times New Roman"/>
-        </w:rPr>
-        <w:t>nspected and challenged.</w:t>
+        <w:t xml:space="preserve">High-impact application examples will be communicated conservatively. Legal, medical, administrative, financial or safety examples will not be framed as automated adjudication, diagnosis, certification or institutional decision-making. MDPAR will be presented as an analytical instrument bounded by evidence coverage, observer uncertainty, certification state and external professional authority. Communication will avoid claims of universal reasoning, guilt/innocence determination, guaranteed compliance or autonomous professional replacement. Where confidentiality, privacy or third-party rights apply, representative, synthetic or properly governed material will be used. The public-facing benefit is contestability: the chain from evidence to inference and </w:t>
+      </w:r>
+      <w:proofErr w:type="spellStart"/>
+      <w:r>
+        <w:rPr>
+          <w:rFonts w:cs="Times New Roman"/>
+        </w:rPr>
+        <w:t>authorised</w:t>
+      </w:r>
+      <w:proofErr w:type="spellEnd"/>
+      <w:r>
+        <w:rPr>
+          <w:rFonts w:cs="Times New Roman"/>
+        </w:rPr>
+        <w:t xml:space="preserve"> action can be reconstructed, inspected and challenged.</w:t>
       </w:r>
     </w:p>
     <w:p>
@@ -6107,38 +6053,14 @@
         <w:rPr>
           <w:rFonts w:cs="Times New Roman"/>
         </w:rPr>
-        <w:t xml:space="preserve">Communication and dissemination will persist beyond M36 through durable repository records, the Structural Invariance Atlas, maintained benchmark documentation, reusable training </w:t>
-      </w:r>
-      <w:r>
-        <w:rPr>
-          <w:rFonts w:cs="Times New Roman"/>
-        </w:rPr>
-        <w:t xml:space="preserve">material, continued scientific publication </w:t>
+        <w:t xml:space="preserve">Communication and dissemination will persist beyond M36 through durable repository records, the Structural Invariance Atlas, maintained benchmark documentation, reusable training material, continued scientific publication </w:t>
       </w:r>
       <w:r>
         <w:rPr>
           <w:rFonts w:cs="Times New Roman"/>
         </w:rPr>
         <w:lastRenderedPageBreak/>
-        <w:t>and follow-on standards/assurance engagement. The project website will point to persistent outputs rather than serve as the sole archive. Success will use function-specific indicators: scientific uptake (OA public</w:t>
-      </w:r>
-      <w:r>
-        <w:rPr>
-          <w:rFonts w:cs="Times New Roman"/>
-        </w:rPr>
-        <w:t xml:space="preserve">ations, benchmark reuse and independent replications); technical uptake (external integrations, API/schema reuse and benchmark participation); stakeholder/policy uptake (workshops, consultations, assurance/standards interactions and follow-on pilots); and </w:t>
-      </w:r>
-      <w:r>
-        <w:rPr>
-          <w:rFonts w:cs="Times New Roman"/>
-        </w:rPr>
-        <w:t xml:space="preserve">public reach/qualitative feedback. Proportionate numerical targets will be fixed in the M6 plan once consortium size, portfolio coordination and demonstrator domain are known. Major public claims must remain traceable to the evidence state, tested support </w:t>
-      </w:r>
-      <w:r>
-        <w:rPr>
-          <w:rFonts w:cs="Times New Roman"/>
-        </w:rPr>
-        <w:t>and boundary conditions that justify them.</w:t>
+        <w:t>and follow-on standards/assurance engagement. The project website will point to persistent outputs rather than serve as the sole archive. Success will use function-specific indicators: scientific uptake (OA publications, benchmark reuse and independent replications); technical uptake (external integrations, API/schema reuse and benchmark participation); stakeholder/policy uptake (workshops, consultations, assurance/standards interactions and follow-on pilots); and public reach/qualitative feedback. Proportionate numerical targets will be fixed in the M6 plan once consortium size, portfolio coordination and demonstrator domain are known. Major public claims must remain traceable to the evidence state, tested support and boundary conditions that justify them.</w:t>
       </w:r>
     </w:p>
     <w:p>
@@ -6187,31 +6109,7 @@
         <w:rPr>
           <w:rFonts w:cs="Times New Roman"/>
         </w:rPr>
-        <w:t xml:space="preserve">MDPAR-H converts the scientific progression defined in Section 1 into a staged implementation </w:t>
-      </w:r>
-      <w:r>
-        <w:rPr>
-          <w:rFonts w:cs="Times New Roman"/>
-        </w:rPr>
-        <w:t>plan with explicit decision gates. The action starts from MDPAR v2.2.0 as Background instrumentation, not as a result to be rebuilt. Months 1-12 are applicant-controlled and concentrate on formal freeze, metrology, adversarial symbolic testing and the firs</w:t>
-      </w:r>
-      <w:r>
-        <w:rPr>
-          <w:rFonts w:cs="Times New Roman"/>
-        </w:rPr>
-        <w:t>t frozen evidence release. Months 10-24 introduce independently engineered cognitive systems and portfolio interoperability as the principal test of architectural independence. Months 19-36 introduce multimodal and physical coupling and culminate in the TR</w:t>
-      </w:r>
-      <w:r>
-        <w:rPr>
-          <w:rFonts w:cs="Times New Roman"/>
-        </w:rPr>
-        <w:t>L4 demonstrator and final domain-of-validity map. Project management, Open Science, evidence governance, exploitation and communication are separated into reporting-period work packages so that the lump-sum structure is aligned with completion of substanti</w:t>
-      </w:r>
-      <w:r>
-        <w:rPr>
-          <w:rFonts w:cs="Times New Roman"/>
-        </w:rPr>
-        <w:t>al packages at M12 and M36.</w:t>
+        <w:t>MDPAR-H converts the scientific progression defined in Section 1 into a staged implementation plan with explicit decision gates. The action starts from MDPAR v2.2.0 as Background instrumentation, not as a result to be rebuilt. Months 1-12 are applicant-controlled and concentrate on formal freeze, metrology, adversarial symbolic testing and the first frozen evidence release. Months 10-24 introduce independently engineered cognitive systems and portfolio interoperability as the principal test of architectural independence. Months 19-36 introduce multimodal and physical coupling and culminate in the TRL4 demonstrator and final domain-of-validity map. Project management, Open Science, evidence governance, exploitation and communication are separated into reporting-period work packages so that the lump-sum structure is aligned with completion of substantial packages at M12 and M36.</w:t>
       </w:r>
     </w:p>
     <w:p>
@@ -6219,31 +6117,161 @@
         <w:rPr>
           <w:rFonts w:cs="Times New Roman"/>
         </w:rPr>
-        <w:t>The work plan does not assume access that has not been secured. Year 1 can be executed without dedicated institutional laboratory infrastructure using the pre-existing MDPAR codebase, controlled local execution and budgeted comp</w:t>
-      </w:r>
-      <w:r>
-        <w:rPr>
-          <w:rFonts w:cs="Times New Roman"/>
-        </w:rPr>
-        <w:t>ute/API resources. Year 2 deliberately requires external systems because independence from MDPAR is the scientific object of O3; DeepRAP portfolio systems are the preferred route, with public/open systems, licensed APIs and other independently developed Eu</w:t>
-      </w:r>
-      <w:r>
-        <w:rPr>
-          <w:rFonts w:cs="Times New Roman"/>
-        </w:rPr>
-        <w:t xml:space="preserve">ropean systems as fallbacks. Year 3 requires embodied laboratory access. That access is treated as a formal implementation gate to be secured before the physical campaign starts. The preferred post-selection route is a formal agreement with the University </w:t>
-      </w:r>
-      <w:r>
-        <w:rPr>
-          <w:rFonts w:cs="Times New Roman"/>
-        </w:rPr>
-        <w:t>of Salamanca (USAL), anchored in its Departamento de Informática y Automática and specifically the complementary areas of Ciencia de la Computación e Inteligencia Artificial and Ingeniería de Sistemas y Automática. A positive EIC Pathfinder DeepRAP funding</w:t>
-      </w:r>
-      <w:r>
-        <w:rPr>
-          <w:rFonts w:cs="Times New Roman"/>
-        </w:rPr>
-        <w:t xml:space="preserve"> decision would trigger that institutional negotiation; it is not represented as USAL endorsement or committed access at submission.</w:t>
+        <w:t xml:space="preserve">The work plan does not assume access that has not been secured. Year 1 can be executed without dedicated institutional laboratory infrastructure using the pre-existing MDPAR codebase, controlled local execution and budgeted compute/API resources. Year 2 deliberately requires external systems because independence from MDPAR is the scientific object of O3; </w:t>
+      </w:r>
+      <w:proofErr w:type="spellStart"/>
+      <w:r>
+        <w:rPr>
+          <w:rFonts w:cs="Times New Roman"/>
+        </w:rPr>
+        <w:t>DeepRAP</w:t>
+      </w:r>
+      <w:proofErr w:type="spellEnd"/>
+      <w:r>
+        <w:rPr>
+          <w:rFonts w:cs="Times New Roman"/>
+        </w:rPr>
+        <w:t xml:space="preserve"> portfolio systems are the preferred route, with public/open systems, licensed APIs and other independently developed European systems as fallbacks. Year 3 requires embodied laboratory access. That access is treated as a formal implementation gate to be secured before the physical campaign starts. The preferred post-selection route is a formal agreement with the University of Salamanca (USAL), anchored in its </w:t>
+      </w:r>
+      <w:proofErr w:type="spellStart"/>
+      <w:r>
+        <w:rPr>
+          <w:rFonts w:cs="Times New Roman"/>
+        </w:rPr>
+        <w:t>Departamento</w:t>
+      </w:r>
+      <w:proofErr w:type="spellEnd"/>
+      <w:r>
+        <w:rPr>
+          <w:rFonts w:cs="Times New Roman"/>
+        </w:rPr>
+        <w:t xml:space="preserve"> de </w:t>
+      </w:r>
+      <w:proofErr w:type="spellStart"/>
+      <w:r>
+        <w:rPr>
+          <w:rFonts w:cs="Times New Roman"/>
+        </w:rPr>
+        <w:t>Informática</w:t>
+      </w:r>
+      <w:proofErr w:type="spellEnd"/>
+      <w:r>
+        <w:rPr>
+          <w:rFonts w:cs="Times New Roman"/>
+        </w:rPr>
+        <w:t xml:space="preserve"> y </w:t>
+      </w:r>
+      <w:proofErr w:type="spellStart"/>
+      <w:r>
+        <w:rPr>
+          <w:rFonts w:cs="Times New Roman"/>
+        </w:rPr>
+        <w:t>Automática</w:t>
+      </w:r>
+      <w:proofErr w:type="spellEnd"/>
+      <w:r>
+        <w:rPr>
+          <w:rFonts w:cs="Times New Roman"/>
+        </w:rPr>
+        <w:t xml:space="preserve"> and specifically the complementary areas of </w:t>
+      </w:r>
+      <w:proofErr w:type="spellStart"/>
+      <w:r>
+        <w:rPr>
+          <w:rFonts w:cs="Times New Roman"/>
+        </w:rPr>
+        <w:t>Ciencia</w:t>
+      </w:r>
+      <w:proofErr w:type="spellEnd"/>
+      <w:r>
+        <w:rPr>
+          <w:rFonts w:cs="Times New Roman"/>
+        </w:rPr>
+        <w:t xml:space="preserve"> de la </w:t>
+      </w:r>
+      <w:proofErr w:type="spellStart"/>
+      <w:r>
+        <w:rPr>
+          <w:rFonts w:cs="Times New Roman"/>
+        </w:rPr>
+        <w:t>Computación</w:t>
+      </w:r>
+      <w:proofErr w:type="spellEnd"/>
+      <w:r>
+        <w:rPr>
+          <w:rFonts w:cs="Times New Roman"/>
+        </w:rPr>
+        <w:t xml:space="preserve"> e </w:t>
+      </w:r>
+      <w:proofErr w:type="spellStart"/>
+      <w:r>
+        <w:rPr>
+          <w:rFonts w:cs="Times New Roman"/>
+        </w:rPr>
+        <w:t>Inteligencia</w:t>
+      </w:r>
+      <w:proofErr w:type="spellEnd"/>
+      <w:r>
+        <w:rPr>
+          <w:rFonts w:cs="Times New Roman"/>
+        </w:rPr>
+        <w:t xml:space="preserve"> Artificial and </w:t>
+      </w:r>
+      <w:proofErr w:type="spellStart"/>
+      <w:r>
+        <w:rPr>
+          <w:rFonts w:cs="Times New Roman"/>
+        </w:rPr>
+        <w:t>Ingeniería</w:t>
+      </w:r>
+      <w:proofErr w:type="spellEnd"/>
+      <w:r>
+        <w:rPr>
+          <w:rFonts w:cs="Times New Roman"/>
+        </w:rPr>
+        <w:t xml:space="preserve"> de </w:t>
+      </w:r>
+      <w:proofErr w:type="spellStart"/>
+      <w:r>
+        <w:rPr>
+          <w:rFonts w:cs="Times New Roman"/>
+        </w:rPr>
+        <w:t>Sistemas</w:t>
+      </w:r>
+      <w:proofErr w:type="spellEnd"/>
+      <w:r>
+        <w:rPr>
+          <w:rFonts w:cs="Times New Roman"/>
+        </w:rPr>
+        <w:t xml:space="preserve"> y </w:t>
+      </w:r>
+      <w:proofErr w:type="spellStart"/>
+      <w:r>
+        <w:rPr>
+          <w:rFonts w:cs="Times New Roman"/>
+        </w:rPr>
+        <w:t>Automática</w:t>
+      </w:r>
+      <w:proofErr w:type="spellEnd"/>
+      <w:r>
+        <w:rPr>
+          <w:rFonts w:cs="Times New Roman"/>
+        </w:rPr>
+        <w:t xml:space="preserve">. A positive EIC Pathfinder </w:t>
+      </w:r>
+      <w:proofErr w:type="spellStart"/>
+      <w:r>
+        <w:rPr>
+          <w:rFonts w:cs="Times New Roman"/>
+        </w:rPr>
+        <w:t>DeepRAP</w:t>
+      </w:r>
+      <w:proofErr w:type="spellEnd"/>
+      <w:r>
+        <w:rPr>
+          <w:rFonts w:cs="Times New Roman"/>
+        </w:rPr>
+        <w:t xml:space="preserve"> funding decision would trigger that institutional negotiation; it is not represented as USAL endorsement or committed access at submission.</w:t>
       </w:r>
     </w:p>
     <w:p>
@@ -6251,25 +6279,7 @@
         <w:rPr>
           <w:rFonts w:cs="Times New Roman"/>
         </w:rPr>
-        <w:t>The Year-3 dependency is deliberately narrow. Embodiment is a falsification environment, not the scientific core or the pro</w:t>
-      </w:r>
-      <w:r>
-        <w:rPr>
-          <w:rFonts w:cs="Times New Roman"/>
-        </w:rPr>
-        <w:t>duct definition: the project does not require a specific robot brand, proprietary laboratory stack or partner-owned ontology. It requires an independently engineered perception-action environment capable of imposing the phenomena relevant to O4 - partial o</w:t>
-      </w:r>
-      <w:r>
-        <w:rPr>
-          <w:rFonts w:cs="Times New Roman"/>
-        </w:rPr>
-        <w:t>bservability, sensor disagreement, delay, replanning, actuator constraints, outage, fallback and recovery - under controlled TRL4 conditions. This makes the missing infrastructure substitutable at the facility level while keeping the scientific endpoint fi</w:t>
-      </w:r>
-      <w:r>
-        <w:rPr>
-          <w:rFonts w:cs="Times New Roman"/>
-        </w:rPr>
-        <w:t>xed.</w:t>
+        <w:t>The Year-3 dependency is deliberately narrow. Embodiment is a falsification environment, not the scientific core or the product definition: the project does not require a specific robot brand, proprietary laboratory stack or partner-owned ontology. It requires an independently engineered perception-action environment capable of imposing the phenomena relevant to O4 - partial observability, sensor disagreement, delay, replanning, actuator constraints, outage, fallback and recovery - under controlled TRL4 conditions. This makes the missing infrastructure substitutable at the facility level while keeping the scientific endpoint fixed.</w:t>
       </w:r>
     </w:p>
     <w:p>
@@ -6659,13 +6669,7 @@
               <w:rPr>
                 <w:rFonts w:cs="Times New Roman"/>
               </w:rPr>
-              <w:t xml:space="preserve">P1 </w:t>
-            </w:r>
-            <w:r>
-              <w:rPr>
-                <w:rFonts w:cs="Times New Roman"/>
-              </w:rPr>
-              <w:t>Applicant</w:t>
+              <w:t>P1 Applicant</w:t>
             </w:r>
           </w:p>
         </w:tc>
@@ -7328,13 +7332,7 @@
               <w:rPr>
                 <w:rFonts w:cs="Times New Roman"/>
               </w:rPr>
-              <w:t>Multimodal/embodied falsification</w:t>
-            </w:r>
-            <w:r>
-              <w:rPr>
-                <w:rFonts w:cs="Times New Roman"/>
-              </w:rPr>
-              <w:t xml:space="preserve"> and TRL4 integration</w:t>
+              <w:t>Multimodal/embodied falsification and TRL4 integration</w:t>
             </w:r>
           </w:p>
         </w:tc>
@@ -7608,7 +7606,21 @@
               <w:rPr>
                 <w:rFonts w:cs="Times New Roman"/>
               </w:rPr>
-              <w:t>Communication, standardisation and post-project transition</w:t>
+              <w:t xml:space="preserve">Communication, </w:t>
+            </w:r>
+            <w:proofErr w:type="spellStart"/>
+            <w:r>
+              <w:rPr>
+                <w:rFonts w:cs="Times New Roman"/>
+              </w:rPr>
+              <w:t>standardisation</w:t>
+            </w:r>
+            <w:proofErr w:type="spellEnd"/>
+            <w:r>
+              <w:rPr>
+                <w:rFonts w:cs="Times New Roman"/>
+              </w:rPr>
+              <w:t xml:space="preserve"> and post-project transition</w:t>
             </w:r>
           </w:p>
         </w:tc>
@@ -7630,13 +7642,7 @@
               <w:rPr>
                 <w:rFonts w:cs="Times New Roman"/>
               </w:rPr>
-              <w:t xml:space="preserve">P1 </w:t>
-            </w:r>
-            <w:r>
-              <w:rPr>
-                <w:rFonts w:cs="Times New Roman"/>
-              </w:rPr>
-              <w:t>Applicant</w:t>
+              <w:t>P1 Applicant</w:t>
             </w:r>
           </w:p>
         </w:tc>
@@ -7716,14 +7722,23 @@
           <w:i/>
         </w:rPr>
         <w:lastRenderedPageBreak/>
-        <w:t>P1 denotes the eligible legal entity identified in Part A. Named personnel and any additional beneficiary/associated-partner roles will be reconciled with Part A before submission. External DeepRAP projects</w:t>
-      </w:r>
+        <w:t xml:space="preserve">P1 denotes the eligible legal entity identified in Part A. Named personnel and any additional beneficiary/associated-partner roles will be reconciled with Part A before submission. External </w:t>
+      </w:r>
+      <w:proofErr w:type="spellStart"/>
       <w:r>
         <w:rPr>
           <w:rFonts w:cs="Times New Roman"/>
           <w:i/>
         </w:rPr>
-        <w:t xml:space="preserve"> are portfolio collaborators, not presumed beneficiaries of MDPAR-H unless formally included in the application.</w:t>
+        <w:t>DeepRAP</w:t>
+      </w:r>
+      <w:proofErr w:type="spellEnd"/>
+      <w:r>
+        <w:rPr>
+          <w:rFonts w:cs="Times New Roman"/>
+          <w:i/>
+        </w:rPr>
+        <w:t xml:space="preserve"> projects are portfolio collaborators, not presumed beneficiaries of MDPAR-H unless formally included in the application.</w:t>
       </w:r>
     </w:p>
     <w:p>
@@ -9446,8 +9461,16 @@
               <w:rPr>
                 <w:rFonts w:cs="Times New Roman"/>
               </w:rPr>
-              <w:t>DMP, frozen evidence, reproducibility, dissemination, exploitation and standardisation</w:t>
-            </w:r>
+              <w:t xml:space="preserve">DMP, frozen evidence, reproducibility, dissemination, exploitation and </w:t>
+            </w:r>
+            <w:proofErr w:type="spellStart"/>
+            <w:r>
+              <w:rPr>
+                <w:rFonts w:cs="Times New Roman"/>
+              </w:rPr>
+              <w:t>standardisation</w:t>
+            </w:r>
+            <w:proofErr w:type="spellEnd"/>
           </w:p>
         </w:tc>
       </w:tr>
@@ -9458,19 +9481,7 @@
         <w:rPr>
           <w:rFonts w:cs="Times New Roman"/>
         </w:rPr>
-        <w:t>The principal scientific dependencies are intentionally serial. WP6 cannot claim indep</w:t>
-      </w:r>
-      <w:r>
-        <w:rPr>
-          <w:rFonts w:cs="Times New Roman"/>
-        </w:rPr>
-        <w:t>endent invariance until WP2-WP3 have frozen the representation, endpoints and symbolic domain. WP7 cannot interpret embodied preservation until WP6 establishes what survived architectural independence. WP4/WP8 provide evidence integrity across the chain; W</w:t>
-      </w:r>
-      <w:r>
-        <w:rPr>
-          <w:rFonts w:cs="Times New Roman"/>
-        </w:rPr>
-        <w:t>P9 translates only claims that have passed the applicable evidence gate.</w:t>
+        <w:t>The principal scientific dependencies are intentionally serial. WP6 cannot claim independent invariance until WP2-WP3 have frozen the representation, endpoints and symbolic domain. WP7 cannot interpret embodied preservation until WP6 establishes what survived architectural independence. WP4/WP8 provide evidence integrity across the chain; WP9 translates only claims that have passed the applicable evidence gate.</w:t>
       </w:r>
     </w:p>
     <w:p>
@@ -9504,31 +9515,21 @@
         <w:rPr>
           <w:rFonts w:cs="Times New Roman"/>
         </w:rPr>
-        <w:t>Objective: establish the contractual, scientific and operational contro</w:t>
-      </w:r>
-      <w:r>
-        <w:rPr>
-          <w:rFonts w:cs="Times New Roman"/>
-        </w:rPr>
-        <w:t>l baseline for RP1. T1.1 Project governance and quality (2 PM): versioned decision log, quality criteria, reporting calendar and change control. T1.2 Risk/ethics/security register (2 PM): maintain implementation and scientific risks, AI/dual-use/privacy sc</w:t>
-      </w:r>
-      <w:r>
-        <w:rPr>
-          <w:rFonts w:cs="Times New Roman"/>
-        </w:rPr>
-        <w:t>reening and mitigation ownership. T1.3 Resource and infrastructure planning (2 PM): reconcile person-months, compute/API budget and Year-2/Year-3 access routes; following a positive EIC Pathfinder DeepRAP funding decision, open the preferred USAL instituti</w:t>
-      </w:r>
-      <w:r>
-        <w:rPr>
-          <w:rFonts w:cs="Times New Roman"/>
-        </w:rPr>
-        <w:t xml:space="preserve">onal route while maintaining portfolio/TEF/alternative-facility fallbacks. T1.4 RP1 coordination (2 PM): monitor WP2-WP4, prepare M12 gate and reporting package. Quantified outputs: monthly control review; risk register updated at least quarterly; one M12 </w:t>
-      </w:r>
-      <w:r>
-        <w:rPr>
-          <w:rFonts w:cs="Times New Roman"/>
-        </w:rPr>
-        <w:t>go/narrow/stop decision package.</w:t>
+        <w:t xml:space="preserve">Objective: establish the contractual, scientific and operational control baseline for RP1. T1.1 Project governance and quality (2 PM): versioned decision log, quality criteria, reporting calendar and change control. T1.2 Risk/ethics/security register (2 PM): maintain implementation and scientific risks, AI/dual-use/privacy screening and mitigation ownership. T1.3 Resource and infrastructure planning (2 PM): reconcile person-months, compute/API budget and Year-2/Year-3 access routes; following a positive EIC Pathfinder </w:t>
+      </w:r>
+      <w:proofErr w:type="spellStart"/>
+      <w:r>
+        <w:rPr>
+          <w:rFonts w:cs="Times New Roman"/>
+        </w:rPr>
+        <w:t>DeepRAP</w:t>
+      </w:r>
+      <w:proofErr w:type="spellEnd"/>
+      <w:r>
+        <w:rPr>
+          <w:rFonts w:cs="Times New Roman"/>
+        </w:rPr>
+        <w:t xml:space="preserve"> funding decision, open the preferred USAL institutional route while maintaining portfolio/TEF/alternative-facility fallbacks. T1.4 RP1 coordination (2 PM): monitor WP2-WP4, prepare M12 gate and reporting package. Quantified outputs: monthly control review; risk register updated at least quarterly; one M12 go/narrow/stop decision package.</w:t>
       </w:r>
     </w:p>
     <w:p>
@@ -9549,25 +9550,7 @@
         <w:rPr>
           <w:rFonts w:cs="Times New Roman"/>
         </w:rPr>
-        <w:t>Objective: transform the mature v2.2.0 SCC/trajectory machinery into a prospective and falsifiable test specification. T2.1 Formal/metrological s</w:t>
-      </w:r>
-      <w:r>
-        <w:rPr>
-          <w:rFonts w:cs="Times New Roman"/>
-        </w:rPr>
-        <w:t>pecification (6 PM): occurrence identity, ordering, typed relations, transformations, exact equivalence, partial correspondence, provenance and failure semantics. T2.2 Anti-leakage and adapter-minimality criteria (4 PM): define measurable semantic burden a</w:t>
-      </w:r>
-      <w:r>
-        <w:rPr>
-          <w:rFonts w:cs="Times New Roman"/>
-        </w:rPr>
-        <w:t>nd ontology import. T2.3 Conformance suite and positive/negative controls (5 PM): executable formal tests and constructed discriminative cases. T2.4 Preregistration and freeze (5 PM): freeze invariant families, endpoints, held-outs, repetition policy, stat</w:t>
-      </w:r>
-      <w:r>
-        <w:rPr>
-          <w:rFonts w:cs="Times New Roman"/>
-        </w:rPr>
-        <w:t>istical analysis and claim taxonomy before confirmatory exposure. Quantified outputs: one versioned specification; executable conformance suite; preregistered confirmatory protocol; support matrix defining what is and is not tested.</w:t>
+        <w:t>Objective: transform the mature v2.2.0 SCC/trajectory machinery into a prospective and falsifiable test specification. T2.1 Formal/metrological specification (6 PM): occurrence identity, ordering, typed relations, transformations, exact equivalence, partial correspondence, provenance and failure semantics. T2.2 Anti-leakage and adapter-minimality criteria (4 PM): define measurable semantic burden and ontology import. T2.3 Conformance suite and positive/negative controls (5 PM): executable formal tests and constructed discriminative cases. T2.4 Preregistration and freeze (5 PM): freeze invariant families, endpoints, held-outs, repetition policy, statistical analysis and claim taxonomy before confirmatory exposure. Quantified outputs: one versioned specification; executable conformance suite; preregistered confirmatory protocol; support matrix defining what is and is not tested.</w:t>
       </w:r>
     </w:p>
     <w:p>
@@ -9580,14 +9563,7 @@
           <w:rFonts w:cs="Times New Roman"/>
           <w:b/>
         </w:rPr>
-        <w:t>WP3 - Symbolic invarian</w:t>
-      </w:r>
-      <w:r>
-        <w:rPr>
-          <w:rFonts w:cs="Times New Roman"/>
-          <w:b/>
-        </w:rPr>
-        <w:t>ce and adversarial validation (M3-M12; 18 PM)</w:t>
+        <w:t>WP3 - Symbolic invariance and adversarial validation (M3-M12; 18 PM)</w:t>
       </w:r>
     </w:p>
     <w:p>
@@ -9602,25 +9578,7 @@
           <w:rFonts w:cs="Times New Roman"/>
         </w:rPr>
         <w:lastRenderedPageBreak/>
-        <w:t>lan</w:t>
-      </w:r>
-      <w:r>
-        <w:rPr>
-          <w:rFonts w:cs="Times New Roman"/>
-        </w:rPr>
-        <w:t>guages, model/provider classes and representation formats. T3.2 Transformation/ablation campaign (5 PM): positive controls, designed non-matches, lexical/notation/order perturbations and structural component ablations. T3.3 Repeatability and observer-stoch</w:t>
-      </w:r>
-      <w:r>
-        <w:rPr>
-          <w:rFonts w:cs="Times New Roman"/>
-        </w:rPr>
-        <w:t xml:space="preserve">asticity analysis (3 PM): quantify variation without retry-to-success. T3.4 Frozen symbolic release (3 PM): report preserved, degraded, violated, UNEVALUABLE and NOT_ESTIMABLE outcomes with coverage and counterexamples. Quantified outputs will be fixed in </w:t>
-      </w:r>
-      <w:r>
-        <w:rPr>
-          <w:rFonts w:cs="Times New Roman"/>
-        </w:rPr>
-        <w:t>the WP2 freeze; the release will include all prespecified cells, not only successful ones.</w:t>
+        <w:t>languages, model/provider classes and representation formats. T3.2 Transformation/ablation campaign (5 PM): positive controls, designed non-matches, lexical/notation/order perturbations and structural component ablations. T3.3 Repeatability and observer-stochasticity analysis (3 PM): quantify variation without retry-to-success. T3.4 Frozen symbolic release (3 PM): report preserved, degraded, violated, UNEVALUABLE and NOT_ESTIMABLE outcomes with coverage and counterexamples. Quantified outputs will be fixed in the WP2 freeze; the release will include all prespecified cells, not only successful ones.</w:t>
       </w:r>
     </w:p>
     <w:p>
@@ -9641,19 +9599,7 @@
         <w:rPr>
           <w:rFonts w:cs="Times New Roman"/>
         </w:rPr>
-        <w:t>Objective: make RP1 evidence FAIR and establish early exploitation/communication discip</w:t>
-      </w:r>
-      <w:r>
-        <w:rPr>
-          <w:rFonts w:cs="Times New Roman"/>
-        </w:rPr>
-        <w:t>line. T4.1 DMP and repository/provenance design (2 PM). T4.2 Plan for Dissemination and Exploitation including Communication Activities (1 PM). T4.3 Background/Foreground and access-rights register, preliminary FTO/dependency screen (1 PM). T4.4 M12 eviden</w:t>
-      </w:r>
-      <w:r>
-        <w:rPr>
-          <w:rFonts w:cs="Times New Roman"/>
-        </w:rPr>
-        <w:t>ce release and stakeholder/portfolio communication (1 PM). Mandatory DMP and dissemination/exploitation/communication plan are delivered by M6 and updated later under WP8/WP9.</w:t>
+        <w:t>Objective: make RP1 evidence FAIR and establish early exploitation/communication discipline. T4.1 DMP and repository/provenance design (2 PM). T4.2 Plan for Dissemination and Exploitation including Communication Activities (1 PM). T4.3 Background/Foreground and access-rights register, preliminary FTO/dependency screen (1 PM). T4.4 M12 evidence release and stakeholder/portfolio communication (1 PM). Mandatory DMP and dissemination/exploitation/communication plan are delivered by M6 and updated later under WP8/WP9.</w:t>
       </w:r>
     </w:p>
     <w:p>
@@ -9666,14 +9612,7 @@
           <w:rFonts w:cs="Times New Roman"/>
           <w:b/>
         </w:rPr>
-        <w:t>WP5 - Project governance, portfolio coordination and exploitation - RP2 (M13-M36</w:t>
-      </w:r>
-      <w:r>
-        <w:rPr>
-          <w:rFonts w:cs="Times New Roman"/>
-          <w:b/>
-        </w:rPr>
-        <w:t>; 8 PM)</w:t>
+        <w:t>WP5 - Project governance, portfolio coordination and exploitation - RP2 (M13-M36; 8 PM)</w:t>
       </w:r>
     </w:p>
     <w:p>
@@ -9681,19 +9620,21 @@
         <w:rPr>
           <w:rFonts w:cs="Times New Roman"/>
         </w:rPr>
-        <w:t>Objective: govern the higher-dependency phase and maintain alignment with EIC/DeepRAP portfolio activities. T5.1 Scientific/financial/risk control (3 PM). T5.2 Portfolio interoperability, benchmark and common-pilot coordination (2 PM). T5.3 Infrast</w:t>
-      </w:r>
-      <w:r>
-        <w:rPr>
-          <w:rFonts w:cs="Times New Roman"/>
-        </w:rPr>
-        <w:t xml:space="preserve">ructure-access gate management (1 PM): verify external system and embodied-lab access before dependent tasks. T5.4 Exploitation/ownership decisions and final reporting (2 PM). The WP preserves a strict distinction between portfolio opportunity and project </w:t>
-      </w:r>
-      <w:r>
-        <w:rPr>
-          <w:rFonts w:cs="Times New Roman"/>
-        </w:rPr>
-        <w:t>dependency: no single external project is a critical path dependency.</w:t>
+        <w:t>Objective: govern the higher-dependency phase and maintain alignment with EIC/</w:t>
+      </w:r>
+      <w:proofErr w:type="spellStart"/>
+      <w:r>
+        <w:rPr>
+          <w:rFonts w:cs="Times New Roman"/>
+        </w:rPr>
+        <w:t>DeepRAP</w:t>
+      </w:r>
+      <w:proofErr w:type="spellEnd"/>
+      <w:r>
+        <w:rPr>
+          <w:rFonts w:cs="Times New Roman"/>
+        </w:rPr>
+        <w:t xml:space="preserve"> portfolio activities. T5.1 Scientific/financial/risk control (3 PM). T5.2 Portfolio interoperability, benchmark and common-pilot coordination (2 PM). T5.3 Infrastructure-access gate management (1 PM): verify external system and embodied-lab access before dependent tasks. T5.4 Exploitation/ownership decisions and final reporting (2 PM). The WP preserves a strict distinction between portfolio opportunity and project dependency: no single external project is a critical path dependency.</w:t>
       </w:r>
     </w:p>
     <w:p>
@@ -9714,31 +9655,35 @@
         <w:rPr>
           <w:rFonts w:cs="Times New Roman"/>
         </w:rPr>
-        <w:t>Objective: perform the principal independence test using cognitive systems not designed around MDPAR. T6.</w:t>
-      </w:r>
-      <w:r>
-        <w:rPr>
-          <w:rFonts w:cs="Times New Roman"/>
-        </w:rPr>
-        <w:t>1 System selection and native baselines (4 PM): select heterogeneous reasoners/planners/symbolic or neuro-symbolic systems, prioritising DeepRAP portfolio systems where collaboration is available. T6.2 Minimal adapters (6 PM): expose native observables aft</w:t>
-      </w:r>
-      <w:r>
-        <w:rPr>
-          <w:rFonts w:cs="Times New Roman"/>
-        </w:rPr>
-        <w:t>er native execution; quantify interface size, mapping complexity, domain rules, semantic burden and ontology import. T6.3 Cross-system match/non-match experiments (6 PM): test both recovery and rejection against frozen criteria. T6.4 Independent scoring/re</w:t>
-      </w:r>
-      <w:r>
-        <w:rPr>
-          <w:rFonts w:cs="Times New Roman"/>
-        </w:rPr>
-        <w:t xml:space="preserve">plication (2 PM): separate adapter construction and scoring where feasible. T6.5 M24 frozen evidence release (2 PM). Fallback systems may be open, licensed or API-accessible, but must remain independently engineered and capable of native execution without </w:t>
-      </w:r>
-      <w:r>
-        <w:rPr>
-          <w:rFonts w:cs="Times New Roman"/>
-        </w:rPr>
-        <w:t>SCC.</w:t>
+        <w:t xml:space="preserve">Objective: perform the principal independence test using cognitive systems not designed around MDPAR. T6.1 System selection and native baselines (4 PM): select heterogeneous reasoners/planners/symbolic or neuro-symbolic systems, </w:t>
+      </w:r>
+      <w:proofErr w:type="spellStart"/>
+      <w:r>
+        <w:rPr>
+          <w:rFonts w:cs="Times New Roman"/>
+        </w:rPr>
+        <w:t>prioritising</w:t>
+      </w:r>
+      <w:proofErr w:type="spellEnd"/>
+      <w:r>
+        <w:rPr>
+          <w:rFonts w:cs="Times New Roman"/>
+        </w:rPr>
+        <w:t xml:space="preserve"> </w:t>
+      </w:r>
+      <w:proofErr w:type="spellStart"/>
+      <w:r>
+        <w:rPr>
+          <w:rFonts w:cs="Times New Roman"/>
+        </w:rPr>
+        <w:t>DeepRAP</w:t>
+      </w:r>
+      <w:proofErr w:type="spellEnd"/>
+      <w:r>
+        <w:rPr>
+          <w:rFonts w:cs="Times New Roman"/>
+        </w:rPr>
+        <w:t xml:space="preserve"> portfolio systems where collaboration is available. T6.2 Minimal adapters (6 PM): expose native observables after native execution; quantify interface size, mapping complexity, domain rules, semantic burden and ontology import. T6.3 Cross-system match/non-match experiments (6 PM): test both recovery and rejection against frozen criteria. T6.4 Independent scoring/replication (2 PM): separate adapter construction and scoring where feasible. T6.5 M24 frozen evidence release (2 PM). Fallback systems may be open, licensed or API-accessible, but must remain independently engineered and capable of native execution without SCC.</w:t>
       </w:r>
     </w:p>
     <w:p>
@@ -9759,31 +9704,7 @@
         <w:rPr>
           <w:rFonts w:cs="Times New Roman"/>
         </w:rPr>
-        <w:t xml:space="preserve">Objective: test whether surviving structural properties remain identifiable when cognition is coupled to perception, time, action and physical consequence, and </w:t>
-      </w:r>
-      <w:r>
-        <w:rPr>
-          <w:rFonts w:cs="Times New Roman"/>
-        </w:rPr>
-        <w:t>integrate validated mechanisms at TRL4. T7.1 Simulation bridge and embodiment protocol (4 PM). T7.2 Laboratory access and independently engineered perception-action stack integration (4 PM), using the formal USAL route as the preferred post-selection pathw</w:t>
-      </w:r>
-      <w:r>
-        <w:rPr>
-          <w:rFonts w:cs="Times New Roman"/>
-        </w:rPr>
-        <w:t>ay and an alternative European host/TEF/facility route if required. T7.3 Perturbation campaign (6 PM): partial observability, occlusion, sensor disagreement/noise, delays, replanning, actuator constraints/failures, provider loss/recovery and constrained fa</w:t>
-      </w:r>
-      <w:r>
-        <w:rPr>
-          <w:rFonts w:cs="Times New Roman"/>
-        </w:rPr>
-        <w:t>llback. T7.4 Comparative symbolic/simulated/physical analysis (4 PM). T7.5 TRL4 demonstrator and acceptance tests (4 PM). Access is not presumed at submission; it must be documented before the physical task begins. Simulation is an intermediate control, no</w:t>
-      </w:r>
-      <w:r>
-        <w:rPr>
-          <w:rFonts w:cs="Times New Roman"/>
-        </w:rPr>
-        <w:t>t a substitute for the stated physical-validation endpoint.</w:t>
+        <w:t>Objective: test whether surviving structural properties remain identifiable when cognition is coupled to perception, time, action and physical consequence, and integrate validated mechanisms at TRL4. T7.1 Simulation bridge and embodiment protocol (4 PM). T7.2 Laboratory access and independently engineered perception-action stack integration (4 PM), using the formal USAL route as the preferred post-selection pathway and an alternative European host/TEF/facility route if required. T7.3 Perturbation campaign (6 PM): partial observability, occlusion, sensor disagreement/noise, delays, replanning, actuator constraints/failures, provider loss/recovery and constrained fallback. T7.4 Comparative symbolic/simulated/physical analysis (4 PM). T7.5 TRL4 demonstrator and acceptance tests (4 PM). Access is not presumed at submission; it must be documented before the physical task begins. Simulation is an intermediate control, not a substitute for the stated physical-validation endpoint.</w:t>
       </w:r>
     </w:p>
     <w:p>
@@ -9804,19 +9725,21 @@
         <w:rPr>
           <w:rFonts w:cs="Times New Roman"/>
         </w:rPr>
-        <w:t>Objective: maintain auditable, reproducible evidence across external systems and embodiment. T8.1 Evidence man</w:t>
-      </w:r>
-      <w:r>
-        <w:rPr>
-          <w:rFonts w:cs="Times New Roman"/>
-        </w:rPr>
-        <w:t>ifests/hashes and deterministic-versus-neural boundary recording (1 PM). T8.2 DMP and FAIR updates (1 PM). T8.3 Reproducibility packages and controlled verification arrangements where Background IP limits full release (1 PM). T8.4 Structural Invariance Atl</w:t>
-      </w:r>
-      <w:r>
-        <w:rPr>
-          <w:rFonts w:cs="Times New Roman"/>
-        </w:rPr>
-        <w:t>as and final frozen evidence package support (1 PM). Reproducibility claims will state their exact level rather than imply unrestricted rerunnability.</w:t>
+        <w:t xml:space="preserve">Objective: maintain auditable, reproducible evidence across external systems and embodiment. T8.1 Evidence manifests/hashes and deterministic-versus-neural boundary recording (1 PM). T8.2 DMP and FAIR updates (1 PM). T8.3 Reproducibility packages and controlled verification arrangements where Background IP limits full release (1 PM). T8.4 Structural Invariance Atlas and final frozen evidence package support (1 PM). Reproducibility claims will state their exact level rather than imply unrestricted </w:t>
+      </w:r>
+      <w:proofErr w:type="spellStart"/>
+      <w:r>
+        <w:rPr>
+          <w:rFonts w:cs="Times New Roman"/>
+        </w:rPr>
+        <w:t>rerunnability</w:t>
+      </w:r>
+      <w:proofErr w:type="spellEnd"/>
+      <w:r>
+        <w:rPr>
+          <w:rFonts w:cs="Times New Roman"/>
+        </w:rPr>
+        <w:t>.</w:t>
       </w:r>
     </w:p>
     <w:p>
@@ -9829,7 +9752,23 @@
           <w:rFonts w:cs="Times New Roman"/>
           <w:b/>
         </w:rPr>
-        <w:t>WP9 - Communication, standardisation and post-project transition (M13-M36; 3 PM)</w:t>
+        <w:t xml:space="preserve">WP9 - Communication, </w:t>
+      </w:r>
+      <w:proofErr w:type="spellStart"/>
+      <w:r>
+        <w:rPr>
+          <w:rFonts w:cs="Times New Roman"/>
+          <w:b/>
+        </w:rPr>
+        <w:t>standardisation</w:t>
+      </w:r>
+      <w:proofErr w:type="spellEnd"/>
+      <w:r>
+        <w:rPr>
+          <w:rFonts w:cs="Times New Roman"/>
+          <w:b/>
+        </w:rPr>
+        <w:t xml:space="preserve"> and post-project transition (M13-M36; 3 PM)</w:t>
       </w:r>
     </w:p>
     <w:p>
@@ -9837,19 +9776,35 @@
         <w:rPr>
           <w:rFonts w:cs="Times New Roman"/>
         </w:rPr>
-        <w:t>Objective: convert valid</w:t>
-      </w:r>
-      <w:r>
-        <w:rPr>
-          <w:rFonts w:cs="Times New Roman"/>
-        </w:rPr>
-        <w:t>ated scope into uptake without claim inflation. T9.1 Scientific/public communication and Open Access outputs (1 PM). T9.2 Pre-normative interoperability/assurance contributions and DeepRAP dissemination (1 PM). T9.3 Exploitation route selection, adopter en</w:t>
-      </w:r>
-      <w:r>
-        <w:rPr>
-          <w:rFonts w:cs="Times New Roman"/>
-        </w:rPr>
-        <w:t>gagement and TRL5+ transition package (1 PM). Communication follows the evidence-status vocabulary and publishes negative/boundary results alongside supportive findings.</w:t>
+        <w:t xml:space="preserve">Objective: convert validated scope into uptake without claim inflation. T9.1 Scientific/public communication and Open Access outputs (1 PM). T9.2 </w:t>
+      </w:r>
+      <w:proofErr w:type="gramStart"/>
+      <w:r>
+        <w:rPr>
+          <w:rFonts w:cs="Times New Roman"/>
+        </w:rPr>
+        <w:t>Pre-normative</w:t>
+      </w:r>
+      <w:proofErr w:type="gramEnd"/>
+      <w:r>
+        <w:rPr>
+          <w:rFonts w:cs="Times New Roman"/>
+        </w:rPr>
+        <w:t xml:space="preserve"> interoperability/assurance contributions and </w:t>
+      </w:r>
+      <w:proofErr w:type="spellStart"/>
+      <w:r>
+        <w:rPr>
+          <w:rFonts w:cs="Times New Roman"/>
+        </w:rPr>
+        <w:t>DeepRAP</w:t>
+      </w:r>
+      <w:proofErr w:type="spellEnd"/>
+      <w:r>
+        <w:rPr>
+          <w:rFonts w:cs="Times New Roman"/>
+        </w:rPr>
+        <w:t xml:space="preserve"> dissemination (1 PM). T9.3 Exploitation route selection, adopter engagement and TRL5+ transition package (1 PM). Communication follows the evidence-status vocabulary and publishes negative/boundary results alongside supportive findings.</w:t>
       </w:r>
     </w:p>
     <w:p>
@@ -10105,13 +10060,7 @@
               <w:rPr>
                 <w:rFonts w:cs="Times New Roman"/>
               </w:rPr>
-              <w:t xml:space="preserve">Project </w:t>
-            </w:r>
-            <w:r>
-              <w:rPr>
-                <w:rFonts w:cs="Times New Roman"/>
-              </w:rPr>
-              <w:t>governance, quality and risk baseline</w:t>
+              <w:t>Project governance, quality and risk baseline</w:t>
             </w:r>
           </w:p>
         </w:tc>
@@ -10589,13 +10538,7 @@
               <w:rPr>
                 <w:rFonts w:cs="Times New Roman"/>
               </w:rPr>
-              <w:t xml:space="preserve">Plan for Dissemination and Exploitation incl. </w:t>
-            </w:r>
-            <w:r>
-              <w:rPr>
-                <w:rFonts w:cs="Times New Roman"/>
-              </w:rPr>
-              <w:t>Communication</w:t>
+              <w:t>Plan for Dissemination and Exploitation incl. Communication</w:t>
             </w:r>
           </w:p>
         </w:tc>
@@ -12185,13 +12128,7 @@
               <w:rPr>
                 <w:rFonts w:cs="Times New Roman"/>
               </w:rPr>
-              <w:t xml:space="preserve">MDPAR-H Structural </w:t>
-            </w:r>
-            <w:r>
-              <w:rPr>
-                <w:rFonts w:cs="Times New Roman"/>
-              </w:rPr>
-              <w:t>Invariance Atlas and final evidence package</w:t>
+              <w:t>MDPAR-H Structural Invariance Atlas and final evidence package</w:t>
             </w:r>
           </w:p>
         </w:tc>
@@ -12350,7 +12287,21 @@
               <w:rPr>
                 <w:rFonts w:cs="Times New Roman"/>
               </w:rPr>
-              <w:t>Exploitation, standardisation and TRL5+ transition package</w:t>
+              <w:t xml:space="preserve">Exploitation, </w:t>
+            </w:r>
+            <w:proofErr w:type="spellStart"/>
+            <w:r>
+              <w:rPr>
+                <w:rFonts w:cs="Times New Roman"/>
+              </w:rPr>
+              <w:t>standardisation</w:t>
+            </w:r>
+            <w:proofErr w:type="spellEnd"/>
+            <w:r>
+              <w:rPr>
+                <w:rFonts w:cs="Times New Roman"/>
+              </w:rPr>
+              <w:t xml:space="preserve"> and TRL5+ transition package</w:t>
             </w:r>
           </w:p>
         </w:tc>
@@ -12672,13 +12623,7 @@
               <w:rPr>
                 <w:rFonts w:cs="Times New Roman"/>
               </w:rPr>
-              <w:t xml:space="preserve">Project control baseline </w:t>
-            </w:r>
-            <w:r>
-              <w:rPr>
-                <w:rFonts w:cs="Times New Roman"/>
-              </w:rPr>
-              <w:t>operational</w:t>
+              <w:t>Project control baseline operational</w:t>
             </w:r>
           </w:p>
         </w:tc>
@@ -13092,27 +13037,183 @@
               <w:rPr>
                 <w:rFonts w:cs="Times New Roman"/>
               </w:rPr>
-              <w:t>At least two ind</w:t>
-            </w:r>
-            <w:r>
-              <w:rPr>
-                <w:rFonts w:cs="Times New Roman"/>
-              </w:rPr>
-              <w:t xml:space="preserve">ependent system routes available for WP6 and a documented, budget-compatible path to physical lab/robotics access for WP7. </w:t>
-            </w:r>
+              <w:t xml:space="preserve">At least two independent system routes available for WP6 and a documented, budget-compatible path to physical lab/robotics access for WP7. </w:t>
+            </w:r>
+            <w:proofErr w:type="spellStart"/>
             <w:r>
               <w:rPr>
                 <w:rFonts w:cs="Times New Roman"/>
                 <w:lang w:val="es-ES"/>
               </w:rPr>
-              <w:t>Preferred route: formal USAL agreement anchored in the Departamento de Informática y Automática (Ciencia de la Computación e Intelige</w:t>
-            </w:r>
+              <w:t>Preferred</w:t>
+            </w:r>
+            <w:proofErr w:type="spellEnd"/>
             <w:r>
               <w:rPr>
                 <w:rFonts w:cs="Times New Roman"/>
                 <w:lang w:val="es-ES"/>
               </w:rPr>
-              <w:t xml:space="preserve">ncia Artificial + Ingeniería de Sistemas y Automática), pursued following a positive EIC Pathfinder DeepRAP funding decision. </w:t>
+              <w:t xml:space="preserve"> </w:t>
+            </w:r>
+            <w:proofErr w:type="spellStart"/>
+            <w:r>
+              <w:rPr>
+                <w:rFonts w:cs="Times New Roman"/>
+                <w:lang w:val="es-ES"/>
+              </w:rPr>
+              <w:t>route</w:t>
+            </w:r>
+            <w:proofErr w:type="spellEnd"/>
+            <w:r>
+              <w:rPr>
+                <w:rFonts w:cs="Times New Roman"/>
+                <w:lang w:val="es-ES"/>
+              </w:rPr>
+              <w:t xml:space="preserve">: formal USAL </w:t>
+            </w:r>
+            <w:proofErr w:type="spellStart"/>
+            <w:r>
+              <w:rPr>
+                <w:rFonts w:cs="Times New Roman"/>
+                <w:lang w:val="es-ES"/>
+              </w:rPr>
+              <w:t>agreement</w:t>
+            </w:r>
+            <w:proofErr w:type="spellEnd"/>
+            <w:r>
+              <w:rPr>
+                <w:rFonts w:cs="Times New Roman"/>
+                <w:lang w:val="es-ES"/>
+              </w:rPr>
+              <w:t xml:space="preserve"> </w:t>
+            </w:r>
+            <w:proofErr w:type="spellStart"/>
+            <w:r>
+              <w:rPr>
+                <w:rFonts w:cs="Times New Roman"/>
+                <w:lang w:val="es-ES"/>
+              </w:rPr>
+              <w:t>anchored</w:t>
+            </w:r>
+            <w:proofErr w:type="spellEnd"/>
+            <w:r>
+              <w:rPr>
+                <w:rFonts w:cs="Times New Roman"/>
+                <w:lang w:val="es-ES"/>
+              </w:rPr>
+              <w:t xml:space="preserve"> in </w:t>
+            </w:r>
+            <w:proofErr w:type="spellStart"/>
+            <w:r>
+              <w:rPr>
+                <w:rFonts w:cs="Times New Roman"/>
+                <w:lang w:val="es-ES"/>
+              </w:rPr>
+              <w:t>the</w:t>
+            </w:r>
+            <w:proofErr w:type="spellEnd"/>
+            <w:r>
+              <w:rPr>
+                <w:rFonts w:cs="Times New Roman"/>
+                <w:lang w:val="es-ES"/>
+              </w:rPr>
+              <w:t xml:space="preserve"> Departamento de Informática y Automática (Ciencia de la Computación e Inteligencia Artificial + Ingeniería de Sistemas y Automática), </w:t>
+            </w:r>
+            <w:proofErr w:type="spellStart"/>
+            <w:r>
+              <w:rPr>
+                <w:rFonts w:cs="Times New Roman"/>
+                <w:lang w:val="es-ES"/>
+              </w:rPr>
+              <w:t>pursued</w:t>
+            </w:r>
+            <w:proofErr w:type="spellEnd"/>
+            <w:r>
+              <w:rPr>
+                <w:rFonts w:cs="Times New Roman"/>
+                <w:lang w:val="es-ES"/>
+              </w:rPr>
+              <w:t xml:space="preserve"> </w:t>
+            </w:r>
+            <w:proofErr w:type="spellStart"/>
+            <w:r>
+              <w:rPr>
+                <w:rFonts w:cs="Times New Roman"/>
+                <w:lang w:val="es-ES"/>
+              </w:rPr>
+              <w:t>following</w:t>
+            </w:r>
+            <w:proofErr w:type="spellEnd"/>
+            <w:r>
+              <w:rPr>
+                <w:rFonts w:cs="Times New Roman"/>
+                <w:lang w:val="es-ES"/>
+              </w:rPr>
+              <w:t xml:space="preserve"> a positive EIC </w:t>
+            </w:r>
+            <w:proofErr w:type="spellStart"/>
+            <w:r>
+              <w:rPr>
+                <w:rFonts w:cs="Times New Roman"/>
+                <w:lang w:val="es-ES"/>
+              </w:rPr>
+              <w:t>Pathfinder</w:t>
+            </w:r>
+            <w:proofErr w:type="spellEnd"/>
+            <w:r>
+              <w:rPr>
+                <w:rFonts w:cs="Times New Roman"/>
+                <w:lang w:val="es-ES"/>
+              </w:rPr>
+              <w:t xml:space="preserve"> </w:t>
+            </w:r>
+            <w:proofErr w:type="spellStart"/>
+            <w:r>
+              <w:rPr>
+                <w:rFonts w:cs="Times New Roman"/>
+                <w:lang w:val="es-ES"/>
+              </w:rPr>
+              <w:t>DeepRAP</w:t>
+            </w:r>
+            <w:proofErr w:type="spellEnd"/>
+            <w:r>
+              <w:rPr>
+                <w:rFonts w:cs="Times New Roman"/>
+                <w:lang w:val="es-ES"/>
+              </w:rPr>
+              <w:t xml:space="preserve"> </w:t>
+            </w:r>
+            <w:proofErr w:type="spellStart"/>
+            <w:r>
+              <w:rPr>
+                <w:rFonts w:cs="Times New Roman"/>
+                <w:lang w:val="es-ES"/>
+              </w:rPr>
+              <w:t>funding</w:t>
+            </w:r>
+            <w:proofErr w:type="spellEnd"/>
+            <w:r>
+              <w:rPr>
+                <w:rFonts w:cs="Times New Roman"/>
+                <w:lang w:val="es-ES"/>
+              </w:rPr>
+              <w:t xml:space="preserve"> </w:t>
+            </w:r>
+            <w:proofErr w:type="spellStart"/>
+            <w:r>
+              <w:rPr>
+                <w:rFonts w:cs="Times New Roman"/>
+                <w:lang w:val="es-ES"/>
+              </w:rPr>
+              <w:t>decision</w:t>
+            </w:r>
+            <w:proofErr w:type="spellEnd"/>
+            <w:r>
+              <w:rPr>
+                <w:rFonts w:cs="Times New Roman"/>
+                <w:lang w:val="es-ES"/>
+              </w:rPr>
+              <w:t xml:space="preserve">. </w:t>
             </w:r>
             <w:r>
               <w:rPr>
@@ -13350,13 +13451,7 @@
               <w:rPr>
                 <w:rFonts w:cs="Times New Roman"/>
               </w:rPr>
-              <w:t xml:space="preserve">Embodiment protocol, safety/access conditions and perception-action stack </w:t>
-            </w:r>
-            <w:r>
-              <w:rPr>
-                <w:rFonts w:cs="Times New Roman"/>
-              </w:rPr>
-              <w:t>validated in simulation and ready for laboratory execution.</w:t>
+              <w:t>Embodiment protocol, safety/access conditions and perception-action stack validated in simulation and ready for laboratory execution.</w:t>
             </w:r>
           </w:p>
         </w:tc>
@@ -13704,19 +13799,147 @@
               <w:rPr>
                 <w:rFonts w:cs="Times New Roman"/>
               </w:rPr>
-              <w:t>Preferred post-selection route: negotiate a formal USAL agreement through the Departamento d</w:t>
-            </w:r>
-            <w:r>
-              <w:rPr>
-                <w:rFonts w:cs="Times New Roman"/>
-              </w:rPr>
-              <w:t>e Informática y Automática, combining Ciencia de la Computación e Inteligencia Artificial with Ingeniería de Sistemas y Automática for the WP7 embodied campaign. EIC selection is the negotiation trigger, not evidence of USAL commitment. Maintain DeepRAP co</w:t>
-            </w:r>
-            <w:r>
-              <w:rPr>
-                <w:rFonts w:cs="Times New Roman"/>
-              </w:rPr>
-              <w:t>mmon pilots, alternative European university/robotics hosts, TEFs/equivalent facilities and eligible purchased laboratory access in parallel. Formal M15 access gate; fallback activated immediately if the preferred route is not documented.</w:t>
+              <w:t xml:space="preserve">Preferred post-selection route: negotiate a formal USAL agreement through the </w:t>
+            </w:r>
+            <w:proofErr w:type="spellStart"/>
+            <w:r>
+              <w:rPr>
+                <w:rFonts w:cs="Times New Roman"/>
+              </w:rPr>
+              <w:t>Departamento</w:t>
+            </w:r>
+            <w:proofErr w:type="spellEnd"/>
+            <w:r>
+              <w:rPr>
+                <w:rFonts w:cs="Times New Roman"/>
+              </w:rPr>
+              <w:t xml:space="preserve"> de </w:t>
+            </w:r>
+            <w:proofErr w:type="spellStart"/>
+            <w:r>
+              <w:rPr>
+                <w:rFonts w:cs="Times New Roman"/>
+              </w:rPr>
+              <w:t>Informática</w:t>
+            </w:r>
+            <w:proofErr w:type="spellEnd"/>
+            <w:r>
+              <w:rPr>
+                <w:rFonts w:cs="Times New Roman"/>
+              </w:rPr>
+              <w:t xml:space="preserve"> y </w:t>
+            </w:r>
+            <w:proofErr w:type="spellStart"/>
+            <w:r>
+              <w:rPr>
+                <w:rFonts w:cs="Times New Roman"/>
+              </w:rPr>
+              <w:t>Automática</w:t>
+            </w:r>
+            <w:proofErr w:type="spellEnd"/>
+            <w:r>
+              <w:rPr>
+                <w:rFonts w:cs="Times New Roman"/>
+              </w:rPr>
+              <w:t xml:space="preserve">, combining </w:t>
+            </w:r>
+            <w:proofErr w:type="spellStart"/>
+            <w:r>
+              <w:rPr>
+                <w:rFonts w:cs="Times New Roman"/>
+              </w:rPr>
+              <w:t>Ciencia</w:t>
+            </w:r>
+            <w:proofErr w:type="spellEnd"/>
+            <w:r>
+              <w:rPr>
+                <w:rFonts w:cs="Times New Roman"/>
+              </w:rPr>
+              <w:t xml:space="preserve"> de la </w:t>
+            </w:r>
+            <w:proofErr w:type="spellStart"/>
+            <w:r>
+              <w:rPr>
+                <w:rFonts w:cs="Times New Roman"/>
+              </w:rPr>
+              <w:t>Computación</w:t>
+            </w:r>
+            <w:proofErr w:type="spellEnd"/>
+            <w:r>
+              <w:rPr>
+                <w:rFonts w:cs="Times New Roman"/>
+              </w:rPr>
+              <w:t xml:space="preserve"> e </w:t>
+            </w:r>
+            <w:proofErr w:type="spellStart"/>
+            <w:r>
+              <w:rPr>
+                <w:rFonts w:cs="Times New Roman"/>
+              </w:rPr>
+              <w:t>Inteligencia</w:t>
+            </w:r>
+            <w:proofErr w:type="spellEnd"/>
+            <w:r>
+              <w:rPr>
+                <w:rFonts w:cs="Times New Roman"/>
+              </w:rPr>
+              <w:t xml:space="preserve"> Artificial with </w:t>
+            </w:r>
+            <w:proofErr w:type="spellStart"/>
+            <w:r>
+              <w:rPr>
+                <w:rFonts w:cs="Times New Roman"/>
+              </w:rPr>
+              <w:t>Ingeniería</w:t>
+            </w:r>
+            <w:proofErr w:type="spellEnd"/>
+            <w:r>
+              <w:rPr>
+                <w:rFonts w:cs="Times New Roman"/>
+              </w:rPr>
+              <w:t xml:space="preserve"> de </w:t>
+            </w:r>
+            <w:proofErr w:type="spellStart"/>
+            <w:r>
+              <w:rPr>
+                <w:rFonts w:cs="Times New Roman"/>
+              </w:rPr>
+              <w:t>Sistemas</w:t>
+            </w:r>
+            <w:proofErr w:type="spellEnd"/>
+            <w:r>
+              <w:rPr>
+                <w:rFonts w:cs="Times New Roman"/>
+              </w:rPr>
+              <w:t xml:space="preserve"> y </w:t>
+            </w:r>
+            <w:proofErr w:type="spellStart"/>
+            <w:r>
+              <w:rPr>
+                <w:rFonts w:cs="Times New Roman"/>
+              </w:rPr>
+              <w:t>Automática</w:t>
+            </w:r>
+            <w:proofErr w:type="spellEnd"/>
+            <w:r>
+              <w:rPr>
+                <w:rFonts w:cs="Times New Roman"/>
+              </w:rPr>
+              <w:t xml:space="preserve"> for the WP7 embodied campaign. EIC selection is the negotiation trigger, not evidence of USAL commitment. Maintain </w:t>
+            </w:r>
+            <w:proofErr w:type="spellStart"/>
+            <w:r>
+              <w:rPr>
+                <w:rFonts w:cs="Times New Roman"/>
+              </w:rPr>
+              <w:t>DeepRAP</w:t>
+            </w:r>
+            <w:proofErr w:type="spellEnd"/>
+            <w:r>
+              <w:rPr>
+                <w:rFonts w:cs="Times New Roman"/>
+              </w:rPr>
+              <w:t xml:space="preserve"> common pilots, alternative European university/robotics hosts, TEFs/equivalent facilities and eligible purchased laboratory access in parallel. Formal M15 access gate; fallback activated immediately if the preferred route is not documented.</w:t>
             </w:r>
           </w:p>
         </w:tc>
@@ -13810,13 +14033,21 @@
               <w:rPr>
                 <w:rFonts w:cs="Times New Roman"/>
               </w:rPr>
-              <w:t>Use portfolio systems as preferred route but not sole dependency; maintain open/licensed/API-accessible fallback set. Define minimum observable interface classes in WP2 and perm</w:t>
-            </w:r>
-            <w:r>
-              <w:rPr>
-                <w:rFonts w:cs="Times New Roman"/>
-              </w:rPr>
-              <w:t>it black-box behavioural artefacts where native internals are unavailable, while reporting the resulting evidence level.</w:t>
+              <w:t xml:space="preserve">Use portfolio systems as preferred route but not sole dependency; maintain open/licensed/API-accessible fallback set. Define minimum observable interface classes in WP2 and permit black-box </w:t>
+            </w:r>
+            <w:proofErr w:type="spellStart"/>
+            <w:r>
+              <w:rPr>
+                <w:rFonts w:cs="Times New Roman"/>
+              </w:rPr>
+              <w:t>behavioural</w:t>
+            </w:r>
+            <w:proofErr w:type="spellEnd"/>
+            <w:r>
+              <w:rPr>
+                <w:rFonts w:cs="Times New Roman"/>
+              </w:rPr>
+              <w:t xml:space="preserve"> artefacts where native internals are unavailable, while reporting the resulting evidence level.</w:t>
             </w:r>
           </w:p>
         </w:tc>
@@ -13910,13 +14141,7 @@
               <w:rPr>
                 <w:rFonts w:cs="Times New Roman"/>
               </w:rPr>
-              <w:t>Front-load applicant-controlled WP2-WP3; recruit by role agai</w:t>
-            </w:r>
-            <w:r>
-              <w:rPr>
-                <w:rFonts w:cs="Times New Roman"/>
-              </w:rPr>
-              <w:t>nst frozen task profiles; use eligible external expertise/services for non-core support; stage-gate tasks so unavailable expertise cannot silently lower scientific criteria.</w:t>
+              <w:t>Front-load applicant-controlled WP2-WP3; recruit by role against frozen task profiles; use eligible external expertise/services for non-core support; stage-gate tasks so unavailable expertise cannot silently lower scientific criteria.</w:t>
             </w:r>
           </w:p>
         </w:tc>
@@ -14010,13 +14235,7 @@
               <w:rPr>
                 <w:rFonts w:cs="Times New Roman"/>
               </w:rPr>
-              <w:t>Multi-</w:t>
-            </w:r>
-            <w:r>
-              <w:rPr>
-                <w:rFonts w:cs="Times New Roman"/>
-              </w:rPr>
-              <w:t>provider design, local constrained models, cached task artefacts where permitted, version-bound manifests and budget reserve. Provider substitution is recorded as an experimental factor, not hidden.</w:t>
+              <w:t>Multi-provider design, local constrained models, cached task artefacts where permitted, version-bound manifests and budget reserve. Provider substitution is recorded as an experimental factor, not hidden.</w:t>
             </w:r>
           </w:p>
         </w:tc>
@@ -14066,13 +14285,7 @@
               <w:rPr>
                 <w:rFonts w:cs="Times New Roman"/>
               </w:rPr>
-              <w:t>Adapter work expands and consumes disproportionate r</w:t>
-            </w:r>
-            <w:r>
-              <w:rPr>
-                <w:rFonts w:cs="Times New Roman"/>
-              </w:rPr>
-              <w:t>esources.</w:t>
+              <w:t>Adapter work expands and consumes disproportionate resources.</w:t>
             </w:r>
           </w:p>
         </w:tc>
@@ -14116,13 +14329,7 @@
               <w:rPr>
                 <w:rFonts w:cs="Times New Roman"/>
               </w:rPr>
-              <w:t>Prospective adapter-minimality thresholds; complexity and semantic burden measured as endpoints; stop integration when thresholds are exceeded and classify the case as evidence against ontology-light portability rather than engineering indefi</w:t>
-            </w:r>
-            <w:r>
-              <w:rPr>
-                <w:rFonts w:cs="Times New Roman"/>
-              </w:rPr>
-              <w:t>nitely.</w:t>
+              <w:t>Prospective adapter-minimality thresholds; complexity and semantic burden measured as endpoints; stop integration when thresholds are exceeded and classify the case as evidence against ontology-light portability rather than engineering indefinitely.</w:t>
             </w:r>
           </w:p>
         </w:tc>
@@ -14216,13 +14423,7 @@
               <w:rPr>
                 <w:rFonts w:cs="Times New Roman"/>
               </w:rPr>
-              <w:t xml:space="preserve">Treat portfolio collaboration as scientific leverage, not single-point dependency. Use asynchronous frozen interfaces/benchmarks and fallback independent </w:t>
-            </w:r>
-            <w:r>
-              <w:rPr>
-                <w:rFonts w:cs="Times New Roman"/>
-              </w:rPr>
-              <w:t>systems/facilities. Joint pilots are added where schedules align.</w:t>
+              <w:t>Treat portfolio collaboration as scientific leverage, not single-point dependency. Use asynchronous frozen interfaces/benchmarks and fallback independent systems/facilities. Joint pilots are added where schedules align.</w:t>
             </w:r>
           </w:p>
         </w:tc>
@@ -14316,13 +14517,7 @@
               <w:rPr>
                 <w:rFonts w:cs="Times New Roman"/>
               </w:rPr>
-              <w:t xml:space="preserve">TRL4 and universality are separate endpoints. Integrate only mechanisms that pass gates; preserve </w:t>
-            </w:r>
-            <w:r>
-              <w:rPr>
-                <w:rFonts w:cs="Times New Roman"/>
-              </w:rPr>
-              <w:t>narrower but valid symbolic/interoperability demonstrator and publish falsification/domain boundaries as project results.</w:t>
+              <w:t>TRL4 and universality are separate endpoints. Integrate only mechanisms that pass gates; preserve narrower but valid symbolic/interoperability demonstrator and publish falsification/domain boundaries as project results.</w:t>
             </w:r>
           </w:p>
         </w:tc>
@@ -14416,13 +14611,7 @@
               <w:rPr>
                 <w:rFonts w:cs="Times New Roman"/>
               </w:rPr>
-              <w:t xml:space="preserve">Publish hypotheses, metrics, interfaces, benchmarks, frozen outputs and </w:t>
-            </w:r>
-            <w:r>
-              <w:rPr>
-                <w:rFonts w:cs="Times New Roman"/>
-              </w:rPr>
-              <w:t>sufficient run metadata; use controlled verification for protected runtime. Maintain access-rights register and protection review before disclosure.</w:t>
+              <w:t>Publish hypotheses, metrics, interfaces, benchmarks, frozen outputs and sufficient run metadata; use controlled verification for protected runtime. Maintain access-rights register and protection review before disclosure.</w:t>
             </w:r>
           </w:p>
         </w:tc>
@@ -14447,26 +14636,28 @@
         <w:rPr>
           <w:rFonts w:cs="Times New Roman"/>
         </w:rPr>
-        <w:t>The resource plan is deliberately role-based because the ac</w:t>
-      </w:r>
-      <w:r>
-        <w:rPr>
-          <w:rFonts w:cs="Times New Roman"/>
-        </w:rPr>
-        <w:t xml:space="preserve">tion may be submitted as a mono-beneficiary project and specialist profiles may be recruited or formalised before grant start. The 108 PM envelope corresponds to an </w:t>
+        <w:t xml:space="preserve">The resource plan is deliberately role-based because the action may be submitted as a mono-beneficiary project and specialist profiles may be recruited or </w:t>
+      </w:r>
+      <w:proofErr w:type="spellStart"/>
+      <w:r>
+        <w:rPr>
+          <w:rFonts w:cs="Times New Roman"/>
+        </w:rPr>
+        <w:t>formalised</w:t>
+      </w:r>
+      <w:proofErr w:type="spellEnd"/>
+      <w:r>
+        <w:rPr>
+          <w:rFonts w:cs="Times New Roman"/>
+        </w:rPr>
+        <w:t xml:space="preserve"> before grant start. The 108 PM envelope corresponds to an </w:t>
       </w:r>
       <w:r>
         <w:rPr>
           <w:rFonts w:cs="Times New Roman"/>
         </w:rPr>
         <w:lastRenderedPageBreak/>
-        <w:t>average of 3.0 FTE over 36 months. It is a planning baseline for Part B and must be reconci</w:t>
-      </w:r>
-      <w:r>
-        <w:rPr>
-          <w:rFonts w:cs="Times New Roman"/>
-        </w:rPr>
-        <w:t>led exactly with Part A and the final legal participant structure. It does not imply that every specialist is already employed at submission.</w:t>
+        <w:t>average of 3.0 FTE over 36 months. It is a planning baseline for Part B and must be reconciled exactly with Part A and the final legal participant structure. It does not imply that every specialist is already employed at submission.</w:t>
       </w:r>
     </w:p>
     <w:tbl>
@@ -15250,13 +15441,7 @@
               <w:rPr>
                 <w:rFonts w:cs="Times New Roman"/>
               </w:rPr>
-              <w:t xml:space="preserve">Formal specification, conformance tests, </w:t>
-            </w:r>
-            <w:r>
-              <w:rPr>
-                <w:rFonts w:cs="Times New Roman"/>
-              </w:rPr>
-              <w:t>invariants, anti-leakage criteria and cross-system representation analysis.</w:t>
+              <w:t>Formal specification, conformance tests, invariants, anti-leakage criteria and cross-system representation analysis.</w:t>
             </w:r>
           </w:p>
         </w:tc>
@@ -15356,13 +15541,7 @@
               <w:rPr>
                 <w:rFonts w:cs="Times New Roman"/>
               </w:rPr>
-              <w:t xml:space="preserve">Quantitative / Open Science </w:t>
-            </w:r>
-            <w:r>
-              <w:rPr>
-                <w:rFonts w:cs="Times New Roman"/>
-              </w:rPr>
-              <w:t>researcher</w:t>
+              <w:t>Quantitative / Open Science researcher</w:t>
             </w:r>
           </w:p>
         </w:tc>
@@ -15478,13 +15657,7 @@
               <w:rPr>
                 <w:rFonts w:cs="Times New Roman"/>
               </w:rPr>
-              <w:t>Simulation-to-lab protocol, perception-action integration, perturbation campaign, safety-a</w:t>
-            </w:r>
-            <w:r>
-              <w:rPr>
-                <w:rFonts w:cs="Times New Roman"/>
-              </w:rPr>
-              <w:t>ware TRL4 validation.</w:t>
+              <w:t>Simulation-to-lab protocol, perception-action integration, perturbation campaign, safety-aware TRL4 validation.</w:t>
             </w:r>
           </w:p>
         </w:tc>
@@ -15581,25 +15754,35 @@
         <w:rPr>
           <w:rFonts w:cs="Times New Roman"/>
         </w:rPr>
-        <w:t>Personnel is the principal reso</w:t>
-      </w:r>
-      <w:r>
-        <w:rPr>
-          <w:rFonts w:cs="Times New Roman"/>
-        </w:rPr>
-        <w:t>urce category. Non-personnel costs are expected to concentrate on: (i) model/API and cloud/HPC compute required for controlled multi-provider experiments; (ii) secure storage, repositories and software/developer tooling; (iii) Year-3 robotics/laboratory/te</w:t>
-      </w:r>
-      <w:r>
-        <w:rPr>
-          <w:rFonts w:cs="Times New Roman"/>
-        </w:rPr>
-        <w:t>sting-facility access and, where needed, sensors or interface hardware; (iv) travel and meetings for DeepRAP portfolio benchmarking, interoperability, common pilots and dissemination; and (v) Open Access/publication and repository costs where not covered b</w:t>
-      </w:r>
-      <w:r>
-        <w:rPr>
-          <w:rFonts w:cs="Times New Roman"/>
-        </w:rPr>
-        <w:t>y institutional arrangements. All purchases will be selected for best value and directly tied to a task/deliverable. No cost-saving claim will be allowed to reduce the capability, authority or safety floor defined in Section 1.</w:t>
+        <w:t>Personnel is the principal resource category. Non-personnel costs are expected to concentrate on: (</w:t>
+      </w:r>
+      <w:proofErr w:type="spellStart"/>
+      <w:r>
+        <w:rPr>
+          <w:rFonts w:cs="Times New Roman"/>
+        </w:rPr>
+        <w:t>i</w:t>
+      </w:r>
+      <w:proofErr w:type="spellEnd"/>
+      <w:r>
+        <w:rPr>
+          <w:rFonts w:cs="Times New Roman"/>
+        </w:rPr>
+        <w:t xml:space="preserve">) model/API and cloud/HPC compute required for controlled multi-provider experiments; (ii) secure storage, repositories and software/developer tooling; (iii) Year-3 robotics/laboratory/testing-facility access and, where needed, sensors or interface hardware; (iv) travel and meetings for </w:t>
+      </w:r>
+      <w:proofErr w:type="spellStart"/>
+      <w:r>
+        <w:rPr>
+          <w:rFonts w:cs="Times New Roman"/>
+        </w:rPr>
+        <w:t>DeepRAP</w:t>
+      </w:r>
+      <w:proofErr w:type="spellEnd"/>
+      <w:r>
+        <w:rPr>
+          <w:rFonts w:cs="Times New Roman"/>
+        </w:rPr>
+        <w:t xml:space="preserve"> portfolio benchmarking, interoperability, common pilots and dissemination; and (v) Open Access/publication and repository costs where not covered by institutional arrangements. All purchases will be selected for best value and directly tied to a task/deliverable. No cost-saving claim will be allowed to reduce the capability, authority or safety floor defined in Section 1.</w:t>
       </w:r>
     </w:p>
     <w:p>
@@ -15607,25 +15790,21 @@
         <w:rPr>
           <w:rFonts w:cs="Times New Roman"/>
         </w:rPr>
-        <w:t>Subcontracting (Table 3.1g):</w:t>
-      </w:r>
-      <w:r>
-        <w:rPr>
-          <w:rFonts w:cs="Times New Roman"/>
-        </w:rPr>
-        <w:t xml:space="preserve"> no subcontracting of core scientific responsibility is assumed in the baseline plan. Specialist services may be introduced only where they are non-core, necessary and compliant with Horizon Europe rules, and would then be reconciled with Part A before sub</w:t>
-      </w:r>
-      <w:r>
-        <w:rPr>
-          <w:rFonts w:cs="Times New Roman"/>
-        </w:rPr>
-        <w:t>mission. Access to compute, APIs, testing facilities or laboratory equipment is intended primarily as eligible purchased access/services rather than transfer of scientific responsibility. Purchase-cost justification (Table 3.1h): the baseline assumes purch</w:t>
-      </w:r>
-      <w:r>
-        <w:rPr>
-          <w:rFonts w:cs="Times New Roman"/>
-        </w:rPr>
-        <w:t>ases remain proportionate to personnel costs; if the Part A budget places any participant above the applicable threshold, the final submission will include the corresponding itemised justification without changing the scientific work plan.</w:t>
+        <w:t xml:space="preserve">Subcontracting (Table 3.1g): no subcontracting of core scientific responsibility is assumed in the baseline plan. Specialist services may be introduced only where they are non-core, necessary and compliant with Horizon Europe rules, and would then be reconciled with Part A before submission. Access to compute, APIs, testing facilities or laboratory equipment is intended primarily as eligible purchased access/services rather than transfer of scientific responsibility. Purchase-cost justification (Table 3.1h): the baseline assumes purchases remain proportionate to personnel costs; if the Part A budget places any participant above the applicable threshold, the final submission will include the corresponding </w:t>
+      </w:r>
+      <w:proofErr w:type="spellStart"/>
+      <w:r>
+        <w:rPr>
+          <w:rFonts w:cs="Times New Roman"/>
+        </w:rPr>
+        <w:t>itemised</w:t>
+      </w:r>
+      <w:proofErr w:type="spellEnd"/>
+      <w:r>
+        <w:rPr>
+          <w:rFonts w:cs="Times New Roman"/>
+        </w:rPr>
+        <w:t xml:space="preserve"> justification without changing the scientific work plan.</w:t>
       </w:r>
     </w:p>
     <w:p>
@@ -15638,14 +15817,7 @@
           <w:rFonts w:cs="Times New Roman"/>
           <w:b/>
         </w:rPr>
-        <w:t>Reporting period</w:t>
-      </w:r>
-      <w:r>
-        <w:rPr>
-          <w:rFonts w:cs="Times New Roman"/>
-          <w:b/>
-        </w:rPr>
-        <w:t>s and completion logic</w:t>
+        <w:t>Reporting periods and completion logic</w:t>
       </w:r>
     </w:p>
     <w:p>
@@ -15653,13 +15825,7 @@
         <w:rPr>
           <w:rFonts w:cs="Times New Roman"/>
         </w:rPr>
-        <w:t xml:space="preserve">For the 36-month action, RP1 covers M1-M12 and RP2 covers M13-M36. WP1-WP4 are designed to close in RP1, producing a complete symbolic/metrological baseline rather than an unfinished fraction of later work. WP5-WP9 close in RP2. </w:t>
-      </w:r>
-      <w:r>
-        <w:rPr>
-          <w:rFonts w:cs="Times New Roman"/>
-        </w:rPr>
-        <w:t>WP6 starts at M10 only to prepare external interfaces and access, but its scientific completion is intentionally in RP2. This structure supports lump-sum completion logic while preserving the scientific sequence.</w:t>
+        <w:t>For the 36-month action, RP1 covers M1-M12 and RP2 covers M13-M36. WP1-WP4 are designed to close in RP1, producing a complete symbolic/metrological baseline rather than an unfinished fraction of later work. WP5-WP9 close in RP2. WP6 starts at M10 only to prepare external interfaces and access, but its scientific completion is intentionally in RP2. This structure supports lump-sum completion logic while preserving the scientific sequence.</w:t>
       </w:r>
     </w:p>
     <w:p>
@@ -15685,14 +15851,7 @@
           <w:rFonts w:cs="Times New Roman"/>
           <w:b/>
         </w:rPr>
-        <w:t>C</w:t>
-      </w:r>
-      <w:r>
-        <w:rPr>
-          <w:rFonts w:cs="Times New Roman"/>
-          <w:b/>
-        </w:rPr>
-        <w:t>apacity model and applicant contribution</w:t>
+        <w:t>Capacity model and applicant contribution</w:t>
       </w:r>
     </w:p>
     <w:p>
@@ -15700,25 +15859,7 @@
         <w:rPr>
           <w:rFonts w:cs="Times New Roman"/>
         </w:rPr>
-        <w:t>MDPAR-H can be submitted as a mono-beneficiary Pathfinder Challenge action provided the applicant is the eligible legal entity identified in Part A. The proposal does not equate a single beneficiary with a single pe</w:t>
-      </w:r>
-      <w:r>
-        <w:rPr>
-          <w:rFonts w:cs="Times New Roman"/>
-        </w:rPr>
-        <w:t>rson performing every task. The beneficiary's distinctive contribution is the pre-existing MDPAR v2.2.0 Background: the SCC formalism, runtime/parser/engine/routing architecture, OPEN/CLOSED and longitudinal mechanisms, C0-C12 evidence infrastructure, Swag</w:t>
-      </w:r>
-      <w:r>
-        <w:rPr>
-          <w:rFonts w:cs="Times New Roman"/>
-        </w:rPr>
-        <w:t>ger assessment surface and the associated formal, software and experimental know-how. This materially reduces implementation risk because the project begins from an executable and already instrumented research object rather than from a concept that still h</w:t>
-      </w:r>
-      <w:r>
-        <w:rPr>
-          <w:rFonts w:cs="Times New Roman"/>
-        </w:rPr>
-        <w:t>as to be engineered.</w:t>
+        <w:t>MDPAR-H can be submitted as a mono-beneficiary Pathfinder Challenge action provided the applicant is the eligible legal entity identified in Part A. The proposal does not equate a single beneficiary with a single person performing every task. The beneficiary's distinctive contribution is the pre-existing MDPAR v2.2.0 Background: the SCC formalism, runtime/parser/engine/routing architecture, OPEN/CLOSED and longitudinal mechanisms, C0-C12 evidence infrastructure, Swagger assessment surface and the associated formal, software and experimental know-how. This materially reduces implementation risk because the project begins from an executable and already instrumented research object rather than from a concept that still has to be engineered.</w:t>
       </w:r>
     </w:p>
     <w:p>
@@ -15726,32 +15867,14 @@
         <w:rPr>
           <w:rFonts w:cs="Times New Roman"/>
         </w:rPr>
-        <w:t>The applicant's strongest demonstrated capacity is therefore concentrated exactly where the project must remain scientifically coherent: ownership of the MDPAR formal/architectural object; end-to-end implementation; versioned experimen</w:t>
-      </w:r>
-      <w:r>
-        <w:rPr>
-          <w:rFonts w:cs="Times New Roman"/>
-        </w:rPr>
-        <w:t xml:space="preserve">tal campaigns; failure and provenance semantics; model/provider routing; and conversion of those mechanisms into a falsifiable hypothesis. The project plan deliberately does not claim that this pre-project </w:t>
+        <w:t xml:space="preserve">The applicant's strongest demonstrated capacity is therefore concentrated exactly where the project must remain scientifically coherent: ownership of the MDPAR formal/architectural object; end-to-end implementation; versioned experimental campaigns; failure and provenance semantics; model/provider routing; and conversion of those mechanisms into a falsifiable hypothesis. The project plan deliberately does not claim that this pre-project </w:t>
       </w:r>
       <w:r>
         <w:rPr>
           <w:rFonts w:cs="Times New Roman"/>
         </w:rPr>
         <w:lastRenderedPageBreak/>
-        <w:t>capacity already supplies independent replication,</w:t>
-      </w:r>
-      <w:r>
-        <w:rPr>
-          <w:rFonts w:cs="Times New Roman"/>
-        </w:rPr>
-        <w:t xml:space="preserve"> formal-methods peer validation, quantitative methodology at consortium scale, or embodied-AI infrastructure. Those are treated as complementary capacities to be recruited, partnered, purchased as access, or obtained through portfolio/facility collaboratio</w:t>
-      </w:r>
-      <w:r>
-        <w:rPr>
-          <w:rFonts w:cs="Times New Roman"/>
-        </w:rPr>
-        <w:t>n before the dependent work begins.</w:t>
+        <w:t>capacity already supplies independent replication, formal-methods peer validation, quantitative methodology at consortium scale, or embodied-AI infrastructure. Those are treated as complementary capacities to be recruited, partnered, purchased as access, or obtained through portfolio/facility collaboration before the dependent work begins.</w:t>
       </w:r>
     </w:p>
     <w:p>
@@ -15759,19 +15882,21 @@
         <w:rPr>
           <w:rFonts w:cs="Times New Roman"/>
         </w:rPr>
-        <w:t xml:space="preserve">This capacity is materially evidenced rather than asserted only in narrative form. The Background is accompanied by the persistent Zenodo record [ZENODO DOI] and MDPAR-docs repository [GITHUB URL], which together expose </w:t>
-      </w:r>
-      <w:r>
-        <w:rPr>
-          <w:rFonts w:cs="Times New Roman"/>
-        </w:rPr>
-        <w:t>the formalisation manuscript, historical run evidence, benchmark documentation and falsification/reproducibility commands. They do not substitute for institutional capacity that has not yet been secured, but they make the applicant-controlled scientific an</w:t>
-      </w:r>
-      <w:r>
-        <w:rPr>
-          <w:rFonts w:cs="Times New Roman"/>
-        </w:rPr>
-        <w:t>d technical baseline independently identifiable before grant start.</w:t>
+        <w:t xml:space="preserve">This capacity is materially evidenced rather than asserted only in narrative form. The Background is accompanied by the persistent Zenodo record and MDPAR-docs repository, which together expose the </w:t>
+      </w:r>
+      <w:proofErr w:type="spellStart"/>
+      <w:r>
+        <w:rPr>
+          <w:rFonts w:cs="Times New Roman"/>
+        </w:rPr>
+        <w:t>formalisation</w:t>
+      </w:r>
+      <w:proofErr w:type="spellEnd"/>
+      <w:r>
+        <w:rPr>
+          <w:rFonts w:cs="Times New Roman"/>
+        </w:rPr>
+        <w:t xml:space="preserve"> manuscript, historical run evidence, benchmark documentation and falsification/reproducibility commands. They do not substitute for institutional capacity that has not yet been secured, but they make the applicant-controlled scientific and technical baseline independently identifiable before grant start.</w:t>
       </w:r>
     </w:p>
     <w:p>
@@ -15929,13 +16054,7 @@
               <w:rPr>
                 <w:rFonts w:cs="Times New Roman"/>
               </w:rPr>
-              <w:t>Scientific object, formal semantics, in</w:t>
-            </w:r>
-            <w:r>
-              <w:rPr>
-                <w:rFonts w:cs="Times New Roman"/>
-              </w:rPr>
-              <w:t>strumentation, runtime and Background integration.</w:t>
+              <w:t>Scientific object, formal semantics, instrumentation, runtime and Background integration.</w:t>
             </w:r>
           </w:p>
         </w:tc>
@@ -16079,13 +16198,7 @@
               <w:rPr>
                 <w:rFonts w:cs="Times New Roman"/>
               </w:rPr>
-              <w:t>Cross-model cam</w:t>
-            </w:r>
-            <w:r>
-              <w:rPr>
-                <w:rFonts w:cs="Times New Roman"/>
-              </w:rPr>
-              <w:t>paigns, adapters, interoperability and controlled provider substitution.</w:t>
+              <w:t>Cross-model campaigns, adapters, interoperability and controlled provider substitution.</w:t>
             </w:r>
           </w:p>
         </w:tc>
@@ -16107,7 +16220,21 @@
               <w:rPr>
                 <w:rFonts w:cs="Times New Roman"/>
               </w:rPr>
-              <w:t>Dedicated engineering/research role; DeepRAP portfolio systems provide preferred independent targets, with accessible non-portfolio systems as fallback.</w:t>
+              <w:t xml:space="preserve">Dedicated engineering/research role; </w:t>
+            </w:r>
+            <w:proofErr w:type="spellStart"/>
+            <w:r>
+              <w:rPr>
+                <w:rFonts w:cs="Times New Roman"/>
+              </w:rPr>
+              <w:t>DeepRAP</w:t>
+            </w:r>
+            <w:proofErr w:type="spellEnd"/>
+            <w:r>
+              <w:rPr>
+                <w:rFonts w:cs="Times New Roman"/>
+              </w:rPr>
+              <w:t xml:space="preserve"> portfolio systems provide preferred independent targets, with accessible non-portfolio systems as fallback.</w:t>
             </w:r>
           </w:p>
         </w:tc>
@@ -16135,13 +16262,7 @@
               <w:rPr>
                 <w:rFonts w:cs="Times New Roman"/>
               </w:rPr>
-              <w:t>Quantitative methodology / Op</w:t>
-            </w:r>
-            <w:r>
-              <w:rPr>
-                <w:rFonts w:cs="Times New Roman"/>
-              </w:rPr>
-              <w:t>en Science</w:t>
+              <w:t>Quantitative methodology / Open Science</w:t>
             </w:r>
           </w:p>
         </w:tc>
@@ -16235,13 +16356,7 @@
               <w:rPr>
                 <w:rFonts w:cs="Times New Roman"/>
               </w:rPr>
-              <w:t xml:space="preserve">Construct validity and protection against </w:t>
-            </w:r>
-            <w:r>
-              <w:rPr>
-                <w:rFonts w:cs="Times New Roman"/>
-              </w:rPr>
-              <w:t>equating task performance with the target inferential phenomenon.</w:t>
+              <w:t>Construct validity and protection against equating task performance with the target inferential phenomenon.</w:t>
             </w:r>
           </w:p>
         </w:tc>
@@ -16263,7 +16378,21 @@
               <w:rPr>
                 <w:rFonts w:cs="Times New Roman"/>
               </w:rPr>
-              <w:t>Methodological contribution built into the design; additional advisory/partner expertise can be formalised without changing the hypothesis.</w:t>
+              <w:t xml:space="preserve">Methodological contribution built into the design; additional advisory/partner expertise can be </w:t>
+            </w:r>
+            <w:proofErr w:type="spellStart"/>
+            <w:r>
+              <w:rPr>
+                <w:rFonts w:cs="Times New Roman"/>
+              </w:rPr>
+              <w:t>formalised</w:t>
+            </w:r>
+            <w:proofErr w:type="spellEnd"/>
+            <w:r>
+              <w:rPr>
+                <w:rFonts w:cs="Times New Roman"/>
+              </w:rPr>
+              <w:t xml:space="preserve"> without changing the hypothesis.</w:t>
             </w:r>
           </w:p>
         </w:tc>
@@ -16313,13 +16442,7 @@
               <w:rPr>
                 <w:rFonts w:cs="Times New Roman"/>
               </w:rPr>
-              <w:t>Physical perception-action</w:t>
-            </w:r>
-            <w:r>
-              <w:rPr>
-                <w:rFonts w:cs="Times New Roman"/>
-              </w:rPr>
-              <w:t xml:space="preserve"> coupling, partial observability, real-time constraints and TRL4 lab validation.</w:t>
+              <w:t>Physical perception-action coupling, partial observability, real-time constraints and TRL4 lab validation.</w:t>
             </w:r>
           </w:p>
         </w:tc>
@@ -16341,13 +16464,133 @@
               <w:rPr>
                 <w:rFonts w:cs="Times New Roman"/>
               </w:rPr>
-              <w:t>Not claimed as currently available infrastructure. Dedicated role plus a formal M15 access gate. Preferred post-selection route: USAL Departamento de Informática y Automática,</w:t>
-            </w:r>
-            <w:r>
-              <w:rPr>
-                <w:rFonts w:cs="Times New Roman"/>
-              </w:rPr>
-              <w:t xml:space="preserve"> linking Ciencia de la Computación e Inteligencia Artificial with Ingeniería de Sistemas y Automática; alternative European host/TEF/facility routes remain active until written access is secured.</w:t>
+              <w:t xml:space="preserve">Not claimed as currently available infrastructure. Dedicated role plus a formal M15 access gate. Preferred post-selection route: USAL </w:t>
+            </w:r>
+            <w:proofErr w:type="spellStart"/>
+            <w:r>
+              <w:rPr>
+                <w:rFonts w:cs="Times New Roman"/>
+              </w:rPr>
+              <w:t>Departamento</w:t>
+            </w:r>
+            <w:proofErr w:type="spellEnd"/>
+            <w:r>
+              <w:rPr>
+                <w:rFonts w:cs="Times New Roman"/>
+              </w:rPr>
+              <w:t xml:space="preserve"> de </w:t>
+            </w:r>
+            <w:proofErr w:type="spellStart"/>
+            <w:r>
+              <w:rPr>
+                <w:rFonts w:cs="Times New Roman"/>
+              </w:rPr>
+              <w:t>Informática</w:t>
+            </w:r>
+            <w:proofErr w:type="spellEnd"/>
+            <w:r>
+              <w:rPr>
+                <w:rFonts w:cs="Times New Roman"/>
+              </w:rPr>
+              <w:t xml:space="preserve"> y </w:t>
+            </w:r>
+            <w:proofErr w:type="spellStart"/>
+            <w:r>
+              <w:rPr>
+                <w:rFonts w:cs="Times New Roman"/>
+              </w:rPr>
+              <w:t>Automática</w:t>
+            </w:r>
+            <w:proofErr w:type="spellEnd"/>
+            <w:r>
+              <w:rPr>
+                <w:rFonts w:cs="Times New Roman"/>
+              </w:rPr>
+              <w:t xml:space="preserve">, linking </w:t>
+            </w:r>
+            <w:proofErr w:type="spellStart"/>
+            <w:r>
+              <w:rPr>
+                <w:rFonts w:cs="Times New Roman"/>
+              </w:rPr>
+              <w:t>Ciencia</w:t>
+            </w:r>
+            <w:proofErr w:type="spellEnd"/>
+            <w:r>
+              <w:rPr>
+                <w:rFonts w:cs="Times New Roman"/>
+              </w:rPr>
+              <w:t xml:space="preserve"> de la </w:t>
+            </w:r>
+            <w:proofErr w:type="spellStart"/>
+            <w:r>
+              <w:rPr>
+                <w:rFonts w:cs="Times New Roman"/>
+              </w:rPr>
+              <w:t>Computación</w:t>
+            </w:r>
+            <w:proofErr w:type="spellEnd"/>
+            <w:r>
+              <w:rPr>
+                <w:rFonts w:cs="Times New Roman"/>
+              </w:rPr>
+              <w:t xml:space="preserve"> e </w:t>
+            </w:r>
+            <w:proofErr w:type="spellStart"/>
+            <w:r>
+              <w:rPr>
+                <w:rFonts w:cs="Times New Roman"/>
+              </w:rPr>
+              <w:t>Inteligencia</w:t>
+            </w:r>
+            <w:proofErr w:type="spellEnd"/>
+            <w:r>
+              <w:rPr>
+                <w:rFonts w:cs="Times New Roman"/>
+              </w:rPr>
+              <w:t xml:space="preserve"> Artificial with </w:t>
+            </w:r>
+            <w:proofErr w:type="spellStart"/>
+            <w:r>
+              <w:rPr>
+                <w:rFonts w:cs="Times New Roman"/>
+              </w:rPr>
+              <w:t>Ingeniería</w:t>
+            </w:r>
+            <w:proofErr w:type="spellEnd"/>
+            <w:r>
+              <w:rPr>
+                <w:rFonts w:cs="Times New Roman"/>
+              </w:rPr>
+              <w:t xml:space="preserve"> de </w:t>
+            </w:r>
+            <w:proofErr w:type="spellStart"/>
+            <w:r>
+              <w:rPr>
+                <w:rFonts w:cs="Times New Roman"/>
+              </w:rPr>
+              <w:t>Sistemas</w:t>
+            </w:r>
+            <w:proofErr w:type="spellEnd"/>
+            <w:r>
+              <w:rPr>
+                <w:rFonts w:cs="Times New Roman"/>
+              </w:rPr>
+              <w:t xml:space="preserve"> y </w:t>
+            </w:r>
+            <w:proofErr w:type="spellStart"/>
+            <w:r>
+              <w:rPr>
+                <w:rFonts w:cs="Times New Roman"/>
+              </w:rPr>
+              <w:t>Automática</w:t>
+            </w:r>
+            <w:proofErr w:type="spellEnd"/>
+            <w:r>
+              <w:rPr>
+                <w:rFonts w:cs="Times New Roman"/>
+              </w:rPr>
+              <w:t>; alternative European host/TEF/facility routes remain active until written access is secured.</w:t>
             </w:r>
           </w:p>
         </w:tc>
@@ -16397,13 +16640,21 @@
               <w:rPr>
                 <w:rFonts w:cs="Times New Roman"/>
               </w:rPr>
-              <w:t xml:space="preserve">Protection, </w:t>
-            </w:r>
-            <w:r>
-              <w:rPr>
-                <w:rFonts w:cs="Times New Roman"/>
-              </w:rPr>
-              <w:t>exploitation, standardisation and evidence-bounded communication.</w:t>
+              <w:t xml:space="preserve">Protection, exploitation, </w:t>
+            </w:r>
+            <w:proofErr w:type="spellStart"/>
+            <w:r>
+              <w:rPr>
+                <w:rFonts w:cs="Times New Roman"/>
+              </w:rPr>
+              <w:t>standardisation</w:t>
+            </w:r>
+            <w:proofErr w:type="spellEnd"/>
+            <w:r>
+              <w:rPr>
+                <w:rFonts w:cs="Times New Roman"/>
+              </w:rPr>
+              <w:t xml:space="preserve"> and evidence-bounded communication.</w:t>
             </w:r>
           </w:p>
         </w:tc>
@@ -16425,7 +16676,21 @@
               <w:rPr>
                 <w:rFonts w:cs="Times New Roman"/>
               </w:rPr>
-              <w:t>Dedicated support PM plus EIC/DeepRAP portfolio and Business Acceleration opportunities where applicable.</w:t>
+              <w:t>Dedicated support PM plus EIC/</w:t>
+            </w:r>
+            <w:proofErr w:type="spellStart"/>
+            <w:r>
+              <w:rPr>
+                <w:rFonts w:cs="Times New Roman"/>
+              </w:rPr>
+              <w:t>DeepRAP</w:t>
+            </w:r>
+            <w:proofErr w:type="spellEnd"/>
+            <w:r>
+              <w:rPr>
+                <w:rFonts w:cs="Times New Roman"/>
+              </w:rPr>
+              <w:t xml:space="preserve"> portfolio and Business Acceleration opportunities where applicable.</w:t>
             </w:r>
           </w:p>
         </w:tc>
@@ -16450,31 +16715,35 @@
         <w:rPr>
           <w:rFonts w:cs="Times New Roman"/>
         </w:rPr>
-        <w:t>Infrastructure is separated by scientific necess</w:t>
-      </w:r>
-      <w:r>
-        <w:rPr>
-          <w:rFonts w:cs="Times New Roman"/>
-        </w:rPr>
-        <w:t>ity rather than presented as a single institutional asset. Tier 1 (M1-M12) is software/compute infrastructure: MDPAR v2.2.0, source/binary artefacts, local development environment, controlled local models and budgeted external compute/API services. No dedi</w:t>
-      </w:r>
-      <w:r>
-        <w:rPr>
-          <w:rFonts w:cs="Times New Roman"/>
-        </w:rPr>
-        <w:t xml:space="preserve">cated university laboratory is required to complete WP2-WP3. Tier 2 (M10-M24) is access to independently engineered cognitive systems. DeepRAP portfolio collaboration is the preferred route because portfolio heterogeneity directly strengthens O3; however, </w:t>
-      </w:r>
-      <w:r>
-        <w:rPr>
-          <w:rFonts w:cs="Times New Roman"/>
-        </w:rPr>
-        <w:t>the work plan also permits open-source, licensed, API-accessible and other independent systems so that no single project controls the critical path. Tier 3 (M19-M36) is physical multimodal/robotics infrastructure. This is the only material infrastructure g</w:t>
-      </w:r>
-      <w:r>
-        <w:rPr>
-          <w:rFonts w:cs="Times New Roman"/>
-        </w:rPr>
-        <w:t>ap at submission unless a host is formalised beforehand.</w:t>
+        <w:t xml:space="preserve">Infrastructure is separated by scientific necessity rather than presented as a single institutional asset. Tier 1 (M1-M12) is software/compute infrastructure: MDPAR v2.2.0, source/binary artefacts, local development environment, controlled local models and budgeted external compute/API services. No dedicated university laboratory is required to complete WP2-WP3. Tier 2 (M10-M24) is access to independently engineered cognitive systems. </w:t>
+      </w:r>
+      <w:proofErr w:type="spellStart"/>
+      <w:r>
+        <w:rPr>
+          <w:rFonts w:cs="Times New Roman"/>
+        </w:rPr>
+        <w:t>DeepRAP</w:t>
+      </w:r>
+      <w:proofErr w:type="spellEnd"/>
+      <w:r>
+        <w:rPr>
+          <w:rFonts w:cs="Times New Roman"/>
+        </w:rPr>
+        <w:t xml:space="preserve"> portfolio collaboration is the preferred route because portfolio heterogeneity directly strengthens O3; however, the work plan also permits open-source, licensed, API-accessible and other independent systems so that no single project controls the critical path. Tier 3 (M19-M36) is physical multimodal/robotics infrastructure. This is the only material infrastructure gap at submission unless a host is </w:t>
+      </w:r>
+      <w:proofErr w:type="spellStart"/>
+      <w:r>
+        <w:rPr>
+          <w:rFonts w:cs="Times New Roman"/>
+        </w:rPr>
+        <w:t>formalised</w:t>
+      </w:r>
+      <w:proofErr w:type="spellEnd"/>
+      <w:r>
+        <w:rPr>
+          <w:rFonts w:cs="Times New Roman"/>
+        </w:rPr>
+        <w:t xml:space="preserve"> beforehand.</w:t>
       </w:r>
     </w:p>
     <w:p>
@@ -16482,56 +16751,252 @@
         <w:rPr>
           <w:rFonts w:cs="Times New Roman"/>
         </w:rPr>
-        <w:t>The project therefore treats Year-3 infrastructure as an explicit acquisition obligation, not as an implied asset. Its preferred institutional route is specific rather than generic. Following a posit</w:t>
-      </w:r>
-      <w:r>
-        <w:rPr>
-          <w:rFonts w:cs="Times New Roman"/>
-        </w:rPr>
-        <w:t xml:space="preserve">ive EIC Pathfinder DeepRAP funding </w:t>
+        <w:t xml:space="preserve">The project therefore treats Year-3 infrastructure as an explicit acquisition obligation, not as an implied asset. Its preferred institutional route is specific rather than generic. Following a positive EIC Pathfinder </w:t>
+      </w:r>
+      <w:proofErr w:type="spellStart"/>
+      <w:r>
+        <w:rPr>
+          <w:rFonts w:cs="Times New Roman"/>
+        </w:rPr>
+        <w:t>DeepRAP</w:t>
+      </w:r>
+      <w:proofErr w:type="spellEnd"/>
+      <w:r>
+        <w:rPr>
+          <w:rFonts w:cs="Times New Roman"/>
+        </w:rPr>
+        <w:t xml:space="preserve"> funding decision, the applicant will seek a formal agreement with the University of Salamanca (USAL), where the applicant </w:t>
       </w:r>
       <w:r>
         <w:rPr>
           <w:rFonts w:cs="Times New Roman"/>
         </w:rPr>
         <w:lastRenderedPageBreak/>
-        <w:t>decision, the applicant will seek a formal agreement with the University of Salamanca (USAL), where the applicant plans to pursue doctoral research in the Doctoral Programme in Applied Artificial Intelligence (Programa de</w:t>
-      </w:r>
-      <w:r>
-        <w:rPr>
-          <w:rFonts w:cs="Times New Roman"/>
-        </w:rPr>
-        <w:t xml:space="preserve"> Doctorado en Inteligencia Artificial Aplicada), subject to USAL admission, supervision and institutional decisions. The intended scientific anchor is the Departamento de Informática y Automática, combining Ciencia de la Computación e Inteligencia Artifici</w:t>
-      </w:r>
-      <w:r>
-        <w:rPr>
-          <w:rFonts w:cs="Times New Roman"/>
-        </w:rPr>
-        <w:t>al with Ingeniería de Sistemas y Automática: the former aligns with the cognitive-AI/formal research object, while the latter provides the disciplinary route required for robotics, control and physical perception-action validation. The negotiation target i</w:t>
-      </w:r>
-      <w:r>
-        <w:rPr>
-          <w:rFonts w:cs="Times New Roman"/>
-        </w:rPr>
-        <w:t>s documented access to suitable simulated and physical robotics infrastructure, technical supervision/support and, where scientifically appropriate, participation in the embodied validation work. Selection by EIC would not itself grant access or constitute</w:t>
-      </w:r>
-      <w:r>
-        <w:rPr>
-          <w:rFonts w:cs="Times New Roman"/>
-        </w:rPr>
-        <w:t xml:space="preserve"> USAL endorsement; it would provide an externally evaluated European project, defined WP7 requirements, budget and timetable around which that agreement can be negotiated. MS4 at M15 requires a documented, budget-compatible physical access route before the</w:t>
-      </w:r>
-      <w:r>
-        <w:rPr>
-          <w:rFonts w:cs="Times New Roman"/>
-        </w:rPr>
-        <w:t xml:space="preserve"> laboratory campaign becomes critical. DeepRAP common pilots, other European university/robotics hosts, relevant Testing and Experimentation Facilities and eligible purchased laboratory/testing access remain parallel fallbacks, so no single institution def</w:t>
-      </w:r>
-      <w:r>
-        <w:rPr>
-          <w:rFonts w:cs="Times New Roman"/>
-        </w:rPr>
-        <w:t>ines the critical path.</w:t>
+        <w:t xml:space="preserve">plans to pursue doctoral research in the Doctoral </w:t>
+      </w:r>
+      <w:proofErr w:type="spellStart"/>
+      <w:r>
+        <w:rPr>
+          <w:rFonts w:cs="Times New Roman"/>
+        </w:rPr>
+        <w:t>Programme</w:t>
+      </w:r>
+      <w:proofErr w:type="spellEnd"/>
+      <w:r>
+        <w:rPr>
+          <w:rFonts w:cs="Times New Roman"/>
+        </w:rPr>
+        <w:t xml:space="preserve"> in Applied Artificial Intelligence (</w:t>
+      </w:r>
+      <w:proofErr w:type="spellStart"/>
+      <w:r>
+        <w:rPr>
+          <w:rFonts w:cs="Times New Roman"/>
+        </w:rPr>
+        <w:t>Programa</w:t>
+      </w:r>
+      <w:proofErr w:type="spellEnd"/>
+      <w:r>
+        <w:rPr>
+          <w:rFonts w:cs="Times New Roman"/>
+        </w:rPr>
+        <w:t xml:space="preserve"> de </w:t>
+      </w:r>
+      <w:proofErr w:type="spellStart"/>
+      <w:r>
+        <w:rPr>
+          <w:rFonts w:cs="Times New Roman"/>
+        </w:rPr>
+        <w:t>Doctorado</w:t>
+      </w:r>
+      <w:proofErr w:type="spellEnd"/>
+      <w:r>
+        <w:rPr>
+          <w:rFonts w:cs="Times New Roman"/>
+        </w:rPr>
+        <w:t xml:space="preserve"> </w:t>
+      </w:r>
+      <w:proofErr w:type="spellStart"/>
+      <w:r>
+        <w:rPr>
+          <w:rFonts w:cs="Times New Roman"/>
+        </w:rPr>
+        <w:t>en</w:t>
+      </w:r>
+      <w:proofErr w:type="spellEnd"/>
+      <w:r>
+        <w:rPr>
+          <w:rFonts w:cs="Times New Roman"/>
+        </w:rPr>
+        <w:t xml:space="preserve"> </w:t>
+      </w:r>
+      <w:proofErr w:type="spellStart"/>
+      <w:r>
+        <w:rPr>
+          <w:rFonts w:cs="Times New Roman"/>
+        </w:rPr>
+        <w:t>Inteligencia</w:t>
+      </w:r>
+      <w:proofErr w:type="spellEnd"/>
+      <w:r>
+        <w:rPr>
+          <w:rFonts w:cs="Times New Roman"/>
+        </w:rPr>
+        <w:t xml:space="preserve"> Artificial </w:t>
+      </w:r>
+      <w:proofErr w:type="spellStart"/>
+      <w:r>
+        <w:rPr>
+          <w:rFonts w:cs="Times New Roman"/>
+        </w:rPr>
+        <w:t>Aplicada</w:t>
+      </w:r>
+      <w:proofErr w:type="spellEnd"/>
+      <w:r>
+        <w:rPr>
+          <w:rFonts w:cs="Times New Roman"/>
+        </w:rPr>
+        <w:t xml:space="preserve">), subject to USAL admission, supervision and institutional decisions. The intended scientific anchor is the </w:t>
+      </w:r>
+      <w:proofErr w:type="spellStart"/>
+      <w:r>
+        <w:rPr>
+          <w:rFonts w:cs="Times New Roman"/>
+        </w:rPr>
+        <w:t>Departamento</w:t>
+      </w:r>
+      <w:proofErr w:type="spellEnd"/>
+      <w:r>
+        <w:rPr>
+          <w:rFonts w:cs="Times New Roman"/>
+        </w:rPr>
+        <w:t xml:space="preserve"> de </w:t>
+      </w:r>
+      <w:proofErr w:type="spellStart"/>
+      <w:r>
+        <w:rPr>
+          <w:rFonts w:cs="Times New Roman"/>
+        </w:rPr>
+        <w:t>Informática</w:t>
+      </w:r>
+      <w:proofErr w:type="spellEnd"/>
+      <w:r>
+        <w:rPr>
+          <w:rFonts w:cs="Times New Roman"/>
+        </w:rPr>
+        <w:t xml:space="preserve"> y </w:t>
+      </w:r>
+      <w:proofErr w:type="spellStart"/>
+      <w:r>
+        <w:rPr>
+          <w:rFonts w:cs="Times New Roman"/>
+        </w:rPr>
+        <w:t>Automática</w:t>
+      </w:r>
+      <w:proofErr w:type="spellEnd"/>
+      <w:r>
+        <w:rPr>
+          <w:rFonts w:cs="Times New Roman"/>
+        </w:rPr>
+        <w:t xml:space="preserve">, combining </w:t>
+      </w:r>
+      <w:proofErr w:type="spellStart"/>
+      <w:r>
+        <w:rPr>
+          <w:rFonts w:cs="Times New Roman"/>
+        </w:rPr>
+        <w:t>Ciencia</w:t>
+      </w:r>
+      <w:proofErr w:type="spellEnd"/>
+      <w:r>
+        <w:rPr>
+          <w:rFonts w:cs="Times New Roman"/>
+        </w:rPr>
+        <w:t xml:space="preserve"> de la </w:t>
+      </w:r>
+      <w:proofErr w:type="spellStart"/>
+      <w:r>
+        <w:rPr>
+          <w:rFonts w:cs="Times New Roman"/>
+        </w:rPr>
+        <w:t>Computación</w:t>
+      </w:r>
+      <w:proofErr w:type="spellEnd"/>
+      <w:r>
+        <w:rPr>
+          <w:rFonts w:cs="Times New Roman"/>
+        </w:rPr>
+        <w:t xml:space="preserve"> e </w:t>
+      </w:r>
+      <w:proofErr w:type="spellStart"/>
+      <w:r>
+        <w:rPr>
+          <w:rFonts w:cs="Times New Roman"/>
+        </w:rPr>
+        <w:t>Inteligencia</w:t>
+      </w:r>
+      <w:proofErr w:type="spellEnd"/>
+      <w:r>
+        <w:rPr>
+          <w:rFonts w:cs="Times New Roman"/>
+        </w:rPr>
+        <w:t xml:space="preserve"> Artificial with </w:t>
+      </w:r>
+      <w:proofErr w:type="spellStart"/>
+      <w:r>
+        <w:rPr>
+          <w:rFonts w:cs="Times New Roman"/>
+        </w:rPr>
+        <w:t>Ingeniería</w:t>
+      </w:r>
+      <w:proofErr w:type="spellEnd"/>
+      <w:r>
+        <w:rPr>
+          <w:rFonts w:cs="Times New Roman"/>
+        </w:rPr>
+        <w:t xml:space="preserve"> de </w:t>
+      </w:r>
+      <w:proofErr w:type="spellStart"/>
+      <w:r>
+        <w:rPr>
+          <w:rFonts w:cs="Times New Roman"/>
+        </w:rPr>
+        <w:t>Sistemas</w:t>
+      </w:r>
+      <w:proofErr w:type="spellEnd"/>
+      <w:r>
+        <w:rPr>
+          <w:rFonts w:cs="Times New Roman"/>
+        </w:rPr>
+        <w:t xml:space="preserve"> y </w:t>
+      </w:r>
+      <w:proofErr w:type="spellStart"/>
+      <w:r>
+        <w:rPr>
+          <w:rFonts w:cs="Times New Roman"/>
+        </w:rPr>
+        <w:t>Automática</w:t>
+      </w:r>
+      <w:proofErr w:type="spellEnd"/>
+      <w:r>
+        <w:rPr>
+          <w:rFonts w:cs="Times New Roman"/>
+        </w:rPr>
+        <w:t xml:space="preserve">: the former aligns with the cognitive-AI/formal research object, while the latter provides the disciplinary route required for robotics, control and physical perception-action validation. The negotiation target is documented access to suitable simulated and physical robotics infrastructure, technical supervision/support and, where scientifically appropriate, participation in the embodied validation work. Selection by EIC would not itself grant access or constitute USAL endorsement; it would provide an externally evaluated European project, defined WP7 requirements, budget and timetable around which that agreement can be negotiated. MS4 at M15 requires a documented, budget-compatible physical access route before the laboratory campaign becomes critical. </w:t>
+      </w:r>
+      <w:proofErr w:type="spellStart"/>
+      <w:r>
+        <w:rPr>
+          <w:rFonts w:cs="Times New Roman"/>
+        </w:rPr>
+        <w:t>DeepRAP</w:t>
+      </w:r>
+      <w:proofErr w:type="spellEnd"/>
+      <w:r>
+        <w:rPr>
+          <w:rFonts w:cs="Times New Roman"/>
+        </w:rPr>
+        <w:t xml:space="preserve"> common pilots, other European university/robotics hosts, relevant Testing and Experimentation Facilities and eligible purchased laboratory/testing access remain parallel fallbacks, so no single institution defines the critical path.</w:t>
       </w:r>
     </w:p>
     <w:p>
@@ -16539,12 +17004,21 @@
         <w:keepNext/>
         <w:spacing w:before="60" w:after="40"/>
       </w:pPr>
+      <w:proofErr w:type="spellStart"/>
       <w:r>
         <w:rPr>
           <w:rFonts w:cs="Times New Roman"/>
           <w:b/>
         </w:rPr>
-        <w:t>Institutionalisation and doctoral pathway</w:t>
+        <w:t>Institutionalisation</w:t>
+      </w:r>
+      <w:proofErr w:type="spellEnd"/>
+      <w:r>
+        <w:rPr>
+          <w:rFonts w:cs="Times New Roman"/>
+          <w:b/>
+        </w:rPr>
+        <w:t xml:space="preserve"> and doctoral pathway</w:t>
       </w:r>
     </w:p>
     <w:p>
@@ -16552,25 +17026,35 @@
         <w:rPr>
           <w:rFonts w:cs="Times New Roman"/>
         </w:rPr>
-        <w:t>The prospective USAL doctoral pathway and the Year-3 infrastructure strategy are deliberately linked without being conflated. Doctoral enrolment is not a condition for Years 1-2, and USAL is</w:t>
-      </w:r>
-      <w:r>
-        <w:rPr>
-          <w:rFonts w:cs="Times New Roman"/>
-        </w:rPr>
-        <w:t xml:space="preserve"> not counted as a beneficiary, host, committed infrastructure provider, co-funder or current affiliation at submission. The pathway instead provides a credible institutional continuity mechanism: if MDPAR-H is selected for funding, the applicant will seek </w:t>
-      </w:r>
-      <w:r>
-        <w:rPr>
-          <w:rFonts w:cs="Times New Roman"/>
-        </w:rPr>
-        <w:t>to align doctoral supervision in Applied Artificial Intelligence with the same Department of Computer Science and Automation environment targeted for the embodied validation agreement. Any role, access right or contribution will enter the project record on</w:t>
-      </w:r>
-      <w:r>
-        <w:rPr>
-          <w:rFonts w:cs="Times New Roman"/>
-        </w:rPr>
-        <w:t>ly when documented in writing and, where required, reflected through the appropriate Horizon Europe contractual or implementation mechanism. The same evidence rule applies to every prospective institutional or DeepRAP collaboration.</w:t>
+        <w:t>The prospective USAL doctoral pathway and the Year-3 infrastructure strategy are deliberately linked without being conflated. Doctoral enrolment is not a condition for Years 1-2, and USAL is not counted as a beneficiary, host, committed infrastructure provider, co-</w:t>
+      </w:r>
+      <w:proofErr w:type="spellStart"/>
+      <w:r>
+        <w:rPr>
+          <w:rFonts w:cs="Times New Roman"/>
+        </w:rPr>
+        <w:t>funder</w:t>
+      </w:r>
+      <w:proofErr w:type="spellEnd"/>
+      <w:r>
+        <w:rPr>
+          <w:rFonts w:cs="Times New Roman"/>
+        </w:rPr>
+        <w:t xml:space="preserve"> or current affiliation at submission. The pathway instead provides a credible institutional continuity mechanism: if MDPAR-H is selected for funding, the applicant will seek to align doctoral supervision in Applied Artificial Intelligence with the same Department of Computer Science and Automation environment targeted for the embodied validation agreement. Any role, access right or contribution will enter the project record only when documented in writing and, where required, reflected through the appropriate Horizon Europe contractual or implementation mechanism. The same evidence rule applies to every prospective institutional or </w:t>
+      </w:r>
+      <w:proofErr w:type="spellStart"/>
+      <w:r>
+        <w:rPr>
+          <w:rFonts w:cs="Times New Roman"/>
+        </w:rPr>
+        <w:t>DeepRAP</w:t>
+      </w:r>
+      <w:proofErr w:type="spellEnd"/>
+      <w:r>
+        <w:rPr>
+          <w:rFonts w:cs="Times New Roman"/>
+        </w:rPr>
+        <w:t xml:space="preserve"> collaboration.</w:t>
       </w:r>
     </w:p>
     <w:p>
@@ -16578,19 +17062,21 @@
         <w:keepNext/>
         <w:spacing w:before="60" w:after="40"/>
       </w:pPr>
+      <w:proofErr w:type="spellStart"/>
       <w:r>
         <w:rPr>
           <w:rFonts w:cs="Times New Roman"/>
           <w:b/>
         </w:rPr>
-        <w:t>DeepRAP portfolio as ex</w:t>
-      </w:r>
+        <w:t>DeepRAP</w:t>
+      </w:r>
+      <w:proofErr w:type="spellEnd"/>
       <w:r>
         <w:rPr>
           <w:rFonts w:cs="Times New Roman"/>
           <w:b/>
         </w:rPr>
-        <w:t>perimental infrastructure, not dependency</w:t>
+        <w:t xml:space="preserve"> portfolio as experimental infrastructure, not dependency</w:t>
       </w:r>
     </w:p>
     <w:p>
@@ -16598,31 +17084,7 @@
         <w:rPr>
           <w:rFonts w:cs="Times New Roman"/>
         </w:rPr>
-        <w:t xml:space="preserve">MDPAR-H is unusually well matched to the portfolio model because external projects are scientifically useful precisely when they are different. Benchmark Development supplies shared tasks and evaluation protocols; </w:t>
-      </w:r>
-      <w:r>
-        <w:rPr>
-          <w:rFonts w:cs="Times New Roman"/>
-        </w:rPr>
-        <w:t>Interoperability supplies heterogeneous interfaces; Common Pilots and, where feasible, multiagent integration supply jointly situated tests. MDPAR-H contributes structural schemas, provenance/authority conventions, match/non-match metrics, adapter-burden m</w:t>
-      </w:r>
-      <w:r>
-        <w:rPr>
-          <w:rFonts w:cs="Times New Roman"/>
-        </w:rPr>
-        <w:t>easures and a service-level integration contract, while other projects contribute independently engineered cognitive systems. This reciprocal design turns portfolio collaboration into adversarial external validation rather than simple resource sharing. Cru</w:t>
-      </w:r>
-      <w:r>
-        <w:rPr>
-          <w:rFonts w:cs="Times New Roman"/>
-        </w:rPr>
-        <w:t>cially, engineering every comparison system inside MDPAR-H would weaken O3 by increasing common-design dependence; independent systems are therefore part of the control structure of the experiment. Nevertheless, no specific portfolio project is placed on t</w:t>
-      </w:r>
-      <w:r>
-        <w:rPr>
-          <w:rFonts w:cs="Times New Roman"/>
-        </w:rPr>
-        <w:t>he critical path at submission: each dependency retains an independent-system or facility fallback route.</w:t>
+        <w:t>MDPAR-H is unusually well matched to the portfolio model because external projects are scientifically useful precisely when they are different. Benchmark Development supplies shared tasks and evaluation protocols; Interoperability supplies heterogeneous interfaces; Common Pilots and, where feasible, multiagent integration supply jointly situated tests. MDPAR-H contributes structural schemas, provenance/authority conventions, match/non-match metrics, adapter-burden measures and a service-level integration contract, while other projects contribute independently engineered cognitive systems. This reciprocal design turns portfolio collaboration into adversarial external validation rather than simple resource sharing. Crucially, engineering every comparison system inside MDPAR-H would weaken O3 by increasing common-design dependence; independent systems are therefore part of the control structure of the experiment. Nevertheless, no specific portfolio project is placed on the critical path at submission: each dependency retains an independent-system or facility fallback route.</w:t>
       </w:r>
     </w:p>
     <w:p>
@@ -16643,25 +17105,35 @@
         <w:rPr>
           <w:rFonts w:cs="Times New Roman"/>
         </w:rPr>
-        <w:t>Industrial involvement is not artificially inserted merely to strengthen the consortium narrative. The</w:t>
-      </w:r>
-      <w:r>
-        <w:rPr>
-          <w:rFonts w:cs="Times New Roman"/>
-        </w:rPr>
-        <w:t xml:space="preserve"> pre-project Swagger surface already supplies a product-facing boundary, while Section 2 identifies professional/institutional assessment, enterprise/on-premise cognitive infrastructure, runtime/API/SDK licensing, assurance tooling and, conditionally, embo</w:t>
-      </w:r>
-      <w:r>
-        <w:rPr>
-          <w:rFonts w:cs="Times New Roman"/>
-        </w:rPr>
-        <w:t>died/OEM integration as exploitation routes. During RP2, WP5/WP9 will involve AI SMEs, integrators, assurance/testing actors, professional-service organisations and prospective public/industrial adopters according to the scientific domain of validity actua</w:t>
-      </w:r>
-      <w:r>
-        <w:rPr>
-          <w:rFonts w:cs="Times New Roman"/>
-        </w:rPr>
-        <w:t>lly established. Any industrial participant added before submission must have a specific technical or exploitation role and adequate resources; otherwise it remains a stakeholder rather than a nominal consortium member.</w:t>
+        <w:t xml:space="preserve">Industrial involvement is not artificially inserted merely to strengthen the consortium narrative. The pre-project Swagger surface already supplies a product-facing boundary, while Section 2 identifies professional/institutional assessment, enterprise/on-premise cognitive infrastructure, runtime/API/SDK licensing, assurance tooling and, conditionally, embodied/OEM integration as exploitation routes. During RP2, WP5/WP9 will involve AI SMEs, integrators, assurance/testing actors, professional-service </w:t>
+      </w:r>
+      <w:proofErr w:type="spellStart"/>
+      <w:r>
+        <w:rPr>
+          <w:rFonts w:cs="Times New Roman"/>
+        </w:rPr>
+        <w:t>organisations</w:t>
+      </w:r>
+      <w:proofErr w:type="spellEnd"/>
+      <w:r>
+        <w:rPr>
+          <w:rFonts w:cs="Times New Roman"/>
+        </w:rPr>
+        <w:t xml:space="preserve"> and prospective public/industrial adopters according to the scientific domain of validity actually established. Any industrial participant added before submission must have a specific technical or exploitation role and adequate resources; </w:t>
+      </w:r>
+      <w:proofErr w:type="gramStart"/>
+      <w:r>
+        <w:rPr>
+          <w:rFonts w:cs="Times New Roman"/>
+        </w:rPr>
+        <w:t>otherwise</w:t>
+      </w:r>
+      <w:proofErr w:type="gramEnd"/>
+      <w:r>
+        <w:rPr>
+          <w:rFonts w:cs="Times New Roman"/>
+        </w:rPr>
+        <w:t xml:space="preserve"> it remains a stakeholder rather than a nominal consortium member.</w:t>
       </w:r>
     </w:p>
     <w:p>
@@ -16674,14 +17146,7 @@
           <w:rFonts w:cs="Times New Roman"/>
           <w:b/>
         </w:rPr>
-        <w:t xml:space="preserve">Capacity limitation and credibility </w:t>
-      </w:r>
-      <w:r>
-        <w:rPr>
-          <w:rFonts w:cs="Times New Roman"/>
-          <w:b/>
-        </w:rPr>
-        <w:t>statement</w:t>
+        <w:t>Capacity limitation and credibility statement</w:t>
       </w:r>
     </w:p>
     <w:p>
@@ -16689,37 +17154,161 @@
         <w:rPr>
           <w:rFonts w:cs="Times New Roman"/>
         </w:rPr>
-        <w:t>At submission, the principal implementation risk is not the absence of a working MDPAR instrument, formal object, evidence infrastructure or Year-1 execution environment; it is the absence of a written commitment for the independent embodied infr</w:t>
-      </w:r>
-      <w:r>
-        <w:rPr>
-          <w:rFonts w:cs="Times New Roman"/>
-        </w:rPr>
-        <w:t>astructure needed by the strongest Year-3 test. The proposal states this limitation explicitly because hiding it would undermine the same provenance and authority discipline that MDPAR-H proposes scientifically. The risk is localised rather than diffuse: Y</w:t>
-      </w:r>
-      <w:r>
-        <w:rPr>
-          <w:rFonts w:cs="Times New Roman"/>
-        </w:rPr>
-        <w:t>ear 1 is applicant-controlled; Year 2 has multiple independent-system routes; and Year 3 has a named preferred institutional route, a defined acquisition trigger, an M15 access gate and parallel European fallbacks. The preferred route is USAL's Departament</w:t>
-      </w:r>
-      <w:r>
-        <w:rPr>
-          <w:rFonts w:cs="Times New Roman"/>
-        </w:rPr>
-        <w:t xml:space="preserve">o de Informática y Automática, through the complementary areas of Ciencia de la Computación e Inteligencia Artificial and Ingeniería de Sistemas y Automática, opened for formal negotiation following a positive EIC Pathfinder DeepRAP funding decision. This </w:t>
-      </w:r>
-      <w:r>
-        <w:rPr>
-          <w:rFonts w:cs="Times New Roman"/>
-        </w:rPr>
-        <w:t>does not convert prospective access into present capacity. It does, however, replace an unspecified future infrastructure need with a concrete acquisition strategy whose scientific requirements remain platform-agnostic and whose failure does not force rede</w:t>
-      </w:r>
-      <w:r>
-        <w:rPr>
-          <w:rFonts w:cs="Times New Roman"/>
-        </w:rPr>
-        <w:t xml:space="preserve">sign of Years 1-2. The only claim made at submission is therefore </w:t>
+        <w:t xml:space="preserve">At submission, the principal implementation risk is not the absence of a working MDPAR instrument, formal object, evidence infrastructure or Year-1 execution environment; it is the absence of a written commitment for the independent embodied infrastructure needed by the strongest Year-3 test. The proposal states this limitation explicitly because hiding it would undermine the same provenance and authority discipline that MDPAR-H proposes scientifically. The risk is </w:t>
+      </w:r>
+      <w:proofErr w:type="spellStart"/>
+      <w:r>
+        <w:rPr>
+          <w:rFonts w:cs="Times New Roman"/>
+        </w:rPr>
+        <w:t>localised</w:t>
+      </w:r>
+      <w:proofErr w:type="spellEnd"/>
+      <w:r>
+        <w:rPr>
+          <w:rFonts w:cs="Times New Roman"/>
+        </w:rPr>
+        <w:t xml:space="preserve"> rather than diffuse: Year 1 is applicant-controlled; Year 2 has multiple independent-system routes; and Year 3 has a named preferred institutional route, a defined acquisition trigger, an M15 access gate and parallel European fallbacks. The preferred route is USAL's </w:t>
+      </w:r>
+      <w:proofErr w:type="spellStart"/>
+      <w:r>
+        <w:rPr>
+          <w:rFonts w:cs="Times New Roman"/>
+        </w:rPr>
+        <w:t>Departamento</w:t>
+      </w:r>
+      <w:proofErr w:type="spellEnd"/>
+      <w:r>
+        <w:rPr>
+          <w:rFonts w:cs="Times New Roman"/>
+        </w:rPr>
+        <w:t xml:space="preserve"> de </w:t>
+      </w:r>
+      <w:proofErr w:type="spellStart"/>
+      <w:r>
+        <w:rPr>
+          <w:rFonts w:cs="Times New Roman"/>
+        </w:rPr>
+        <w:t>Informática</w:t>
+      </w:r>
+      <w:proofErr w:type="spellEnd"/>
+      <w:r>
+        <w:rPr>
+          <w:rFonts w:cs="Times New Roman"/>
+        </w:rPr>
+        <w:t xml:space="preserve"> y </w:t>
+      </w:r>
+      <w:proofErr w:type="spellStart"/>
+      <w:r>
+        <w:rPr>
+          <w:rFonts w:cs="Times New Roman"/>
+        </w:rPr>
+        <w:t>Automática</w:t>
+      </w:r>
+      <w:proofErr w:type="spellEnd"/>
+      <w:r>
+        <w:rPr>
+          <w:rFonts w:cs="Times New Roman"/>
+        </w:rPr>
+        <w:t xml:space="preserve">, through the complementary areas of </w:t>
+      </w:r>
+      <w:proofErr w:type="spellStart"/>
+      <w:r>
+        <w:rPr>
+          <w:rFonts w:cs="Times New Roman"/>
+        </w:rPr>
+        <w:t>Ciencia</w:t>
+      </w:r>
+      <w:proofErr w:type="spellEnd"/>
+      <w:r>
+        <w:rPr>
+          <w:rFonts w:cs="Times New Roman"/>
+        </w:rPr>
+        <w:t xml:space="preserve"> de la </w:t>
+      </w:r>
+      <w:proofErr w:type="spellStart"/>
+      <w:r>
+        <w:rPr>
+          <w:rFonts w:cs="Times New Roman"/>
+        </w:rPr>
+        <w:t>Computación</w:t>
+      </w:r>
+      <w:proofErr w:type="spellEnd"/>
+      <w:r>
+        <w:rPr>
+          <w:rFonts w:cs="Times New Roman"/>
+        </w:rPr>
+        <w:t xml:space="preserve"> e </w:t>
+      </w:r>
+      <w:proofErr w:type="spellStart"/>
+      <w:r>
+        <w:rPr>
+          <w:rFonts w:cs="Times New Roman"/>
+        </w:rPr>
+        <w:t>Inteligencia</w:t>
+      </w:r>
+      <w:proofErr w:type="spellEnd"/>
+      <w:r>
+        <w:rPr>
+          <w:rFonts w:cs="Times New Roman"/>
+        </w:rPr>
+        <w:t xml:space="preserve"> Artificial and </w:t>
+      </w:r>
+      <w:proofErr w:type="spellStart"/>
+      <w:r>
+        <w:rPr>
+          <w:rFonts w:cs="Times New Roman"/>
+        </w:rPr>
+        <w:t>Ingeniería</w:t>
+      </w:r>
+      <w:proofErr w:type="spellEnd"/>
+      <w:r>
+        <w:rPr>
+          <w:rFonts w:cs="Times New Roman"/>
+        </w:rPr>
+        <w:t xml:space="preserve"> de </w:t>
+      </w:r>
+      <w:proofErr w:type="spellStart"/>
+      <w:r>
+        <w:rPr>
+          <w:rFonts w:cs="Times New Roman"/>
+        </w:rPr>
+        <w:t>Sistemas</w:t>
+      </w:r>
+      <w:proofErr w:type="spellEnd"/>
+      <w:r>
+        <w:rPr>
+          <w:rFonts w:cs="Times New Roman"/>
+        </w:rPr>
+        <w:t xml:space="preserve"> y </w:t>
+      </w:r>
+      <w:proofErr w:type="spellStart"/>
+      <w:r>
+        <w:rPr>
+          <w:rFonts w:cs="Times New Roman"/>
+        </w:rPr>
+        <w:t>Automática</w:t>
+      </w:r>
+      <w:proofErr w:type="spellEnd"/>
+      <w:r>
+        <w:rPr>
+          <w:rFonts w:cs="Times New Roman"/>
+        </w:rPr>
+        <w:t xml:space="preserve">, opened for formal negotiation following a positive EIC Pathfinder </w:t>
+      </w:r>
+      <w:proofErr w:type="spellStart"/>
+      <w:r>
+        <w:rPr>
+          <w:rFonts w:cs="Times New Roman"/>
+        </w:rPr>
+        <w:t>DeepRAP</w:t>
+      </w:r>
+      <w:proofErr w:type="spellEnd"/>
+      <w:r>
+        <w:rPr>
+          <w:rFonts w:cs="Times New Roman"/>
+        </w:rPr>
+        <w:t xml:space="preserve"> funding decision. This does not convert prospective access into present capacity. It does, however, replace an unspecified future infrastructure need with a concrete acquisition strategy whose scientific requirements remain platform-agnostic and whose failure does not force redesign of Years 1-2. The only claim made at submission is therefore </w:t>
       </w:r>
       <w:r>
         <w:rPr>
@@ -16925,8 +17514,17 @@
               <w:rFonts w:cs="Times New Roman"/>
               <w:sz w:val="16"/>
             </w:rPr>
-            <w:t>Call: HORIZON-EIC-2026-PATHFINDERCHALLENGES-01-03 - DeepRAP</w:t>
+            <w:t xml:space="preserve">Call: HORIZON-EIC-2026-PATHFINDERCHALLENGES-01-03 - </w:t>
           </w:r>
+          <w:proofErr w:type="spellStart"/>
+          <w:r>
+            <w:rPr>
+              <w:rFonts w:cs="Times New Roman"/>
+              <w:sz w:val="16"/>
+            </w:rPr>
+            <w:t>DeepRAP</w:t>
+          </w:r>
+          <w:proofErr w:type="spellEnd"/>
         </w:p>
       </w:tc>
       <w:tc>
